--- a/TS Jatai Ghanam Project/TS 7.4/TS 7.4 Ghanam Tamil Corrections.docx
+++ b/TS Jatai Ghanam Project/TS 7.4/TS 7.4 Ghanam Tamil Corrections.docx
@@ -1,6 +1,6 @@
 
 <file path=word/document.xml><?xml version="1.0" encoding="utf-8"?>
-<w:document xmlns:wpc="http://schemas.microsoft.com/office/word/2010/wordprocessingCanvas" xmlns:cx="http://schemas.microsoft.com/office/drawing/2014/chartex" xmlns:cx1="http://schemas.microsoft.com/office/drawing/2015/9/8/chartex" xmlns:cx2="http://schemas.microsoft.com/office/drawing/2015/10/21/chartex" xmlns:cx3="http://schemas.microsoft.com/office/drawing/2016/5/9/chartex" xmlns:cx4="http://schemas.microsoft.com/office/drawing/2016/5/10/chartex" xmlns:cx5="http://schemas.microsoft.com/office/drawing/2016/5/11/chartex" xmlns:cx6="http://schemas.microsoft.com/office/drawing/2016/5/12/chartex" xmlns:cx7="http://schemas.microsoft.com/office/drawing/2016/5/13/chartex" xmlns:cx8="http://schemas.microsoft.com/office/drawing/2016/5/14/chartex" xmlns:mc="http://schemas.openxmlformats.org/markup-compatibility/2006" xmlns:aink="http://schemas.microsoft.com/office/drawing/2016/ink" xmlns:am3d="http://schemas.microsoft.com/office/drawing/2017/model3d" xmlns:o="urn:schemas-microsoft-com:office:office" xmlns:oel="http://schemas.microsoft.com/office/2019/extlst" xmlns:r="http://schemas.openxmlformats.org/officeDocument/2006/relationships" xmlns:m="http://schemas.openxmlformats.org/officeDocument/2006/math" xmlns:v="urn:schemas-microsoft-com:vml" xmlns:wp14="http://schemas.microsoft.com/office/word/2010/wordprocessingDrawing" xmlns:wp="http://schemas.openxmlformats.org/drawingml/2006/wordprocessingDrawing" xmlns:w10="urn:schemas-microsoft-com:office:word" xmlns:w="http://schemas.openxmlformats.org/wordprocessingml/2006/main" xmlns:w14="http://schemas.microsoft.com/office/word/2010/wordml" xmlns:w15="http://schemas.microsoft.com/office/word/2012/wordml" xmlns:w16cei="http://schemas.microsoft.com/office/word/2026/wordml/cei" xmlns:w16cex="http://schemas.microsoft.com/office/word/2018/wordml/cex" xmlns:w16cid="http://schemas.microsoft.com/office/word/2016/wordml/cid" xmlns:w16="http://schemas.microsoft.com/office/word/2018/wordml" xmlns:w16du="http://schemas.microsoft.com/office/word/2023/wordml/word16du" xmlns:w16sdtdh="http://schemas.microsoft.com/office/word/2020/wordml/sdtdatahash" xmlns:w16sdtfl="http://schemas.microsoft.com/office/word/2024/wordml/sdtformatlock" xmlns:w16se="http://schemas.microsoft.com/office/word/2015/wordml/symex" xmlns:wpg="http://schemas.microsoft.com/office/word/2010/wordprocessingGroup" xmlns:wpi="http://schemas.microsoft.com/office/word/2010/wordprocessingInk" xmlns:wne="http://schemas.microsoft.com/office/word/2006/wordml" xmlns:wps="http://schemas.microsoft.com/office/word/2010/wordprocessingShape" mc:Ignorable="w14 w15 w16se w16cid w16 w16cex w16sdtdh w16sdtfl w16du wp14">
+<w:document xmlns:wpc="http://schemas.microsoft.com/office/word/2010/wordprocessingCanvas" xmlns:cx="http://schemas.microsoft.com/office/drawing/2014/chartex" xmlns:cx1="http://schemas.microsoft.com/office/drawing/2015/9/8/chartex" xmlns:cx2="http://schemas.microsoft.com/office/drawing/2015/10/21/chartex" xmlns:cx3="http://schemas.microsoft.com/office/drawing/2016/5/9/chartex" xmlns:cx4="http://schemas.microsoft.com/office/drawing/2016/5/10/chartex" xmlns:cx5="http://schemas.microsoft.com/office/drawing/2016/5/11/chartex" xmlns:cx6="http://schemas.microsoft.com/office/drawing/2016/5/12/chartex" xmlns:cx7="http://schemas.microsoft.com/office/drawing/2016/5/13/chartex" xmlns:cx8="http://schemas.microsoft.com/office/drawing/2016/5/14/chartex" xmlns:mc="http://schemas.openxmlformats.org/markup-compatibility/2006" xmlns:aink="http://schemas.microsoft.com/office/drawing/2016/ink" xmlns:am3d="http://schemas.microsoft.com/office/drawing/2017/model3d" xmlns:o="urn:schemas-microsoft-com:office:office" xmlns:oel="http://schemas.microsoft.com/office/2019/extlst" xmlns:r="http://schemas.openxmlformats.org/officeDocument/2006/relationships" xmlns:m="http://schemas.openxmlformats.org/officeDocument/2006/math" xmlns:v="urn:schemas-microsoft-com:vml" xmlns:wp14="http://schemas.microsoft.com/office/word/2010/wordprocessingDrawing" xmlns:wp="http://schemas.openxmlformats.org/drawingml/2006/wordprocessingDrawing" xmlns:w10="urn:schemas-microsoft-com:office:word" xmlns:w="http://schemas.openxmlformats.org/wordprocessingml/2006/main" xmlns:w14="http://schemas.microsoft.com/office/word/2010/wordml" xmlns:w15="http://schemas.microsoft.com/office/word/2012/wordml" xmlns:w16cex="http://schemas.microsoft.com/office/word/2018/wordml/cex" xmlns:w16cid="http://schemas.microsoft.com/office/word/2016/wordml/cid" xmlns:w16="http://schemas.microsoft.com/office/word/2018/wordml" xmlns:w16du="http://schemas.microsoft.com/office/word/2023/wordml/word16du" xmlns:w16sdtdh="http://schemas.microsoft.com/office/word/2020/wordml/sdtdatahash" xmlns:w16sdtfl="http://schemas.microsoft.com/office/word/2024/wordml/sdtformatlock" xmlns:w16se="http://schemas.microsoft.com/office/word/2015/wordml/symex" xmlns:wpg="http://schemas.microsoft.com/office/word/2010/wordprocessingGroup" xmlns:wpi="http://schemas.microsoft.com/office/word/2010/wordprocessingInk" xmlns:wne="http://schemas.microsoft.com/office/word/2006/wordml" xmlns:wps="http://schemas.microsoft.com/office/word/2010/wordprocessingShape" mc:Ignorable="w14 w15 w16se w16cid w16 w16cex w16sdtdh w16sdtfl w16du wp14">
   <w:body>
     <w:p>
       <w:pPr>
@@ -102,7 +102,18 @@
           <w:szCs w:val="32"/>
           <w:u w:val="single"/>
         </w:rPr>
-        <w:t xml:space="preserve">Corrections – Observed till </w:t>
+        <w:t xml:space="preserve">Corrections – Observed </w:t>
+      </w:r>
+      <w:proofErr w:type="gramStart"/>
+      <w:r>
+        <w:rPr>
+          <w:b/>
+          <w:bCs/>
+          <w:sz w:val="32"/>
+          <w:szCs w:val="32"/>
+          <w:u w:val="single"/>
+        </w:rPr>
+        <w:t xml:space="preserve">till </w:t>
       </w:r>
       <w:r>
         <w:rPr>
@@ -115,6 +126,7 @@
         </w:rPr>
         <w:t>????</w:t>
       </w:r>
+      <w:proofErr w:type="gramEnd"/>
     </w:p>
     <w:p>
       <w:pPr>
@@ -237,6 +249,7 @@
               </w:rPr>
               <w:t>(</w:t>
             </w:r>
+            <w:proofErr w:type="gramStart"/>
             <w:r>
               <w:rPr>
                 <w:rFonts w:cs="BRH Devanagari Extra"/>
@@ -260,7 +273,16 @@
                 <w:color w:val="000000"/>
                 <w:szCs w:val="32"/>
               </w:rPr>
-              <w:t>[P8</w:t>
+              <w:t>[</w:t>
+            </w:r>
+            <w:proofErr w:type="gramEnd"/>
+            <w:r>
+              <w:rPr>
+                <w:rFonts w:cs="BRH Devanagari Extra"/>
+                <w:color w:val="000000"/>
+                <w:szCs w:val="32"/>
+              </w:rPr>
+              <w:t>P8</w:t>
             </w:r>
             <w:r>
               <w:rPr>
@@ -591,6 +613,7 @@
               </w:rPr>
               <w:t>(</w:t>
             </w:r>
+            <w:proofErr w:type="gramStart"/>
             <w:r>
               <w:rPr>
                 <w:rFonts w:cs="BRH Devanagari Extra"/>
@@ -614,7 +637,16 @@
                 <w:color w:val="000000"/>
                 <w:szCs w:val="32"/>
               </w:rPr>
-              <w:t>[P8</w:t>
+              <w:t>[</w:t>
+            </w:r>
+            <w:proofErr w:type="gramEnd"/>
+            <w:r>
+              <w:rPr>
+                <w:rFonts w:cs="BRH Devanagari Extra"/>
+                <w:color w:val="000000"/>
+                <w:szCs w:val="32"/>
+              </w:rPr>
+              <w:t>P8</w:t>
             </w:r>
             <w:r>
               <w:rPr>
@@ -913,6 +945,833 @@
                 <w:szCs w:val="32"/>
               </w:rPr>
               <w:t xml:space="preserve">xÉxrÉþ | </w:t>
+            </w:r>
+          </w:p>
+        </w:tc>
+      </w:tr>
+      <w:tr>
+        <w:trPr>
+          <w:trHeight w:val="540"/>
+        </w:trPr>
+        <w:tc>
+          <w:tcPr>
+            <w:tcW w:w="7024" w:type="dxa"/>
+          </w:tcPr>
+          <w:p>
+            <w:pPr>
+              <w:widowControl w:val="0"/>
+              <w:autoSpaceDE w:val="0"/>
+              <w:autoSpaceDN w:val="0"/>
+              <w:adjustRightInd w:val="0"/>
+              <w:spacing w:before="0" w:line="240" w:lineRule="auto"/>
+              <w:rPr>
+                <w:rFonts w:ascii="BRH Devanagari Extra" w:hAnsi="BRH Devanagari Extra" w:cs="BRH Devanagari Extra"/>
+                <w:color w:val="000000"/>
+                <w:sz w:val="32"/>
+                <w:szCs w:val="32"/>
+              </w:rPr>
+            </w:pPr>
+            <w:r>
+              <w:rPr>
+                <w:rFonts w:ascii="BRH Devanagari Extra" w:hAnsi="BRH Devanagari Extra" w:cs="BRH Devanagari Extra"/>
+                <w:color w:val="000000"/>
+                <w:sz w:val="32"/>
+                <w:szCs w:val="32"/>
+              </w:rPr>
+              <w:t>(</w:t>
+            </w:r>
+            <w:proofErr w:type="gramStart"/>
+            <w:r>
+              <w:rPr>
+                <w:rFonts w:cs="BRH Devanagari Extra"/>
+                <w:color w:val="000000"/>
+                <w:szCs w:val="32"/>
+              </w:rPr>
+              <w:t>45</w:t>
+            </w:r>
+            <w:r>
+              <w:rPr>
+                <w:rFonts w:ascii="BRH Devanagari Extra" w:hAnsi="BRH Devanagari Extra" w:cs="BRH Devanagari Extra"/>
+                <w:color w:val="000000"/>
+                <w:sz w:val="32"/>
+                <w:szCs w:val="32"/>
+              </w:rPr>
+              <w:t>)</w:t>
+            </w:r>
+            <w:r>
+              <w:rPr>
+                <w:rFonts w:cs="BRH Devanagari Extra"/>
+                <w:color w:val="000000"/>
+                <w:szCs w:val="32"/>
+              </w:rPr>
+              <w:t>[</w:t>
+            </w:r>
+            <w:proofErr w:type="gramEnd"/>
+            <w:r>
+              <w:rPr>
+                <w:rFonts w:cs="BRH Devanagari Extra"/>
+                <w:color w:val="000000"/>
+                <w:szCs w:val="32"/>
+              </w:rPr>
+              <w:t>P41</w:t>
+            </w:r>
+            <w:r>
+              <w:rPr>
+                <w:rFonts w:ascii="BRH Devanagari Extra" w:hAnsi="BRH Devanagari Extra" w:cs="BRH Devanagari Extra"/>
+                <w:color w:val="000000"/>
+                <w:sz w:val="32"/>
+                <w:szCs w:val="32"/>
+              </w:rPr>
+              <w:t xml:space="preserve">] </w:t>
+            </w:r>
+            <w:r>
+              <w:rPr>
+                <w:rFonts w:cs="BRH Devanagari Extra"/>
+                <w:color w:val="000000"/>
+                <w:szCs w:val="32"/>
+              </w:rPr>
+              <w:t>7</w:t>
+            </w:r>
+            <w:r>
+              <w:rPr>
+                <w:rFonts w:ascii="BRH Devanagari Extra" w:hAnsi="BRH Devanagari Extra" w:cs="BRH Devanagari Extra"/>
+                <w:color w:val="000000"/>
+                <w:sz w:val="32"/>
+                <w:szCs w:val="32"/>
+              </w:rPr>
+              <w:t>.</w:t>
+            </w:r>
+            <w:r>
+              <w:rPr>
+                <w:rFonts w:cs="BRH Devanagari Extra"/>
+                <w:color w:val="000000"/>
+                <w:szCs w:val="32"/>
+              </w:rPr>
+              <w:t>4</w:t>
+            </w:r>
+            <w:r>
+              <w:rPr>
+                <w:rFonts w:ascii="BRH Devanagari Extra" w:hAnsi="BRH Devanagari Extra" w:cs="BRH Devanagari Extra"/>
+                <w:color w:val="000000"/>
+                <w:sz w:val="32"/>
+                <w:szCs w:val="32"/>
+              </w:rPr>
+              <w:t>.</w:t>
+            </w:r>
+            <w:r>
+              <w:rPr>
+                <w:rFonts w:cs="BRH Devanagari Extra"/>
+                <w:color w:val="000000"/>
+                <w:szCs w:val="32"/>
+              </w:rPr>
+              <w:t>15</w:t>
+            </w:r>
+            <w:r>
+              <w:rPr>
+                <w:rFonts w:ascii="BRH Devanagari Extra" w:hAnsi="BRH Devanagari Extra" w:cs="BRH Devanagari Extra"/>
+                <w:color w:val="000000"/>
+                <w:sz w:val="32"/>
+                <w:szCs w:val="32"/>
+              </w:rPr>
+              <w:t>.</w:t>
+            </w:r>
+            <w:r>
+              <w:rPr>
+                <w:rFonts w:cs="BRH Devanagari Extra"/>
+                <w:color w:val="000000"/>
+                <w:szCs w:val="32"/>
+              </w:rPr>
+              <w:t>1</w:t>
+            </w:r>
+            <w:r>
+              <w:rPr>
+                <w:rFonts w:ascii="BRH Devanagari Extra" w:hAnsi="BRH Devanagari Extra" w:cs="BRH Devanagari Extra"/>
+                <w:color w:val="000000"/>
+                <w:sz w:val="32"/>
+                <w:szCs w:val="32"/>
+              </w:rPr>
+              <w:t>(</w:t>
+            </w:r>
+            <w:r>
+              <w:rPr>
+                <w:rFonts w:cs="BRH Devanagari Extra"/>
+                <w:color w:val="000000"/>
+                <w:szCs w:val="32"/>
+              </w:rPr>
+              <w:t>42</w:t>
+            </w:r>
+            <w:r>
+              <w:rPr>
+                <w:rFonts w:ascii="BRH Devanagari Extra" w:hAnsi="BRH Devanagari Extra" w:cs="BRH Devanagari Extra"/>
+                <w:color w:val="000000"/>
+                <w:sz w:val="32"/>
+                <w:szCs w:val="32"/>
+              </w:rPr>
+              <w:t>)- xuÉålÉþ | ÌWû | uÉ×</w:t>
+            </w:r>
+            <w:r>
+              <w:rPr>
+                <w:rFonts w:ascii="BRH Malayalam Extra" w:hAnsi="BRH Malayalam Extra" w:cs="BRH Devanagari Extra"/>
+                <w:color w:val="000000"/>
+                <w:szCs w:val="32"/>
+              </w:rPr>
+              <w:t>–</w:t>
+            </w:r>
+            <w:r>
+              <w:rPr>
+                <w:rFonts w:ascii="BRH Devanagari Extra" w:hAnsi="BRH Devanagari Extra" w:cs="BRH Devanagari Extra"/>
+                <w:color w:val="000000"/>
+                <w:sz w:val="32"/>
+                <w:szCs w:val="32"/>
+              </w:rPr>
+              <w:t>§ÉqÉç |</w:t>
+            </w:r>
+          </w:p>
+          <w:p>
+            <w:pPr>
+              <w:widowControl w:val="0"/>
+              <w:autoSpaceDE w:val="0"/>
+              <w:autoSpaceDN w:val="0"/>
+              <w:adjustRightInd w:val="0"/>
+              <w:spacing w:before="0" w:line="240" w:lineRule="auto"/>
+              <w:rPr>
+                <w:rFonts w:ascii="BRH Devanagari Extra" w:hAnsi="BRH Devanagari Extra" w:cs="BRH Devanagari Extra"/>
+                <w:color w:val="000000"/>
+                <w:sz w:val="32"/>
+                <w:szCs w:val="32"/>
+              </w:rPr>
+            </w:pPr>
+            <w:r>
+              <w:rPr>
+                <w:rFonts w:ascii="BRH Devanagari Extra" w:hAnsi="BRH Devanagari Extra" w:cs="BRH Devanagari Extra"/>
+                <w:color w:val="000000"/>
+                <w:sz w:val="32"/>
+                <w:szCs w:val="32"/>
+              </w:rPr>
+              <w:t>xuÉå</w:t>
+            </w:r>
+            <w:r>
+              <w:rPr>
+                <w:rFonts w:ascii="BRH Devanagari Extra" w:hAnsi="BRH Devanagari Extra" w:cs="BRH Devanagari Extra"/>
+                <w:color w:val="000000"/>
+                <w:sz w:val="32"/>
+                <w:szCs w:val="32"/>
+                <w:highlight w:val="yellow"/>
+              </w:rPr>
+              <w:t>lÉ</w:t>
+            </w:r>
+            <w:r>
+              <w:rPr>
+                <w:rFonts w:ascii="BRH Malayalam Extra" w:hAnsi="BRH Malayalam Extra" w:cs="BRH Devanagari Extra"/>
+                <w:color w:val="000000"/>
+                <w:szCs w:val="32"/>
+              </w:rPr>
+              <w:t>–</w:t>
+            </w:r>
+            <w:r>
+              <w:rPr>
+                <w:rFonts w:ascii="BRH Devanagari Extra" w:hAnsi="BRH Devanagari Extra" w:cs="BRH Devanagari Extra"/>
+                <w:color w:val="000000"/>
+                <w:sz w:val="32"/>
+                <w:szCs w:val="32"/>
+              </w:rPr>
+              <w:t xml:space="preserve"> ÌWû ÌWû xuÉålÉ</w:t>
+            </w:r>
+            <w:r>
+              <w:rPr>
+                <w:rFonts w:ascii="BRH Malayalam Extra" w:hAnsi="BRH Malayalam Extra" w:cs="BRH Devanagari Extra"/>
+                <w:color w:val="000000"/>
+                <w:szCs w:val="32"/>
+              </w:rPr>
+              <w:t>–</w:t>
+            </w:r>
+            <w:r>
+              <w:rPr>
+                <w:rFonts w:ascii="BRH Devanagari Extra" w:hAnsi="BRH Devanagari Extra" w:cs="BRH Devanagari Extra"/>
+                <w:color w:val="000000"/>
+                <w:sz w:val="32"/>
+                <w:szCs w:val="32"/>
+              </w:rPr>
+              <w:t xml:space="preserve"> xuÉå</w:t>
+            </w:r>
+            <w:r>
+              <w:rPr>
+                <w:rFonts w:ascii="BRH Devanagari Extra" w:hAnsi="BRH Devanagari Extra" w:cs="BRH Devanagari Extra"/>
+                <w:color w:val="000000"/>
+                <w:sz w:val="32"/>
+                <w:szCs w:val="32"/>
+                <w:highlight w:val="yellow"/>
+              </w:rPr>
+              <w:t>lÉ</w:t>
+            </w:r>
+            <w:r>
+              <w:rPr>
+                <w:rFonts w:ascii="BRH Malayalam Extra" w:hAnsi="BRH Malayalam Extra" w:cs="BRH Devanagari Extra"/>
+                <w:color w:val="000000"/>
+                <w:szCs w:val="32"/>
+              </w:rPr>
+              <w:t>–</w:t>
+            </w:r>
+            <w:r>
+              <w:rPr>
+                <w:rFonts w:ascii="BRH Devanagari Extra" w:hAnsi="BRH Devanagari Extra" w:cs="BRH Devanagari Extra"/>
+                <w:color w:val="000000"/>
+                <w:sz w:val="32"/>
+                <w:szCs w:val="32"/>
+              </w:rPr>
+              <w:t xml:space="preserve"> ÌWû uÉ×</w:t>
+            </w:r>
+            <w:r>
+              <w:rPr>
+                <w:rFonts w:ascii="BRH Malayalam Extra" w:hAnsi="BRH Malayalam Extra" w:cs="BRH Devanagari Extra"/>
+                <w:color w:val="000000"/>
+                <w:szCs w:val="32"/>
+              </w:rPr>
+              <w:t>–</w:t>
+            </w:r>
+            <w:r>
+              <w:rPr>
+                <w:rFonts w:ascii="BRH Devanagari Extra" w:hAnsi="BRH Devanagari Extra" w:cs="BRH Devanagari Extra"/>
+                <w:color w:val="000000"/>
+                <w:sz w:val="32"/>
+                <w:szCs w:val="32"/>
+              </w:rPr>
+              <w:t>§ÉÇ ÆuÉ×</w:t>
+            </w:r>
+            <w:r>
+              <w:rPr>
+                <w:rFonts w:ascii="BRH Malayalam Extra" w:hAnsi="BRH Malayalam Extra" w:cs="BRH Devanagari Extra"/>
+                <w:color w:val="000000"/>
+                <w:szCs w:val="32"/>
+              </w:rPr>
+              <w:t>–</w:t>
+            </w:r>
+            <w:r>
+              <w:rPr>
+                <w:rFonts w:ascii="BRH Devanagari Extra" w:hAnsi="BRH Devanagari Extra" w:cs="BRH Devanagari Extra"/>
+                <w:color w:val="000000"/>
+                <w:sz w:val="32"/>
+                <w:szCs w:val="32"/>
+              </w:rPr>
+              <w:t>§É</w:t>
+            </w:r>
+            <w:r>
+              <w:rPr>
+                <w:rFonts w:ascii="BRH Devanagari Extra" w:hAnsi="BRH Devanagari Extra" w:cs="BRH Devanagari Extra"/>
+                <w:color w:val="000000"/>
+                <w:sz w:val="26"/>
+                <w:szCs w:val="32"/>
+              </w:rPr>
+              <w:t>óè</w:t>
+            </w:r>
+            <w:r>
+              <w:rPr>
+                <w:rFonts w:ascii="BRH Devanagari Extra" w:hAnsi="BRH Devanagari Extra" w:cs="BRH Devanagari Extra"/>
+                <w:color w:val="000000"/>
+                <w:sz w:val="32"/>
+                <w:szCs w:val="32"/>
+              </w:rPr>
+              <w:t xml:space="preserve"> ÌWû xuÉålÉ</w:t>
+            </w:r>
+            <w:r>
+              <w:rPr>
+                <w:rFonts w:ascii="BRH Malayalam Extra" w:hAnsi="BRH Malayalam Extra" w:cs="BRH Devanagari Extra"/>
+                <w:color w:val="000000"/>
+                <w:szCs w:val="32"/>
+              </w:rPr>
+              <w:t>–</w:t>
+            </w:r>
+            <w:r>
+              <w:rPr>
+                <w:rFonts w:ascii="BRH Devanagari Extra" w:hAnsi="BRH Devanagari Extra" w:cs="BRH Devanagari Extra"/>
+                <w:color w:val="000000"/>
+                <w:sz w:val="32"/>
+                <w:szCs w:val="32"/>
+              </w:rPr>
+              <w:t xml:space="preserve"> </w:t>
+            </w:r>
+          </w:p>
+          <w:p>
+            <w:pPr>
+              <w:widowControl w:val="0"/>
+              <w:autoSpaceDE w:val="0"/>
+              <w:autoSpaceDN w:val="0"/>
+              <w:adjustRightInd w:val="0"/>
+              <w:spacing w:before="0" w:line="240" w:lineRule="auto"/>
+              <w:rPr>
+                <w:rFonts w:cs="BRH Malayalam Extra"/>
+                <w:szCs w:val="40"/>
+              </w:rPr>
+            </w:pPr>
+            <w:r>
+              <w:rPr>
+                <w:rFonts w:ascii="BRH Devanagari Extra" w:hAnsi="BRH Devanagari Extra" w:cs="BRH Devanagari Extra"/>
+                <w:color w:val="000000"/>
+                <w:sz w:val="32"/>
+                <w:szCs w:val="32"/>
+              </w:rPr>
+              <w:t>xuÉå</w:t>
+            </w:r>
+            <w:r>
+              <w:rPr>
+                <w:rFonts w:ascii="BRH Devanagari Extra" w:hAnsi="BRH Devanagari Extra" w:cs="BRH Devanagari Extra"/>
+                <w:color w:val="000000"/>
+                <w:sz w:val="32"/>
+                <w:szCs w:val="32"/>
+                <w:highlight w:val="yellow"/>
+              </w:rPr>
+              <w:t>lÉ</w:t>
+            </w:r>
+            <w:r>
+              <w:rPr>
+                <w:rFonts w:ascii="BRH Malayalam Extra" w:hAnsi="BRH Malayalam Extra" w:cs="BRH Devanagari Extra"/>
+                <w:color w:val="000000"/>
+                <w:szCs w:val="32"/>
+              </w:rPr>
+              <w:t>–</w:t>
+            </w:r>
+            <w:r>
+              <w:rPr>
+                <w:rFonts w:ascii="BRH Devanagari Extra" w:hAnsi="BRH Devanagari Extra" w:cs="BRH Devanagari Extra"/>
+                <w:color w:val="000000"/>
+                <w:sz w:val="32"/>
+                <w:szCs w:val="32"/>
+              </w:rPr>
+              <w:t xml:space="preserve"> ÌWû uÉ×</w:t>
+            </w:r>
+            <w:r>
+              <w:rPr>
+                <w:rFonts w:ascii="BRH Malayalam Extra" w:hAnsi="BRH Malayalam Extra" w:cs="BRH Devanagari Extra"/>
+                <w:color w:val="000000"/>
+                <w:szCs w:val="32"/>
+              </w:rPr>
+              <w:t>–</w:t>
+            </w:r>
+            <w:r>
+              <w:rPr>
+                <w:rFonts w:ascii="BRH Devanagari Extra" w:hAnsi="BRH Devanagari Extra" w:cs="BRH Devanagari Extra"/>
+                <w:color w:val="000000"/>
+                <w:sz w:val="32"/>
+                <w:szCs w:val="32"/>
+              </w:rPr>
+              <w:t xml:space="preserve">§ÉqÉç | </w:t>
+            </w:r>
+          </w:p>
+        </w:tc>
+        <w:tc>
+          <w:tcPr>
+            <w:tcW w:w="7230" w:type="dxa"/>
+          </w:tcPr>
+          <w:p>
+            <w:pPr>
+              <w:widowControl w:val="0"/>
+              <w:autoSpaceDE w:val="0"/>
+              <w:autoSpaceDN w:val="0"/>
+              <w:adjustRightInd w:val="0"/>
+              <w:spacing w:before="0" w:line="240" w:lineRule="auto"/>
+              <w:rPr>
+                <w:rFonts w:ascii="BRH Devanagari Extra" w:hAnsi="BRH Devanagari Extra" w:cs="BRH Devanagari Extra"/>
+                <w:color w:val="000000"/>
+                <w:sz w:val="32"/>
+                <w:szCs w:val="32"/>
+              </w:rPr>
+            </w:pPr>
+            <w:r>
+              <w:rPr>
+                <w:rFonts w:ascii="BRH Devanagari Extra" w:hAnsi="BRH Devanagari Extra" w:cs="BRH Devanagari Extra"/>
+                <w:color w:val="000000"/>
+                <w:sz w:val="32"/>
+                <w:szCs w:val="32"/>
+              </w:rPr>
+              <w:t>(</w:t>
+            </w:r>
+            <w:proofErr w:type="gramStart"/>
+            <w:r>
+              <w:rPr>
+                <w:rFonts w:cs="BRH Devanagari Extra"/>
+                <w:color w:val="000000"/>
+                <w:szCs w:val="32"/>
+              </w:rPr>
+              <w:t>45</w:t>
+            </w:r>
+            <w:r>
+              <w:rPr>
+                <w:rFonts w:ascii="BRH Devanagari Extra" w:hAnsi="BRH Devanagari Extra" w:cs="BRH Devanagari Extra"/>
+                <w:color w:val="000000"/>
+                <w:sz w:val="32"/>
+                <w:szCs w:val="32"/>
+              </w:rPr>
+              <w:t>)</w:t>
+            </w:r>
+            <w:r>
+              <w:rPr>
+                <w:rFonts w:cs="BRH Devanagari Extra"/>
+                <w:color w:val="000000"/>
+                <w:szCs w:val="32"/>
+              </w:rPr>
+              <w:t>[</w:t>
+            </w:r>
+            <w:proofErr w:type="gramEnd"/>
+            <w:r>
+              <w:rPr>
+                <w:rFonts w:cs="BRH Devanagari Extra"/>
+                <w:color w:val="000000"/>
+                <w:szCs w:val="32"/>
+              </w:rPr>
+              <w:t>P41</w:t>
+            </w:r>
+            <w:r>
+              <w:rPr>
+                <w:rFonts w:ascii="BRH Devanagari Extra" w:hAnsi="BRH Devanagari Extra" w:cs="BRH Devanagari Extra"/>
+                <w:color w:val="000000"/>
+                <w:sz w:val="32"/>
+                <w:szCs w:val="32"/>
+              </w:rPr>
+              <w:t xml:space="preserve">] </w:t>
+            </w:r>
+            <w:r>
+              <w:rPr>
+                <w:rFonts w:cs="BRH Devanagari Extra"/>
+                <w:color w:val="000000"/>
+                <w:szCs w:val="32"/>
+              </w:rPr>
+              <w:t>7</w:t>
+            </w:r>
+            <w:r>
+              <w:rPr>
+                <w:rFonts w:ascii="BRH Devanagari Extra" w:hAnsi="BRH Devanagari Extra" w:cs="BRH Devanagari Extra"/>
+                <w:color w:val="000000"/>
+                <w:sz w:val="32"/>
+                <w:szCs w:val="32"/>
+              </w:rPr>
+              <w:t>.</w:t>
+            </w:r>
+            <w:r>
+              <w:rPr>
+                <w:rFonts w:cs="BRH Devanagari Extra"/>
+                <w:color w:val="000000"/>
+                <w:szCs w:val="32"/>
+              </w:rPr>
+              <w:t>4</w:t>
+            </w:r>
+            <w:r>
+              <w:rPr>
+                <w:rFonts w:ascii="BRH Devanagari Extra" w:hAnsi="BRH Devanagari Extra" w:cs="BRH Devanagari Extra"/>
+                <w:color w:val="000000"/>
+                <w:sz w:val="32"/>
+                <w:szCs w:val="32"/>
+              </w:rPr>
+              <w:t>.</w:t>
+            </w:r>
+            <w:r>
+              <w:rPr>
+                <w:rFonts w:cs="BRH Devanagari Extra"/>
+                <w:color w:val="000000"/>
+                <w:szCs w:val="32"/>
+              </w:rPr>
+              <w:t>15</w:t>
+            </w:r>
+            <w:r>
+              <w:rPr>
+                <w:rFonts w:ascii="BRH Devanagari Extra" w:hAnsi="BRH Devanagari Extra" w:cs="BRH Devanagari Extra"/>
+                <w:color w:val="000000"/>
+                <w:sz w:val="32"/>
+                <w:szCs w:val="32"/>
+              </w:rPr>
+              <w:t>.</w:t>
+            </w:r>
+            <w:r>
+              <w:rPr>
+                <w:rFonts w:cs="BRH Devanagari Extra"/>
+                <w:color w:val="000000"/>
+                <w:szCs w:val="32"/>
+              </w:rPr>
+              <w:t>1</w:t>
+            </w:r>
+            <w:r>
+              <w:rPr>
+                <w:rFonts w:ascii="BRH Devanagari Extra" w:hAnsi="BRH Devanagari Extra" w:cs="BRH Devanagari Extra"/>
+                <w:color w:val="000000"/>
+                <w:sz w:val="32"/>
+                <w:szCs w:val="32"/>
+              </w:rPr>
+              <w:t>(</w:t>
+            </w:r>
+            <w:r>
+              <w:rPr>
+                <w:rFonts w:cs="BRH Devanagari Extra"/>
+                <w:color w:val="000000"/>
+                <w:szCs w:val="32"/>
+              </w:rPr>
+              <w:t>42</w:t>
+            </w:r>
+            <w:r>
+              <w:rPr>
+                <w:rFonts w:ascii="BRH Devanagari Extra" w:hAnsi="BRH Devanagari Extra" w:cs="BRH Devanagari Extra"/>
+                <w:color w:val="000000"/>
+                <w:sz w:val="32"/>
+                <w:szCs w:val="32"/>
+              </w:rPr>
+              <w:t>)- xuÉålÉþ | ÌWû | uÉ×</w:t>
+            </w:r>
+            <w:r>
+              <w:rPr>
+                <w:rFonts w:ascii="BRH Malayalam Extra" w:hAnsi="BRH Malayalam Extra" w:cs="BRH Devanagari Extra"/>
+                <w:color w:val="000000"/>
+                <w:szCs w:val="32"/>
+              </w:rPr>
+              <w:t>–</w:t>
+            </w:r>
+            <w:r>
+              <w:rPr>
+                <w:rFonts w:ascii="BRH Devanagari Extra" w:hAnsi="BRH Devanagari Extra" w:cs="BRH Devanagari Extra"/>
+                <w:color w:val="000000"/>
+                <w:sz w:val="32"/>
+                <w:szCs w:val="32"/>
+              </w:rPr>
+              <w:t>§ÉqÉç |</w:t>
+            </w:r>
+          </w:p>
+          <w:p>
+            <w:pPr>
+              <w:widowControl w:val="0"/>
+              <w:autoSpaceDE w:val="0"/>
+              <w:autoSpaceDN w:val="0"/>
+              <w:adjustRightInd w:val="0"/>
+              <w:spacing w:before="0" w:line="240" w:lineRule="auto"/>
+              <w:rPr>
+                <w:rFonts w:ascii="BRH Devanagari Extra" w:hAnsi="BRH Devanagari Extra" w:cs="BRH Devanagari Extra"/>
+                <w:color w:val="000000"/>
+                <w:sz w:val="32"/>
+                <w:szCs w:val="32"/>
+              </w:rPr>
+            </w:pPr>
+            <w:r>
+              <w:rPr>
+                <w:rFonts w:ascii="BRH Devanagari Extra" w:hAnsi="BRH Devanagari Extra" w:cs="BRH Devanagari Extra"/>
+                <w:color w:val="000000"/>
+                <w:sz w:val="32"/>
+                <w:szCs w:val="32"/>
+              </w:rPr>
+              <w:t>xuÉå</w:t>
+            </w:r>
+            <w:r>
+              <w:rPr>
+                <w:rFonts w:ascii="BRH Devanagari Extra" w:hAnsi="BRH Devanagari Extra" w:cs="BRH Devanagari Extra"/>
+                <w:color w:val="000000"/>
+                <w:sz w:val="32"/>
+                <w:szCs w:val="32"/>
+                <w:highlight w:val="green"/>
+              </w:rPr>
+              <w:t>lÉÉ</w:t>
+            </w:r>
+            <w:r>
+              <w:rPr>
+                <w:rFonts w:ascii="BRH Malayalam Extra" w:hAnsi="BRH Malayalam Extra" w:cs="BRH Devanagari Extra"/>
+                <w:color w:val="000000"/>
+                <w:szCs w:val="32"/>
+              </w:rPr>
+              <w:t>–</w:t>
+            </w:r>
+            <w:r>
+              <w:rPr>
+                <w:rFonts w:ascii="BRH Devanagari Extra" w:hAnsi="BRH Devanagari Extra" w:cs="BRH Devanagari Extra"/>
+                <w:color w:val="000000"/>
+                <w:sz w:val="32"/>
+                <w:szCs w:val="32"/>
+              </w:rPr>
+              <w:t xml:space="preserve"> ÌWû ÌWû xuÉålÉ</w:t>
+            </w:r>
+            <w:r>
+              <w:rPr>
+                <w:rFonts w:ascii="BRH Malayalam Extra" w:hAnsi="BRH Malayalam Extra" w:cs="BRH Devanagari Extra"/>
+                <w:color w:val="000000"/>
+                <w:szCs w:val="32"/>
+              </w:rPr>
+              <w:t>–</w:t>
+            </w:r>
+            <w:r>
+              <w:rPr>
+                <w:rFonts w:ascii="BRH Devanagari Extra" w:hAnsi="BRH Devanagari Extra" w:cs="BRH Devanagari Extra"/>
+                <w:color w:val="000000"/>
+                <w:sz w:val="32"/>
+                <w:szCs w:val="32"/>
+              </w:rPr>
+              <w:t xml:space="preserve"> xuÉ</w:t>
+            </w:r>
+            <w:r>
+              <w:rPr>
+                <w:rFonts w:ascii="BRH Devanagari Extra" w:hAnsi="BRH Devanagari Extra" w:cs="BRH Devanagari Extra"/>
+                <w:color w:val="000000"/>
+                <w:sz w:val="32"/>
+                <w:szCs w:val="32"/>
+                <w:highlight w:val="green"/>
+              </w:rPr>
+              <w:t>ålÉÉ</w:t>
+            </w:r>
+            <w:r>
+              <w:rPr>
+                <w:rFonts w:ascii="BRH Malayalam Extra" w:hAnsi="BRH Malayalam Extra" w:cs="BRH Devanagari Extra"/>
+                <w:color w:val="000000"/>
+                <w:szCs w:val="32"/>
+              </w:rPr>
+              <w:t>–</w:t>
+            </w:r>
+            <w:r>
+              <w:rPr>
+                <w:rFonts w:ascii="BRH Devanagari Extra" w:hAnsi="BRH Devanagari Extra" w:cs="BRH Devanagari Extra"/>
+                <w:color w:val="000000"/>
+                <w:sz w:val="32"/>
+                <w:szCs w:val="32"/>
+              </w:rPr>
+              <w:t xml:space="preserve"> ÌWû uÉ×</w:t>
+            </w:r>
+            <w:r>
+              <w:rPr>
+                <w:rFonts w:ascii="BRH Malayalam Extra" w:hAnsi="BRH Malayalam Extra" w:cs="BRH Devanagari Extra"/>
+                <w:color w:val="000000"/>
+                <w:szCs w:val="32"/>
+              </w:rPr>
+              <w:t>–</w:t>
+            </w:r>
+            <w:r>
+              <w:rPr>
+                <w:rFonts w:ascii="BRH Devanagari Extra" w:hAnsi="BRH Devanagari Extra" w:cs="BRH Devanagari Extra"/>
+                <w:color w:val="000000"/>
+                <w:sz w:val="32"/>
+                <w:szCs w:val="32"/>
+              </w:rPr>
+              <w:t>§ÉÇ ÆuÉ×</w:t>
+            </w:r>
+            <w:r>
+              <w:rPr>
+                <w:rFonts w:ascii="BRH Malayalam Extra" w:hAnsi="BRH Malayalam Extra" w:cs="BRH Devanagari Extra"/>
+                <w:color w:val="000000"/>
+                <w:szCs w:val="32"/>
+              </w:rPr>
+              <w:t>–</w:t>
+            </w:r>
+            <w:r>
+              <w:rPr>
+                <w:rFonts w:ascii="BRH Devanagari Extra" w:hAnsi="BRH Devanagari Extra" w:cs="BRH Devanagari Extra"/>
+                <w:color w:val="000000"/>
+                <w:sz w:val="32"/>
+                <w:szCs w:val="32"/>
+              </w:rPr>
+              <w:t>§É</w:t>
+            </w:r>
+            <w:r>
+              <w:rPr>
+                <w:rFonts w:ascii="BRH Devanagari Extra" w:hAnsi="BRH Devanagari Extra" w:cs="BRH Devanagari Extra"/>
+                <w:color w:val="000000"/>
+                <w:sz w:val="26"/>
+                <w:szCs w:val="32"/>
+              </w:rPr>
+              <w:t>óè</w:t>
+            </w:r>
+            <w:r>
+              <w:rPr>
+                <w:rFonts w:ascii="BRH Devanagari Extra" w:hAnsi="BRH Devanagari Extra" w:cs="BRH Devanagari Extra"/>
+                <w:color w:val="000000"/>
+                <w:sz w:val="32"/>
+                <w:szCs w:val="32"/>
+              </w:rPr>
+              <w:t xml:space="preserve"> ÌWû xuÉålÉ</w:t>
+            </w:r>
+            <w:r>
+              <w:rPr>
+                <w:rFonts w:ascii="BRH Malayalam Extra" w:hAnsi="BRH Malayalam Extra" w:cs="BRH Devanagari Extra"/>
+                <w:color w:val="000000"/>
+                <w:szCs w:val="32"/>
+              </w:rPr>
+              <w:t>–</w:t>
+            </w:r>
+            <w:r>
+              <w:rPr>
+                <w:rFonts w:ascii="BRH Devanagari Extra" w:hAnsi="BRH Devanagari Extra" w:cs="BRH Devanagari Extra"/>
+                <w:color w:val="000000"/>
+                <w:sz w:val="32"/>
+                <w:szCs w:val="32"/>
+              </w:rPr>
+              <w:t xml:space="preserve"> </w:t>
+            </w:r>
+          </w:p>
+          <w:p>
+            <w:pPr>
+              <w:widowControl w:val="0"/>
+              <w:autoSpaceDE w:val="0"/>
+              <w:autoSpaceDN w:val="0"/>
+              <w:adjustRightInd w:val="0"/>
+              <w:spacing w:before="0" w:line="240" w:lineRule="auto"/>
+              <w:rPr>
+                <w:rFonts w:cs="BRH Malayalam Extra"/>
+                <w:color w:val="000000"/>
+                <w:szCs w:val="40"/>
+              </w:rPr>
+            </w:pPr>
+            <w:r>
+              <w:rPr>
+                <w:rFonts w:ascii="BRH Devanagari Extra" w:hAnsi="BRH Devanagari Extra" w:cs="BRH Devanagari Extra"/>
+                <w:color w:val="000000"/>
+                <w:sz w:val="32"/>
+                <w:szCs w:val="32"/>
+              </w:rPr>
+              <w:t>xuÉå</w:t>
+            </w:r>
+            <w:r>
+              <w:rPr>
+                <w:rFonts w:ascii="BRH Devanagari Extra" w:hAnsi="BRH Devanagari Extra" w:cs="BRH Devanagari Extra"/>
+                <w:color w:val="000000"/>
+                <w:sz w:val="32"/>
+                <w:szCs w:val="32"/>
+                <w:highlight w:val="green"/>
+              </w:rPr>
+              <w:t>lÉ</w:t>
+            </w:r>
+            <w:r>
+              <w:rPr>
+                <w:rFonts w:ascii="BRH Malayalam Extra" w:hAnsi="BRH Malayalam Extra" w:cs="BRH Devanagari Extra"/>
+                <w:color w:val="000000"/>
+                <w:szCs w:val="32"/>
+                <w:highlight w:val="green"/>
+              </w:rPr>
+              <w:t>–</w:t>
+            </w:r>
+            <w:r>
+              <w:rPr>
+                <w:rFonts w:ascii="BRH Devanagari Extra" w:hAnsi="BRH Devanagari Extra" w:cs="BRH Devanagari Extra"/>
+                <w:color w:val="000000"/>
+                <w:sz w:val="32"/>
+                <w:szCs w:val="32"/>
+                <w:highlight w:val="green"/>
+              </w:rPr>
+              <w:t>É</w:t>
+            </w:r>
+            <w:r>
+              <w:rPr>
+                <w:rFonts w:ascii="BRH Devanagari Extra" w:hAnsi="BRH Devanagari Extra" w:cs="BRH Devanagari Extra"/>
+                <w:color w:val="000000"/>
+                <w:sz w:val="32"/>
+                <w:szCs w:val="32"/>
+              </w:rPr>
+              <w:t xml:space="preserve"> ÌWû uÉ×</w:t>
+            </w:r>
+            <w:r>
+              <w:rPr>
+                <w:rFonts w:ascii="BRH Malayalam Extra" w:hAnsi="BRH Malayalam Extra" w:cs="BRH Devanagari Extra"/>
+                <w:color w:val="000000"/>
+                <w:szCs w:val="32"/>
+              </w:rPr>
+              <w:t>–</w:t>
+            </w:r>
+            <w:r>
+              <w:rPr>
+                <w:rFonts w:ascii="BRH Devanagari Extra" w:hAnsi="BRH Devanagari Extra" w:cs="BRH Devanagari Extra"/>
+                <w:color w:val="000000"/>
+                <w:sz w:val="32"/>
+                <w:szCs w:val="32"/>
+              </w:rPr>
+              <w:t xml:space="preserve">§ÉqÉç | </w:t>
             </w:r>
           </w:p>
         </w:tc>
@@ -1476,7 +2335,7 @@
 </file>
 
 <file path=word/endnotes.xml><?xml version="1.0" encoding="utf-8"?>
-<w:endnotes xmlns:wpc="http://schemas.microsoft.com/office/word/2010/wordprocessingCanvas" xmlns:cx="http://schemas.microsoft.com/office/drawing/2014/chartex" xmlns:cx1="http://schemas.microsoft.com/office/drawing/2015/9/8/chartex" xmlns:cx2="http://schemas.microsoft.com/office/drawing/2015/10/21/chartex" xmlns:cx3="http://schemas.microsoft.com/office/drawing/2016/5/9/chartex" xmlns:cx4="http://schemas.microsoft.com/office/drawing/2016/5/10/chartex" xmlns:cx5="http://schemas.microsoft.com/office/drawing/2016/5/11/chartex" xmlns:cx6="http://schemas.microsoft.com/office/drawing/2016/5/12/chartex" xmlns:cx7="http://schemas.microsoft.com/office/drawing/2016/5/13/chartex" xmlns:cx8="http://schemas.microsoft.com/office/drawing/2016/5/14/chartex" xmlns:mc="http://schemas.openxmlformats.org/markup-compatibility/2006" xmlns:aink="http://schemas.microsoft.com/office/drawing/2016/ink" xmlns:am3d="http://schemas.microsoft.com/office/drawing/2017/model3d" xmlns:o="urn:schemas-microsoft-com:office:office" xmlns:oel="http://schemas.microsoft.com/office/2019/extlst" xmlns:r="http://schemas.openxmlformats.org/officeDocument/2006/relationships" xmlns:m="http://schemas.openxmlformats.org/officeDocument/2006/math" xmlns:v="urn:schemas-microsoft-com:vml" xmlns:wp14="http://schemas.microsoft.com/office/word/2010/wordprocessingDrawing" xmlns:wp="http://schemas.openxmlformats.org/drawingml/2006/wordprocessingDrawing" xmlns:w10="urn:schemas-microsoft-com:office:word" xmlns:w="http://schemas.openxmlformats.org/wordprocessingml/2006/main" xmlns:w14="http://schemas.microsoft.com/office/word/2010/wordml" xmlns:w15="http://schemas.microsoft.com/office/word/2012/wordml" xmlns:w16cei="http://schemas.microsoft.com/office/word/2026/wordml/cei" xmlns:w16cex="http://schemas.microsoft.com/office/word/2018/wordml/cex" xmlns:w16cid="http://schemas.microsoft.com/office/word/2016/wordml/cid" xmlns:w16="http://schemas.microsoft.com/office/word/2018/wordml" xmlns:w16du="http://schemas.microsoft.com/office/word/2023/wordml/word16du" xmlns:w16sdtdh="http://schemas.microsoft.com/office/word/2020/wordml/sdtdatahash" xmlns:w16sdtfl="http://schemas.microsoft.com/office/word/2024/wordml/sdtformatlock" xmlns:w16se="http://schemas.microsoft.com/office/word/2015/wordml/symex" xmlns:wpg="http://schemas.microsoft.com/office/word/2010/wordprocessingGroup" xmlns:wpi="http://schemas.microsoft.com/office/word/2010/wordprocessingInk" xmlns:wne="http://schemas.microsoft.com/office/word/2006/wordml" xmlns:wps="http://schemas.microsoft.com/office/word/2010/wordprocessingShape" mc:Ignorable="w14 w15 w16se w16cid w16 w16cex w16sdtdh w16sdtfl w16du wp14">
+<w:endnotes xmlns:wpc="http://schemas.microsoft.com/office/word/2010/wordprocessingCanvas" xmlns:cx="http://schemas.microsoft.com/office/drawing/2014/chartex" xmlns:cx1="http://schemas.microsoft.com/office/drawing/2015/9/8/chartex" xmlns:cx2="http://schemas.microsoft.com/office/drawing/2015/10/21/chartex" xmlns:cx3="http://schemas.microsoft.com/office/drawing/2016/5/9/chartex" xmlns:cx4="http://schemas.microsoft.com/office/drawing/2016/5/10/chartex" xmlns:cx5="http://schemas.microsoft.com/office/drawing/2016/5/11/chartex" xmlns:cx6="http://schemas.microsoft.com/office/drawing/2016/5/12/chartex" xmlns:cx7="http://schemas.microsoft.com/office/drawing/2016/5/13/chartex" xmlns:cx8="http://schemas.microsoft.com/office/drawing/2016/5/14/chartex" xmlns:mc="http://schemas.openxmlformats.org/markup-compatibility/2006" xmlns:aink="http://schemas.microsoft.com/office/drawing/2016/ink" xmlns:am3d="http://schemas.microsoft.com/office/drawing/2017/model3d" xmlns:o="urn:schemas-microsoft-com:office:office" xmlns:oel="http://schemas.microsoft.com/office/2019/extlst" xmlns:r="http://schemas.openxmlformats.org/officeDocument/2006/relationships" xmlns:m="http://schemas.openxmlformats.org/officeDocument/2006/math" xmlns:v="urn:schemas-microsoft-com:vml" xmlns:wp14="http://schemas.microsoft.com/office/word/2010/wordprocessingDrawing" xmlns:wp="http://schemas.openxmlformats.org/drawingml/2006/wordprocessingDrawing" xmlns:w10="urn:schemas-microsoft-com:office:word" xmlns:w="http://schemas.openxmlformats.org/wordprocessingml/2006/main" xmlns:w14="http://schemas.microsoft.com/office/word/2010/wordml" xmlns:w15="http://schemas.microsoft.com/office/word/2012/wordml" xmlns:w16cex="http://schemas.microsoft.com/office/word/2018/wordml/cex" xmlns:w16cid="http://schemas.microsoft.com/office/word/2016/wordml/cid" xmlns:w16="http://schemas.microsoft.com/office/word/2018/wordml" xmlns:w16du="http://schemas.microsoft.com/office/word/2023/wordml/word16du" xmlns:w16sdtdh="http://schemas.microsoft.com/office/word/2020/wordml/sdtdatahash" xmlns:w16sdtfl="http://schemas.microsoft.com/office/word/2024/wordml/sdtformatlock" xmlns:w16se="http://schemas.microsoft.com/office/word/2015/wordml/symex" xmlns:wpg="http://schemas.microsoft.com/office/word/2010/wordprocessingGroup" xmlns:wpi="http://schemas.microsoft.com/office/word/2010/wordprocessingInk" xmlns:wne="http://schemas.microsoft.com/office/word/2006/wordml" xmlns:wps="http://schemas.microsoft.com/office/word/2010/wordprocessingShape" mc:Ignorable="w14 w15 w16se w16cid w16 w16cex w16sdtdh w16sdtfl w16du wp14">
   <w:endnote w:type="separator" w:id="-1">
     <w:p>
       <w:pPr>
@@ -1501,7 +2360,7 @@
 </file>
 
 <file path=word/footer1.xml><?xml version="1.0" encoding="utf-8"?>
-<w:ftr xmlns:wpc="http://schemas.microsoft.com/office/word/2010/wordprocessingCanvas" xmlns:cx="http://schemas.microsoft.com/office/drawing/2014/chartex" xmlns:cx1="http://schemas.microsoft.com/office/drawing/2015/9/8/chartex" xmlns:cx2="http://schemas.microsoft.com/office/drawing/2015/10/21/chartex" xmlns:cx3="http://schemas.microsoft.com/office/drawing/2016/5/9/chartex" xmlns:cx4="http://schemas.microsoft.com/office/drawing/2016/5/10/chartex" xmlns:cx5="http://schemas.microsoft.com/office/drawing/2016/5/11/chartex" xmlns:cx6="http://schemas.microsoft.com/office/drawing/2016/5/12/chartex" xmlns:cx7="http://schemas.microsoft.com/office/drawing/2016/5/13/chartex" xmlns:cx8="http://schemas.microsoft.com/office/drawing/2016/5/14/chartex" xmlns:mc="http://schemas.openxmlformats.org/markup-compatibility/2006" xmlns:aink="http://schemas.microsoft.com/office/drawing/2016/ink" xmlns:am3d="http://schemas.microsoft.com/office/drawing/2017/model3d" xmlns:o="urn:schemas-microsoft-com:office:office" xmlns:oel="http://schemas.microsoft.com/office/2019/extlst" xmlns:r="http://schemas.openxmlformats.org/officeDocument/2006/relationships" xmlns:m="http://schemas.openxmlformats.org/officeDocument/2006/math" xmlns:v="urn:schemas-microsoft-com:vml" xmlns:wp14="http://schemas.microsoft.com/office/word/2010/wordprocessingDrawing" xmlns:wp="http://schemas.openxmlformats.org/drawingml/2006/wordprocessingDrawing" xmlns:w10="urn:schemas-microsoft-com:office:word" xmlns:w="http://schemas.openxmlformats.org/wordprocessingml/2006/main" xmlns:w14="http://schemas.microsoft.com/office/word/2010/wordml" xmlns:w15="http://schemas.microsoft.com/office/word/2012/wordml" xmlns:w16cei="http://schemas.microsoft.com/office/word/2026/wordml/cei" xmlns:w16cex="http://schemas.microsoft.com/office/word/2018/wordml/cex" xmlns:w16cid="http://schemas.microsoft.com/office/word/2016/wordml/cid" xmlns:w16="http://schemas.microsoft.com/office/word/2018/wordml" xmlns:w16du="http://schemas.microsoft.com/office/word/2023/wordml/word16du" xmlns:w16sdtdh="http://schemas.microsoft.com/office/word/2020/wordml/sdtdatahash" xmlns:w16sdtfl="http://schemas.microsoft.com/office/word/2024/wordml/sdtformatlock" xmlns:w16se="http://schemas.microsoft.com/office/word/2015/wordml/symex" xmlns:wpg="http://schemas.microsoft.com/office/word/2010/wordprocessingGroup" xmlns:wpi="http://schemas.microsoft.com/office/word/2010/wordprocessingInk" xmlns:wne="http://schemas.microsoft.com/office/word/2006/wordml" xmlns:wps="http://schemas.microsoft.com/office/word/2010/wordprocessingShape" mc:Ignorable="w14 w15 w16se w16cid w16 w16cex w16sdtdh w16sdtfl w16du wp14">
+<w:ftr xmlns:wpc="http://schemas.microsoft.com/office/word/2010/wordprocessingCanvas" xmlns:cx="http://schemas.microsoft.com/office/drawing/2014/chartex" xmlns:cx1="http://schemas.microsoft.com/office/drawing/2015/9/8/chartex" xmlns:cx2="http://schemas.microsoft.com/office/drawing/2015/10/21/chartex" xmlns:cx3="http://schemas.microsoft.com/office/drawing/2016/5/9/chartex" xmlns:cx4="http://schemas.microsoft.com/office/drawing/2016/5/10/chartex" xmlns:cx5="http://schemas.microsoft.com/office/drawing/2016/5/11/chartex" xmlns:cx6="http://schemas.microsoft.com/office/drawing/2016/5/12/chartex" xmlns:cx7="http://schemas.microsoft.com/office/drawing/2016/5/13/chartex" xmlns:cx8="http://schemas.microsoft.com/office/drawing/2016/5/14/chartex" xmlns:mc="http://schemas.openxmlformats.org/markup-compatibility/2006" xmlns:aink="http://schemas.microsoft.com/office/drawing/2016/ink" xmlns:am3d="http://schemas.microsoft.com/office/drawing/2017/model3d" xmlns:o="urn:schemas-microsoft-com:office:office" xmlns:oel="http://schemas.microsoft.com/office/2019/extlst" xmlns:r="http://schemas.openxmlformats.org/officeDocument/2006/relationships" xmlns:m="http://schemas.openxmlformats.org/officeDocument/2006/math" xmlns:v="urn:schemas-microsoft-com:vml" xmlns:wp14="http://schemas.microsoft.com/office/word/2010/wordprocessingDrawing" xmlns:wp="http://schemas.openxmlformats.org/drawingml/2006/wordprocessingDrawing" xmlns:w10="urn:schemas-microsoft-com:office:word" xmlns:w="http://schemas.openxmlformats.org/wordprocessingml/2006/main" xmlns:w14="http://schemas.microsoft.com/office/word/2010/wordml" xmlns:w15="http://schemas.microsoft.com/office/word/2012/wordml" xmlns:w16cex="http://schemas.microsoft.com/office/word/2018/wordml/cex" xmlns:w16cid="http://schemas.microsoft.com/office/word/2016/wordml/cid" xmlns:w16="http://schemas.microsoft.com/office/word/2018/wordml" xmlns:w16du="http://schemas.microsoft.com/office/word/2023/wordml/word16du" xmlns:w16sdtdh="http://schemas.microsoft.com/office/word/2020/wordml/sdtdatahash" xmlns:w16sdtfl="http://schemas.microsoft.com/office/word/2024/wordml/sdtformatlock" xmlns:w16se="http://schemas.microsoft.com/office/word/2015/wordml/symex" xmlns:wpg="http://schemas.microsoft.com/office/word/2010/wordprocessingGroup" xmlns:wpi="http://schemas.microsoft.com/office/word/2010/wordprocessingInk" xmlns:wne="http://schemas.microsoft.com/office/word/2006/wordml" xmlns:wps="http://schemas.microsoft.com/office/word/2010/wordprocessingShape" mc:Ignorable="w14 w15 w16se w16cid w16 w16cex w16sdtdh w16sdtfl w16du wp14">
   <w:p>
     <w:pPr>
       <w:pBdr>
@@ -1683,7 +2542,7 @@
 </file>
 
 <file path=word/footer2.xml><?xml version="1.0" encoding="utf-8"?>
-<w:ftr xmlns:wpc="http://schemas.microsoft.com/office/word/2010/wordprocessingCanvas" xmlns:cx="http://schemas.microsoft.com/office/drawing/2014/chartex" xmlns:cx1="http://schemas.microsoft.com/office/drawing/2015/9/8/chartex" xmlns:cx2="http://schemas.microsoft.com/office/drawing/2015/10/21/chartex" xmlns:cx3="http://schemas.microsoft.com/office/drawing/2016/5/9/chartex" xmlns:cx4="http://schemas.microsoft.com/office/drawing/2016/5/10/chartex" xmlns:cx5="http://schemas.microsoft.com/office/drawing/2016/5/11/chartex" xmlns:cx6="http://schemas.microsoft.com/office/drawing/2016/5/12/chartex" xmlns:cx7="http://schemas.microsoft.com/office/drawing/2016/5/13/chartex" xmlns:cx8="http://schemas.microsoft.com/office/drawing/2016/5/14/chartex" xmlns:mc="http://schemas.openxmlformats.org/markup-compatibility/2006" xmlns:aink="http://schemas.microsoft.com/office/drawing/2016/ink" xmlns:am3d="http://schemas.microsoft.com/office/drawing/2017/model3d" xmlns:o="urn:schemas-microsoft-com:office:office" xmlns:oel="http://schemas.microsoft.com/office/2019/extlst" xmlns:r="http://schemas.openxmlformats.org/officeDocument/2006/relationships" xmlns:m="http://schemas.openxmlformats.org/officeDocument/2006/math" xmlns:v="urn:schemas-microsoft-com:vml" xmlns:wp14="http://schemas.microsoft.com/office/word/2010/wordprocessingDrawing" xmlns:wp="http://schemas.openxmlformats.org/drawingml/2006/wordprocessingDrawing" xmlns:w10="urn:schemas-microsoft-com:office:word" xmlns:w="http://schemas.openxmlformats.org/wordprocessingml/2006/main" xmlns:w14="http://schemas.microsoft.com/office/word/2010/wordml" xmlns:w15="http://schemas.microsoft.com/office/word/2012/wordml" xmlns:w16cei="http://schemas.microsoft.com/office/word/2026/wordml/cei" xmlns:w16cex="http://schemas.microsoft.com/office/word/2018/wordml/cex" xmlns:w16cid="http://schemas.microsoft.com/office/word/2016/wordml/cid" xmlns:w16="http://schemas.microsoft.com/office/word/2018/wordml" xmlns:w16du="http://schemas.microsoft.com/office/word/2023/wordml/word16du" xmlns:w16sdtdh="http://schemas.microsoft.com/office/word/2020/wordml/sdtdatahash" xmlns:w16sdtfl="http://schemas.microsoft.com/office/word/2024/wordml/sdtformatlock" xmlns:w16se="http://schemas.microsoft.com/office/word/2015/wordml/symex" xmlns:wpg="http://schemas.microsoft.com/office/word/2010/wordprocessingGroup" xmlns:wpi="http://schemas.microsoft.com/office/word/2010/wordprocessingInk" xmlns:wne="http://schemas.microsoft.com/office/word/2006/wordml" xmlns:wps="http://schemas.microsoft.com/office/word/2010/wordprocessingShape" mc:Ignorable="w14 w15 w16se w16cid w16 w16cex w16sdtdh w16sdtfl w16du wp14">
+<w:ftr xmlns:wpc="http://schemas.microsoft.com/office/word/2010/wordprocessingCanvas" xmlns:cx="http://schemas.microsoft.com/office/drawing/2014/chartex" xmlns:cx1="http://schemas.microsoft.com/office/drawing/2015/9/8/chartex" xmlns:cx2="http://schemas.microsoft.com/office/drawing/2015/10/21/chartex" xmlns:cx3="http://schemas.microsoft.com/office/drawing/2016/5/9/chartex" xmlns:cx4="http://schemas.microsoft.com/office/drawing/2016/5/10/chartex" xmlns:cx5="http://schemas.microsoft.com/office/drawing/2016/5/11/chartex" xmlns:cx6="http://schemas.microsoft.com/office/drawing/2016/5/12/chartex" xmlns:cx7="http://schemas.microsoft.com/office/drawing/2016/5/13/chartex" xmlns:cx8="http://schemas.microsoft.com/office/drawing/2016/5/14/chartex" xmlns:mc="http://schemas.openxmlformats.org/markup-compatibility/2006" xmlns:aink="http://schemas.microsoft.com/office/drawing/2016/ink" xmlns:am3d="http://schemas.microsoft.com/office/drawing/2017/model3d" xmlns:o="urn:schemas-microsoft-com:office:office" xmlns:oel="http://schemas.microsoft.com/office/2019/extlst" xmlns:r="http://schemas.openxmlformats.org/officeDocument/2006/relationships" xmlns:m="http://schemas.openxmlformats.org/officeDocument/2006/math" xmlns:v="urn:schemas-microsoft-com:vml" xmlns:wp14="http://schemas.microsoft.com/office/word/2010/wordprocessingDrawing" xmlns:wp="http://schemas.openxmlformats.org/drawingml/2006/wordprocessingDrawing" xmlns:w10="urn:schemas-microsoft-com:office:word" xmlns:w="http://schemas.openxmlformats.org/wordprocessingml/2006/main" xmlns:w14="http://schemas.microsoft.com/office/word/2010/wordml" xmlns:w15="http://schemas.microsoft.com/office/word/2012/wordml" xmlns:w16cex="http://schemas.microsoft.com/office/word/2018/wordml/cex" xmlns:w16cid="http://schemas.microsoft.com/office/word/2016/wordml/cid" xmlns:w16="http://schemas.microsoft.com/office/word/2018/wordml" xmlns:w16du="http://schemas.microsoft.com/office/word/2023/wordml/word16du" xmlns:w16sdtdh="http://schemas.microsoft.com/office/word/2020/wordml/sdtdatahash" xmlns:w16sdtfl="http://schemas.microsoft.com/office/word/2024/wordml/sdtformatlock" xmlns:w16se="http://schemas.microsoft.com/office/word/2015/wordml/symex" xmlns:wpg="http://schemas.microsoft.com/office/word/2010/wordprocessingGroup" xmlns:wpi="http://schemas.microsoft.com/office/word/2010/wordprocessingInk" xmlns:wne="http://schemas.microsoft.com/office/word/2006/wordml" xmlns:wps="http://schemas.microsoft.com/office/word/2010/wordprocessingShape" mc:Ignorable="w14 w15 w16se w16cid w16 w16cex w16sdtdh w16sdtfl w16du wp14">
   <w:p>
     <w:pPr>
       <w:pBdr>
@@ -1889,7 +2748,7 @@
 </file>
 
 <file path=word/footnotes.xml><?xml version="1.0" encoding="utf-8"?>
-<w:footnotes xmlns:wpc="http://schemas.microsoft.com/office/word/2010/wordprocessingCanvas" xmlns:cx="http://schemas.microsoft.com/office/drawing/2014/chartex" xmlns:cx1="http://schemas.microsoft.com/office/drawing/2015/9/8/chartex" xmlns:cx2="http://schemas.microsoft.com/office/drawing/2015/10/21/chartex" xmlns:cx3="http://schemas.microsoft.com/office/drawing/2016/5/9/chartex" xmlns:cx4="http://schemas.microsoft.com/office/drawing/2016/5/10/chartex" xmlns:cx5="http://schemas.microsoft.com/office/drawing/2016/5/11/chartex" xmlns:cx6="http://schemas.microsoft.com/office/drawing/2016/5/12/chartex" xmlns:cx7="http://schemas.microsoft.com/office/drawing/2016/5/13/chartex" xmlns:cx8="http://schemas.microsoft.com/office/drawing/2016/5/14/chartex" xmlns:mc="http://schemas.openxmlformats.org/markup-compatibility/2006" xmlns:aink="http://schemas.microsoft.com/office/drawing/2016/ink" xmlns:am3d="http://schemas.microsoft.com/office/drawing/2017/model3d" xmlns:o="urn:schemas-microsoft-com:office:office" xmlns:oel="http://schemas.microsoft.com/office/2019/extlst" xmlns:r="http://schemas.openxmlformats.org/officeDocument/2006/relationships" xmlns:m="http://schemas.openxmlformats.org/officeDocument/2006/math" xmlns:v="urn:schemas-microsoft-com:vml" xmlns:wp14="http://schemas.microsoft.com/office/word/2010/wordprocessingDrawing" xmlns:wp="http://schemas.openxmlformats.org/drawingml/2006/wordprocessingDrawing" xmlns:w10="urn:schemas-microsoft-com:office:word" xmlns:w="http://schemas.openxmlformats.org/wordprocessingml/2006/main" xmlns:w14="http://schemas.microsoft.com/office/word/2010/wordml" xmlns:w15="http://schemas.microsoft.com/office/word/2012/wordml" xmlns:w16cei="http://schemas.microsoft.com/office/word/2026/wordml/cei" xmlns:w16cex="http://schemas.microsoft.com/office/word/2018/wordml/cex" xmlns:w16cid="http://schemas.microsoft.com/office/word/2016/wordml/cid" xmlns:w16="http://schemas.microsoft.com/office/word/2018/wordml" xmlns:w16du="http://schemas.microsoft.com/office/word/2023/wordml/word16du" xmlns:w16sdtdh="http://schemas.microsoft.com/office/word/2020/wordml/sdtdatahash" xmlns:w16sdtfl="http://schemas.microsoft.com/office/word/2024/wordml/sdtformatlock" xmlns:w16se="http://schemas.microsoft.com/office/word/2015/wordml/symex" xmlns:wpg="http://schemas.microsoft.com/office/word/2010/wordprocessingGroup" xmlns:wpi="http://schemas.microsoft.com/office/word/2010/wordprocessingInk" xmlns:wne="http://schemas.microsoft.com/office/word/2006/wordml" xmlns:wps="http://schemas.microsoft.com/office/word/2010/wordprocessingShape" mc:Ignorable="w14 w15 w16se w16cid w16 w16cex w16sdtdh w16sdtfl w16du wp14">
+<w:footnotes xmlns:wpc="http://schemas.microsoft.com/office/word/2010/wordprocessingCanvas" xmlns:cx="http://schemas.microsoft.com/office/drawing/2014/chartex" xmlns:cx1="http://schemas.microsoft.com/office/drawing/2015/9/8/chartex" xmlns:cx2="http://schemas.microsoft.com/office/drawing/2015/10/21/chartex" xmlns:cx3="http://schemas.microsoft.com/office/drawing/2016/5/9/chartex" xmlns:cx4="http://schemas.microsoft.com/office/drawing/2016/5/10/chartex" xmlns:cx5="http://schemas.microsoft.com/office/drawing/2016/5/11/chartex" xmlns:cx6="http://schemas.microsoft.com/office/drawing/2016/5/12/chartex" xmlns:cx7="http://schemas.microsoft.com/office/drawing/2016/5/13/chartex" xmlns:cx8="http://schemas.microsoft.com/office/drawing/2016/5/14/chartex" xmlns:mc="http://schemas.openxmlformats.org/markup-compatibility/2006" xmlns:aink="http://schemas.microsoft.com/office/drawing/2016/ink" xmlns:am3d="http://schemas.microsoft.com/office/drawing/2017/model3d" xmlns:o="urn:schemas-microsoft-com:office:office" xmlns:oel="http://schemas.microsoft.com/office/2019/extlst" xmlns:r="http://schemas.openxmlformats.org/officeDocument/2006/relationships" xmlns:m="http://schemas.openxmlformats.org/officeDocument/2006/math" xmlns:v="urn:schemas-microsoft-com:vml" xmlns:wp14="http://schemas.microsoft.com/office/word/2010/wordprocessingDrawing" xmlns:wp="http://schemas.openxmlformats.org/drawingml/2006/wordprocessingDrawing" xmlns:w10="urn:schemas-microsoft-com:office:word" xmlns:w="http://schemas.openxmlformats.org/wordprocessingml/2006/main" xmlns:w14="http://schemas.microsoft.com/office/word/2010/wordml" xmlns:w15="http://schemas.microsoft.com/office/word/2012/wordml" xmlns:w16cex="http://schemas.microsoft.com/office/word/2018/wordml/cex" xmlns:w16cid="http://schemas.microsoft.com/office/word/2016/wordml/cid" xmlns:w16="http://schemas.microsoft.com/office/word/2018/wordml" xmlns:w16du="http://schemas.microsoft.com/office/word/2023/wordml/word16du" xmlns:w16sdtdh="http://schemas.microsoft.com/office/word/2020/wordml/sdtdatahash" xmlns:w16sdtfl="http://schemas.microsoft.com/office/word/2024/wordml/sdtformatlock" xmlns:w16se="http://schemas.microsoft.com/office/word/2015/wordml/symex" xmlns:wpg="http://schemas.microsoft.com/office/word/2010/wordprocessingGroup" xmlns:wpi="http://schemas.microsoft.com/office/word/2010/wordprocessingInk" xmlns:wne="http://schemas.microsoft.com/office/word/2006/wordml" xmlns:wps="http://schemas.microsoft.com/office/word/2010/wordprocessingShape" mc:Ignorable="w14 w15 w16se w16cid w16 w16cex w16sdtdh w16sdtfl w16du wp14">
   <w:footnote w:type="separator" w:id="-1">
     <w:p>
       <w:pPr>
@@ -1914,7 +2773,7 @@
 </file>
 
 <file path=word/header1.xml><?xml version="1.0" encoding="utf-8"?>
-<w:hdr xmlns:wpc="http://schemas.microsoft.com/office/word/2010/wordprocessingCanvas" xmlns:cx="http://schemas.microsoft.com/office/drawing/2014/chartex" xmlns:cx1="http://schemas.microsoft.com/office/drawing/2015/9/8/chartex" xmlns:cx2="http://schemas.microsoft.com/office/drawing/2015/10/21/chartex" xmlns:cx3="http://schemas.microsoft.com/office/drawing/2016/5/9/chartex" xmlns:cx4="http://schemas.microsoft.com/office/drawing/2016/5/10/chartex" xmlns:cx5="http://schemas.microsoft.com/office/drawing/2016/5/11/chartex" xmlns:cx6="http://schemas.microsoft.com/office/drawing/2016/5/12/chartex" xmlns:cx7="http://schemas.microsoft.com/office/drawing/2016/5/13/chartex" xmlns:cx8="http://schemas.microsoft.com/office/drawing/2016/5/14/chartex" xmlns:mc="http://schemas.openxmlformats.org/markup-compatibility/2006" xmlns:aink="http://schemas.microsoft.com/office/drawing/2016/ink" xmlns:am3d="http://schemas.microsoft.com/office/drawing/2017/model3d" xmlns:o="urn:schemas-microsoft-com:office:office" xmlns:oel="http://schemas.microsoft.com/office/2019/extlst" xmlns:r="http://schemas.openxmlformats.org/officeDocument/2006/relationships" xmlns:m="http://schemas.openxmlformats.org/officeDocument/2006/math" xmlns:v="urn:schemas-microsoft-com:vml" xmlns:wp14="http://schemas.microsoft.com/office/word/2010/wordprocessingDrawing" xmlns:wp="http://schemas.openxmlformats.org/drawingml/2006/wordprocessingDrawing" xmlns:w10="urn:schemas-microsoft-com:office:word" xmlns:w="http://schemas.openxmlformats.org/wordprocessingml/2006/main" xmlns:w14="http://schemas.microsoft.com/office/word/2010/wordml" xmlns:w15="http://schemas.microsoft.com/office/word/2012/wordml" xmlns:w16cei="http://schemas.microsoft.com/office/word/2026/wordml/cei" xmlns:w16cex="http://schemas.microsoft.com/office/word/2018/wordml/cex" xmlns:w16cid="http://schemas.microsoft.com/office/word/2016/wordml/cid" xmlns:w16="http://schemas.microsoft.com/office/word/2018/wordml" xmlns:w16du="http://schemas.microsoft.com/office/word/2023/wordml/word16du" xmlns:w16sdtdh="http://schemas.microsoft.com/office/word/2020/wordml/sdtdatahash" xmlns:w16sdtfl="http://schemas.microsoft.com/office/word/2024/wordml/sdtformatlock" xmlns:w16se="http://schemas.microsoft.com/office/word/2015/wordml/symex" xmlns:wpg="http://schemas.microsoft.com/office/word/2010/wordprocessingGroup" xmlns:wpi="http://schemas.microsoft.com/office/word/2010/wordprocessingInk" xmlns:wne="http://schemas.microsoft.com/office/word/2006/wordml" xmlns:wps="http://schemas.microsoft.com/office/word/2010/wordprocessingShape" mc:Ignorable="w14 w15 w16se w16cid w16 w16cex w16sdtdh w16sdtfl w16du wp14">
+<w:hdr xmlns:wpc="http://schemas.microsoft.com/office/word/2010/wordprocessingCanvas" xmlns:cx="http://schemas.microsoft.com/office/drawing/2014/chartex" xmlns:cx1="http://schemas.microsoft.com/office/drawing/2015/9/8/chartex" xmlns:cx2="http://schemas.microsoft.com/office/drawing/2015/10/21/chartex" xmlns:cx3="http://schemas.microsoft.com/office/drawing/2016/5/9/chartex" xmlns:cx4="http://schemas.microsoft.com/office/drawing/2016/5/10/chartex" xmlns:cx5="http://schemas.microsoft.com/office/drawing/2016/5/11/chartex" xmlns:cx6="http://schemas.microsoft.com/office/drawing/2016/5/12/chartex" xmlns:cx7="http://schemas.microsoft.com/office/drawing/2016/5/13/chartex" xmlns:cx8="http://schemas.microsoft.com/office/drawing/2016/5/14/chartex" xmlns:mc="http://schemas.openxmlformats.org/markup-compatibility/2006" xmlns:aink="http://schemas.microsoft.com/office/drawing/2016/ink" xmlns:am3d="http://schemas.microsoft.com/office/drawing/2017/model3d" xmlns:o="urn:schemas-microsoft-com:office:office" xmlns:oel="http://schemas.microsoft.com/office/2019/extlst" xmlns:r="http://schemas.openxmlformats.org/officeDocument/2006/relationships" xmlns:m="http://schemas.openxmlformats.org/officeDocument/2006/math" xmlns:v="urn:schemas-microsoft-com:vml" xmlns:wp14="http://schemas.microsoft.com/office/word/2010/wordprocessingDrawing" xmlns:wp="http://schemas.openxmlformats.org/drawingml/2006/wordprocessingDrawing" xmlns:w10="urn:schemas-microsoft-com:office:word" xmlns:w="http://schemas.openxmlformats.org/wordprocessingml/2006/main" xmlns:w14="http://schemas.microsoft.com/office/word/2010/wordml" xmlns:w15="http://schemas.microsoft.com/office/word/2012/wordml" xmlns:w16cex="http://schemas.microsoft.com/office/word/2018/wordml/cex" xmlns:w16cid="http://schemas.microsoft.com/office/word/2016/wordml/cid" xmlns:w16="http://schemas.microsoft.com/office/word/2018/wordml" xmlns:w16du="http://schemas.microsoft.com/office/word/2023/wordml/word16du" xmlns:w16sdtdh="http://schemas.microsoft.com/office/word/2020/wordml/sdtdatahash" xmlns:w16sdtfl="http://schemas.microsoft.com/office/word/2024/wordml/sdtformatlock" xmlns:w16se="http://schemas.microsoft.com/office/word/2015/wordml/symex" xmlns:wpg="http://schemas.microsoft.com/office/word/2010/wordprocessingGroup" xmlns:wpi="http://schemas.microsoft.com/office/word/2010/wordprocessingInk" xmlns:wne="http://schemas.microsoft.com/office/word/2006/wordml" xmlns:wps="http://schemas.microsoft.com/office/word/2010/wordprocessingShape" mc:Ignorable="w14 w15 w16se w16cid w16 w16cex w16sdtdh w16sdtfl w16du wp14">
   <w:p>
     <w:pPr>
       <w:pStyle w:val="Header"/>
@@ -1935,7 +2794,7 @@
 </file>
 
 <file path=word/header2.xml><?xml version="1.0" encoding="utf-8"?>
-<w:hdr xmlns:wpc="http://schemas.microsoft.com/office/word/2010/wordprocessingCanvas" xmlns:cx="http://schemas.microsoft.com/office/drawing/2014/chartex" xmlns:cx1="http://schemas.microsoft.com/office/drawing/2015/9/8/chartex" xmlns:cx2="http://schemas.microsoft.com/office/drawing/2015/10/21/chartex" xmlns:cx3="http://schemas.microsoft.com/office/drawing/2016/5/9/chartex" xmlns:cx4="http://schemas.microsoft.com/office/drawing/2016/5/10/chartex" xmlns:cx5="http://schemas.microsoft.com/office/drawing/2016/5/11/chartex" xmlns:cx6="http://schemas.microsoft.com/office/drawing/2016/5/12/chartex" xmlns:cx7="http://schemas.microsoft.com/office/drawing/2016/5/13/chartex" xmlns:cx8="http://schemas.microsoft.com/office/drawing/2016/5/14/chartex" xmlns:mc="http://schemas.openxmlformats.org/markup-compatibility/2006" xmlns:aink="http://schemas.microsoft.com/office/drawing/2016/ink" xmlns:am3d="http://schemas.microsoft.com/office/drawing/2017/model3d" xmlns:o="urn:schemas-microsoft-com:office:office" xmlns:oel="http://schemas.microsoft.com/office/2019/extlst" xmlns:r="http://schemas.openxmlformats.org/officeDocument/2006/relationships" xmlns:m="http://schemas.openxmlformats.org/officeDocument/2006/math" xmlns:v="urn:schemas-microsoft-com:vml" xmlns:wp14="http://schemas.microsoft.com/office/word/2010/wordprocessingDrawing" xmlns:wp="http://schemas.openxmlformats.org/drawingml/2006/wordprocessingDrawing" xmlns:w10="urn:schemas-microsoft-com:office:word" xmlns:w="http://schemas.openxmlformats.org/wordprocessingml/2006/main" xmlns:w14="http://schemas.microsoft.com/office/word/2010/wordml" xmlns:w15="http://schemas.microsoft.com/office/word/2012/wordml" xmlns:w16cei="http://schemas.microsoft.com/office/word/2026/wordml/cei" xmlns:w16cex="http://schemas.microsoft.com/office/word/2018/wordml/cex" xmlns:w16cid="http://schemas.microsoft.com/office/word/2016/wordml/cid" xmlns:w16="http://schemas.microsoft.com/office/word/2018/wordml" xmlns:w16du="http://schemas.microsoft.com/office/word/2023/wordml/word16du" xmlns:w16sdtdh="http://schemas.microsoft.com/office/word/2020/wordml/sdtdatahash" xmlns:w16sdtfl="http://schemas.microsoft.com/office/word/2024/wordml/sdtformatlock" xmlns:w16se="http://schemas.microsoft.com/office/word/2015/wordml/symex" xmlns:wpg="http://schemas.microsoft.com/office/word/2010/wordprocessingGroup" xmlns:wpi="http://schemas.microsoft.com/office/word/2010/wordprocessingInk" xmlns:wne="http://schemas.microsoft.com/office/word/2006/wordml" xmlns:wps="http://schemas.microsoft.com/office/word/2010/wordprocessingShape" mc:Ignorable="w14 w15 w16se w16cid w16 w16cex w16sdtdh w16sdtfl w16du wp14">
+<w:hdr xmlns:wpc="http://schemas.microsoft.com/office/word/2010/wordprocessingCanvas" xmlns:cx="http://schemas.microsoft.com/office/drawing/2014/chartex" xmlns:cx1="http://schemas.microsoft.com/office/drawing/2015/9/8/chartex" xmlns:cx2="http://schemas.microsoft.com/office/drawing/2015/10/21/chartex" xmlns:cx3="http://schemas.microsoft.com/office/drawing/2016/5/9/chartex" xmlns:cx4="http://schemas.microsoft.com/office/drawing/2016/5/10/chartex" xmlns:cx5="http://schemas.microsoft.com/office/drawing/2016/5/11/chartex" xmlns:cx6="http://schemas.microsoft.com/office/drawing/2016/5/12/chartex" xmlns:cx7="http://schemas.microsoft.com/office/drawing/2016/5/13/chartex" xmlns:cx8="http://schemas.microsoft.com/office/drawing/2016/5/14/chartex" xmlns:mc="http://schemas.openxmlformats.org/markup-compatibility/2006" xmlns:aink="http://schemas.microsoft.com/office/drawing/2016/ink" xmlns:am3d="http://schemas.microsoft.com/office/drawing/2017/model3d" xmlns:o="urn:schemas-microsoft-com:office:office" xmlns:oel="http://schemas.microsoft.com/office/2019/extlst" xmlns:r="http://schemas.openxmlformats.org/officeDocument/2006/relationships" xmlns:m="http://schemas.openxmlformats.org/officeDocument/2006/math" xmlns:v="urn:schemas-microsoft-com:vml" xmlns:wp14="http://schemas.microsoft.com/office/word/2010/wordprocessingDrawing" xmlns:wp="http://schemas.openxmlformats.org/drawingml/2006/wordprocessingDrawing" xmlns:w10="urn:schemas-microsoft-com:office:word" xmlns:w="http://schemas.openxmlformats.org/wordprocessingml/2006/main" xmlns:w14="http://schemas.microsoft.com/office/word/2010/wordml" xmlns:w15="http://schemas.microsoft.com/office/word/2012/wordml" xmlns:w16cex="http://schemas.microsoft.com/office/word/2018/wordml/cex" xmlns:w16cid="http://schemas.microsoft.com/office/word/2016/wordml/cid" xmlns:w16="http://schemas.microsoft.com/office/word/2018/wordml" xmlns:w16du="http://schemas.microsoft.com/office/word/2023/wordml/word16du" xmlns:w16sdtdh="http://schemas.microsoft.com/office/word/2020/wordml/sdtdatahash" xmlns:w16sdtfl="http://schemas.microsoft.com/office/word/2024/wordml/sdtformatlock" xmlns:w16se="http://schemas.microsoft.com/office/word/2015/wordml/symex" xmlns:wpg="http://schemas.microsoft.com/office/word/2010/wordprocessingGroup" xmlns:wpi="http://schemas.microsoft.com/office/word/2010/wordprocessingInk" xmlns:wne="http://schemas.microsoft.com/office/word/2006/wordml" xmlns:wps="http://schemas.microsoft.com/office/word/2010/wordprocessingShape" mc:Ignorable="w14 w15 w16se w16cid w16 w16cex w16sdtdh w16sdtfl w16du wp14">
   <w:p>
     <w:pPr>
       <w:pStyle w:val="Header"/>

--- a/TS Jatai Ghanam Project/TS 7.4/TS 7.4 Ghanam Tamil Corrections.docx
+++ b/TS Jatai Ghanam Project/TS 7.4/TS 7.4 Ghanam Tamil Corrections.docx
@@ -52,17 +52,7 @@
           <w:szCs w:val="32"/>
           <w:u w:val="single"/>
         </w:rPr>
-        <w:t>7.</w:t>
-      </w:r>
-      <w:r>
-        <w:rPr>
-          <w:b/>
-          <w:bCs/>
-          <w:sz w:val="32"/>
-          <w:szCs w:val="32"/>
-          <w:u w:val="single"/>
-        </w:rPr>
-        <w:t>4</w:t>
+        <w:t>7.4</w:t>
       </w:r>
       <w:r>
         <w:rPr>
@@ -82,7 +72,7 @@
           <w:szCs w:val="32"/>
           <w:u w:val="single"/>
         </w:rPr>
-        <w:t>Tamil</w:t>
+        <w:t xml:space="preserve">Tamil </w:t>
       </w:r>
       <w:r>
         <w:rPr>
@@ -92,7 +82,7 @@
           <w:szCs w:val="32"/>
           <w:u w:val="single"/>
         </w:rPr>
-        <w:t xml:space="preserve"> </w:t>
+        <w:t xml:space="preserve">Corrections – Observed till </w:t>
       </w:r>
       <w:r>
         <w:rPr>
@@ -102,31 +92,8 @@
           <w:szCs w:val="32"/>
           <w:u w:val="single"/>
         </w:rPr>
-        <w:t xml:space="preserve">Corrections – Observed </w:t>
+        <w:t>31st Aug 2026</w:t>
       </w:r>
-      <w:proofErr w:type="gramStart"/>
-      <w:r>
-        <w:rPr>
-          <w:b/>
-          <w:bCs/>
-          <w:sz w:val="32"/>
-          <w:szCs w:val="32"/>
-          <w:u w:val="single"/>
-        </w:rPr>
-        <w:t xml:space="preserve">till </w:t>
-      </w:r>
-      <w:r>
-        <w:rPr>
-          <w:b/>
-          <w:bCs/>
-          <w:sz w:val="32"/>
-          <w:szCs w:val="32"/>
-          <w:highlight w:val="red"/>
-          <w:u w:val="single"/>
-        </w:rPr>
-        <w:t>????</w:t>
-      </w:r>
-      <w:proofErr w:type="gramEnd"/>
     </w:p>
     <w:p>
       <w:pPr>
@@ -235,7 +202,6 @@
               <w:spacing w:before="0" w:line="240" w:lineRule="auto"/>
               <w:rPr>
                 <w:rFonts w:ascii="BRH Devanagari Extra" w:hAnsi="BRH Devanagari Extra" w:cs="BRH Devanagari Extra"/>
-                <w:color w:val="000000"/>
                 <w:sz w:val="32"/>
                 <w:szCs w:val="32"/>
               </w:rPr>
@@ -243,17 +209,14 @@
             <w:r>
               <w:rPr>
                 <w:rFonts w:ascii="BRH Devanagari Extra" w:hAnsi="BRH Devanagari Extra" w:cs="BRH Devanagari Extra"/>
-                <w:color w:val="000000"/>
                 <w:sz w:val="32"/>
                 <w:szCs w:val="32"/>
               </w:rPr>
               <w:t>(</w:t>
             </w:r>
-            <w:proofErr w:type="gramStart"/>
-            <w:r>
-              <w:rPr>
-                <w:rFonts w:cs="BRH Devanagari Extra"/>
-                <w:color w:val="000000"/>
+            <w:r>
+              <w:rPr>
+                <w:rFonts w:cs="BRH Devanagari Extra"/>
                 <w:szCs w:val="32"/>
               </w:rPr>
               <w:t>100</w:t>
@@ -261,7 +224,6 @@
             <w:r>
               <w:rPr>
                 <w:rFonts w:ascii="BRH Devanagari Extra" w:hAnsi="BRH Devanagari Extra" w:cs="BRH Devanagari Extra"/>
-                <w:color w:val="000000"/>
                 <w:sz w:val="32"/>
                 <w:szCs w:val="32"/>
               </w:rPr>
@@ -270,24 +232,13 @@
             <w:r>
               <w:rPr>
                 <w:rFonts w:cs="BRH Devanagari Extra"/>
-                <w:color w:val="000000"/>
-                <w:szCs w:val="32"/>
-              </w:rPr>
-              <w:t>[</w:t>
-            </w:r>
-            <w:proofErr w:type="gramEnd"/>
-            <w:r>
-              <w:rPr>
-                <w:rFonts w:cs="BRH Devanagari Extra"/>
-                <w:color w:val="000000"/>
-                <w:szCs w:val="32"/>
-              </w:rPr>
-              <w:t>P8</w:t>
-            </w:r>
-            <w:r>
-              <w:rPr>
-                <w:rFonts w:ascii="BRH Devanagari Extra" w:hAnsi="BRH Devanagari Extra" w:cs="BRH Devanagari Extra"/>
-                <w:color w:val="000000"/>
+                <w:szCs w:val="32"/>
+              </w:rPr>
+              <w:t>[P8</w:t>
+            </w:r>
+            <w:r>
+              <w:rPr>
+                <w:rFonts w:ascii="BRH Devanagari Extra" w:hAnsi="BRH Devanagari Extra" w:cs="BRH Devanagari Extra"/>
                 <w:sz w:val="32"/>
                 <w:szCs w:val="32"/>
               </w:rPr>
@@ -296,7 +247,6 @@
             <w:r>
               <w:rPr>
                 <w:rFonts w:cs="BRH Devanagari Extra"/>
-                <w:color w:val="000000"/>
                 <w:szCs w:val="32"/>
               </w:rPr>
               <w:t>7</w:t>
@@ -304,7 +254,6 @@
             <w:r>
               <w:rPr>
                 <w:rFonts w:ascii="BRH Devanagari Extra" w:hAnsi="BRH Devanagari Extra" w:cs="BRH Devanagari Extra"/>
-                <w:color w:val="000000"/>
                 <w:sz w:val="32"/>
                 <w:szCs w:val="32"/>
               </w:rPr>
@@ -313,7 +262,6 @@
             <w:r>
               <w:rPr>
                 <w:rFonts w:cs="BRH Devanagari Extra"/>
-                <w:color w:val="000000"/>
                 <w:szCs w:val="32"/>
               </w:rPr>
               <w:t>4</w:t>
@@ -321,7 +269,6 @@
             <w:r>
               <w:rPr>
                 <w:rFonts w:ascii="BRH Devanagari Extra" w:hAnsi="BRH Devanagari Extra" w:cs="BRH Devanagari Extra"/>
-                <w:color w:val="000000"/>
                 <w:sz w:val="32"/>
                 <w:szCs w:val="32"/>
               </w:rPr>
@@ -330,7 +277,6 @@
             <w:r>
               <w:rPr>
                 <w:rFonts w:cs="BRH Devanagari Extra"/>
-                <w:color w:val="000000"/>
                 <w:szCs w:val="32"/>
               </w:rPr>
               <w:t>2</w:t>
@@ -338,7 +284,6 @@
             <w:r>
               <w:rPr>
                 <w:rFonts w:ascii="BRH Devanagari Extra" w:hAnsi="BRH Devanagari Extra" w:cs="BRH Devanagari Extra"/>
-                <w:color w:val="000000"/>
                 <w:sz w:val="32"/>
                 <w:szCs w:val="32"/>
               </w:rPr>
@@ -347,7 +292,6 @@
             <w:r>
               <w:rPr>
                 <w:rFonts w:cs="BRH Devanagari Extra"/>
-                <w:color w:val="000000"/>
                 <w:szCs w:val="32"/>
               </w:rPr>
               <w:t>5</w:t>
@@ -355,7 +299,6 @@
             <w:r>
               <w:rPr>
                 <w:rFonts w:ascii="BRH Devanagari Extra" w:hAnsi="BRH Devanagari Extra" w:cs="BRH Devanagari Extra"/>
-                <w:color w:val="000000"/>
                 <w:sz w:val="32"/>
                 <w:szCs w:val="32"/>
               </w:rPr>
@@ -364,7 +307,6 @@
             <w:r>
               <w:rPr>
                 <w:rFonts w:cs="BRH Devanagari Extra"/>
-                <w:color w:val="000000"/>
                 <w:szCs w:val="32"/>
               </w:rPr>
               <w:t>73</w:t>
@@ -372,7 +314,6 @@
             <w:r>
               <w:rPr>
                 <w:rFonts w:ascii="BRH Devanagari Extra" w:hAnsi="BRH Devanagari Extra" w:cs="BRH Devanagari Extra"/>
-                <w:color w:val="000000"/>
                 <w:sz w:val="32"/>
                 <w:szCs w:val="32"/>
               </w:rPr>
@@ -381,15 +322,13 @@
             <w:r>
               <w:rPr>
                 <w:rFonts w:ascii="BRH Malayalam Extra" w:hAnsi="BRH Malayalam Extra" w:cs="BRH Devanagari Extra"/>
-                <w:color w:val="000000"/>
-                <w:szCs w:val="32"/>
-              </w:rPr>
-              <w:t>–</w:t>
-            </w:r>
-            <w:r>
-              <w:rPr>
-                <w:rFonts w:ascii="BRH Devanagari Extra" w:hAnsi="BRH Devanagari Extra" w:cs="BRH Devanagari Extra"/>
-                <w:color w:val="000000"/>
+                <w:szCs w:val="32"/>
+              </w:rPr>
+              <w:t>–</w:t>
+            </w:r>
+            <w:r>
+              <w:rPr>
+                <w:rFonts w:ascii="BRH Devanagari Extra" w:hAnsi="BRH Devanagari Extra" w:cs="BRH Devanagari Extra"/>
                 <w:sz w:val="32"/>
                 <w:szCs w:val="32"/>
               </w:rPr>
@@ -398,15 +337,13 @@
             <w:r>
               <w:rPr>
                 <w:rFonts w:ascii="BRH Malayalam Extra" w:hAnsi="BRH Malayalam Extra" w:cs="BRH Devanagari Extra"/>
-                <w:color w:val="000000"/>
-                <w:szCs w:val="32"/>
-              </w:rPr>
-              <w:t>–</w:t>
-            </w:r>
-            <w:r>
-              <w:rPr>
-                <w:rFonts w:ascii="BRH Devanagari Extra" w:hAnsi="BRH Devanagari Extra" w:cs="BRH Devanagari Extra"/>
-                <w:color w:val="000000"/>
+                <w:szCs w:val="32"/>
+              </w:rPr>
+              <w:t>–</w:t>
+            </w:r>
+            <w:r>
+              <w:rPr>
+                <w:rFonts w:ascii="BRH Devanagari Extra" w:hAnsi="BRH Devanagari Extra" w:cs="BRH Devanagari Extra"/>
                 <w:sz w:val="32"/>
                 <w:szCs w:val="32"/>
               </w:rPr>
@@ -415,15 +352,13 @@
             <w:r>
               <w:rPr>
                 <w:rFonts w:ascii="BRH Malayalam Extra" w:hAnsi="BRH Malayalam Extra" w:cs="BRH Devanagari Extra"/>
-                <w:color w:val="000000"/>
-                <w:szCs w:val="32"/>
-              </w:rPr>
-              <w:t>–</w:t>
-            </w:r>
-            <w:r>
-              <w:rPr>
-                <w:rFonts w:ascii="BRH Devanagari Extra" w:hAnsi="BRH Devanagari Extra" w:cs="BRH Devanagari Extra"/>
-                <w:color w:val="000000"/>
+                <w:szCs w:val="32"/>
+              </w:rPr>
+              <w:t>–</w:t>
+            </w:r>
+            <w:r>
+              <w:rPr>
+                <w:rFonts w:ascii="BRH Devanagari Extra" w:hAnsi="BRH Devanagari Extra" w:cs="BRH Devanagari Extra"/>
                 <w:sz w:val="32"/>
                 <w:szCs w:val="32"/>
               </w:rPr>
@@ -432,15 +367,13 @@
             <w:r>
               <w:rPr>
                 <w:rFonts w:ascii="BRH Malayalam Extra" w:hAnsi="BRH Malayalam Extra" w:cs="BRH Devanagari Extra"/>
-                <w:color w:val="000000"/>
-                <w:szCs w:val="32"/>
-              </w:rPr>
-              <w:t>–</w:t>
-            </w:r>
-            <w:r>
-              <w:rPr>
-                <w:rFonts w:ascii="BRH Devanagari Extra" w:hAnsi="BRH Devanagari Extra" w:cs="BRH Devanagari Extra"/>
-                <w:color w:val="000000"/>
+                <w:szCs w:val="32"/>
+              </w:rPr>
+              <w:t>–</w:t>
+            </w:r>
+            <w:r>
+              <w:rPr>
+                <w:rFonts w:ascii="BRH Devanagari Extra" w:hAnsi="BRH Devanagari Extra" w:cs="BRH Devanagari Extra"/>
                 <w:sz w:val="32"/>
                 <w:szCs w:val="32"/>
               </w:rPr>
@@ -456,7 +389,6 @@
               <w:spacing w:before="0" w:line="240" w:lineRule="auto"/>
               <w:rPr>
                 <w:rFonts w:cs="Arial"/>
-                <w:color w:val="000000"/>
                 <w:sz w:val="32"/>
                 <w:szCs w:val="32"/>
               </w:rPr>
@@ -464,7 +396,6 @@
             <w:r>
               <w:rPr>
                 <w:rFonts w:ascii="BRH Devanagari Extra" w:hAnsi="BRH Devanagari Extra" w:cs="BRH Devanagari Extra"/>
-                <w:color w:val="000000"/>
                 <w:sz w:val="32"/>
                 <w:szCs w:val="32"/>
               </w:rPr>
@@ -473,15 +404,13 @@
             <w:r>
               <w:rPr>
                 <w:rFonts w:ascii="BRH Malayalam Extra" w:hAnsi="BRH Malayalam Extra" w:cs="BRH Devanagari Extra"/>
-                <w:color w:val="000000"/>
-                <w:szCs w:val="32"/>
-              </w:rPr>
-              <w:t>–</w:t>
-            </w:r>
-            <w:r>
-              <w:rPr>
-                <w:rFonts w:ascii="BRH Devanagari Extra" w:hAnsi="BRH Devanagari Extra" w:cs="BRH Devanagari Extra"/>
-                <w:color w:val="000000"/>
+                <w:szCs w:val="32"/>
+              </w:rPr>
+              <w:t>–</w:t>
+            </w:r>
+            <w:r>
+              <w:rPr>
+                <w:rFonts w:ascii="BRH Devanagari Extra" w:hAnsi="BRH Devanagari Extra" w:cs="BRH Devanagari Extra"/>
                 <w:sz w:val="32"/>
                 <w:szCs w:val="32"/>
               </w:rPr>
@@ -490,15 +419,13 @@
             <w:r>
               <w:rPr>
                 <w:rFonts w:ascii="BRH Malayalam Extra" w:hAnsi="BRH Malayalam Extra" w:cs="BRH Devanagari Extra"/>
-                <w:color w:val="000000"/>
-                <w:szCs w:val="32"/>
-              </w:rPr>
-              <w:t>–</w:t>
-            </w:r>
-            <w:r>
-              <w:rPr>
-                <w:rFonts w:ascii="BRH Devanagari Extra" w:hAnsi="BRH Devanagari Extra" w:cs="BRH Devanagari Extra"/>
-                <w:color w:val="000000"/>
+                <w:szCs w:val="32"/>
+              </w:rPr>
+              <w:t>–</w:t>
+            </w:r>
+            <w:r>
+              <w:rPr>
+                <w:rFonts w:ascii="BRH Devanagari Extra" w:hAnsi="BRH Devanagari Extra" w:cs="BRH Devanagari Extra"/>
                 <w:sz w:val="32"/>
                 <w:szCs w:val="32"/>
               </w:rPr>
@@ -507,15 +434,13 @@
             <w:r>
               <w:rPr>
                 <w:rFonts w:ascii="BRH Malayalam Extra" w:hAnsi="BRH Malayalam Extra" w:cs="BRH Devanagari Extra"/>
-                <w:color w:val="000000"/>
-                <w:szCs w:val="32"/>
-              </w:rPr>
-              <w:t>–</w:t>
-            </w:r>
-            <w:r>
-              <w:rPr>
-                <w:rFonts w:ascii="BRH Devanagari Extra" w:hAnsi="BRH Devanagari Extra" w:cs="BRH Devanagari Extra"/>
-                <w:color w:val="000000"/>
+                <w:szCs w:val="32"/>
+              </w:rPr>
+              <w:t>–</w:t>
+            </w:r>
+            <w:r>
+              <w:rPr>
+                <w:rFonts w:ascii="BRH Devanagari Extra" w:hAnsi="BRH Devanagari Extra" w:cs="BRH Devanagari Extra"/>
                 <w:sz w:val="32"/>
                 <w:szCs w:val="32"/>
                 <w:highlight w:val="yellow"/>
@@ -525,7 +450,6 @@
             <w:r>
               <w:rPr>
                 <w:rFonts w:ascii="BRH Malayalam Extra" w:hAnsi="BRH Malayalam Extra" w:cs="BRH Devanagari Extra"/>
-                <w:color w:val="000000"/>
                 <w:szCs w:val="32"/>
                 <w:highlight w:val="yellow"/>
               </w:rPr>
@@ -534,7 +458,6 @@
             <w:r>
               <w:rPr>
                 <w:rFonts w:ascii="BRH Devanagari Extra" w:hAnsi="BRH Devanagari Extra" w:cs="BRH Devanagari Extra"/>
-                <w:color w:val="000000"/>
                 <w:sz w:val="32"/>
                 <w:szCs w:val="32"/>
                 <w:highlight w:val="yellow"/>
@@ -544,7 +467,6 @@
             <w:r>
               <w:rPr>
                 <w:rFonts w:ascii="BRH Devanagari Extra" w:hAnsi="BRH Devanagari Extra" w:cs="BRH Devanagari Extra"/>
-                <w:color w:val="000000"/>
                 <w:sz w:val="32"/>
                 <w:szCs w:val="32"/>
               </w:rPr>
@@ -553,15 +475,13 @@
             <w:r>
               <w:rPr>
                 <w:rFonts w:ascii="BRH Malayalam Extra" w:hAnsi="BRH Malayalam Extra" w:cs="BRH Devanagari Extra"/>
-                <w:color w:val="000000"/>
-                <w:szCs w:val="32"/>
-              </w:rPr>
-              <w:t>–</w:t>
-            </w:r>
-            <w:r>
-              <w:rPr>
-                <w:rFonts w:ascii="BRH Devanagari Extra" w:hAnsi="BRH Devanagari Extra" w:cs="BRH Devanagari Extra"/>
-                <w:color w:val="000000"/>
+                <w:szCs w:val="32"/>
+              </w:rPr>
+              <w:t>–</w:t>
+            </w:r>
+            <w:r>
+              <w:rPr>
+                <w:rFonts w:ascii="BRH Devanagari Extra" w:hAnsi="BRH Devanagari Extra" w:cs="BRH Devanagari Extra"/>
                 <w:sz w:val="32"/>
                 <w:szCs w:val="32"/>
               </w:rPr>
@@ -570,15 +490,13 @@
             <w:r>
               <w:rPr>
                 <w:rFonts w:ascii="BRH Malayalam Extra" w:hAnsi="BRH Malayalam Extra" w:cs="BRH Devanagari Extra"/>
-                <w:color w:val="000000"/>
-                <w:szCs w:val="32"/>
-              </w:rPr>
-              <w:t>–</w:t>
-            </w:r>
-            <w:r>
-              <w:rPr>
-                <w:rFonts w:ascii="BRH Devanagari Extra" w:hAnsi="BRH Devanagari Extra" w:cs="BRH Devanagari Extra"/>
-                <w:color w:val="000000"/>
+                <w:szCs w:val="32"/>
+              </w:rPr>
+              <w:t>–</w:t>
+            </w:r>
+            <w:r>
+              <w:rPr>
+                <w:rFonts w:ascii="BRH Devanagari Extra" w:hAnsi="BRH Devanagari Extra" w:cs="BRH Devanagari Extra"/>
                 <w:sz w:val="32"/>
                 <w:szCs w:val="32"/>
               </w:rPr>
@@ -599,7 +517,6 @@
               <w:spacing w:before="0" w:line="240" w:lineRule="auto"/>
               <w:rPr>
                 <w:rFonts w:ascii="BRH Devanagari Extra" w:hAnsi="BRH Devanagari Extra" w:cs="BRH Devanagari Extra"/>
-                <w:color w:val="000000"/>
                 <w:sz w:val="32"/>
                 <w:szCs w:val="32"/>
               </w:rPr>
@@ -607,17 +524,14 @@
             <w:r>
               <w:rPr>
                 <w:rFonts w:ascii="BRH Devanagari Extra" w:hAnsi="BRH Devanagari Extra" w:cs="BRH Devanagari Extra"/>
-                <w:color w:val="000000"/>
                 <w:sz w:val="32"/>
                 <w:szCs w:val="32"/>
               </w:rPr>
               <w:t>(</w:t>
             </w:r>
-            <w:proofErr w:type="gramStart"/>
-            <w:r>
-              <w:rPr>
-                <w:rFonts w:cs="BRH Devanagari Extra"/>
-                <w:color w:val="000000"/>
+            <w:r>
+              <w:rPr>
+                <w:rFonts w:cs="BRH Devanagari Extra"/>
                 <w:szCs w:val="32"/>
               </w:rPr>
               <w:t>100</w:t>
@@ -625,7 +539,6 @@
             <w:r>
               <w:rPr>
                 <w:rFonts w:ascii="BRH Devanagari Extra" w:hAnsi="BRH Devanagari Extra" w:cs="BRH Devanagari Extra"/>
-                <w:color w:val="000000"/>
                 <w:sz w:val="32"/>
                 <w:szCs w:val="32"/>
               </w:rPr>
@@ -634,24 +547,13 @@
             <w:r>
               <w:rPr>
                 <w:rFonts w:cs="BRH Devanagari Extra"/>
-                <w:color w:val="000000"/>
-                <w:szCs w:val="32"/>
-              </w:rPr>
-              <w:t>[</w:t>
-            </w:r>
-            <w:proofErr w:type="gramEnd"/>
-            <w:r>
-              <w:rPr>
-                <w:rFonts w:cs="BRH Devanagari Extra"/>
-                <w:color w:val="000000"/>
-                <w:szCs w:val="32"/>
-              </w:rPr>
-              <w:t>P8</w:t>
-            </w:r>
-            <w:r>
-              <w:rPr>
-                <w:rFonts w:ascii="BRH Devanagari Extra" w:hAnsi="BRH Devanagari Extra" w:cs="BRH Devanagari Extra"/>
-                <w:color w:val="000000"/>
+                <w:szCs w:val="32"/>
+              </w:rPr>
+              <w:t>[P8</w:t>
+            </w:r>
+            <w:r>
+              <w:rPr>
+                <w:rFonts w:ascii="BRH Devanagari Extra" w:hAnsi="BRH Devanagari Extra" w:cs="BRH Devanagari Extra"/>
                 <w:sz w:val="32"/>
                 <w:szCs w:val="32"/>
               </w:rPr>
@@ -660,7 +562,6 @@
             <w:r>
               <w:rPr>
                 <w:rFonts w:cs="BRH Devanagari Extra"/>
-                <w:color w:val="000000"/>
                 <w:szCs w:val="32"/>
               </w:rPr>
               <w:t>7</w:t>
@@ -668,7 +569,6 @@
             <w:r>
               <w:rPr>
                 <w:rFonts w:ascii="BRH Devanagari Extra" w:hAnsi="BRH Devanagari Extra" w:cs="BRH Devanagari Extra"/>
-                <w:color w:val="000000"/>
                 <w:sz w:val="32"/>
                 <w:szCs w:val="32"/>
               </w:rPr>
@@ -677,7 +577,6 @@
             <w:r>
               <w:rPr>
                 <w:rFonts w:cs="BRH Devanagari Extra"/>
-                <w:color w:val="000000"/>
                 <w:szCs w:val="32"/>
               </w:rPr>
               <w:t>4</w:t>
@@ -685,7 +584,6 @@
             <w:r>
               <w:rPr>
                 <w:rFonts w:ascii="BRH Devanagari Extra" w:hAnsi="BRH Devanagari Extra" w:cs="BRH Devanagari Extra"/>
-                <w:color w:val="000000"/>
                 <w:sz w:val="32"/>
                 <w:szCs w:val="32"/>
               </w:rPr>
@@ -694,7 +592,6 @@
             <w:r>
               <w:rPr>
                 <w:rFonts w:cs="BRH Devanagari Extra"/>
-                <w:color w:val="000000"/>
                 <w:szCs w:val="32"/>
               </w:rPr>
               <w:t>2</w:t>
@@ -702,7 +599,6 @@
             <w:r>
               <w:rPr>
                 <w:rFonts w:ascii="BRH Devanagari Extra" w:hAnsi="BRH Devanagari Extra" w:cs="BRH Devanagari Extra"/>
-                <w:color w:val="000000"/>
                 <w:sz w:val="32"/>
                 <w:szCs w:val="32"/>
               </w:rPr>
@@ -711,7 +607,6 @@
             <w:r>
               <w:rPr>
                 <w:rFonts w:cs="BRH Devanagari Extra"/>
-                <w:color w:val="000000"/>
                 <w:szCs w:val="32"/>
               </w:rPr>
               <w:t>5</w:t>
@@ -719,7 +614,6 @@
             <w:r>
               <w:rPr>
                 <w:rFonts w:ascii="BRH Devanagari Extra" w:hAnsi="BRH Devanagari Extra" w:cs="BRH Devanagari Extra"/>
-                <w:color w:val="000000"/>
                 <w:sz w:val="32"/>
                 <w:szCs w:val="32"/>
               </w:rPr>
@@ -728,7 +622,6 @@
             <w:r>
               <w:rPr>
                 <w:rFonts w:cs="BRH Devanagari Extra"/>
-                <w:color w:val="000000"/>
                 <w:szCs w:val="32"/>
               </w:rPr>
               <w:t>73</w:t>
@@ -736,7 +629,6 @@
             <w:r>
               <w:rPr>
                 <w:rFonts w:ascii="BRH Devanagari Extra" w:hAnsi="BRH Devanagari Extra" w:cs="BRH Devanagari Extra"/>
-                <w:color w:val="000000"/>
                 <w:sz w:val="32"/>
                 <w:szCs w:val="32"/>
               </w:rPr>
@@ -745,15 +637,13 @@
             <w:r>
               <w:rPr>
                 <w:rFonts w:ascii="BRH Malayalam Extra" w:hAnsi="BRH Malayalam Extra" w:cs="BRH Devanagari Extra"/>
-                <w:color w:val="000000"/>
-                <w:szCs w:val="32"/>
-              </w:rPr>
-              <w:t>–</w:t>
-            </w:r>
-            <w:r>
-              <w:rPr>
-                <w:rFonts w:ascii="BRH Devanagari Extra" w:hAnsi="BRH Devanagari Extra" w:cs="BRH Devanagari Extra"/>
-                <w:color w:val="000000"/>
+                <w:szCs w:val="32"/>
+              </w:rPr>
+              <w:t>–</w:t>
+            </w:r>
+            <w:r>
+              <w:rPr>
+                <w:rFonts w:ascii="BRH Devanagari Extra" w:hAnsi="BRH Devanagari Extra" w:cs="BRH Devanagari Extra"/>
                 <w:sz w:val="32"/>
                 <w:szCs w:val="32"/>
               </w:rPr>
@@ -762,15 +652,13 @@
             <w:r>
               <w:rPr>
                 <w:rFonts w:ascii="BRH Malayalam Extra" w:hAnsi="BRH Malayalam Extra" w:cs="BRH Devanagari Extra"/>
-                <w:color w:val="000000"/>
-                <w:szCs w:val="32"/>
-              </w:rPr>
-              <w:t>–</w:t>
-            </w:r>
-            <w:r>
-              <w:rPr>
-                <w:rFonts w:ascii="BRH Devanagari Extra" w:hAnsi="BRH Devanagari Extra" w:cs="BRH Devanagari Extra"/>
-                <w:color w:val="000000"/>
+                <w:szCs w:val="32"/>
+              </w:rPr>
+              <w:t>–</w:t>
+            </w:r>
+            <w:r>
+              <w:rPr>
+                <w:rFonts w:ascii="BRH Devanagari Extra" w:hAnsi="BRH Devanagari Extra" w:cs="BRH Devanagari Extra"/>
                 <w:sz w:val="32"/>
                 <w:szCs w:val="32"/>
               </w:rPr>
@@ -779,15 +667,13 @@
             <w:r>
               <w:rPr>
                 <w:rFonts w:ascii="BRH Malayalam Extra" w:hAnsi="BRH Malayalam Extra" w:cs="BRH Devanagari Extra"/>
-                <w:color w:val="000000"/>
-                <w:szCs w:val="32"/>
-              </w:rPr>
-              <w:t>–</w:t>
-            </w:r>
-            <w:r>
-              <w:rPr>
-                <w:rFonts w:ascii="BRH Devanagari Extra" w:hAnsi="BRH Devanagari Extra" w:cs="BRH Devanagari Extra"/>
-                <w:color w:val="000000"/>
+                <w:szCs w:val="32"/>
+              </w:rPr>
+              <w:t>–</w:t>
+            </w:r>
+            <w:r>
+              <w:rPr>
+                <w:rFonts w:ascii="BRH Devanagari Extra" w:hAnsi="BRH Devanagari Extra" w:cs="BRH Devanagari Extra"/>
                 <w:sz w:val="32"/>
                 <w:szCs w:val="32"/>
               </w:rPr>
@@ -796,15 +682,13 @@
             <w:r>
               <w:rPr>
                 <w:rFonts w:ascii="BRH Malayalam Extra" w:hAnsi="BRH Malayalam Extra" w:cs="BRH Devanagari Extra"/>
-                <w:color w:val="000000"/>
-                <w:szCs w:val="32"/>
-              </w:rPr>
-              <w:t>–</w:t>
-            </w:r>
-            <w:r>
-              <w:rPr>
-                <w:rFonts w:ascii="BRH Devanagari Extra" w:hAnsi="BRH Devanagari Extra" w:cs="BRH Devanagari Extra"/>
-                <w:color w:val="000000"/>
+                <w:szCs w:val="32"/>
+              </w:rPr>
+              <w:t>–</w:t>
+            </w:r>
+            <w:r>
+              <w:rPr>
+                <w:rFonts w:ascii="BRH Devanagari Extra" w:hAnsi="BRH Devanagari Extra" w:cs="BRH Devanagari Extra"/>
                 <w:sz w:val="32"/>
                 <w:szCs w:val="32"/>
               </w:rPr>
@@ -820,7 +704,6 @@
               <w:spacing w:before="0" w:line="240" w:lineRule="auto"/>
               <w:rPr>
                 <w:rFonts w:ascii="BRH Malayalam Extra" w:hAnsi="BRH Malayalam Extra" w:cs="BRH Malayalam Extra"/>
-                <w:color w:val="000000"/>
                 <w:sz w:val="32"/>
                 <w:szCs w:val="32"/>
               </w:rPr>
@@ -828,7 +711,6 @@
             <w:r>
               <w:rPr>
                 <w:rFonts w:ascii="BRH Devanagari Extra" w:hAnsi="BRH Devanagari Extra" w:cs="BRH Devanagari Extra"/>
-                <w:color w:val="000000"/>
                 <w:sz w:val="32"/>
                 <w:szCs w:val="32"/>
               </w:rPr>
@@ -837,15 +719,13 @@
             <w:r>
               <w:rPr>
                 <w:rFonts w:ascii="BRH Malayalam Extra" w:hAnsi="BRH Malayalam Extra" w:cs="BRH Devanagari Extra"/>
-                <w:color w:val="000000"/>
-                <w:szCs w:val="32"/>
-              </w:rPr>
-              <w:t>–</w:t>
-            </w:r>
-            <w:r>
-              <w:rPr>
-                <w:rFonts w:ascii="BRH Devanagari Extra" w:hAnsi="BRH Devanagari Extra" w:cs="BRH Devanagari Extra"/>
-                <w:color w:val="000000"/>
+                <w:szCs w:val="32"/>
+              </w:rPr>
+              <w:t>–</w:t>
+            </w:r>
+            <w:r>
+              <w:rPr>
+                <w:rFonts w:ascii="BRH Devanagari Extra" w:hAnsi="BRH Devanagari Extra" w:cs="BRH Devanagari Extra"/>
                 <w:sz w:val="32"/>
                 <w:szCs w:val="32"/>
               </w:rPr>
@@ -854,15 +734,13 @@
             <w:r>
               <w:rPr>
                 <w:rFonts w:ascii="BRH Malayalam Extra" w:hAnsi="BRH Malayalam Extra" w:cs="BRH Devanagari Extra"/>
-                <w:color w:val="000000"/>
-                <w:szCs w:val="32"/>
-              </w:rPr>
-              <w:t>–</w:t>
-            </w:r>
-            <w:r>
-              <w:rPr>
-                <w:rFonts w:ascii="BRH Devanagari Extra" w:hAnsi="BRH Devanagari Extra" w:cs="BRH Devanagari Extra"/>
-                <w:color w:val="000000"/>
+                <w:szCs w:val="32"/>
+              </w:rPr>
+              <w:t>–</w:t>
+            </w:r>
+            <w:r>
+              <w:rPr>
+                <w:rFonts w:ascii="BRH Devanagari Extra" w:hAnsi="BRH Devanagari Extra" w:cs="BRH Devanagari Extra"/>
                 <w:sz w:val="32"/>
                 <w:szCs w:val="32"/>
               </w:rPr>
@@ -871,15 +749,13 @@
             <w:r>
               <w:rPr>
                 <w:rFonts w:ascii="BRH Malayalam Extra" w:hAnsi="BRH Malayalam Extra" w:cs="BRH Devanagari Extra"/>
-                <w:color w:val="000000"/>
-                <w:szCs w:val="32"/>
-              </w:rPr>
-              <w:t>–</w:t>
-            </w:r>
-            <w:r>
-              <w:rPr>
-                <w:rFonts w:ascii="BRH Devanagari Extra" w:hAnsi="BRH Devanagari Extra" w:cs="BRH Devanagari Extra"/>
-                <w:color w:val="000000"/>
+                <w:szCs w:val="32"/>
+              </w:rPr>
+              <w:t>–</w:t>
+            </w:r>
+            <w:r>
+              <w:rPr>
+                <w:rFonts w:ascii="BRH Devanagari Extra" w:hAnsi="BRH Devanagari Extra" w:cs="BRH Devanagari Extra"/>
                 <w:sz w:val="32"/>
                 <w:szCs w:val="32"/>
               </w:rPr>
@@ -888,15 +764,13 @@
             <w:r>
               <w:rPr>
                 <w:rFonts w:ascii="BRH Malayalam Extra" w:hAnsi="BRH Malayalam Extra" w:cs="BRH Devanagari Extra"/>
-                <w:color w:val="000000"/>
-                <w:szCs w:val="32"/>
-              </w:rPr>
-              <w:t>–</w:t>
-            </w:r>
-            <w:r>
-              <w:rPr>
-                <w:rFonts w:ascii="BRH Devanagari Extra" w:hAnsi="BRH Devanagari Extra" w:cs="BRH Devanagari Extra"/>
-                <w:color w:val="000000"/>
+                <w:szCs w:val="32"/>
+              </w:rPr>
+              <w:t>–</w:t>
+            </w:r>
+            <w:r>
+              <w:rPr>
+                <w:rFonts w:ascii="BRH Devanagari Extra" w:hAnsi="BRH Devanagari Extra" w:cs="BRH Devanagari Extra"/>
                 <w:sz w:val="32"/>
                 <w:szCs w:val="32"/>
                 <w:highlight w:val="green"/>
@@ -906,7 +780,6 @@
             <w:r>
               <w:rPr>
                 <w:rFonts w:ascii="BRH Devanagari Extra" w:hAnsi="BRH Devanagari Extra" w:cs="BRH Devanagari Extra"/>
-                <w:color w:val="000000"/>
                 <w:sz w:val="32"/>
                 <w:szCs w:val="32"/>
               </w:rPr>
@@ -915,15 +788,13 @@
             <w:r>
               <w:rPr>
                 <w:rFonts w:ascii="BRH Malayalam Extra" w:hAnsi="BRH Malayalam Extra" w:cs="BRH Devanagari Extra"/>
-                <w:color w:val="000000"/>
-                <w:szCs w:val="32"/>
-              </w:rPr>
-              <w:t>–</w:t>
-            </w:r>
-            <w:r>
-              <w:rPr>
-                <w:rFonts w:ascii="BRH Devanagari Extra" w:hAnsi="BRH Devanagari Extra" w:cs="BRH Devanagari Extra"/>
-                <w:color w:val="000000"/>
+                <w:szCs w:val="32"/>
+              </w:rPr>
+              <w:t>–</w:t>
+            </w:r>
+            <w:r>
+              <w:rPr>
+                <w:rFonts w:ascii="BRH Devanagari Extra" w:hAnsi="BRH Devanagari Extra" w:cs="BRH Devanagari Extra"/>
                 <w:sz w:val="32"/>
                 <w:szCs w:val="32"/>
               </w:rPr>
@@ -932,19 +803,7059 @@
             <w:r>
               <w:rPr>
                 <w:rFonts w:ascii="BRH Malayalam Extra" w:hAnsi="BRH Malayalam Extra" w:cs="BRH Devanagari Extra"/>
-                <w:color w:val="000000"/>
-                <w:szCs w:val="32"/>
-              </w:rPr>
-              <w:t>–</w:t>
-            </w:r>
-            <w:r>
-              <w:rPr>
-                <w:rFonts w:ascii="BRH Devanagari Extra" w:hAnsi="BRH Devanagari Extra" w:cs="BRH Devanagari Extra"/>
-                <w:color w:val="000000"/>
+                <w:szCs w:val="32"/>
+              </w:rPr>
+              <w:t>–</w:t>
+            </w:r>
+            <w:r>
+              <w:rPr>
+                <w:rFonts w:ascii="BRH Devanagari Extra" w:hAnsi="BRH Devanagari Extra" w:cs="BRH Devanagari Extra"/>
                 <w:sz w:val="32"/>
                 <w:szCs w:val="32"/>
               </w:rPr>
               <w:t xml:space="preserve">xÉxrÉþ | </w:t>
+            </w:r>
+          </w:p>
+        </w:tc>
+      </w:tr>
+      <w:tr>
+        <w:trPr>
+          <w:trHeight w:val="1935"/>
+        </w:trPr>
+        <w:tc>
+          <w:tcPr>
+            <w:tcW w:w="7024" w:type="dxa"/>
+          </w:tcPr>
+          <w:p>
+            <w:pPr>
+              <w:widowControl w:val="0"/>
+              <w:autoSpaceDE w:val="0"/>
+              <w:autoSpaceDN w:val="0"/>
+              <w:adjustRightInd w:val="0"/>
+              <w:spacing w:before="0" w:line="240" w:lineRule="auto"/>
+              <w:rPr>
+                <w:rFonts w:ascii="BRH Devanagari Extra" w:hAnsi="BRH Devanagari Extra" w:cs="BRH Devanagari Extra"/>
+                <w:sz w:val="32"/>
+                <w:szCs w:val="32"/>
+              </w:rPr>
+            </w:pPr>
+            <w:r>
+              <w:rPr>
+                <w:rFonts w:ascii="BRH Devanagari Extra" w:hAnsi="BRH Devanagari Extra" w:cs="BRH Devanagari Extra"/>
+                <w:sz w:val="32"/>
+                <w:szCs w:val="32"/>
+              </w:rPr>
+              <w:t>(</w:t>
+            </w:r>
+            <w:r>
+              <w:rPr>
+                <w:rFonts w:cs="BRH Devanagari Extra"/>
+                <w:szCs w:val="32"/>
+              </w:rPr>
+              <w:t>52</w:t>
+            </w:r>
+            <w:r>
+              <w:rPr>
+                <w:rFonts w:ascii="BRH Devanagari Extra" w:hAnsi="BRH Devanagari Extra" w:cs="BRH Devanagari Extra"/>
+                <w:sz w:val="32"/>
+                <w:szCs w:val="32"/>
+              </w:rPr>
+              <w:t>)</w:t>
+            </w:r>
+            <w:r>
+              <w:rPr>
+                <w:rFonts w:cs="BRH Devanagari Extra"/>
+                <w:szCs w:val="32"/>
+              </w:rPr>
+              <w:t>[P10</w:t>
+            </w:r>
+            <w:r>
+              <w:rPr>
+                <w:rFonts w:ascii="BRH Devanagari Extra" w:hAnsi="BRH Devanagari Extra" w:cs="BRH Devanagari Extra"/>
+                <w:sz w:val="32"/>
+                <w:szCs w:val="32"/>
+              </w:rPr>
+              <w:t xml:space="preserve">] </w:t>
+            </w:r>
+            <w:r>
+              <w:rPr>
+                <w:rFonts w:cs="BRH Devanagari Extra"/>
+                <w:szCs w:val="32"/>
+              </w:rPr>
+              <w:t>7</w:t>
+            </w:r>
+            <w:r>
+              <w:rPr>
+                <w:rFonts w:ascii="BRH Devanagari Extra" w:hAnsi="BRH Devanagari Extra" w:cs="BRH Devanagari Extra"/>
+                <w:sz w:val="32"/>
+                <w:szCs w:val="32"/>
+              </w:rPr>
+              <w:t>.</w:t>
+            </w:r>
+            <w:r>
+              <w:rPr>
+                <w:rFonts w:cs="BRH Devanagari Extra"/>
+                <w:szCs w:val="32"/>
+              </w:rPr>
+              <w:t>4</w:t>
+            </w:r>
+            <w:r>
+              <w:rPr>
+                <w:rFonts w:ascii="BRH Devanagari Extra" w:hAnsi="BRH Devanagari Extra" w:cs="BRH Devanagari Extra"/>
+                <w:sz w:val="32"/>
+                <w:szCs w:val="32"/>
+              </w:rPr>
+              <w:t>.</w:t>
+            </w:r>
+            <w:r>
+              <w:rPr>
+                <w:rFonts w:cs="BRH Devanagari Extra"/>
+                <w:szCs w:val="32"/>
+              </w:rPr>
+              <w:t>3</w:t>
+            </w:r>
+            <w:r>
+              <w:rPr>
+                <w:rFonts w:ascii="BRH Devanagari Extra" w:hAnsi="BRH Devanagari Extra" w:cs="BRH Devanagari Extra"/>
+                <w:sz w:val="32"/>
+                <w:szCs w:val="32"/>
+              </w:rPr>
+              <w:t>.</w:t>
+            </w:r>
+            <w:r>
+              <w:rPr>
+                <w:rFonts w:cs="BRH Devanagari Extra"/>
+                <w:szCs w:val="32"/>
+              </w:rPr>
+              <w:t>2</w:t>
+            </w:r>
+            <w:r>
+              <w:rPr>
+                <w:rFonts w:ascii="BRH Devanagari Extra" w:hAnsi="BRH Devanagari Extra" w:cs="BRH Devanagari Extra"/>
+                <w:sz w:val="32"/>
+                <w:szCs w:val="32"/>
+              </w:rPr>
+              <w:t>(</w:t>
+            </w:r>
+            <w:r>
+              <w:rPr>
+                <w:rFonts w:cs="BRH Devanagari Extra"/>
+                <w:szCs w:val="32"/>
+              </w:rPr>
+              <w:t>43</w:t>
+            </w:r>
+            <w:r>
+              <w:rPr>
+                <w:rFonts w:ascii="BRH Devanagari Extra" w:hAnsi="BRH Devanagari Extra" w:cs="BRH Devanagari Extra"/>
+                <w:sz w:val="32"/>
+                <w:szCs w:val="32"/>
+              </w:rPr>
+              <w:t>)- L</w:t>
+            </w:r>
+            <w:r>
+              <w:rPr>
+                <w:rFonts w:ascii="BRH Malayalam Extra" w:hAnsi="BRH Malayalam Extra" w:cs="BRH Devanagari Extra"/>
+                <w:szCs w:val="32"/>
+              </w:rPr>
+              <w:t>–</w:t>
+            </w:r>
+            <w:r>
+              <w:rPr>
+                <w:rFonts w:ascii="BRH Devanagari Extra" w:hAnsi="BRH Devanagari Extra" w:cs="BRH Devanagari Extra"/>
+                <w:sz w:val="32"/>
+                <w:szCs w:val="32"/>
+              </w:rPr>
+              <w:t>uÉ | G</w:t>
+            </w:r>
+            <w:r>
+              <w:rPr>
+                <w:rFonts w:ascii="BRH Malayalam Extra" w:hAnsi="BRH Malayalam Extra" w:cs="BRH Devanagari Extra"/>
+                <w:szCs w:val="32"/>
+              </w:rPr>
+              <w:t>–</w:t>
+            </w:r>
+            <w:r>
+              <w:rPr>
+                <w:rFonts w:ascii="BRH Devanagari Extra" w:hAnsi="BRH Devanagari Extra" w:cs="BRH Devanagari Extra"/>
+                <w:sz w:val="32"/>
+                <w:szCs w:val="32"/>
+              </w:rPr>
+              <w:t>iÉÔlÉç | A</w:t>
+            </w:r>
+            <w:r>
+              <w:rPr>
+                <w:rFonts w:ascii="BRH Malayalam Extra" w:hAnsi="BRH Malayalam Extra" w:cs="BRH Devanagari Extra"/>
+                <w:szCs w:val="32"/>
+              </w:rPr>
+              <w:t>–</w:t>
+            </w:r>
+            <w:r>
+              <w:rPr>
+                <w:rFonts w:ascii="BRH Devanagari Extra" w:hAnsi="BRH Devanagari Extra" w:cs="BRH Devanagari Extra"/>
+                <w:sz w:val="32"/>
+                <w:szCs w:val="32"/>
+                <w:highlight w:val="yellow"/>
+              </w:rPr>
+              <w:t>prÉÉ</w:t>
+            </w:r>
+            <w:r>
+              <w:rPr>
+                <w:rFonts w:ascii="BRH Devanagari Extra" w:hAnsi="BRH Devanagari Extra" w:cs="BRH Devanagari Extra"/>
+                <w:sz w:val="32"/>
+                <w:szCs w:val="32"/>
+              </w:rPr>
+              <w:t>UÉåþWûÎliÉ |</w:t>
+            </w:r>
+          </w:p>
+          <w:p>
+            <w:pPr>
+              <w:widowControl w:val="0"/>
+              <w:autoSpaceDE w:val="0"/>
+              <w:autoSpaceDN w:val="0"/>
+              <w:adjustRightInd w:val="0"/>
+              <w:spacing w:before="0" w:line="240" w:lineRule="auto"/>
+              <w:rPr>
+                <w:rFonts w:ascii="BRH Devanagari Extra" w:hAnsi="BRH Devanagari Extra" w:cs="BRH Devanagari Extra"/>
+                <w:sz w:val="32"/>
+                <w:szCs w:val="32"/>
+              </w:rPr>
+            </w:pPr>
+            <w:r>
+              <w:rPr>
+                <w:rFonts w:ascii="BRH Devanagari Extra" w:hAnsi="BRH Devanagari Extra" w:cs="BRH Devanagari Extra"/>
+                <w:sz w:val="32"/>
+                <w:szCs w:val="32"/>
+              </w:rPr>
+              <w:t>L</w:t>
+            </w:r>
+            <w:r>
+              <w:rPr>
+                <w:rFonts w:ascii="BRH Malayalam Extra" w:hAnsi="BRH Malayalam Extra" w:cs="BRH Devanagari Extra"/>
+                <w:szCs w:val="32"/>
+              </w:rPr>
+              <w:t>–</w:t>
+            </w:r>
+            <w:r>
+              <w:rPr>
+                <w:rFonts w:ascii="BRH Devanagari Extra" w:hAnsi="BRH Devanagari Extra" w:cs="BRH Devanagari Extra"/>
+                <w:sz w:val="32"/>
+                <w:szCs w:val="32"/>
+              </w:rPr>
+              <w:t>uÉ UçiÉÔ lÉ×</w:t>
+            </w:r>
+            <w:r>
+              <w:rPr>
+                <w:rFonts w:ascii="BRH Malayalam Extra" w:hAnsi="BRH Malayalam Extra" w:cs="BRH Devanagari Extra"/>
+                <w:szCs w:val="32"/>
+              </w:rPr>
+              <w:t>–</w:t>
+            </w:r>
+            <w:r>
+              <w:rPr>
+                <w:rFonts w:ascii="BRH Devanagari Extra" w:hAnsi="BRH Devanagari Extra" w:cs="BRH Devanagari Extra"/>
+                <w:sz w:val="32"/>
+                <w:szCs w:val="32"/>
+              </w:rPr>
+              <w:t>iÉÔ lÉå</w:t>
+            </w:r>
+            <w:r>
+              <w:rPr>
+                <w:rFonts w:ascii="BRH Malayalam Extra" w:hAnsi="BRH Malayalam Extra" w:cs="BRH Devanagari Extra"/>
+                <w:szCs w:val="32"/>
+              </w:rPr>
+              <w:t>–</w:t>
+            </w:r>
+            <w:r>
+              <w:rPr>
+                <w:rFonts w:ascii="BRH Devanagari Extra" w:hAnsi="BRH Devanagari Extra" w:cs="BRH Devanagari Extra"/>
+                <w:sz w:val="32"/>
+                <w:szCs w:val="32"/>
+              </w:rPr>
+              <w:t>uÉæuÉ UçiÉÔlÉ</w:t>
+            </w:r>
+            <w:r>
+              <w:rPr>
+                <w:rFonts w:ascii="BRH Malayalam Extra" w:hAnsi="BRH Malayalam Extra" w:cs="BRH Devanagari Extra"/>
+                <w:szCs w:val="32"/>
+              </w:rPr>
+              <w:t>–</w:t>
+            </w:r>
+            <w:r>
+              <w:rPr>
+                <w:rFonts w:ascii="BRH Devanagari Extra" w:hAnsi="BRH Devanagari Extra" w:cs="BRH Devanagari Extra"/>
+                <w:sz w:val="32"/>
+                <w:szCs w:val="32"/>
+                <w:highlight w:val="yellow"/>
+              </w:rPr>
+              <w:t>prÉ</w:t>
+            </w:r>
+            <w:r>
+              <w:rPr>
+                <w:rFonts w:ascii="BRH Devanagari Extra" w:hAnsi="BRH Devanagari Extra" w:cs="BRH Devanagari Extra"/>
+                <w:sz w:val="32"/>
+                <w:szCs w:val="32"/>
+              </w:rPr>
+              <w:t>ÉUÉåþWû lirÉ</w:t>
+            </w:r>
+            <w:r>
+              <w:rPr>
+                <w:rFonts w:ascii="BRH Malayalam Extra" w:hAnsi="BRH Malayalam Extra" w:cs="BRH Devanagari Extra"/>
+                <w:szCs w:val="32"/>
+              </w:rPr>
+              <w:t>–</w:t>
+            </w:r>
+            <w:r>
+              <w:rPr>
+                <w:rFonts w:ascii="BRH Devanagari Extra" w:hAnsi="BRH Devanagari Extra" w:cs="BRH Devanagari Extra"/>
+                <w:sz w:val="32"/>
+                <w:szCs w:val="32"/>
+                <w:highlight w:val="yellow"/>
+              </w:rPr>
+              <w:t>prÉ</w:t>
+            </w:r>
+            <w:r>
+              <w:rPr>
+                <w:rFonts w:ascii="BRH Devanagari Extra" w:hAnsi="BRH Devanagari Extra" w:cs="BRH Devanagari Extra"/>
+                <w:sz w:val="32"/>
+                <w:szCs w:val="32"/>
+              </w:rPr>
+              <w:t>ÉUÉåþWû lirÉ×</w:t>
+            </w:r>
+            <w:r>
+              <w:rPr>
+                <w:rFonts w:ascii="BRH Malayalam Extra" w:hAnsi="BRH Malayalam Extra" w:cs="BRH Devanagari Extra"/>
+                <w:szCs w:val="32"/>
+              </w:rPr>
+              <w:t>–</w:t>
+            </w:r>
+            <w:r>
+              <w:rPr>
+                <w:rFonts w:ascii="BRH Devanagari Extra" w:hAnsi="BRH Devanagari Extra" w:cs="BRH Devanagari Extra"/>
+                <w:sz w:val="32"/>
+                <w:szCs w:val="32"/>
+              </w:rPr>
+              <w:t>iÉÔ lÉå</w:t>
+            </w:r>
+            <w:r>
+              <w:rPr>
+                <w:rFonts w:ascii="BRH Malayalam Extra" w:hAnsi="BRH Malayalam Extra" w:cs="BRH Devanagari Extra"/>
+                <w:szCs w:val="32"/>
+              </w:rPr>
+              <w:t>–</w:t>
+            </w:r>
+            <w:r>
+              <w:rPr>
+                <w:rFonts w:ascii="BRH Devanagari Extra" w:hAnsi="BRH Devanagari Extra" w:cs="BRH Devanagari Extra"/>
+                <w:sz w:val="32"/>
+                <w:szCs w:val="32"/>
+              </w:rPr>
+              <w:t>uÉæuÉ UçiÉÔlÉ</w:t>
+            </w:r>
+            <w:r>
+              <w:rPr>
+                <w:rFonts w:ascii="BRH Malayalam Extra" w:hAnsi="BRH Malayalam Extra" w:cs="BRH Devanagari Extra"/>
+                <w:szCs w:val="32"/>
+              </w:rPr>
+              <w:t>–</w:t>
+            </w:r>
+            <w:r>
+              <w:rPr>
+                <w:rFonts w:ascii="BRH Devanagari Extra" w:hAnsi="BRH Devanagari Extra" w:cs="BRH Devanagari Extra"/>
+                <w:sz w:val="32"/>
+                <w:szCs w:val="32"/>
+                <w:highlight w:val="yellow"/>
+              </w:rPr>
+              <w:t>prÉÉ</w:t>
+            </w:r>
+            <w:r>
+              <w:rPr>
+                <w:rFonts w:ascii="BRH Devanagari Extra" w:hAnsi="BRH Devanagari Extra" w:cs="BRH Devanagari Extra"/>
+                <w:sz w:val="32"/>
+                <w:szCs w:val="32"/>
+              </w:rPr>
+              <w:t xml:space="preserve">UÉåþWûÎliÉ | </w:t>
+            </w:r>
+          </w:p>
+          <w:p>
+            <w:pPr>
+              <w:widowControl w:val="0"/>
+              <w:autoSpaceDE w:val="0"/>
+              <w:autoSpaceDN w:val="0"/>
+              <w:adjustRightInd w:val="0"/>
+              <w:spacing w:before="0" w:line="240" w:lineRule="auto"/>
+              <w:rPr>
+                <w:rFonts w:ascii="BRH Devanagari Extra" w:hAnsi="BRH Devanagari Extra" w:cs="BRH Devanagari Extra"/>
+                <w:sz w:val="32"/>
+                <w:szCs w:val="32"/>
+              </w:rPr>
+            </w:pPr>
+            <w:r>
+              <w:rPr>
+                <w:rFonts w:ascii="BRH Devanagari Extra" w:hAnsi="BRH Devanagari Extra" w:cs="BRH Devanagari Extra"/>
+                <w:sz w:val="32"/>
+                <w:szCs w:val="32"/>
+              </w:rPr>
+              <w:t>(</w:t>
+            </w:r>
+            <w:r>
+              <w:rPr>
+                <w:rFonts w:cs="BRH Devanagari Extra"/>
+                <w:szCs w:val="32"/>
+              </w:rPr>
+              <w:t>53</w:t>
+            </w:r>
+            <w:r>
+              <w:rPr>
+                <w:rFonts w:ascii="BRH Devanagari Extra" w:hAnsi="BRH Devanagari Extra" w:cs="BRH Devanagari Extra"/>
+                <w:sz w:val="32"/>
+                <w:szCs w:val="32"/>
+              </w:rPr>
+              <w:t>)</w:t>
+            </w:r>
+            <w:r>
+              <w:rPr>
+                <w:rFonts w:cs="BRH Devanagari Extra"/>
+                <w:szCs w:val="32"/>
+              </w:rPr>
+              <w:t>[P10</w:t>
+            </w:r>
+            <w:r>
+              <w:rPr>
+                <w:rFonts w:ascii="BRH Devanagari Extra" w:hAnsi="BRH Devanagari Extra" w:cs="BRH Devanagari Extra"/>
+                <w:sz w:val="32"/>
+                <w:szCs w:val="32"/>
+              </w:rPr>
+              <w:t xml:space="preserve">] </w:t>
+            </w:r>
+            <w:r>
+              <w:rPr>
+                <w:rFonts w:cs="BRH Devanagari Extra"/>
+                <w:szCs w:val="32"/>
+              </w:rPr>
+              <w:t>7</w:t>
+            </w:r>
+            <w:r>
+              <w:rPr>
+                <w:rFonts w:ascii="BRH Devanagari Extra" w:hAnsi="BRH Devanagari Extra" w:cs="BRH Devanagari Extra"/>
+                <w:sz w:val="32"/>
+                <w:szCs w:val="32"/>
+              </w:rPr>
+              <w:t>.</w:t>
+            </w:r>
+            <w:r>
+              <w:rPr>
+                <w:rFonts w:cs="BRH Devanagari Extra"/>
+                <w:szCs w:val="32"/>
+              </w:rPr>
+              <w:t>4</w:t>
+            </w:r>
+            <w:r>
+              <w:rPr>
+                <w:rFonts w:ascii="BRH Devanagari Extra" w:hAnsi="BRH Devanagari Extra" w:cs="BRH Devanagari Extra"/>
+                <w:sz w:val="32"/>
+                <w:szCs w:val="32"/>
+              </w:rPr>
+              <w:t>.</w:t>
+            </w:r>
+            <w:r>
+              <w:rPr>
+                <w:rFonts w:cs="BRH Devanagari Extra"/>
+                <w:szCs w:val="32"/>
+              </w:rPr>
+              <w:t>3</w:t>
+            </w:r>
+            <w:r>
+              <w:rPr>
+                <w:rFonts w:ascii="BRH Devanagari Extra" w:hAnsi="BRH Devanagari Extra" w:cs="BRH Devanagari Extra"/>
+                <w:sz w:val="32"/>
+                <w:szCs w:val="32"/>
+              </w:rPr>
+              <w:t>.</w:t>
+            </w:r>
+            <w:r>
+              <w:rPr>
+                <w:rFonts w:cs="BRH Devanagari Extra"/>
+                <w:szCs w:val="32"/>
+              </w:rPr>
+              <w:t>2</w:t>
+            </w:r>
+            <w:r>
+              <w:rPr>
+                <w:rFonts w:ascii="BRH Devanagari Extra" w:hAnsi="BRH Devanagari Extra" w:cs="BRH Devanagari Extra"/>
+                <w:sz w:val="32"/>
+                <w:szCs w:val="32"/>
+              </w:rPr>
+              <w:t>(</w:t>
+            </w:r>
+            <w:r>
+              <w:rPr>
+                <w:rFonts w:cs="BRH Devanagari Extra"/>
+                <w:szCs w:val="32"/>
+              </w:rPr>
+              <w:t>44</w:t>
+            </w:r>
+            <w:r>
+              <w:rPr>
+                <w:rFonts w:ascii="BRH Devanagari Extra" w:hAnsi="BRH Devanagari Extra" w:cs="BRH Devanagari Extra"/>
+                <w:sz w:val="32"/>
+                <w:szCs w:val="32"/>
+              </w:rPr>
+              <w:t>)- G</w:t>
+            </w:r>
+            <w:r>
+              <w:rPr>
+                <w:rFonts w:ascii="BRH Malayalam Extra" w:hAnsi="BRH Malayalam Extra" w:cs="BRH Devanagari Extra"/>
+                <w:szCs w:val="32"/>
+              </w:rPr>
+              <w:t>–</w:t>
+            </w:r>
+            <w:r>
+              <w:rPr>
+                <w:rFonts w:ascii="BRH Devanagari Extra" w:hAnsi="BRH Devanagari Extra" w:cs="BRH Devanagari Extra"/>
+                <w:sz w:val="32"/>
+                <w:szCs w:val="32"/>
+              </w:rPr>
+              <w:t>iÉÔlÉç | A</w:t>
+            </w:r>
+            <w:r>
+              <w:rPr>
+                <w:rFonts w:ascii="BRH Malayalam Extra" w:hAnsi="BRH Malayalam Extra" w:cs="BRH Devanagari Extra"/>
+                <w:szCs w:val="32"/>
+              </w:rPr>
+              <w:t>–</w:t>
+            </w:r>
+            <w:r>
+              <w:rPr>
+                <w:rFonts w:ascii="BRH Devanagari Extra" w:hAnsi="BRH Devanagari Extra" w:cs="BRH Devanagari Extra"/>
+                <w:sz w:val="32"/>
+                <w:szCs w:val="32"/>
+                <w:highlight w:val="yellow"/>
+              </w:rPr>
+              <w:t>prÉ</w:t>
+            </w:r>
+            <w:r>
+              <w:rPr>
+                <w:rFonts w:ascii="BRH Devanagari Extra" w:hAnsi="BRH Devanagari Extra" w:cs="BRH Devanagari Extra"/>
+                <w:sz w:val="32"/>
+                <w:szCs w:val="32"/>
+              </w:rPr>
+              <w:t>ÉUÉåþWûÎliÉ | G</w:t>
+            </w:r>
+            <w:r>
+              <w:rPr>
+                <w:rFonts w:ascii="BRH Malayalam Extra" w:hAnsi="BRH Malayalam Extra" w:cs="BRH Devanagari Extra"/>
+                <w:szCs w:val="32"/>
+              </w:rPr>
+              <w:t>–</w:t>
+            </w:r>
+            <w:r>
+              <w:rPr>
+                <w:rFonts w:ascii="BRH Devanagari Extra" w:hAnsi="BRH Devanagari Extra" w:cs="BRH Devanagari Extra"/>
+                <w:sz w:val="32"/>
+                <w:szCs w:val="32"/>
+              </w:rPr>
+              <w:t>iÉÑÍpÉþÈ |</w:t>
+            </w:r>
+          </w:p>
+          <w:p>
+            <w:pPr>
+              <w:widowControl w:val="0"/>
+              <w:autoSpaceDE w:val="0"/>
+              <w:autoSpaceDN w:val="0"/>
+              <w:adjustRightInd w:val="0"/>
+              <w:spacing w:before="0" w:line="240" w:lineRule="auto"/>
+              <w:rPr>
+                <w:rFonts w:ascii="BRH Devanagari Extra" w:hAnsi="BRH Devanagari Extra" w:cs="BRH Devanagari Extra"/>
+                <w:sz w:val="32"/>
+                <w:szCs w:val="32"/>
+              </w:rPr>
+            </w:pPr>
+            <w:r>
+              <w:rPr>
+                <w:rFonts w:ascii="BRH Devanagari Extra" w:hAnsi="BRH Devanagari Extra" w:cs="BRH Devanagari Extra"/>
+                <w:sz w:val="32"/>
+                <w:szCs w:val="32"/>
+              </w:rPr>
+              <w:t>G</w:t>
+            </w:r>
+            <w:r>
+              <w:rPr>
+                <w:rFonts w:ascii="BRH Malayalam Extra" w:hAnsi="BRH Malayalam Extra" w:cs="BRH Devanagari Extra"/>
+                <w:szCs w:val="32"/>
+              </w:rPr>
+              <w:t>–</w:t>
+            </w:r>
+            <w:r>
+              <w:rPr>
+                <w:rFonts w:ascii="BRH Devanagari Extra" w:hAnsi="BRH Devanagari Extra" w:cs="BRH Devanagari Extra"/>
+                <w:sz w:val="32"/>
+                <w:szCs w:val="32"/>
+              </w:rPr>
+              <w:t>iÉÔ lÉ</w:t>
+            </w:r>
+            <w:r>
+              <w:rPr>
+                <w:rFonts w:ascii="BRH Malayalam Extra" w:hAnsi="BRH Malayalam Extra" w:cs="BRH Devanagari Extra"/>
+                <w:szCs w:val="32"/>
+              </w:rPr>
+              <w:t>–</w:t>
+            </w:r>
+            <w:r>
+              <w:rPr>
+                <w:rFonts w:ascii="BRH Devanagari Extra" w:hAnsi="BRH Devanagari Extra" w:cs="BRH Devanagari Extra"/>
+                <w:sz w:val="32"/>
+                <w:szCs w:val="32"/>
+                <w:highlight w:val="yellow"/>
+              </w:rPr>
+              <w:t>prÉ</w:t>
+            </w:r>
+            <w:r>
+              <w:rPr>
+                <w:rFonts w:ascii="BRH Devanagari Extra" w:hAnsi="BRH Devanagari Extra" w:cs="BRH Devanagari Extra"/>
+                <w:sz w:val="32"/>
+                <w:szCs w:val="32"/>
+              </w:rPr>
+              <w:t>ÉUÉåþWû lirÉ</w:t>
+            </w:r>
+            <w:r>
+              <w:rPr>
+                <w:rFonts w:ascii="BRH Malayalam Extra" w:hAnsi="BRH Malayalam Extra" w:cs="BRH Devanagari Extra"/>
+                <w:szCs w:val="32"/>
+              </w:rPr>
+              <w:t>–</w:t>
+            </w:r>
+            <w:r>
+              <w:rPr>
+                <w:rFonts w:ascii="BRH Devanagari Extra" w:hAnsi="BRH Devanagari Extra" w:cs="BRH Devanagari Extra"/>
+                <w:sz w:val="32"/>
+                <w:szCs w:val="32"/>
+                <w:highlight w:val="yellow"/>
+              </w:rPr>
+              <w:t>pr</w:t>
+            </w:r>
+            <w:r>
+              <w:rPr>
+                <w:rFonts w:ascii="BRH Devanagari Extra" w:hAnsi="BRH Devanagari Extra" w:cs="BRH Devanagari Extra"/>
+                <w:sz w:val="32"/>
+                <w:szCs w:val="32"/>
+              </w:rPr>
+              <w:t>ÉÉUÉåþWû lirÉ×</w:t>
+            </w:r>
+            <w:r>
+              <w:rPr>
+                <w:rFonts w:ascii="BRH Malayalam Extra" w:hAnsi="BRH Malayalam Extra" w:cs="BRH Devanagari Extra"/>
+                <w:szCs w:val="32"/>
+              </w:rPr>
+              <w:t>–</w:t>
+            </w:r>
+            <w:r>
+              <w:rPr>
+                <w:rFonts w:ascii="BRH Devanagari Extra" w:hAnsi="BRH Devanagari Extra" w:cs="BRH Devanagari Extra"/>
+                <w:sz w:val="32"/>
+                <w:szCs w:val="32"/>
+              </w:rPr>
+              <w:t>iÉÔ lÉ×</w:t>
+            </w:r>
+            <w:r>
+              <w:rPr>
+                <w:rFonts w:ascii="BRH Malayalam Extra" w:hAnsi="BRH Malayalam Extra" w:cs="BRH Devanagari Extra"/>
+                <w:szCs w:val="32"/>
+              </w:rPr>
+              <w:t>–</w:t>
+            </w:r>
+            <w:r>
+              <w:rPr>
+                <w:rFonts w:ascii="BRH Devanagari Extra" w:hAnsi="BRH Devanagari Extra" w:cs="BRH Devanagari Extra"/>
+                <w:sz w:val="32"/>
+                <w:szCs w:val="32"/>
+              </w:rPr>
+              <w:t>iÉÔ lÉ</w:t>
+            </w:r>
+            <w:r>
+              <w:rPr>
+                <w:rFonts w:ascii="BRH Malayalam Extra" w:hAnsi="BRH Malayalam Extra" w:cs="BRH Devanagari Extra"/>
+                <w:szCs w:val="32"/>
+              </w:rPr>
+              <w:t>–</w:t>
+            </w:r>
+            <w:r>
+              <w:rPr>
+                <w:rFonts w:ascii="BRH Devanagari Extra" w:hAnsi="BRH Devanagari Extra" w:cs="BRH Devanagari Extra"/>
+                <w:sz w:val="32"/>
+                <w:szCs w:val="32"/>
+                <w:highlight w:val="yellow"/>
+              </w:rPr>
+              <w:t>pr</w:t>
+            </w:r>
+            <w:r>
+              <w:rPr>
+                <w:rFonts w:ascii="BRH Devanagari Extra" w:hAnsi="BRH Devanagari Extra" w:cs="BRH Devanagari Extra"/>
+                <w:sz w:val="32"/>
+                <w:szCs w:val="32"/>
+              </w:rPr>
+              <w:t>ÉÉUÉåþWû lirÉ×</w:t>
+            </w:r>
+            <w:r>
+              <w:rPr>
+                <w:rFonts w:ascii="BRH Malayalam Extra" w:hAnsi="BRH Malayalam Extra" w:cs="BRH Devanagari Extra"/>
+                <w:szCs w:val="32"/>
+              </w:rPr>
+              <w:t>–</w:t>
+            </w:r>
+            <w:r>
+              <w:rPr>
+                <w:rFonts w:ascii="BRH Devanagari Extra" w:hAnsi="BRH Devanagari Extra" w:cs="BRH Devanagari Extra"/>
+                <w:sz w:val="32"/>
+                <w:szCs w:val="32"/>
+              </w:rPr>
+              <w:t xml:space="preserve">iÉÑÍpÉþUç. </w:t>
+            </w:r>
+          </w:p>
+          <w:p>
+            <w:pPr>
+              <w:widowControl w:val="0"/>
+              <w:autoSpaceDE w:val="0"/>
+              <w:autoSpaceDN w:val="0"/>
+              <w:adjustRightInd w:val="0"/>
+              <w:spacing w:before="0" w:line="240" w:lineRule="auto"/>
+              <w:rPr>
+                <w:rFonts w:ascii="BRH Devanagari Extra" w:hAnsi="BRH Devanagari Extra" w:cs="BRH Devanagari Extra"/>
+                <w:sz w:val="32"/>
+                <w:szCs w:val="32"/>
+              </w:rPr>
+            </w:pPr>
+            <w:r>
+              <w:rPr>
+                <w:rFonts w:ascii="BRH Devanagari Extra" w:hAnsi="BRH Devanagari Extra" w:cs="BRH Devanagari Extra"/>
+                <w:sz w:val="32"/>
+                <w:szCs w:val="32"/>
+              </w:rPr>
+              <w:t>G</w:t>
+            </w:r>
+            <w:r>
+              <w:rPr>
+                <w:rFonts w:ascii="BRH Malayalam Extra" w:hAnsi="BRH Malayalam Extra" w:cs="BRH Devanagari Extra"/>
+                <w:szCs w:val="32"/>
+              </w:rPr>
+              <w:t>–</w:t>
+            </w:r>
+            <w:r>
+              <w:rPr>
+                <w:rFonts w:ascii="BRH Devanagari Extra" w:hAnsi="BRH Devanagari Extra" w:cs="BRH Devanagari Extra"/>
+                <w:sz w:val="32"/>
+                <w:szCs w:val="32"/>
+              </w:rPr>
+              <w:t>iÉÑÍpÉþ U</w:t>
+            </w:r>
+            <w:r>
+              <w:rPr>
+                <w:rFonts w:ascii="BRH Malayalam Extra" w:hAnsi="BRH Malayalam Extra" w:cs="BRH Devanagari Extra"/>
+                <w:szCs w:val="32"/>
+              </w:rPr>
+              <w:t>–</w:t>
+            </w:r>
+            <w:r>
+              <w:rPr>
+                <w:rFonts w:ascii="BRH Devanagari Extra" w:hAnsi="BRH Devanagari Extra" w:cs="BRH Devanagari Extra"/>
+                <w:sz w:val="32"/>
+                <w:szCs w:val="32"/>
+                <w:highlight w:val="yellow"/>
+              </w:rPr>
+              <w:t>prÉ</w:t>
+            </w:r>
+            <w:r>
+              <w:rPr>
+                <w:rFonts w:ascii="BRH Devanagari Extra" w:hAnsi="BRH Devanagari Extra" w:cs="BRH Devanagari Extra"/>
+                <w:sz w:val="32"/>
+                <w:szCs w:val="32"/>
+              </w:rPr>
+              <w:t>ÉUÉåþWû lirÉ×</w:t>
+            </w:r>
+            <w:r>
+              <w:rPr>
+                <w:rFonts w:ascii="BRH Malayalam Extra" w:hAnsi="BRH Malayalam Extra" w:cs="BRH Devanagari Extra"/>
+                <w:szCs w:val="32"/>
+              </w:rPr>
+              <w:t>–</w:t>
+            </w:r>
+            <w:r>
+              <w:rPr>
+                <w:rFonts w:ascii="BRH Devanagari Extra" w:hAnsi="BRH Devanagari Extra" w:cs="BRH Devanagari Extra"/>
+                <w:sz w:val="32"/>
+                <w:szCs w:val="32"/>
+              </w:rPr>
+              <w:t>iÉÔ lÉ×</w:t>
+            </w:r>
+            <w:r>
+              <w:rPr>
+                <w:rFonts w:ascii="BRH Malayalam Extra" w:hAnsi="BRH Malayalam Extra" w:cs="BRH Devanagari Extra"/>
+                <w:szCs w:val="32"/>
+              </w:rPr>
+              <w:t>–</w:t>
+            </w:r>
+            <w:r>
+              <w:rPr>
+                <w:rFonts w:ascii="BRH Devanagari Extra" w:hAnsi="BRH Devanagari Extra" w:cs="BRH Devanagari Extra"/>
+                <w:sz w:val="32"/>
+                <w:szCs w:val="32"/>
+              </w:rPr>
+              <w:t>iÉÔ lÉ</w:t>
+            </w:r>
+            <w:r>
+              <w:rPr>
+                <w:rFonts w:ascii="BRH Malayalam Extra" w:hAnsi="BRH Malayalam Extra" w:cs="BRH Devanagari Extra"/>
+                <w:szCs w:val="32"/>
+              </w:rPr>
+              <w:t>–</w:t>
+            </w:r>
+            <w:r>
+              <w:rPr>
+                <w:rFonts w:ascii="BRH Devanagari Extra" w:hAnsi="BRH Devanagari Extra" w:cs="BRH Devanagari Extra"/>
+                <w:sz w:val="32"/>
+                <w:szCs w:val="32"/>
+                <w:highlight w:val="yellow"/>
+              </w:rPr>
+              <w:t>prÉ</w:t>
+            </w:r>
+            <w:r>
+              <w:rPr>
+                <w:rFonts w:ascii="BRH Devanagari Extra" w:hAnsi="BRH Devanagari Extra" w:cs="BRH Devanagari Extra"/>
+                <w:sz w:val="32"/>
+                <w:szCs w:val="32"/>
+              </w:rPr>
+              <w:t>ÉUÉåþWû lirÉ×</w:t>
+            </w:r>
+            <w:r>
+              <w:rPr>
+                <w:rFonts w:ascii="BRH Malayalam Extra" w:hAnsi="BRH Malayalam Extra" w:cs="BRH Devanagari Extra"/>
+                <w:szCs w:val="32"/>
+              </w:rPr>
+              <w:t>–</w:t>
+            </w:r>
+            <w:r>
+              <w:rPr>
+                <w:rFonts w:ascii="BRH Devanagari Extra" w:hAnsi="BRH Devanagari Extra" w:cs="BRH Devanagari Extra"/>
+                <w:sz w:val="32"/>
+                <w:szCs w:val="32"/>
+              </w:rPr>
+              <w:t xml:space="preserve">iÉÑÍpÉþÈ | </w:t>
+            </w:r>
+          </w:p>
+          <w:p>
+            <w:pPr>
+              <w:widowControl w:val="0"/>
+              <w:autoSpaceDE w:val="0"/>
+              <w:autoSpaceDN w:val="0"/>
+              <w:adjustRightInd w:val="0"/>
+              <w:spacing w:before="0" w:line="240" w:lineRule="auto"/>
+              <w:rPr>
+                <w:rFonts w:ascii="BRH Devanagari Extra" w:hAnsi="BRH Devanagari Extra" w:cs="BRH Devanagari Extra"/>
+                <w:sz w:val="32"/>
+                <w:szCs w:val="32"/>
+              </w:rPr>
+            </w:pPr>
+            <w:r>
+              <w:rPr>
+                <w:rFonts w:ascii="BRH Devanagari Extra" w:hAnsi="BRH Devanagari Extra" w:cs="BRH Devanagari Extra"/>
+                <w:sz w:val="32"/>
+                <w:szCs w:val="32"/>
+              </w:rPr>
+              <w:t>(</w:t>
+            </w:r>
+            <w:r>
+              <w:rPr>
+                <w:rFonts w:cs="BRH Devanagari Extra"/>
+                <w:szCs w:val="32"/>
+              </w:rPr>
+              <w:t>54</w:t>
+            </w:r>
+            <w:r>
+              <w:rPr>
+                <w:rFonts w:ascii="BRH Devanagari Extra" w:hAnsi="BRH Devanagari Extra" w:cs="BRH Devanagari Extra"/>
+                <w:sz w:val="32"/>
+                <w:szCs w:val="32"/>
+              </w:rPr>
+              <w:t>)</w:t>
+            </w:r>
+            <w:r>
+              <w:rPr>
+                <w:rFonts w:cs="BRH Devanagari Extra"/>
+                <w:szCs w:val="32"/>
+              </w:rPr>
+              <w:t>[P10</w:t>
+            </w:r>
+            <w:r>
+              <w:rPr>
+                <w:rFonts w:ascii="BRH Devanagari Extra" w:hAnsi="BRH Devanagari Extra" w:cs="BRH Devanagari Extra"/>
+                <w:sz w:val="32"/>
+                <w:szCs w:val="32"/>
+              </w:rPr>
+              <w:t xml:space="preserve">] </w:t>
+            </w:r>
+            <w:r>
+              <w:rPr>
+                <w:rFonts w:cs="BRH Devanagari Extra"/>
+                <w:szCs w:val="32"/>
+              </w:rPr>
+              <w:t>7</w:t>
+            </w:r>
+            <w:r>
+              <w:rPr>
+                <w:rFonts w:ascii="BRH Devanagari Extra" w:hAnsi="BRH Devanagari Extra" w:cs="BRH Devanagari Extra"/>
+                <w:sz w:val="32"/>
+                <w:szCs w:val="32"/>
+              </w:rPr>
+              <w:t>.</w:t>
+            </w:r>
+            <w:r>
+              <w:rPr>
+                <w:rFonts w:cs="BRH Devanagari Extra"/>
+                <w:szCs w:val="32"/>
+              </w:rPr>
+              <w:t>4</w:t>
+            </w:r>
+            <w:r>
+              <w:rPr>
+                <w:rFonts w:ascii="BRH Devanagari Extra" w:hAnsi="BRH Devanagari Extra" w:cs="BRH Devanagari Extra"/>
+                <w:sz w:val="32"/>
+                <w:szCs w:val="32"/>
+              </w:rPr>
+              <w:t>.</w:t>
+            </w:r>
+            <w:r>
+              <w:rPr>
+                <w:rFonts w:cs="BRH Devanagari Extra"/>
+                <w:szCs w:val="32"/>
+              </w:rPr>
+              <w:t>3</w:t>
+            </w:r>
+            <w:r>
+              <w:rPr>
+                <w:rFonts w:ascii="BRH Devanagari Extra" w:hAnsi="BRH Devanagari Extra" w:cs="BRH Devanagari Extra"/>
+                <w:sz w:val="32"/>
+                <w:szCs w:val="32"/>
+              </w:rPr>
+              <w:t>.</w:t>
+            </w:r>
+            <w:r>
+              <w:rPr>
+                <w:rFonts w:cs="BRH Devanagari Extra"/>
+                <w:szCs w:val="32"/>
+              </w:rPr>
+              <w:t>2</w:t>
+            </w:r>
+            <w:r>
+              <w:rPr>
+                <w:rFonts w:ascii="BRH Devanagari Extra" w:hAnsi="BRH Devanagari Extra" w:cs="BRH Devanagari Extra"/>
+                <w:sz w:val="32"/>
+                <w:szCs w:val="32"/>
+              </w:rPr>
+              <w:t>(</w:t>
+            </w:r>
+            <w:r>
+              <w:rPr>
+                <w:rFonts w:cs="BRH Devanagari Extra"/>
+                <w:szCs w:val="32"/>
+              </w:rPr>
+              <w:t>45</w:t>
+            </w:r>
+            <w:r>
+              <w:rPr>
+                <w:rFonts w:ascii="BRH Devanagari Extra" w:hAnsi="BRH Devanagari Extra" w:cs="BRH Devanagari Extra"/>
+                <w:sz w:val="32"/>
+                <w:szCs w:val="32"/>
+              </w:rPr>
+              <w:t>)- A</w:t>
+            </w:r>
+            <w:r>
+              <w:rPr>
+                <w:rFonts w:ascii="BRH Malayalam Extra" w:hAnsi="BRH Malayalam Extra" w:cs="BRH Devanagari Extra"/>
+                <w:szCs w:val="32"/>
+              </w:rPr>
+              <w:t>–</w:t>
+            </w:r>
+            <w:r>
+              <w:rPr>
+                <w:rFonts w:ascii="BRH Devanagari Extra" w:hAnsi="BRH Devanagari Extra" w:cs="BRH Devanagari Extra"/>
+                <w:sz w:val="32"/>
+                <w:szCs w:val="32"/>
+                <w:highlight w:val="yellow"/>
+              </w:rPr>
+              <w:t>prÉ</w:t>
+            </w:r>
+            <w:r>
+              <w:rPr>
+                <w:rFonts w:ascii="BRH Devanagari Extra" w:hAnsi="BRH Devanagari Extra" w:cs="BRH Devanagari Extra"/>
+                <w:sz w:val="32"/>
+                <w:szCs w:val="32"/>
+              </w:rPr>
+              <w:t>ÉUÉåþWûÎliÉ | G</w:t>
+            </w:r>
+            <w:r>
+              <w:rPr>
+                <w:rFonts w:ascii="BRH Malayalam Extra" w:hAnsi="BRH Malayalam Extra" w:cs="BRH Devanagari Extra"/>
+                <w:szCs w:val="32"/>
+              </w:rPr>
+              <w:t>–</w:t>
+            </w:r>
+            <w:r>
+              <w:rPr>
+                <w:rFonts w:ascii="BRH Devanagari Extra" w:hAnsi="BRH Devanagari Extra" w:cs="BRH Devanagari Extra"/>
+                <w:sz w:val="32"/>
+                <w:szCs w:val="32"/>
+              </w:rPr>
+              <w:t xml:space="preserve">iÉÑÍpÉþÈ | </w:t>
+            </w:r>
+          </w:p>
+          <w:p>
+            <w:pPr>
+              <w:widowControl w:val="0"/>
+              <w:autoSpaceDE w:val="0"/>
+              <w:autoSpaceDN w:val="0"/>
+              <w:adjustRightInd w:val="0"/>
+              <w:spacing w:before="0" w:line="240" w:lineRule="auto"/>
+              <w:rPr>
+                <w:rFonts w:ascii="BRH Devanagari Extra" w:hAnsi="BRH Devanagari Extra" w:cs="BRH Devanagari Extra"/>
+                <w:sz w:val="32"/>
+                <w:szCs w:val="32"/>
+              </w:rPr>
+            </w:pPr>
+            <w:r>
+              <w:rPr>
+                <w:rFonts w:ascii="BRH Devanagari Extra" w:hAnsi="BRH Devanagari Extra" w:cs="BRH Devanagari Extra"/>
+                <w:sz w:val="32"/>
+                <w:szCs w:val="32"/>
+              </w:rPr>
+              <w:t>xÉ</w:t>
+            </w:r>
+            <w:r>
+              <w:rPr>
+                <w:rFonts w:ascii="BRH Malayalam Extra" w:hAnsi="BRH Malayalam Extra" w:cs="BRH Devanagari Extra"/>
+                <w:szCs w:val="32"/>
+              </w:rPr>
+              <w:t>–</w:t>
+            </w:r>
+            <w:r>
+              <w:rPr>
+                <w:rFonts w:ascii="BRH Devanagari Extra" w:hAnsi="BRH Devanagari Extra" w:cs="BRH Devanagari Extra"/>
+                <w:sz w:val="32"/>
+                <w:szCs w:val="32"/>
+              </w:rPr>
+              <w:t>ÇÆuÉ</w:t>
+            </w:r>
+            <w:r>
+              <w:rPr>
+                <w:rFonts w:ascii="BRH Malayalam Extra" w:hAnsi="BRH Malayalam Extra" w:cs="BRH Devanagari Extra"/>
+                <w:szCs w:val="32"/>
+              </w:rPr>
+              <w:t>–</w:t>
+            </w:r>
+            <w:r>
+              <w:rPr>
+                <w:rFonts w:ascii="BRH Devanagari Extra" w:hAnsi="BRH Devanagari Extra" w:cs="BRH Devanagari Extra"/>
+                <w:sz w:val="32"/>
+                <w:szCs w:val="32"/>
+              </w:rPr>
+              <w:t>jxÉ</w:t>
+            </w:r>
+            <w:r>
+              <w:rPr>
+                <w:rFonts w:ascii="BRH Malayalam Extra" w:hAnsi="BRH Malayalam Extra" w:cs="BRH Devanagari Extra"/>
+                <w:szCs w:val="32"/>
+              </w:rPr>
+              <w:t>–</w:t>
+            </w:r>
+            <w:r>
+              <w:rPr>
+                <w:rFonts w:ascii="BRH Devanagari Extra" w:hAnsi="BRH Devanagari Extra" w:cs="BRH Devanagari Extra"/>
+                <w:sz w:val="32"/>
+                <w:szCs w:val="32"/>
+              </w:rPr>
+              <w:t>UqÉç |</w:t>
+            </w:r>
+          </w:p>
+          <w:p>
+            <w:pPr>
+              <w:widowControl w:val="0"/>
+              <w:autoSpaceDE w:val="0"/>
+              <w:autoSpaceDN w:val="0"/>
+              <w:adjustRightInd w:val="0"/>
+              <w:spacing w:before="0" w:line="240" w:lineRule="auto"/>
+              <w:rPr>
+                <w:rFonts w:ascii="BRH Devanagari Extra" w:hAnsi="BRH Devanagari Extra" w:cs="BRH Devanagari Extra"/>
+                <w:sz w:val="32"/>
+                <w:szCs w:val="32"/>
+              </w:rPr>
+            </w:pPr>
+            <w:r>
+              <w:rPr>
+                <w:rFonts w:ascii="BRH Devanagari Extra" w:hAnsi="BRH Devanagari Extra" w:cs="BRH Devanagari Extra"/>
+                <w:sz w:val="32"/>
+                <w:szCs w:val="32"/>
+              </w:rPr>
+              <w:t>A</w:t>
+            </w:r>
+            <w:r>
+              <w:rPr>
+                <w:rFonts w:ascii="BRH Malayalam Extra" w:hAnsi="BRH Malayalam Extra" w:cs="BRH Devanagari Extra"/>
+                <w:szCs w:val="32"/>
+                <w:highlight w:val="yellow"/>
+              </w:rPr>
+              <w:t>–</w:t>
+            </w:r>
+            <w:r>
+              <w:rPr>
+                <w:rFonts w:ascii="BRH Devanagari Extra" w:hAnsi="BRH Devanagari Extra" w:cs="BRH Devanagari Extra"/>
+                <w:sz w:val="32"/>
+                <w:szCs w:val="32"/>
+                <w:highlight w:val="yellow"/>
+              </w:rPr>
+              <w:t>prÉÉ</w:t>
+            </w:r>
+            <w:r>
+              <w:rPr>
+                <w:rFonts w:ascii="BRH Devanagari Extra" w:hAnsi="BRH Devanagari Extra" w:cs="BRH Devanagari Extra"/>
+                <w:sz w:val="32"/>
+                <w:szCs w:val="32"/>
+              </w:rPr>
+              <w:t>UÉåþWû lirÉ×</w:t>
+            </w:r>
+            <w:r>
+              <w:rPr>
+                <w:rFonts w:ascii="BRH Malayalam Extra" w:hAnsi="BRH Malayalam Extra" w:cs="BRH Devanagari Extra"/>
+                <w:szCs w:val="32"/>
+              </w:rPr>
+              <w:t>–</w:t>
+            </w:r>
+            <w:r>
+              <w:rPr>
+                <w:rFonts w:ascii="BRH Devanagari Extra" w:hAnsi="BRH Devanagari Extra" w:cs="BRH Devanagari Extra"/>
+                <w:sz w:val="32"/>
+                <w:szCs w:val="32"/>
+              </w:rPr>
+              <w:t>iÉÑÍpÉþUç. G</w:t>
+            </w:r>
+            <w:r>
+              <w:rPr>
+                <w:rFonts w:ascii="BRH Malayalam Extra" w:hAnsi="BRH Malayalam Extra" w:cs="BRH Devanagari Extra"/>
+                <w:szCs w:val="32"/>
+              </w:rPr>
+              <w:t>–</w:t>
+            </w:r>
+            <w:r>
+              <w:rPr>
+                <w:rFonts w:ascii="BRH Devanagari Extra" w:hAnsi="BRH Devanagari Extra" w:cs="BRH Devanagari Extra"/>
+                <w:sz w:val="32"/>
+                <w:szCs w:val="32"/>
+              </w:rPr>
+              <w:t>iÉÑÍpÉþ U</w:t>
+            </w:r>
+            <w:r>
+              <w:rPr>
+                <w:rFonts w:ascii="BRH Malayalam Extra" w:hAnsi="BRH Malayalam Extra" w:cs="BRH Devanagari Extra"/>
+                <w:szCs w:val="32"/>
+              </w:rPr>
+              <w:t>–</w:t>
+            </w:r>
+            <w:r>
+              <w:rPr>
+                <w:rFonts w:ascii="BRH Devanagari Extra" w:hAnsi="BRH Devanagari Extra" w:cs="BRH Devanagari Extra"/>
+                <w:sz w:val="32"/>
+                <w:szCs w:val="32"/>
+                <w:highlight w:val="yellow"/>
+              </w:rPr>
+              <w:t>prÉ</w:t>
+            </w:r>
+            <w:r>
+              <w:rPr>
+                <w:rFonts w:ascii="BRH Devanagari Extra" w:hAnsi="BRH Devanagari Extra" w:cs="BRH Devanagari Extra"/>
+                <w:sz w:val="32"/>
+                <w:szCs w:val="32"/>
+              </w:rPr>
+              <w:t>ÉUÉåþWû lirÉ</w:t>
+            </w:r>
+            <w:r>
+              <w:rPr>
+                <w:rFonts w:ascii="BRH Malayalam Extra" w:hAnsi="BRH Malayalam Extra" w:cs="BRH Devanagari Extra"/>
+                <w:szCs w:val="32"/>
+                <w:highlight w:val="yellow"/>
+              </w:rPr>
+              <w:t>–</w:t>
+            </w:r>
+            <w:r>
+              <w:rPr>
+                <w:rFonts w:ascii="BRH Devanagari Extra" w:hAnsi="BRH Devanagari Extra" w:cs="BRH Devanagari Extra"/>
+                <w:sz w:val="32"/>
+                <w:szCs w:val="32"/>
+                <w:highlight w:val="yellow"/>
+              </w:rPr>
+              <w:t>prÉ</w:t>
+            </w:r>
+            <w:r>
+              <w:rPr>
+                <w:rFonts w:ascii="BRH Devanagari Extra" w:hAnsi="BRH Devanagari Extra" w:cs="BRH Devanagari Extra"/>
+                <w:sz w:val="32"/>
+                <w:szCs w:val="32"/>
+              </w:rPr>
+              <w:t>ÉUÉåþWû lirÉ×</w:t>
+            </w:r>
+            <w:r>
+              <w:rPr>
+                <w:rFonts w:ascii="BRH Malayalam Extra" w:hAnsi="BRH Malayalam Extra" w:cs="BRH Devanagari Extra"/>
+                <w:szCs w:val="32"/>
+              </w:rPr>
+              <w:t>–</w:t>
+            </w:r>
+            <w:r>
+              <w:rPr>
+                <w:rFonts w:ascii="BRH Devanagari Extra" w:hAnsi="BRH Devanagari Extra" w:cs="BRH Devanagari Extra"/>
+                <w:sz w:val="32"/>
+                <w:szCs w:val="32"/>
+              </w:rPr>
+              <w:t>iÉÑÍpÉþÈ xÉÇÆuÉjxÉ</w:t>
+            </w:r>
+            <w:r>
+              <w:rPr>
+                <w:rFonts w:ascii="BRH Malayalam Extra" w:hAnsi="BRH Malayalam Extra" w:cs="BRH Devanagari Extra"/>
+                <w:szCs w:val="32"/>
+              </w:rPr>
+              <w:t>–</w:t>
+            </w:r>
+            <w:r>
+              <w:rPr>
+                <w:rFonts w:ascii="BRH Devanagari Extra" w:hAnsi="BRH Devanagari Extra" w:cs="BRH Devanagari Extra"/>
+                <w:sz w:val="32"/>
+                <w:szCs w:val="32"/>
+              </w:rPr>
+              <w:t>U</w:t>
+            </w:r>
+            <w:r>
+              <w:rPr>
+                <w:rFonts w:ascii="BRH Devanagari Extra" w:hAnsi="BRH Devanagari Extra" w:cs="BRH Devanagari Extra"/>
+                <w:sz w:val="26"/>
+                <w:szCs w:val="32"/>
+              </w:rPr>
+              <w:t>óè</w:t>
+            </w:r>
+            <w:r>
+              <w:rPr>
+                <w:rFonts w:ascii="BRH Devanagari Extra" w:hAnsi="BRH Devanagari Extra" w:cs="BRH Devanagari Extra"/>
+                <w:sz w:val="32"/>
+                <w:szCs w:val="32"/>
+              </w:rPr>
+              <w:t xml:space="preserve"> xÉþÇÆuÉjxÉ</w:t>
+            </w:r>
+            <w:r>
+              <w:rPr>
+                <w:rFonts w:ascii="BRH Malayalam Extra" w:hAnsi="BRH Malayalam Extra" w:cs="BRH Devanagari Extra"/>
+                <w:szCs w:val="32"/>
+              </w:rPr>
+              <w:t>–</w:t>
+            </w:r>
+            <w:r>
+              <w:rPr>
+                <w:rFonts w:ascii="BRH Devanagari Extra" w:hAnsi="BRH Devanagari Extra" w:cs="BRH Devanagari Extra"/>
+                <w:sz w:val="32"/>
+                <w:szCs w:val="32"/>
+              </w:rPr>
+              <w:t>U qÉ×</w:t>
+            </w:r>
+            <w:r>
+              <w:rPr>
+                <w:rFonts w:ascii="BRH Malayalam Extra" w:hAnsi="BRH Malayalam Extra" w:cs="BRH Devanagari Extra"/>
+                <w:szCs w:val="32"/>
+              </w:rPr>
+              <w:t>–</w:t>
+            </w:r>
+            <w:r>
+              <w:rPr>
+                <w:rFonts w:ascii="BRH Devanagari Extra" w:hAnsi="BRH Devanagari Extra" w:cs="BRH Devanagari Extra"/>
+                <w:sz w:val="32"/>
+                <w:szCs w:val="32"/>
+              </w:rPr>
+              <w:t>iÉÑÍpÉþ U</w:t>
+            </w:r>
+            <w:r>
+              <w:rPr>
+                <w:rFonts w:ascii="BRH Malayalam Extra" w:hAnsi="BRH Malayalam Extra" w:cs="BRH Devanagari Extra"/>
+                <w:szCs w:val="32"/>
+                <w:highlight w:val="yellow"/>
+              </w:rPr>
+              <w:t>–</w:t>
+            </w:r>
+            <w:r>
+              <w:rPr>
+                <w:rFonts w:ascii="BRH Devanagari Extra" w:hAnsi="BRH Devanagari Extra" w:cs="BRH Devanagari Extra"/>
+                <w:sz w:val="32"/>
+                <w:szCs w:val="32"/>
+                <w:highlight w:val="yellow"/>
+              </w:rPr>
+              <w:t>prÉ</w:t>
+            </w:r>
+            <w:r>
+              <w:rPr>
+                <w:rFonts w:ascii="BRH Devanagari Extra" w:hAnsi="BRH Devanagari Extra" w:cs="BRH Devanagari Extra"/>
+                <w:sz w:val="32"/>
+                <w:szCs w:val="32"/>
+              </w:rPr>
+              <w:t>ÉUÉåþWû lirÉ</w:t>
+            </w:r>
+            <w:r>
+              <w:rPr>
+                <w:rFonts w:ascii="BRH Malayalam Extra" w:hAnsi="BRH Malayalam Extra" w:cs="BRH Devanagari Extra"/>
+                <w:szCs w:val="32"/>
+              </w:rPr>
+              <w:t>–</w:t>
+            </w:r>
+            <w:r>
+              <w:rPr>
+                <w:rFonts w:ascii="BRH Devanagari Extra" w:hAnsi="BRH Devanagari Extra" w:cs="BRH Devanagari Extra"/>
+                <w:sz w:val="32"/>
+                <w:szCs w:val="32"/>
+                <w:highlight w:val="yellow"/>
+              </w:rPr>
+              <w:t>prÉ</w:t>
+            </w:r>
+            <w:r>
+              <w:rPr>
+                <w:rFonts w:ascii="BRH Devanagari Extra" w:hAnsi="BRH Devanagari Extra" w:cs="BRH Devanagari Extra"/>
+                <w:sz w:val="32"/>
+                <w:szCs w:val="32"/>
+              </w:rPr>
+              <w:t>ÉUÉåþWû lirÉ×</w:t>
+            </w:r>
+            <w:r>
+              <w:rPr>
+                <w:rFonts w:ascii="BRH Malayalam Extra" w:hAnsi="BRH Malayalam Extra" w:cs="BRH Devanagari Extra"/>
+                <w:szCs w:val="32"/>
+              </w:rPr>
+              <w:t>–</w:t>
+            </w:r>
+            <w:r>
+              <w:rPr>
+                <w:rFonts w:ascii="BRH Devanagari Extra" w:hAnsi="BRH Devanagari Extra" w:cs="BRH Devanagari Extra"/>
+                <w:sz w:val="32"/>
+                <w:szCs w:val="32"/>
+              </w:rPr>
+              <w:t xml:space="preserve">iÉÑÍpÉþÈ </w:t>
+            </w:r>
+            <w:r>
+              <w:rPr>
+                <w:rFonts w:ascii="BRH Devanagari Extra" w:hAnsi="BRH Devanagari Extra" w:cs="BRH Devanagari Extra"/>
+                <w:sz w:val="32"/>
+                <w:szCs w:val="32"/>
+              </w:rPr>
+              <w:lastRenderedPageBreak/>
+              <w:t>xÉÇÆuÉjxÉ</w:t>
+            </w:r>
+            <w:r>
+              <w:rPr>
+                <w:rFonts w:ascii="BRH Malayalam Extra" w:hAnsi="BRH Malayalam Extra" w:cs="BRH Devanagari Extra"/>
+                <w:szCs w:val="32"/>
+              </w:rPr>
+              <w:t>–</w:t>
+            </w:r>
+            <w:r>
+              <w:rPr>
+                <w:rFonts w:ascii="BRH Devanagari Extra" w:hAnsi="BRH Devanagari Extra" w:cs="BRH Devanagari Extra"/>
+                <w:sz w:val="32"/>
+                <w:szCs w:val="32"/>
+              </w:rPr>
+              <w:t xml:space="preserve">UqÉç | </w:t>
+            </w:r>
+          </w:p>
+          <w:p>
+            <w:pPr>
+              <w:widowControl w:val="0"/>
+              <w:autoSpaceDE w:val="0"/>
+              <w:autoSpaceDN w:val="0"/>
+              <w:adjustRightInd w:val="0"/>
+              <w:spacing w:before="0" w:line="240" w:lineRule="auto"/>
+              <w:rPr>
+                <w:rFonts w:ascii="BRH Devanagari Extra" w:hAnsi="BRH Devanagari Extra" w:cs="BRH Devanagari Extra"/>
+                <w:sz w:val="32"/>
+                <w:szCs w:val="32"/>
+              </w:rPr>
+            </w:pPr>
+            <w:r>
+              <w:rPr>
+                <w:rFonts w:ascii="BRH Devanagari Extra" w:hAnsi="BRH Devanagari Extra" w:cs="BRH Devanagari Extra"/>
+                <w:sz w:val="32"/>
+                <w:szCs w:val="32"/>
+              </w:rPr>
+              <w:t>(</w:t>
+            </w:r>
+            <w:r>
+              <w:rPr>
+                <w:rFonts w:cs="BRH Devanagari Extra"/>
+                <w:szCs w:val="32"/>
+              </w:rPr>
+              <w:t>55</w:t>
+            </w:r>
+            <w:r>
+              <w:rPr>
+                <w:rFonts w:ascii="BRH Devanagari Extra" w:hAnsi="BRH Devanagari Extra" w:cs="BRH Devanagari Extra"/>
+                <w:sz w:val="32"/>
+                <w:szCs w:val="32"/>
+              </w:rPr>
+              <w:t>)</w:t>
+            </w:r>
+            <w:r>
+              <w:rPr>
+                <w:rFonts w:cs="BRH Devanagari Extra"/>
+                <w:szCs w:val="32"/>
+              </w:rPr>
+              <w:t>[P10</w:t>
+            </w:r>
+            <w:r>
+              <w:rPr>
+                <w:rFonts w:ascii="BRH Devanagari Extra" w:hAnsi="BRH Devanagari Extra" w:cs="BRH Devanagari Extra"/>
+                <w:sz w:val="32"/>
+                <w:szCs w:val="32"/>
+              </w:rPr>
+              <w:t xml:space="preserve">] </w:t>
+            </w:r>
+            <w:r>
+              <w:rPr>
+                <w:rFonts w:cs="BRH Devanagari Extra"/>
+                <w:szCs w:val="32"/>
+              </w:rPr>
+              <w:t>7</w:t>
+            </w:r>
+            <w:r>
+              <w:rPr>
+                <w:rFonts w:ascii="BRH Devanagari Extra" w:hAnsi="BRH Devanagari Extra" w:cs="BRH Devanagari Extra"/>
+                <w:sz w:val="32"/>
+                <w:szCs w:val="32"/>
+              </w:rPr>
+              <w:t>.</w:t>
+            </w:r>
+            <w:r>
+              <w:rPr>
+                <w:rFonts w:cs="BRH Devanagari Extra"/>
+                <w:szCs w:val="32"/>
+              </w:rPr>
+              <w:t>4</w:t>
+            </w:r>
+            <w:r>
+              <w:rPr>
+                <w:rFonts w:ascii="BRH Devanagari Extra" w:hAnsi="BRH Devanagari Extra" w:cs="BRH Devanagari Extra"/>
+                <w:sz w:val="32"/>
+                <w:szCs w:val="32"/>
+              </w:rPr>
+              <w:t>.</w:t>
+            </w:r>
+            <w:r>
+              <w:rPr>
+                <w:rFonts w:cs="BRH Devanagari Extra"/>
+                <w:szCs w:val="32"/>
+              </w:rPr>
+              <w:t>3</w:t>
+            </w:r>
+            <w:r>
+              <w:rPr>
+                <w:rFonts w:ascii="BRH Devanagari Extra" w:hAnsi="BRH Devanagari Extra" w:cs="BRH Devanagari Extra"/>
+                <w:sz w:val="32"/>
+                <w:szCs w:val="32"/>
+              </w:rPr>
+              <w:t>.</w:t>
+            </w:r>
+            <w:r>
+              <w:rPr>
+                <w:rFonts w:cs="BRH Devanagari Extra"/>
+                <w:szCs w:val="32"/>
+              </w:rPr>
+              <w:t>2</w:t>
+            </w:r>
+            <w:r>
+              <w:rPr>
+                <w:rFonts w:ascii="BRH Devanagari Extra" w:hAnsi="BRH Devanagari Extra" w:cs="BRH Devanagari Extra"/>
+                <w:sz w:val="32"/>
+                <w:szCs w:val="32"/>
+              </w:rPr>
+              <w:t>(</w:t>
+            </w:r>
+            <w:r>
+              <w:rPr>
+                <w:rFonts w:cs="BRH Devanagari Extra"/>
+                <w:szCs w:val="32"/>
+              </w:rPr>
+              <w:t>45</w:t>
+            </w:r>
+            <w:r>
+              <w:rPr>
+                <w:rFonts w:ascii="BRH Devanagari Extra" w:hAnsi="BRH Devanagari Extra" w:cs="BRH Devanagari Extra"/>
+                <w:sz w:val="32"/>
+                <w:szCs w:val="32"/>
+              </w:rPr>
+              <w:t>)- A</w:t>
+            </w:r>
+            <w:r>
+              <w:rPr>
+                <w:rFonts w:ascii="BRH Malayalam Extra" w:hAnsi="BRH Malayalam Extra" w:cs="BRH Devanagari Extra"/>
+                <w:szCs w:val="32"/>
+              </w:rPr>
+              <w:t>–</w:t>
+            </w:r>
+            <w:r>
+              <w:rPr>
+                <w:rFonts w:ascii="BRH Devanagari Extra" w:hAnsi="BRH Devanagari Extra" w:cs="BRH Devanagari Extra"/>
+                <w:sz w:val="32"/>
+                <w:szCs w:val="32"/>
+                <w:highlight w:val="yellow"/>
+              </w:rPr>
+              <w:t>prÉ</w:t>
+            </w:r>
+            <w:r>
+              <w:rPr>
+                <w:rFonts w:ascii="BRH Devanagari Extra" w:hAnsi="BRH Devanagari Extra" w:cs="BRH Devanagari Extra"/>
+                <w:sz w:val="32"/>
+                <w:szCs w:val="32"/>
+              </w:rPr>
+              <w:t>ÉUÉåþWûÎliÉ |</w:t>
+            </w:r>
+          </w:p>
+          <w:p>
+            <w:pPr>
+              <w:widowControl w:val="0"/>
+              <w:autoSpaceDE w:val="0"/>
+              <w:autoSpaceDN w:val="0"/>
+              <w:adjustRightInd w:val="0"/>
+              <w:spacing w:before="0" w:line="240" w:lineRule="auto"/>
+              <w:rPr>
+                <w:rFonts w:ascii="BRH Devanagari Extra" w:hAnsi="BRH Devanagari Extra" w:cs="BRH Devanagari Extra"/>
+                <w:sz w:val="32"/>
+                <w:szCs w:val="32"/>
+              </w:rPr>
+            </w:pPr>
+            <w:r>
+              <w:rPr>
+                <w:rFonts w:ascii="BRH Devanagari Extra" w:hAnsi="BRH Devanagari Extra" w:cs="BRH Devanagari Extra"/>
+                <w:sz w:val="32"/>
+                <w:szCs w:val="32"/>
+              </w:rPr>
+              <w:t>A</w:t>
+            </w:r>
+            <w:r>
+              <w:rPr>
+                <w:rFonts w:ascii="BRH Malayalam Extra" w:hAnsi="BRH Malayalam Extra" w:cs="BRH Devanagari Extra"/>
+                <w:szCs w:val="32"/>
+              </w:rPr>
+              <w:t>–</w:t>
+            </w:r>
+            <w:r>
+              <w:rPr>
+                <w:rFonts w:ascii="BRH Devanagari Extra" w:hAnsi="BRH Devanagari Extra" w:cs="BRH Devanagari Extra"/>
+                <w:sz w:val="32"/>
+                <w:szCs w:val="32"/>
+              </w:rPr>
+              <w:t>luÉÉUÉåþWû</w:t>
+            </w:r>
+            <w:r>
+              <w:rPr>
+                <w:rFonts w:ascii="BRH Malayalam Extra" w:hAnsi="BRH Malayalam Extra" w:cs="BRH Devanagari Extra"/>
+                <w:szCs w:val="32"/>
+              </w:rPr>
+              <w:t>–</w:t>
+            </w:r>
+            <w:r>
+              <w:rPr>
+                <w:rFonts w:ascii="BRH Devanagari Extra" w:hAnsi="BRH Devanagari Extra" w:cs="BRH Devanagari Extra"/>
+                <w:sz w:val="32"/>
+                <w:szCs w:val="32"/>
+              </w:rPr>
+              <w:t xml:space="preserve">liÉÏirÉþlÉÑ - AÉUÉåþWûÎliÉ | </w:t>
+            </w:r>
+          </w:p>
+        </w:tc>
+        <w:tc>
+          <w:tcPr>
+            <w:tcW w:w="7230" w:type="dxa"/>
+          </w:tcPr>
+          <w:p>
+            <w:pPr>
+              <w:widowControl w:val="0"/>
+              <w:autoSpaceDE w:val="0"/>
+              <w:autoSpaceDN w:val="0"/>
+              <w:adjustRightInd w:val="0"/>
+              <w:spacing w:before="0" w:line="240" w:lineRule="auto"/>
+              <w:rPr>
+                <w:rFonts w:ascii="BRH Devanagari Extra" w:hAnsi="BRH Devanagari Extra" w:cs="BRH Devanagari Extra"/>
+                <w:sz w:val="32"/>
+                <w:szCs w:val="32"/>
+              </w:rPr>
+            </w:pPr>
+            <w:r>
+              <w:rPr>
+                <w:rFonts w:ascii="BRH Devanagari Extra" w:hAnsi="BRH Devanagari Extra" w:cs="BRH Devanagari Extra"/>
+                <w:sz w:val="32"/>
+                <w:szCs w:val="32"/>
+              </w:rPr>
+              <w:lastRenderedPageBreak/>
+              <w:t>(</w:t>
+            </w:r>
+            <w:r>
+              <w:rPr>
+                <w:rFonts w:cs="BRH Devanagari Extra"/>
+                <w:szCs w:val="32"/>
+              </w:rPr>
+              <w:t>52</w:t>
+            </w:r>
+            <w:r>
+              <w:rPr>
+                <w:rFonts w:ascii="BRH Devanagari Extra" w:hAnsi="BRH Devanagari Extra" w:cs="BRH Devanagari Extra"/>
+                <w:sz w:val="32"/>
+                <w:szCs w:val="32"/>
+              </w:rPr>
+              <w:t>)</w:t>
+            </w:r>
+            <w:r>
+              <w:rPr>
+                <w:rFonts w:cs="BRH Devanagari Extra"/>
+                <w:szCs w:val="32"/>
+              </w:rPr>
+              <w:t>[P10</w:t>
+            </w:r>
+            <w:r>
+              <w:rPr>
+                <w:rFonts w:ascii="BRH Devanagari Extra" w:hAnsi="BRH Devanagari Extra" w:cs="BRH Devanagari Extra"/>
+                <w:sz w:val="32"/>
+                <w:szCs w:val="32"/>
+              </w:rPr>
+              <w:t xml:space="preserve">] </w:t>
+            </w:r>
+            <w:r>
+              <w:rPr>
+                <w:rFonts w:cs="BRH Devanagari Extra"/>
+                <w:szCs w:val="32"/>
+              </w:rPr>
+              <w:t>7</w:t>
+            </w:r>
+            <w:r>
+              <w:rPr>
+                <w:rFonts w:ascii="BRH Devanagari Extra" w:hAnsi="BRH Devanagari Extra" w:cs="BRH Devanagari Extra"/>
+                <w:sz w:val="32"/>
+                <w:szCs w:val="32"/>
+              </w:rPr>
+              <w:t>.</w:t>
+            </w:r>
+            <w:r>
+              <w:rPr>
+                <w:rFonts w:cs="BRH Devanagari Extra"/>
+                <w:szCs w:val="32"/>
+              </w:rPr>
+              <w:t>4</w:t>
+            </w:r>
+            <w:r>
+              <w:rPr>
+                <w:rFonts w:ascii="BRH Devanagari Extra" w:hAnsi="BRH Devanagari Extra" w:cs="BRH Devanagari Extra"/>
+                <w:sz w:val="32"/>
+                <w:szCs w:val="32"/>
+              </w:rPr>
+              <w:t>.</w:t>
+            </w:r>
+            <w:r>
+              <w:rPr>
+                <w:rFonts w:cs="BRH Devanagari Extra"/>
+                <w:szCs w:val="32"/>
+              </w:rPr>
+              <w:t>3</w:t>
+            </w:r>
+            <w:r>
+              <w:rPr>
+                <w:rFonts w:ascii="BRH Devanagari Extra" w:hAnsi="BRH Devanagari Extra" w:cs="BRH Devanagari Extra"/>
+                <w:sz w:val="32"/>
+                <w:szCs w:val="32"/>
+              </w:rPr>
+              <w:t>.</w:t>
+            </w:r>
+            <w:r>
+              <w:rPr>
+                <w:rFonts w:cs="BRH Devanagari Extra"/>
+                <w:szCs w:val="32"/>
+              </w:rPr>
+              <w:t>2</w:t>
+            </w:r>
+            <w:r>
+              <w:rPr>
+                <w:rFonts w:ascii="BRH Devanagari Extra" w:hAnsi="BRH Devanagari Extra" w:cs="BRH Devanagari Extra"/>
+                <w:sz w:val="32"/>
+                <w:szCs w:val="32"/>
+              </w:rPr>
+              <w:t>(</w:t>
+            </w:r>
+            <w:r>
+              <w:rPr>
+                <w:rFonts w:cs="BRH Devanagari Extra"/>
+                <w:szCs w:val="32"/>
+              </w:rPr>
+              <w:t>43</w:t>
+            </w:r>
+            <w:r>
+              <w:rPr>
+                <w:rFonts w:ascii="BRH Devanagari Extra" w:hAnsi="BRH Devanagari Extra" w:cs="BRH Devanagari Extra"/>
+                <w:sz w:val="32"/>
+                <w:szCs w:val="32"/>
+              </w:rPr>
+              <w:t>)- L</w:t>
+            </w:r>
+            <w:r>
+              <w:rPr>
+                <w:rFonts w:ascii="BRH Malayalam Extra" w:hAnsi="BRH Malayalam Extra" w:cs="BRH Devanagari Extra"/>
+                <w:szCs w:val="32"/>
+              </w:rPr>
+              <w:t>–</w:t>
+            </w:r>
+            <w:r>
+              <w:rPr>
+                <w:rFonts w:ascii="BRH Devanagari Extra" w:hAnsi="BRH Devanagari Extra" w:cs="BRH Devanagari Extra"/>
+                <w:sz w:val="32"/>
+                <w:szCs w:val="32"/>
+              </w:rPr>
+              <w:t>uÉ | G</w:t>
+            </w:r>
+            <w:r>
+              <w:rPr>
+                <w:rFonts w:ascii="BRH Malayalam Extra" w:hAnsi="BRH Malayalam Extra" w:cs="BRH Devanagari Extra"/>
+                <w:szCs w:val="32"/>
+              </w:rPr>
+              <w:t>–</w:t>
+            </w:r>
+            <w:r>
+              <w:rPr>
+                <w:rFonts w:ascii="BRH Devanagari Extra" w:hAnsi="BRH Devanagari Extra" w:cs="BRH Devanagari Extra"/>
+                <w:sz w:val="32"/>
+                <w:szCs w:val="32"/>
+              </w:rPr>
+              <w:t>iÉÔlÉç | A</w:t>
+            </w:r>
+            <w:r>
+              <w:rPr>
+                <w:rFonts w:ascii="BRH Malayalam Extra" w:hAnsi="BRH Malayalam Extra" w:cs="BRH Devanagari Extra"/>
+                <w:szCs w:val="32"/>
+              </w:rPr>
+              <w:t>–</w:t>
+            </w:r>
+            <w:r>
+              <w:rPr>
+                <w:rFonts w:ascii="BRH Devanagari Extra" w:hAnsi="BRH Devanagari Extra" w:cs="BRH Devanagari Extra"/>
+                <w:sz w:val="32"/>
+                <w:szCs w:val="32"/>
+                <w:highlight w:val="green"/>
+              </w:rPr>
+              <w:t>lu</w:t>
+            </w:r>
+            <w:r>
+              <w:rPr>
+                <w:rFonts w:ascii="BRH Devanagari Extra" w:hAnsi="BRH Devanagari Extra" w:cs="BRH Devanagari Extra"/>
+                <w:sz w:val="32"/>
+                <w:szCs w:val="32"/>
+              </w:rPr>
+              <w:t>ÉÉUÉåþWûÎliÉ |</w:t>
+            </w:r>
+          </w:p>
+          <w:p>
+            <w:pPr>
+              <w:widowControl w:val="0"/>
+              <w:autoSpaceDE w:val="0"/>
+              <w:autoSpaceDN w:val="0"/>
+              <w:adjustRightInd w:val="0"/>
+              <w:spacing w:before="0" w:line="240" w:lineRule="auto"/>
+              <w:rPr>
+                <w:rFonts w:ascii="BRH Devanagari Extra" w:hAnsi="BRH Devanagari Extra" w:cs="BRH Devanagari Extra"/>
+                <w:sz w:val="32"/>
+                <w:szCs w:val="32"/>
+              </w:rPr>
+            </w:pPr>
+            <w:r>
+              <w:rPr>
+                <w:rFonts w:ascii="BRH Devanagari Extra" w:hAnsi="BRH Devanagari Extra" w:cs="BRH Devanagari Extra"/>
+                <w:sz w:val="32"/>
+                <w:szCs w:val="32"/>
+              </w:rPr>
+              <w:t>L</w:t>
+            </w:r>
+            <w:r>
+              <w:rPr>
+                <w:rFonts w:ascii="BRH Malayalam Extra" w:hAnsi="BRH Malayalam Extra" w:cs="BRH Devanagari Extra"/>
+                <w:szCs w:val="32"/>
+              </w:rPr>
+              <w:t>–</w:t>
+            </w:r>
+            <w:r>
+              <w:rPr>
+                <w:rFonts w:ascii="BRH Devanagari Extra" w:hAnsi="BRH Devanagari Extra" w:cs="BRH Devanagari Extra"/>
+                <w:sz w:val="32"/>
+                <w:szCs w:val="32"/>
+              </w:rPr>
+              <w:t>uÉ UçiÉÔ lÉ×</w:t>
+            </w:r>
+            <w:r>
+              <w:rPr>
+                <w:rFonts w:ascii="BRH Malayalam Extra" w:hAnsi="BRH Malayalam Extra" w:cs="BRH Devanagari Extra"/>
+                <w:szCs w:val="32"/>
+              </w:rPr>
+              <w:t>–</w:t>
+            </w:r>
+            <w:r>
+              <w:rPr>
+                <w:rFonts w:ascii="BRH Devanagari Extra" w:hAnsi="BRH Devanagari Extra" w:cs="BRH Devanagari Extra"/>
+                <w:sz w:val="32"/>
+                <w:szCs w:val="32"/>
+              </w:rPr>
+              <w:t>iÉÔ lÉå</w:t>
+            </w:r>
+            <w:r>
+              <w:rPr>
+                <w:rFonts w:ascii="BRH Malayalam Extra" w:hAnsi="BRH Malayalam Extra" w:cs="BRH Devanagari Extra"/>
+                <w:szCs w:val="32"/>
+              </w:rPr>
+              <w:t>–</w:t>
+            </w:r>
+            <w:r>
+              <w:rPr>
+                <w:rFonts w:ascii="BRH Devanagari Extra" w:hAnsi="BRH Devanagari Extra" w:cs="BRH Devanagari Extra"/>
+                <w:sz w:val="32"/>
+                <w:szCs w:val="32"/>
+              </w:rPr>
+              <w:t>uÉæuÉ UçiÉÔlÉ</w:t>
+            </w:r>
+            <w:r>
+              <w:rPr>
+                <w:rFonts w:ascii="BRH Malayalam Extra" w:hAnsi="BRH Malayalam Extra" w:cs="BRH Devanagari Extra"/>
+                <w:szCs w:val="32"/>
+              </w:rPr>
+              <w:t>–</w:t>
+            </w:r>
+            <w:r>
+              <w:rPr>
+                <w:rFonts w:ascii="BRH Devanagari Extra" w:hAnsi="BRH Devanagari Extra" w:cs="BRH Devanagari Extra"/>
+                <w:sz w:val="32"/>
+                <w:szCs w:val="32"/>
+                <w:highlight w:val="green"/>
+              </w:rPr>
+              <w:t>lu</w:t>
+            </w:r>
+            <w:r>
+              <w:rPr>
+                <w:rFonts w:ascii="BRH Devanagari Extra" w:hAnsi="BRH Devanagari Extra" w:cs="BRH Devanagari Extra"/>
+                <w:sz w:val="32"/>
+                <w:szCs w:val="32"/>
+              </w:rPr>
+              <w:t>ÉÉUÉåþWû lirÉ</w:t>
+            </w:r>
+            <w:r>
+              <w:rPr>
+                <w:rFonts w:ascii="BRH Malayalam Extra" w:hAnsi="BRH Malayalam Extra" w:cs="BRH Devanagari Extra"/>
+                <w:szCs w:val="32"/>
+              </w:rPr>
+              <w:t>–</w:t>
+            </w:r>
+            <w:r>
+              <w:rPr>
+                <w:rFonts w:ascii="BRH Devanagari Extra" w:hAnsi="BRH Devanagari Extra" w:cs="BRH Devanagari Extra"/>
+                <w:sz w:val="32"/>
+                <w:szCs w:val="32"/>
+                <w:highlight w:val="green"/>
+              </w:rPr>
+              <w:t>lu</w:t>
+            </w:r>
+            <w:r>
+              <w:rPr>
+                <w:rFonts w:ascii="BRH Devanagari Extra" w:hAnsi="BRH Devanagari Extra" w:cs="BRH Devanagari Extra"/>
+                <w:sz w:val="32"/>
+                <w:szCs w:val="32"/>
+              </w:rPr>
+              <w:t>ÉÉUÉåþWû lirÉ×</w:t>
+            </w:r>
+            <w:r>
+              <w:rPr>
+                <w:rFonts w:ascii="BRH Malayalam Extra" w:hAnsi="BRH Malayalam Extra" w:cs="BRH Devanagari Extra"/>
+                <w:szCs w:val="32"/>
+              </w:rPr>
+              <w:t>–</w:t>
+            </w:r>
+            <w:r>
+              <w:rPr>
+                <w:rFonts w:ascii="BRH Devanagari Extra" w:hAnsi="BRH Devanagari Extra" w:cs="BRH Devanagari Extra"/>
+                <w:sz w:val="32"/>
+                <w:szCs w:val="32"/>
+              </w:rPr>
+              <w:t>iÉÔ lÉå</w:t>
+            </w:r>
+            <w:r>
+              <w:rPr>
+                <w:rFonts w:ascii="BRH Malayalam Extra" w:hAnsi="BRH Malayalam Extra" w:cs="BRH Devanagari Extra"/>
+                <w:szCs w:val="32"/>
+              </w:rPr>
+              <w:t>–</w:t>
+            </w:r>
+            <w:r>
+              <w:rPr>
+                <w:rFonts w:ascii="BRH Devanagari Extra" w:hAnsi="BRH Devanagari Extra" w:cs="BRH Devanagari Extra"/>
+                <w:sz w:val="32"/>
+                <w:szCs w:val="32"/>
+              </w:rPr>
+              <w:t>uÉæuÉ UçiÉÔlÉ</w:t>
+            </w:r>
+            <w:r>
+              <w:rPr>
+                <w:rFonts w:ascii="BRH Malayalam Extra" w:hAnsi="BRH Malayalam Extra" w:cs="BRH Devanagari Extra"/>
+                <w:szCs w:val="32"/>
+              </w:rPr>
+              <w:t>–</w:t>
+            </w:r>
+            <w:r>
+              <w:rPr>
+                <w:rFonts w:ascii="BRH Devanagari Extra" w:hAnsi="BRH Devanagari Extra" w:cs="BRH Devanagari Extra"/>
+                <w:sz w:val="32"/>
+                <w:szCs w:val="32"/>
+                <w:highlight w:val="green"/>
+              </w:rPr>
+              <w:t>lu</w:t>
+            </w:r>
+            <w:r>
+              <w:rPr>
+                <w:rFonts w:ascii="BRH Devanagari Extra" w:hAnsi="BRH Devanagari Extra" w:cs="BRH Devanagari Extra"/>
+                <w:sz w:val="32"/>
+                <w:szCs w:val="32"/>
+              </w:rPr>
+              <w:t xml:space="preserve">ÉÉUÉåþWûÎliÉ | </w:t>
+            </w:r>
+          </w:p>
+          <w:p>
+            <w:pPr>
+              <w:widowControl w:val="0"/>
+              <w:autoSpaceDE w:val="0"/>
+              <w:autoSpaceDN w:val="0"/>
+              <w:adjustRightInd w:val="0"/>
+              <w:spacing w:before="0" w:line="240" w:lineRule="auto"/>
+              <w:rPr>
+                <w:rFonts w:ascii="BRH Devanagari Extra" w:hAnsi="BRH Devanagari Extra" w:cs="BRH Devanagari Extra"/>
+                <w:sz w:val="32"/>
+                <w:szCs w:val="32"/>
+              </w:rPr>
+            </w:pPr>
+            <w:r>
+              <w:rPr>
+                <w:rFonts w:ascii="BRH Devanagari Extra" w:hAnsi="BRH Devanagari Extra" w:cs="BRH Devanagari Extra"/>
+                <w:sz w:val="32"/>
+                <w:szCs w:val="32"/>
+              </w:rPr>
+              <w:t>(</w:t>
+            </w:r>
+            <w:r>
+              <w:rPr>
+                <w:rFonts w:cs="BRH Devanagari Extra"/>
+                <w:szCs w:val="32"/>
+              </w:rPr>
+              <w:t>53</w:t>
+            </w:r>
+            <w:r>
+              <w:rPr>
+                <w:rFonts w:ascii="BRH Devanagari Extra" w:hAnsi="BRH Devanagari Extra" w:cs="BRH Devanagari Extra"/>
+                <w:sz w:val="32"/>
+                <w:szCs w:val="32"/>
+              </w:rPr>
+              <w:t>)</w:t>
+            </w:r>
+            <w:r>
+              <w:rPr>
+                <w:rFonts w:cs="BRH Devanagari Extra"/>
+                <w:szCs w:val="32"/>
+              </w:rPr>
+              <w:t>[P10</w:t>
+            </w:r>
+            <w:r>
+              <w:rPr>
+                <w:rFonts w:ascii="BRH Devanagari Extra" w:hAnsi="BRH Devanagari Extra" w:cs="BRH Devanagari Extra"/>
+                <w:sz w:val="32"/>
+                <w:szCs w:val="32"/>
+              </w:rPr>
+              <w:t xml:space="preserve">] </w:t>
+            </w:r>
+            <w:r>
+              <w:rPr>
+                <w:rFonts w:cs="BRH Devanagari Extra"/>
+                <w:szCs w:val="32"/>
+              </w:rPr>
+              <w:t>7</w:t>
+            </w:r>
+            <w:r>
+              <w:rPr>
+                <w:rFonts w:ascii="BRH Devanagari Extra" w:hAnsi="BRH Devanagari Extra" w:cs="BRH Devanagari Extra"/>
+                <w:sz w:val="32"/>
+                <w:szCs w:val="32"/>
+              </w:rPr>
+              <w:t>.</w:t>
+            </w:r>
+            <w:r>
+              <w:rPr>
+                <w:rFonts w:cs="BRH Devanagari Extra"/>
+                <w:szCs w:val="32"/>
+              </w:rPr>
+              <w:t>4</w:t>
+            </w:r>
+            <w:r>
+              <w:rPr>
+                <w:rFonts w:ascii="BRH Devanagari Extra" w:hAnsi="BRH Devanagari Extra" w:cs="BRH Devanagari Extra"/>
+                <w:sz w:val="32"/>
+                <w:szCs w:val="32"/>
+              </w:rPr>
+              <w:t>.</w:t>
+            </w:r>
+            <w:r>
+              <w:rPr>
+                <w:rFonts w:cs="BRH Devanagari Extra"/>
+                <w:szCs w:val="32"/>
+              </w:rPr>
+              <w:t>3</w:t>
+            </w:r>
+            <w:r>
+              <w:rPr>
+                <w:rFonts w:ascii="BRH Devanagari Extra" w:hAnsi="BRH Devanagari Extra" w:cs="BRH Devanagari Extra"/>
+                <w:sz w:val="32"/>
+                <w:szCs w:val="32"/>
+              </w:rPr>
+              <w:t>.</w:t>
+            </w:r>
+            <w:r>
+              <w:rPr>
+                <w:rFonts w:cs="BRH Devanagari Extra"/>
+                <w:szCs w:val="32"/>
+              </w:rPr>
+              <w:t>2</w:t>
+            </w:r>
+            <w:r>
+              <w:rPr>
+                <w:rFonts w:ascii="BRH Devanagari Extra" w:hAnsi="BRH Devanagari Extra" w:cs="BRH Devanagari Extra"/>
+                <w:sz w:val="32"/>
+                <w:szCs w:val="32"/>
+              </w:rPr>
+              <w:t>(</w:t>
+            </w:r>
+            <w:r>
+              <w:rPr>
+                <w:rFonts w:cs="BRH Devanagari Extra"/>
+                <w:szCs w:val="32"/>
+              </w:rPr>
+              <w:t>44</w:t>
+            </w:r>
+            <w:r>
+              <w:rPr>
+                <w:rFonts w:ascii="BRH Devanagari Extra" w:hAnsi="BRH Devanagari Extra" w:cs="BRH Devanagari Extra"/>
+                <w:sz w:val="32"/>
+                <w:szCs w:val="32"/>
+              </w:rPr>
+              <w:t>)- G</w:t>
+            </w:r>
+            <w:r>
+              <w:rPr>
+                <w:rFonts w:ascii="BRH Malayalam Extra" w:hAnsi="BRH Malayalam Extra" w:cs="BRH Devanagari Extra"/>
+                <w:szCs w:val="32"/>
+              </w:rPr>
+              <w:t>–</w:t>
+            </w:r>
+            <w:r>
+              <w:rPr>
+                <w:rFonts w:ascii="BRH Devanagari Extra" w:hAnsi="BRH Devanagari Extra" w:cs="BRH Devanagari Extra"/>
+                <w:sz w:val="32"/>
+                <w:szCs w:val="32"/>
+              </w:rPr>
+              <w:t>iÉÔlÉç | A</w:t>
+            </w:r>
+            <w:r>
+              <w:rPr>
+                <w:rFonts w:ascii="BRH Malayalam Extra" w:hAnsi="BRH Malayalam Extra" w:cs="BRH Devanagari Extra"/>
+                <w:szCs w:val="32"/>
+              </w:rPr>
+              <w:t>–</w:t>
+            </w:r>
+            <w:r>
+              <w:rPr>
+                <w:rFonts w:ascii="BRH Devanagari Extra" w:hAnsi="BRH Devanagari Extra" w:cs="BRH Devanagari Extra"/>
+                <w:sz w:val="32"/>
+                <w:szCs w:val="32"/>
+                <w:highlight w:val="green"/>
+              </w:rPr>
+              <w:t>lu</w:t>
+            </w:r>
+            <w:r>
+              <w:rPr>
+                <w:rFonts w:ascii="BRH Devanagari Extra" w:hAnsi="BRH Devanagari Extra" w:cs="BRH Devanagari Extra"/>
+                <w:sz w:val="32"/>
+                <w:szCs w:val="32"/>
+              </w:rPr>
+              <w:t>ÉÉUÉåþWûÎliÉ | G</w:t>
+            </w:r>
+            <w:r>
+              <w:rPr>
+                <w:rFonts w:ascii="BRH Malayalam Extra" w:hAnsi="BRH Malayalam Extra" w:cs="BRH Devanagari Extra"/>
+                <w:szCs w:val="32"/>
+              </w:rPr>
+              <w:t>–</w:t>
+            </w:r>
+            <w:r>
+              <w:rPr>
+                <w:rFonts w:ascii="BRH Devanagari Extra" w:hAnsi="BRH Devanagari Extra" w:cs="BRH Devanagari Extra"/>
+                <w:sz w:val="32"/>
+                <w:szCs w:val="32"/>
+              </w:rPr>
+              <w:t>iÉÑÍpÉþÈ |</w:t>
+            </w:r>
+          </w:p>
+          <w:p>
+            <w:pPr>
+              <w:widowControl w:val="0"/>
+              <w:autoSpaceDE w:val="0"/>
+              <w:autoSpaceDN w:val="0"/>
+              <w:adjustRightInd w:val="0"/>
+              <w:spacing w:before="0" w:line="240" w:lineRule="auto"/>
+              <w:rPr>
+                <w:rFonts w:ascii="BRH Devanagari Extra" w:hAnsi="BRH Devanagari Extra" w:cs="BRH Devanagari Extra"/>
+                <w:sz w:val="32"/>
+                <w:szCs w:val="32"/>
+              </w:rPr>
+            </w:pPr>
+            <w:r>
+              <w:rPr>
+                <w:rFonts w:ascii="BRH Devanagari Extra" w:hAnsi="BRH Devanagari Extra" w:cs="BRH Devanagari Extra"/>
+                <w:sz w:val="32"/>
+                <w:szCs w:val="32"/>
+              </w:rPr>
+              <w:t>G</w:t>
+            </w:r>
+            <w:r>
+              <w:rPr>
+                <w:rFonts w:ascii="BRH Malayalam Extra" w:hAnsi="BRH Malayalam Extra" w:cs="BRH Devanagari Extra"/>
+                <w:szCs w:val="32"/>
+              </w:rPr>
+              <w:t>–</w:t>
+            </w:r>
+            <w:r>
+              <w:rPr>
+                <w:rFonts w:ascii="BRH Devanagari Extra" w:hAnsi="BRH Devanagari Extra" w:cs="BRH Devanagari Extra"/>
+                <w:sz w:val="32"/>
+                <w:szCs w:val="32"/>
+              </w:rPr>
+              <w:t>iÉÔ lÉ</w:t>
+            </w:r>
+            <w:r>
+              <w:rPr>
+                <w:rFonts w:ascii="BRH Malayalam Extra" w:hAnsi="BRH Malayalam Extra" w:cs="BRH Devanagari Extra"/>
+                <w:szCs w:val="32"/>
+              </w:rPr>
+              <w:t>–</w:t>
+            </w:r>
+            <w:r>
+              <w:rPr>
+                <w:rFonts w:ascii="BRH Devanagari Extra" w:hAnsi="BRH Devanagari Extra" w:cs="BRH Devanagari Extra"/>
+                <w:sz w:val="32"/>
+                <w:szCs w:val="32"/>
+                <w:highlight w:val="green"/>
+              </w:rPr>
+              <w:t>lu</w:t>
+            </w:r>
+            <w:r>
+              <w:rPr>
+                <w:rFonts w:ascii="BRH Devanagari Extra" w:hAnsi="BRH Devanagari Extra" w:cs="BRH Devanagari Extra"/>
+                <w:sz w:val="32"/>
+                <w:szCs w:val="32"/>
+              </w:rPr>
+              <w:t>ÉÉUÉåþWû lirÉ</w:t>
+            </w:r>
+            <w:r>
+              <w:rPr>
+                <w:rFonts w:ascii="BRH Malayalam Extra" w:hAnsi="BRH Malayalam Extra" w:cs="BRH Devanagari Extra"/>
+                <w:szCs w:val="32"/>
+              </w:rPr>
+              <w:t>–</w:t>
+            </w:r>
+            <w:r>
+              <w:rPr>
+                <w:rFonts w:ascii="BRH Devanagari Extra" w:hAnsi="BRH Devanagari Extra" w:cs="BRH Devanagari Extra"/>
+                <w:sz w:val="32"/>
+                <w:szCs w:val="32"/>
+                <w:highlight w:val="green"/>
+              </w:rPr>
+              <w:t>lu</w:t>
+            </w:r>
+            <w:r>
+              <w:rPr>
+                <w:rFonts w:ascii="BRH Devanagari Extra" w:hAnsi="BRH Devanagari Extra" w:cs="BRH Devanagari Extra"/>
+                <w:sz w:val="32"/>
+                <w:szCs w:val="32"/>
+              </w:rPr>
+              <w:t>ÉÉUÉåþWû lirÉ×</w:t>
+            </w:r>
+            <w:r>
+              <w:rPr>
+                <w:rFonts w:ascii="BRH Malayalam Extra" w:hAnsi="BRH Malayalam Extra" w:cs="BRH Devanagari Extra"/>
+                <w:szCs w:val="32"/>
+              </w:rPr>
+              <w:t>–</w:t>
+            </w:r>
+            <w:r>
+              <w:rPr>
+                <w:rFonts w:ascii="BRH Devanagari Extra" w:hAnsi="BRH Devanagari Extra" w:cs="BRH Devanagari Extra"/>
+                <w:sz w:val="32"/>
+                <w:szCs w:val="32"/>
+              </w:rPr>
+              <w:t>iÉÔ lÉ×</w:t>
+            </w:r>
+            <w:r>
+              <w:rPr>
+                <w:rFonts w:ascii="BRH Malayalam Extra" w:hAnsi="BRH Malayalam Extra" w:cs="BRH Devanagari Extra"/>
+                <w:szCs w:val="32"/>
+              </w:rPr>
+              <w:t>–</w:t>
+            </w:r>
+            <w:r>
+              <w:rPr>
+                <w:rFonts w:ascii="BRH Devanagari Extra" w:hAnsi="BRH Devanagari Extra" w:cs="BRH Devanagari Extra"/>
+                <w:sz w:val="32"/>
+                <w:szCs w:val="32"/>
+              </w:rPr>
+              <w:t>iÉÔ lÉ</w:t>
+            </w:r>
+            <w:r>
+              <w:rPr>
+                <w:rFonts w:ascii="BRH Malayalam Extra" w:hAnsi="BRH Malayalam Extra" w:cs="BRH Devanagari Extra"/>
+                <w:szCs w:val="32"/>
+              </w:rPr>
+              <w:t>–</w:t>
+            </w:r>
+            <w:r>
+              <w:rPr>
+                <w:rFonts w:ascii="BRH Devanagari Extra" w:hAnsi="BRH Devanagari Extra" w:cs="BRH Devanagari Extra"/>
+                <w:sz w:val="32"/>
+                <w:szCs w:val="32"/>
+                <w:highlight w:val="green"/>
+              </w:rPr>
+              <w:t>lu</w:t>
+            </w:r>
+            <w:r>
+              <w:rPr>
+                <w:rFonts w:ascii="BRH Devanagari Extra" w:hAnsi="BRH Devanagari Extra" w:cs="BRH Devanagari Extra"/>
+                <w:sz w:val="32"/>
+                <w:szCs w:val="32"/>
+              </w:rPr>
+              <w:t>ÉÉUÉåþWû lirÉ×</w:t>
+            </w:r>
+            <w:r>
+              <w:rPr>
+                <w:rFonts w:ascii="BRH Malayalam Extra" w:hAnsi="BRH Malayalam Extra" w:cs="BRH Devanagari Extra"/>
+                <w:szCs w:val="32"/>
+              </w:rPr>
+              <w:t>–</w:t>
+            </w:r>
+            <w:r>
+              <w:rPr>
+                <w:rFonts w:ascii="BRH Devanagari Extra" w:hAnsi="BRH Devanagari Extra" w:cs="BRH Devanagari Extra"/>
+                <w:sz w:val="32"/>
+                <w:szCs w:val="32"/>
+              </w:rPr>
+              <w:t>iÉÑÍpÉþUç. G</w:t>
+            </w:r>
+            <w:r>
+              <w:rPr>
+                <w:rFonts w:ascii="BRH Malayalam Extra" w:hAnsi="BRH Malayalam Extra" w:cs="BRH Devanagari Extra"/>
+                <w:szCs w:val="32"/>
+              </w:rPr>
+              <w:t>–</w:t>
+            </w:r>
+            <w:r>
+              <w:rPr>
+                <w:rFonts w:ascii="BRH Devanagari Extra" w:hAnsi="BRH Devanagari Extra" w:cs="BRH Devanagari Extra"/>
+                <w:sz w:val="32"/>
+                <w:szCs w:val="32"/>
+              </w:rPr>
+              <w:t>iÉÑÍpÉþ U</w:t>
+            </w:r>
+            <w:r>
+              <w:rPr>
+                <w:rFonts w:ascii="BRH Malayalam Extra" w:hAnsi="BRH Malayalam Extra" w:cs="BRH Devanagari Extra"/>
+                <w:szCs w:val="32"/>
+              </w:rPr>
+              <w:t>–</w:t>
+            </w:r>
+            <w:r>
+              <w:rPr>
+                <w:rFonts w:ascii="BRH Devanagari Extra" w:hAnsi="BRH Devanagari Extra" w:cs="BRH Devanagari Extra"/>
+                <w:sz w:val="32"/>
+                <w:szCs w:val="32"/>
+                <w:highlight w:val="green"/>
+              </w:rPr>
+              <w:t>lu</w:t>
+            </w:r>
+            <w:r>
+              <w:rPr>
+                <w:rFonts w:ascii="BRH Devanagari Extra" w:hAnsi="BRH Devanagari Extra" w:cs="BRH Devanagari Extra"/>
+                <w:sz w:val="32"/>
+                <w:szCs w:val="32"/>
+              </w:rPr>
+              <w:t>ÉÉUÉåþWû lirÉ×</w:t>
+            </w:r>
+            <w:r>
+              <w:rPr>
+                <w:rFonts w:ascii="BRH Malayalam Extra" w:hAnsi="BRH Malayalam Extra" w:cs="BRH Devanagari Extra"/>
+                <w:szCs w:val="32"/>
+              </w:rPr>
+              <w:t>–</w:t>
+            </w:r>
+            <w:r>
+              <w:rPr>
+                <w:rFonts w:ascii="BRH Devanagari Extra" w:hAnsi="BRH Devanagari Extra" w:cs="BRH Devanagari Extra"/>
+                <w:sz w:val="32"/>
+                <w:szCs w:val="32"/>
+              </w:rPr>
+              <w:t>iÉÔ lÉ×</w:t>
+            </w:r>
+            <w:r>
+              <w:rPr>
+                <w:rFonts w:ascii="BRH Malayalam Extra" w:hAnsi="BRH Malayalam Extra" w:cs="BRH Devanagari Extra"/>
+                <w:szCs w:val="32"/>
+              </w:rPr>
+              <w:t>–</w:t>
+            </w:r>
+            <w:r>
+              <w:rPr>
+                <w:rFonts w:ascii="BRH Devanagari Extra" w:hAnsi="BRH Devanagari Extra" w:cs="BRH Devanagari Extra"/>
+                <w:sz w:val="32"/>
+                <w:szCs w:val="32"/>
+              </w:rPr>
+              <w:t>iÉÔ lÉ</w:t>
+            </w:r>
+            <w:r>
+              <w:rPr>
+                <w:rFonts w:ascii="BRH Malayalam Extra" w:hAnsi="BRH Malayalam Extra" w:cs="BRH Devanagari Extra"/>
+                <w:szCs w:val="32"/>
+              </w:rPr>
+              <w:t>–</w:t>
+            </w:r>
+            <w:r>
+              <w:rPr>
+                <w:rFonts w:ascii="BRH Devanagari Extra" w:hAnsi="BRH Devanagari Extra" w:cs="BRH Devanagari Extra"/>
+                <w:sz w:val="32"/>
+                <w:szCs w:val="32"/>
+                <w:highlight w:val="green"/>
+              </w:rPr>
+              <w:t>lu</w:t>
+            </w:r>
+            <w:r>
+              <w:rPr>
+                <w:rFonts w:ascii="BRH Devanagari Extra" w:hAnsi="BRH Devanagari Extra" w:cs="BRH Devanagari Extra"/>
+                <w:sz w:val="32"/>
+                <w:szCs w:val="32"/>
+              </w:rPr>
+              <w:t>ÉÉUÉåþWû lirÉ×</w:t>
+            </w:r>
+            <w:r>
+              <w:rPr>
+                <w:rFonts w:ascii="BRH Malayalam Extra" w:hAnsi="BRH Malayalam Extra" w:cs="BRH Devanagari Extra"/>
+                <w:szCs w:val="32"/>
+              </w:rPr>
+              <w:t>–</w:t>
+            </w:r>
+            <w:r>
+              <w:rPr>
+                <w:rFonts w:ascii="BRH Devanagari Extra" w:hAnsi="BRH Devanagari Extra" w:cs="BRH Devanagari Extra"/>
+                <w:sz w:val="32"/>
+                <w:szCs w:val="32"/>
+              </w:rPr>
+              <w:t xml:space="preserve">iÉÑÍpÉþÈ | </w:t>
+            </w:r>
+          </w:p>
+          <w:p>
+            <w:pPr>
+              <w:widowControl w:val="0"/>
+              <w:autoSpaceDE w:val="0"/>
+              <w:autoSpaceDN w:val="0"/>
+              <w:adjustRightInd w:val="0"/>
+              <w:spacing w:before="0" w:line="240" w:lineRule="auto"/>
+              <w:rPr>
+                <w:rFonts w:ascii="BRH Devanagari Extra" w:hAnsi="BRH Devanagari Extra" w:cs="BRH Devanagari Extra"/>
+                <w:sz w:val="32"/>
+                <w:szCs w:val="32"/>
+              </w:rPr>
+            </w:pPr>
+            <w:r>
+              <w:rPr>
+                <w:rFonts w:ascii="BRH Devanagari Extra" w:hAnsi="BRH Devanagari Extra" w:cs="BRH Devanagari Extra"/>
+                <w:sz w:val="32"/>
+                <w:szCs w:val="32"/>
+              </w:rPr>
+              <w:t>(</w:t>
+            </w:r>
+            <w:r>
+              <w:rPr>
+                <w:rFonts w:cs="BRH Devanagari Extra"/>
+                <w:szCs w:val="32"/>
+              </w:rPr>
+              <w:t>54</w:t>
+            </w:r>
+            <w:r>
+              <w:rPr>
+                <w:rFonts w:ascii="BRH Devanagari Extra" w:hAnsi="BRH Devanagari Extra" w:cs="BRH Devanagari Extra"/>
+                <w:sz w:val="32"/>
+                <w:szCs w:val="32"/>
+              </w:rPr>
+              <w:t>)</w:t>
+            </w:r>
+            <w:r>
+              <w:rPr>
+                <w:rFonts w:cs="BRH Devanagari Extra"/>
+                <w:szCs w:val="32"/>
+              </w:rPr>
+              <w:t>[P10</w:t>
+            </w:r>
+            <w:r>
+              <w:rPr>
+                <w:rFonts w:ascii="BRH Devanagari Extra" w:hAnsi="BRH Devanagari Extra" w:cs="BRH Devanagari Extra"/>
+                <w:sz w:val="32"/>
+                <w:szCs w:val="32"/>
+              </w:rPr>
+              <w:t xml:space="preserve">] </w:t>
+            </w:r>
+            <w:r>
+              <w:rPr>
+                <w:rFonts w:cs="BRH Devanagari Extra"/>
+                <w:szCs w:val="32"/>
+              </w:rPr>
+              <w:t>7</w:t>
+            </w:r>
+            <w:r>
+              <w:rPr>
+                <w:rFonts w:ascii="BRH Devanagari Extra" w:hAnsi="BRH Devanagari Extra" w:cs="BRH Devanagari Extra"/>
+                <w:sz w:val="32"/>
+                <w:szCs w:val="32"/>
+              </w:rPr>
+              <w:t>.</w:t>
+            </w:r>
+            <w:r>
+              <w:rPr>
+                <w:rFonts w:cs="BRH Devanagari Extra"/>
+                <w:szCs w:val="32"/>
+              </w:rPr>
+              <w:t>4</w:t>
+            </w:r>
+            <w:r>
+              <w:rPr>
+                <w:rFonts w:ascii="BRH Devanagari Extra" w:hAnsi="BRH Devanagari Extra" w:cs="BRH Devanagari Extra"/>
+                <w:sz w:val="32"/>
+                <w:szCs w:val="32"/>
+              </w:rPr>
+              <w:t>.</w:t>
+            </w:r>
+            <w:r>
+              <w:rPr>
+                <w:rFonts w:cs="BRH Devanagari Extra"/>
+                <w:szCs w:val="32"/>
+              </w:rPr>
+              <w:t>3</w:t>
+            </w:r>
+            <w:r>
+              <w:rPr>
+                <w:rFonts w:ascii="BRH Devanagari Extra" w:hAnsi="BRH Devanagari Extra" w:cs="BRH Devanagari Extra"/>
+                <w:sz w:val="32"/>
+                <w:szCs w:val="32"/>
+              </w:rPr>
+              <w:t>.</w:t>
+            </w:r>
+            <w:r>
+              <w:rPr>
+                <w:rFonts w:cs="BRH Devanagari Extra"/>
+                <w:szCs w:val="32"/>
+              </w:rPr>
+              <w:t>2</w:t>
+            </w:r>
+            <w:r>
+              <w:rPr>
+                <w:rFonts w:ascii="BRH Devanagari Extra" w:hAnsi="BRH Devanagari Extra" w:cs="BRH Devanagari Extra"/>
+                <w:sz w:val="32"/>
+                <w:szCs w:val="32"/>
+              </w:rPr>
+              <w:t>(</w:t>
+            </w:r>
+            <w:r>
+              <w:rPr>
+                <w:rFonts w:cs="BRH Devanagari Extra"/>
+                <w:szCs w:val="32"/>
+              </w:rPr>
+              <w:t>45</w:t>
+            </w:r>
+            <w:r>
+              <w:rPr>
+                <w:rFonts w:ascii="BRH Devanagari Extra" w:hAnsi="BRH Devanagari Extra" w:cs="BRH Devanagari Extra"/>
+                <w:sz w:val="32"/>
+                <w:szCs w:val="32"/>
+              </w:rPr>
+              <w:t>)- A</w:t>
+            </w:r>
+            <w:r>
+              <w:rPr>
+                <w:rFonts w:ascii="BRH Malayalam Extra" w:hAnsi="BRH Malayalam Extra" w:cs="BRH Devanagari Extra"/>
+                <w:szCs w:val="32"/>
+              </w:rPr>
+              <w:t>–</w:t>
+            </w:r>
+            <w:r>
+              <w:rPr>
+                <w:rFonts w:ascii="BRH Devanagari Extra" w:hAnsi="BRH Devanagari Extra" w:cs="BRH Devanagari Extra"/>
+                <w:sz w:val="32"/>
+                <w:szCs w:val="32"/>
+                <w:highlight w:val="green"/>
+              </w:rPr>
+              <w:t>lu</w:t>
+            </w:r>
+            <w:r>
+              <w:rPr>
+                <w:rFonts w:ascii="BRH Devanagari Extra" w:hAnsi="BRH Devanagari Extra" w:cs="BRH Devanagari Extra"/>
+                <w:sz w:val="32"/>
+                <w:szCs w:val="32"/>
+              </w:rPr>
+              <w:t>ÉÉUÉåþWûÎliÉ | G</w:t>
+            </w:r>
+            <w:r>
+              <w:rPr>
+                <w:rFonts w:ascii="BRH Malayalam Extra" w:hAnsi="BRH Malayalam Extra" w:cs="BRH Devanagari Extra"/>
+                <w:szCs w:val="32"/>
+              </w:rPr>
+              <w:t>–</w:t>
+            </w:r>
+            <w:r>
+              <w:rPr>
+                <w:rFonts w:ascii="BRH Devanagari Extra" w:hAnsi="BRH Devanagari Extra" w:cs="BRH Devanagari Extra"/>
+                <w:sz w:val="32"/>
+                <w:szCs w:val="32"/>
+              </w:rPr>
+              <w:t xml:space="preserve">iÉÑÍpÉþÈ | </w:t>
+            </w:r>
+          </w:p>
+          <w:p>
+            <w:pPr>
+              <w:widowControl w:val="0"/>
+              <w:autoSpaceDE w:val="0"/>
+              <w:autoSpaceDN w:val="0"/>
+              <w:adjustRightInd w:val="0"/>
+              <w:spacing w:before="0" w:line="240" w:lineRule="auto"/>
+              <w:rPr>
+                <w:rFonts w:ascii="BRH Devanagari Extra" w:hAnsi="BRH Devanagari Extra" w:cs="BRH Devanagari Extra"/>
+                <w:sz w:val="32"/>
+                <w:szCs w:val="32"/>
+              </w:rPr>
+            </w:pPr>
+            <w:r>
+              <w:rPr>
+                <w:rFonts w:ascii="BRH Devanagari Extra" w:hAnsi="BRH Devanagari Extra" w:cs="BRH Devanagari Extra"/>
+                <w:sz w:val="32"/>
+                <w:szCs w:val="32"/>
+              </w:rPr>
+              <w:t>xÉ</w:t>
+            </w:r>
+            <w:r>
+              <w:rPr>
+                <w:rFonts w:ascii="BRH Malayalam Extra" w:hAnsi="BRH Malayalam Extra" w:cs="BRH Devanagari Extra"/>
+                <w:szCs w:val="32"/>
+              </w:rPr>
+              <w:t>–</w:t>
+            </w:r>
+            <w:r>
+              <w:rPr>
+                <w:rFonts w:ascii="BRH Devanagari Extra" w:hAnsi="BRH Devanagari Extra" w:cs="BRH Devanagari Extra"/>
+                <w:sz w:val="32"/>
+                <w:szCs w:val="32"/>
+              </w:rPr>
+              <w:t>ÇÆuÉ</w:t>
+            </w:r>
+            <w:r>
+              <w:rPr>
+                <w:rFonts w:ascii="BRH Malayalam Extra" w:hAnsi="BRH Malayalam Extra" w:cs="BRH Devanagari Extra"/>
+                <w:szCs w:val="32"/>
+              </w:rPr>
+              <w:t>–</w:t>
+            </w:r>
+            <w:r>
+              <w:rPr>
+                <w:rFonts w:ascii="BRH Devanagari Extra" w:hAnsi="BRH Devanagari Extra" w:cs="BRH Devanagari Extra"/>
+                <w:sz w:val="32"/>
+                <w:szCs w:val="32"/>
+              </w:rPr>
+              <w:t>jxÉ</w:t>
+            </w:r>
+            <w:r>
+              <w:rPr>
+                <w:rFonts w:ascii="BRH Malayalam Extra" w:hAnsi="BRH Malayalam Extra" w:cs="BRH Devanagari Extra"/>
+                <w:szCs w:val="32"/>
+              </w:rPr>
+              <w:t>–</w:t>
+            </w:r>
+            <w:r>
+              <w:rPr>
+                <w:rFonts w:ascii="BRH Devanagari Extra" w:hAnsi="BRH Devanagari Extra" w:cs="BRH Devanagari Extra"/>
+                <w:sz w:val="32"/>
+                <w:szCs w:val="32"/>
+              </w:rPr>
+              <w:t>UqÉç |</w:t>
+            </w:r>
+          </w:p>
+          <w:p>
+            <w:pPr>
+              <w:widowControl w:val="0"/>
+              <w:autoSpaceDE w:val="0"/>
+              <w:autoSpaceDN w:val="0"/>
+              <w:adjustRightInd w:val="0"/>
+              <w:spacing w:before="0" w:line="240" w:lineRule="auto"/>
+              <w:rPr>
+                <w:rFonts w:ascii="BRH Devanagari Extra" w:hAnsi="BRH Devanagari Extra" w:cs="BRH Devanagari Extra"/>
+                <w:sz w:val="32"/>
+                <w:szCs w:val="32"/>
+              </w:rPr>
+            </w:pPr>
+            <w:r>
+              <w:rPr>
+                <w:rFonts w:ascii="BRH Devanagari Extra" w:hAnsi="BRH Devanagari Extra" w:cs="BRH Devanagari Extra"/>
+                <w:sz w:val="32"/>
+                <w:szCs w:val="32"/>
+              </w:rPr>
+              <w:t>A</w:t>
+            </w:r>
+            <w:r>
+              <w:rPr>
+                <w:rFonts w:ascii="BRH Malayalam Extra" w:hAnsi="BRH Malayalam Extra" w:cs="BRH Devanagari Extra"/>
+                <w:szCs w:val="32"/>
+              </w:rPr>
+              <w:t>–</w:t>
+            </w:r>
+            <w:r>
+              <w:rPr>
+                <w:rFonts w:ascii="BRH Devanagari Extra" w:hAnsi="BRH Devanagari Extra" w:cs="BRH Devanagari Extra"/>
+                <w:sz w:val="32"/>
+                <w:szCs w:val="32"/>
+                <w:highlight w:val="green"/>
+              </w:rPr>
+              <w:t>lu</w:t>
+            </w:r>
+            <w:r>
+              <w:rPr>
+                <w:rFonts w:ascii="BRH Devanagari Extra" w:hAnsi="BRH Devanagari Extra" w:cs="BRH Devanagari Extra"/>
+                <w:sz w:val="32"/>
+                <w:szCs w:val="32"/>
+              </w:rPr>
+              <w:t>ÉÉUÉåþWû lirÉ×</w:t>
+            </w:r>
+            <w:r>
+              <w:rPr>
+                <w:rFonts w:ascii="BRH Malayalam Extra" w:hAnsi="BRH Malayalam Extra" w:cs="BRH Devanagari Extra"/>
+                <w:szCs w:val="32"/>
+              </w:rPr>
+              <w:t>–</w:t>
+            </w:r>
+            <w:r>
+              <w:rPr>
+                <w:rFonts w:ascii="BRH Devanagari Extra" w:hAnsi="BRH Devanagari Extra" w:cs="BRH Devanagari Extra"/>
+                <w:sz w:val="32"/>
+                <w:szCs w:val="32"/>
+              </w:rPr>
+              <w:t>iÉÑÍpÉþUç. G</w:t>
+            </w:r>
+            <w:r>
+              <w:rPr>
+                <w:rFonts w:ascii="BRH Malayalam Extra" w:hAnsi="BRH Malayalam Extra" w:cs="BRH Devanagari Extra"/>
+                <w:szCs w:val="32"/>
+              </w:rPr>
+              <w:t>–</w:t>
+            </w:r>
+            <w:r>
+              <w:rPr>
+                <w:rFonts w:ascii="BRH Devanagari Extra" w:hAnsi="BRH Devanagari Extra" w:cs="BRH Devanagari Extra"/>
+                <w:sz w:val="32"/>
+                <w:szCs w:val="32"/>
+              </w:rPr>
+              <w:t>iÉÑÍpÉþ U</w:t>
+            </w:r>
+            <w:r>
+              <w:rPr>
+                <w:rFonts w:ascii="BRH Malayalam Extra" w:hAnsi="BRH Malayalam Extra" w:cs="BRH Devanagari Extra"/>
+                <w:szCs w:val="32"/>
+              </w:rPr>
+              <w:t>–</w:t>
+            </w:r>
+            <w:r>
+              <w:rPr>
+                <w:rFonts w:ascii="BRH Devanagari Extra" w:hAnsi="BRH Devanagari Extra" w:cs="BRH Devanagari Extra"/>
+                <w:sz w:val="32"/>
+                <w:szCs w:val="32"/>
+                <w:highlight w:val="green"/>
+              </w:rPr>
+              <w:t>lu</w:t>
+            </w:r>
+            <w:r>
+              <w:rPr>
+                <w:rFonts w:ascii="BRH Devanagari Extra" w:hAnsi="BRH Devanagari Extra" w:cs="BRH Devanagari Extra"/>
+                <w:sz w:val="32"/>
+                <w:szCs w:val="32"/>
+              </w:rPr>
+              <w:t>ÉÉUÉåþWû lirÉ</w:t>
+            </w:r>
+            <w:r>
+              <w:rPr>
+                <w:rFonts w:ascii="BRH Malayalam Extra" w:hAnsi="BRH Malayalam Extra" w:cs="BRH Devanagari Extra"/>
+                <w:szCs w:val="32"/>
+              </w:rPr>
+              <w:t>–</w:t>
+            </w:r>
+            <w:r>
+              <w:rPr>
+                <w:rFonts w:ascii="BRH Devanagari Extra" w:hAnsi="BRH Devanagari Extra" w:cs="BRH Devanagari Extra"/>
+                <w:sz w:val="32"/>
+                <w:szCs w:val="32"/>
+                <w:highlight w:val="green"/>
+              </w:rPr>
+              <w:t>lu</w:t>
+            </w:r>
+            <w:r>
+              <w:rPr>
+                <w:rFonts w:ascii="BRH Devanagari Extra" w:hAnsi="BRH Devanagari Extra" w:cs="BRH Devanagari Extra"/>
+                <w:sz w:val="32"/>
+                <w:szCs w:val="32"/>
+              </w:rPr>
+              <w:t>ÉÉUÉåþWû lirÉ×</w:t>
+            </w:r>
+            <w:r>
+              <w:rPr>
+                <w:rFonts w:ascii="BRH Malayalam Extra" w:hAnsi="BRH Malayalam Extra" w:cs="BRH Devanagari Extra"/>
+                <w:szCs w:val="32"/>
+              </w:rPr>
+              <w:t>–</w:t>
+            </w:r>
+            <w:r>
+              <w:rPr>
+                <w:rFonts w:ascii="BRH Devanagari Extra" w:hAnsi="BRH Devanagari Extra" w:cs="BRH Devanagari Extra"/>
+                <w:sz w:val="32"/>
+                <w:szCs w:val="32"/>
+              </w:rPr>
+              <w:t>iÉÑÍpÉþÈ xÉÇÆuÉjxÉ</w:t>
+            </w:r>
+            <w:r>
+              <w:rPr>
+                <w:rFonts w:ascii="BRH Malayalam Extra" w:hAnsi="BRH Malayalam Extra" w:cs="BRH Devanagari Extra"/>
+                <w:szCs w:val="32"/>
+              </w:rPr>
+              <w:t>–</w:t>
+            </w:r>
+            <w:r>
+              <w:rPr>
+                <w:rFonts w:ascii="BRH Devanagari Extra" w:hAnsi="BRH Devanagari Extra" w:cs="BRH Devanagari Extra"/>
+                <w:sz w:val="32"/>
+                <w:szCs w:val="32"/>
+              </w:rPr>
+              <w:t>U</w:t>
+            </w:r>
+            <w:r>
+              <w:rPr>
+                <w:rFonts w:ascii="BRH Devanagari Extra" w:hAnsi="BRH Devanagari Extra" w:cs="BRH Devanagari Extra"/>
+                <w:sz w:val="26"/>
+                <w:szCs w:val="32"/>
+              </w:rPr>
+              <w:t>óè</w:t>
+            </w:r>
+            <w:r>
+              <w:rPr>
+                <w:rFonts w:ascii="BRH Devanagari Extra" w:hAnsi="BRH Devanagari Extra" w:cs="BRH Devanagari Extra"/>
+                <w:sz w:val="32"/>
+                <w:szCs w:val="32"/>
+              </w:rPr>
+              <w:t xml:space="preserve"> xÉþÇÆuÉjxÉ</w:t>
+            </w:r>
+            <w:r>
+              <w:rPr>
+                <w:rFonts w:ascii="BRH Malayalam Extra" w:hAnsi="BRH Malayalam Extra" w:cs="BRH Devanagari Extra"/>
+                <w:szCs w:val="32"/>
+              </w:rPr>
+              <w:t>–</w:t>
+            </w:r>
+            <w:r>
+              <w:rPr>
+                <w:rFonts w:ascii="BRH Devanagari Extra" w:hAnsi="BRH Devanagari Extra" w:cs="BRH Devanagari Extra"/>
+                <w:sz w:val="32"/>
+                <w:szCs w:val="32"/>
+              </w:rPr>
+              <w:t>U qÉ×</w:t>
+            </w:r>
+            <w:r>
+              <w:rPr>
+                <w:rFonts w:ascii="BRH Malayalam Extra" w:hAnsi="BRH Malayalam Extra" w:cs="BRH Devanagari Extra"/>
+                <w:szCs w:val="32"/>
+              </w:rPr>
+              <w:t>–</w:t>
+            </w:r>
+            <w:r>
+              <w:rPr>
+                <w:rFonts w:ascii="BRH Devanagari Extra" w:hAnsi="BRH Devanagari Extra" w:cs="BRH Devanagari Extra"/>
+                <w:sz w:val="32"/>
+                <w:szCs w:val="32"/>
+              </w:rPr>
+              <w:t>iÉÑÍpÉþ U</w:t>
+            </w:r>
+            <w:r>
+              <w:rPr>
+                <w:rFonts w:ascii="BRH Malayalam Extra" w:hAnsi="BRH Malayalam Extra" w:cs="BRH Devanagari Extra"/>
+                <w:szCs w:val="32"/>
+              </w:rPr>
+              <w:t>–</w:t>
+            </w:r>
+            <w:r>
+              <w:rPr>
+                <w:rFonts w:ascii="BRH Devanagari Extra" w:hAnsi="BRH Devanagari Extra" w:cs="BRH Devanagari Extra"/>
+                <w:sz w:val="32"/>
+                <w:szCs w:val="32"/>
+                <w:highlight w:val="green"/>
+              </w:rPr>
+              <w:t>lu</w:t>
+            </w:r>
+            <w:r>
+              <w:rPr>
+                <w:rFonts w:ascii="BRH Devanagari Extra" w:hAnsi="BRH Devanagari Extra" w:cs="BRH Devanagari Extra"/>
+                <w:sz w:val="32"/>
+                <w:szCs w:val="32"/>
+              </w:rPr>
+              <w:t>ÉÉUÉåþWû lirÉ</w:t>
+            </w:r>
+            <w:r>
+              <w:rPr>
+                <w:rFonts w:ascii="BRH Malayalam Extra" w:hAnsi="BRH Malayalam Extra" w:cs="BRH Devanagari Extra"/>
+                <w:szCs w:val="32"/>
+              </w:rPr>
+              <w:t>–</w:t>
+            </w:r>
+            <w:r>
+              <w:rPr>
+                <w:rFonts w:ascii="BRH Devanagari Extra" w:hAnsi="BRH Devanagari Extra" w:cs="BRH Devanagari Extra"/>
+                <w:sz w:val="32"/>
+                <w:szCs w:val="32"/>
+                <w:highlight w:val="green"/>
+              </w:rPr>
+              <w:t>lu</w:t>
+            </w:r>
+            <w:r>
+              <w:rPr>
+                <w:rFonts w:ascii="BRH Devanagari Extra" w:hAnsi="BRH Devanagari Extra" w:cs="BRH Devanagari Extra"/>
+                <w:sz w:val="32"/>
+                <w:szCs w:val="32"/>
+              </w:rPr>
+              <w:t>ÉÉUÉåþWû lirÉ×</w:t>
+            </w:r>
+            <w:r>
+              <w:rPr>
+                <w:rFonts w:ascii="BRH Malayalam Extra" w:hAnsi="BRH Malayalam Extra" w:cs="BRH Devanagari Extra"/>
+                <w:szCs w:val="32"/>
+              </w:rPr>
+              <w:t>–</w:t>
+            </w:r>
+            <w:r>
+              <w:rPr>
+                <w:rFonts w:ascii="BRH Devanagari Extra" w:hAnsi="BRH Devanagari Extra" w:cs="BRH Devanagari Extra"/>
+                <w:sz w:val="32"/>
+                <w:szCs w:val="32"/>
+              </w:rPr>
+              <w:t xml:space="preserve">iÉÑÍpÉþÈ </w:t>
+            </w:r>
+            <w:r>
+              <w:rPr>
+                <w:rFonts w:ascii="BRH Devanagari Extra" w:hAnsi="BRH Devanagari Extra" w:cs="BRH Devanagari Extra"/>
+                <w:sz w:val="32"/>
+                <w:szCs w:val="32"/>
+              </w:rPr>
+              <w:lastRenderedPageBreak/>
+              <w:t>xÉÇÆuÉjxÉ</w:t>
+            </w:r>
+            <w:r>
+              <w:rPr>
+                <w:rFonts w:ascii="BRH Malayalam Extra" w:hAnsi="BRH Malayalam Extra" w:cs="BRH Devanagari Extra"/>
+                <w:szCs w:val="32"/>
+              </w:rPr>
+              <w:t>–</w:t>
+            </w:r>
+            <w:r>
+              <w:rPr>
+                <w:rFonts w:ascii="BRH Devanagari Extra" w:hAnsi="BRH Devanagari Extra" w:cs="BRH Devanagari Extra"/>
+                <w:sz w:val="32"/>
+                <w:szCs w:val="32"/>
+              </w:rPr>
+              <w:t xml:space="preserve">UqÉç | </w:t>
+            </w:r>
+          </w:p>
+          <w:p>
+            <w:pPr>
+              <w:widowControl w:val="0"/>
+              <w:autoSpaceDE w:val="0"/>
+              <w:autoSpaceDN w:val="0"/>
+              <w:adjustRightInd w:val="0"/>
+              <w:spacing w:before="0" w:line="240" w:lineRule="auto"/>
+              <w:rPr>
+                <w:rFonts w:ascii="BRH Devanagari Extra" w:hAnsi="BRH Devanagari Extra" w:cs="BRH Devanagari Extra"/>
+                <w:sz w:val="32"/>
+                <w:szCs w:val="32"/>
+              </w:rPr>
+            </w:pPr>
+            <w:r>
+              <w:rPr>
+                <w:rFonts w:ascii="BRH Devanagari Extra" w:hAnsi="BRH Devanagari Extra" w:cs="BRH Devanagari Extra"/>
+                <w:sz w:val="32"/>
+                <w:szCs w:val="32"/>
+              </w:rPr>
+              <w:t>(</w:t>
+            </w:r>
+            <w:r>
+              <w:rPr>
+                <w:rFonts w:cs="BRH Devanagari Extra"/>
+                <w:szCs w:val="32"/>
+              </w:rPr>
+              <w:t>55</w:t>
+            </w:r>
+            <w:r>
+              <w:rPr>
+                <w:rFonts w:ascii="BRH Devanagari Extra" w:hAnsi="BRH Devanagari Extra" w:cs="BRH Devanagari Extra"/>
+                <w:sz w:val="32"/>
+                <w:szCs w:val="32"/>
+              </w:rPr>
+              <w:t>)</w:t>
+            </w:r>
+            <w:r>
+              <w:rPr>
+                <w:rFonts w:cs="BRH Devanagari Extra"/>
+                <w:szCs w:val="32"/>
+              </w:rPr>
+              <w:t>[P10</w:t>
+            </w:r>
+            <w:r>
+              <w:rPr>
+                <w:rFonts w:ascii="BRH Devanagari Extra" w:hAnsi="BRH Devanagari Extra" w:cs="BRH Devanagari Extra"/>
+                <w:sz w:val="32"/>
+                <w:szCs w:val="32"/>
+              </w:rPr>
+              <w:t xml:space="preserve">] </w:t>
+            </w:r>
+            <w:r>
+              <w:rPr>
+                <w:rFonts w:cs="BRH Devanagari Extra"/>
+                <w:szCs w:val="32"/>
+              </w:rPr>
+              <w:t>7</w:t>
+            </w:r>
+            <w:r>
+              <w:rPr>
+                <w:rFonts w:ascii="BRH Devanagari Extra" w:hAnsi="BRH Devanagari Extra" w:cs="BRH Devanagari Extra"/>
+                <w:sz w:val="32"/>
+                <w:szCs w:val="32"/>
+              </w:rPr>
+              <w:t>.</w:t>
+            </w:r>
+            <w:r>
+              <w:rPr>
+                <w:rFonts w:cs="BRH Devanagari Extra"/>
+                <w:szCs w:val="32"/>
+              </w:rPr>
+              <w:t>4</w:t>
+            </w:r>
+            <w:r>
+              <w:rPr>
+                <w:rFonts w:ascii="BRH Devanagari Extra" w:hAnsi="BRH Devanagari Extra" w:cs="BRH Devanagari Extra"/>
+                <w:sz w:val="32"/>
+                <w:szCs w:val="32"/>
+              </w:rPr>
+              <w:t>.</w:t>
+            </w:r>
+            <w:r>
+              <w:rPr>
+                <w:rFonts w:cs="BRH Devanagari Extra"/>
+                <w:szCs w:val="32"/>
+              </w:rPr>
+              <w:t>3</w:t>
+            </w:r>
+            <w:r>
+              <w:rPr>
+                <w:rFonts w:ascii="BRH Devanagari Extra" w:hAnsi="BRH Devanagari Extra" w:cs="BRH Devanagari Extra"/>
+                <w:sz w:val="32"/>
+                <w:szCs w:val="32"/>
+              </w:rPr>
+              <w:t>.</w:t>
+            </w:r>
+            <w:r>
+              <w:rPr>
+                <w:rFonts w:cs="BRH Devanagari Extra"/>
+                <w:szCs w:val="32"/>
+              </w:rPr>
+              <w:t>2</w:t>
+            </w:r>
+            <w:r>
+              <w:rPr>
+                <w:rFonts w:ascii="BRH Devanagari Extra" w:hAnsi="BRH Devanagari Extra" w:cs="BRH Devanagari Extra"/>
+                <w:sz w:val="32"/>
+                <w:szCs w:val="32"/>
+              </w:rPr>
+              <w:t>(</w:t>
+            </w:r>
+            <w:r>
+              <w:rPr>
+                <w:rFonts w:cs="BRH Devanagari Extra"/>
+                <w:szCs w:val="32"/>
+              </w:rPr>
+              <w:t>45</w:t>
+            </w:r>
+            <w:r>
+              <w:rPr>
+                <w:rFonts w:ascii="BRH Devanagari Extra" w:hAnsi="BRH Devanagari Extra" w:cs="BRH Devanagari Extra"/>
+                <w:sz w:val="32"/>
+                <w:szCs w:val="32"/>
+              </w:rPr>
+              <w:t>)- A</w:t>
+            </w:r>
+            <w:r>
+              <w:rPr>
+                <w:rFonts w:ascii="BRH Malayalam Extra" w:hAnsi="BRH Malayalam Extra" w:cs="BRH Devanagari Extra"/>
+                <w:szCs w:val="32"/>
+              </w:rPr>
+              <w:t>–</w:t>
+            </w:r>
+            <w:r>
+              <w:rPr>
+                <w:rFonts w:ascii="BRH Devanagari Extra" w:hAnsi="BRH Devanagari Extra" w:cs="BRH Devanagari Extra"/>
+                <w:sz w:val="32"/>
+                <w:szCs w:val="32"/>
+                <w:highlight w:val="green"/>
+              </w:rPr>
+              <w:t>lu</w:t>
+            </w:r>
+            <w:r>
+              <w:rPr>
+                <w:rFonts w:ascii="BRH Devanagari Extra" w:hAnsi="BRH Devanagari Extra" w:cs="BRH Devanagari Extra"/>
+                <w:sz w:val="32"/>
+                <w:szCs w:val="32"/>
+              </w:rPr>
+              <w:t>ÉÉUÉåþWûÎliÉ |</w:t>
+            </w:r>
+          </w:p>
+          <w:p>
+            <w:pPr>
+              <w:widowControl w:val="0"/>
+              <w:autoSpaceDE w:val="0"/>
+              <w:autoSpaceDN w:val="0"/>
+              <w:adjustRightInd w:val="0"/>
+              <w:spacing w:before="0" w:line="240" w:lineRule="auto"/>
+              <w:rPr>
+                <w:rFonts w:ascii="BRH Devanagari Extra" w:hAnsi="BRH Devanagari Extra" w:cs="BRH Devanagari Extra"/>
+                <w:sz w:val="32"/>
+                <w:szCs w:val="32"/>
+              </w:rPr>
+            </w:pPr>
+            <w:r>
+              <w:rPr>
+                <w:rFonts w:ascii="BRH Devanagari Extra" w:hAnsi="BRH Devanagari Extra" w:cs="BRH Devanagari Extra"/>
+                <w:sz w:val="32"/>
+                <w:szCs w:val="32"/>
+              </w:rPr>
+              <w:t>A</w:t>
+            </w:r>
+            <w:r>
+              <w:rPr>
+                <w:rFonts w:ascii="BRH Malayalam Extra" w:hAnsi="BRH Malayalam Extra" w:cs="BRH Devanagari Extra"/>
+                <w:szCs w:val="32"/>
+              </w:rPr>
+              <w:t>–</w:t>
+            </w:r>
+            <w:r>
+              <w:rPr>
+                <w:rFonts w:ascii="BRH Devanagari Extra" w:hAnsi="BRH Devanagari Extra" w:cs="BRH Devanagari Extra"/>
+                <w:sz w:val="32"/>
+                <w:szCs w:val="32"/>
+              </w:rPr>
+              <w:t>luÉÉUÉåþWû</w:t>
+            </w:r>
+            <w:r>
+              <w:rPr>
+                <w:rFonts w:ascii="BRH Malayalam Extra" w:hAnsi="BRH Malayalam Extra" w:cs="BRH Devanagari Extra"/>
+                <w:szCs w:val="32"/>
+              </w:rPr>
+              <w:t>–</w:t>
+            </w:r>
+            <w:r>
+              <w:rPr>
+                <w:rFonts w:ascii="BRH Devanagari Extra" w:hAnsi="BRH Devanagari Extra" w:cs="BRH Devanagari Extra"/>
+                <w:sz w:val="32"/>
+                <w:szCs w:val="32"/>
+              </w:rPr>
+              <w:t xml:space="preserve">liÉÏirÉþlÉÑ - AÉUÉåþWûÎliÉ | </w:t>
+            </w:r>
+          </w:p>
+        </w:tc>
+      </w:tr>
+      <w:tr>
+        <w:trPr>
+          <w:trHeight w:val="1693"/>
+        </w:trPr>
+        <w:tc>
+          <w:tcPr>
+            <w:tcW w:w="7024" w:type="dxa"/>
+          </w:tcPr>
+          <w:p>
+            <w:pPr>
+              <w:widowControl w:val="0"/>
+              <w:autoSpaceDE w:val="0"/>
+              <w:autoSpaceDN w:val="0"/>
+              <w:adjustRightInd w:val="0"/>
+              <w:spacing w:before="0" w:line="240" w:lineRule="auto"/>
+              <w:rPr>
+                <w:rFonts w:ascii="BRH Devanagari Extra" w:hAnsi="BRH Devanagari Extra" w:cs="BRH Devanagari Extra"/>
+                <w:sz w:val="32"/>
+                <w:szCs w:val="32"/>
+              </w:rPr>
+            </w:pPr>
+            <w:r>
+              <w:rPr>
+                <w:rFonts w:ascii="BRH Devanagari Extra" w:hAnsi="BRH Devanagari Extra" w:cs="BRH Devanagari Extra"/>
+                <w:sz w:val="32"/>
+                <w:szCs w:val="32"/>
+              </w:rPr>
+              <w:lastRenderedPageBreak/>
+              <w:t>(</w:t>
+            </w:r>
+            <w:r>
+              <w:rPr>
+                <w:rFonts w:cs="BRH Devanagari Extra"/>
+                <w:szCs w:val="32"/>
+              </w:rPr>
+              <w:t>23</w:t>
+            </w:r>
+            <w:r>
+              <w:rPr>
+                <w:rFonts w:ascii="BRH Devanagari Extra" w:hAnsi="BRH Devanagari Extra" w:cs="BRH Devanagari Extra"/>
+                <w:sz w:val="32"/>
+                <w:szCs w:val="32"/>
+              </w:rPr>
+              <w:t>)</w:t>
+            </w:r>
+            <w:r>
+              <w:rPr>
+                <w:rFonts w:cs="BRH Devanagari Extra"/>
+                <w:szCs w:val="32"/>
+              </w:rPr>
+              <w:t>[P34</w:t>
+            </w:r>
+            <w:r>
+              <w:rPr>
+                <w:rFonts w:ascii="BRH Devanagari Extra" w:hAnsi="BRH Devanagari Extra" w:cs="BRH Devanagari Extra"/>
+                <w:sz w:val="32"/>
+                <w:szCs w:val="32"/>
+              </w:rPr>
+              <w:t xml:space="preserve">] </w:t>
+            </w:r>
+            <w:r>
+              <w:rPr>
+                <w:rFonts w:cs="BRH Devanagari Extra"/>
+                <w:szCs w:val="32"/>
+              </w:rPr>
+              <w:t>7</w:t>
+            </w:r>
+            <w:r>
+              <w:rPr>
+                <w:rFonts w:ascii="BRH Devanagari Extra" w:hAnsi="BRH Devanagari Extra" w:cs="BRH Devanagari Extra"/>
+                <w:sz w:val="32"/>
+                <w:szCs w:val="32"/>
+              </w:rPr>
+              <w:t>.</w:t>
+            </w:r>
+            <w:r>
+              <w:rPr>
+                <w:rFonts w:cs="BRH Devanagari Extra"/>
+                <w:szCs w:val="32"/>
+              </w:rPr>
+              <w:t>4</w:t>
+            </w:r>
+            <w:r>
+              <w:rPr>
+                <w:rFonts w:ascii="BRH Devanagari Extra" w:hAnsi="BRH Devanagari Extra" w:cs="BRH Devanagari Extra"/>
+                <w:sz w:val="32"/>
+                <w:szCs w:val="32"/>
+              </w:rPr>
+              <w:t>.</w:t>
+            </w:r>
+            <w:r>
+              <w:rPr>
+                <w:rFonts w:cs="BRH Devanagari Extra"/>
+                <w:szCs w:val="32"/>
+              </w:rPr>
+              <w:t>11</w:t>
+            </w:r>
+            <w:r>
+              <w:rPr>
+                <w:rFonts w:ascii="BRH Devanagari Extra" w:hAnsi="BRH Devanagari Extra" w:cs="BRH Devanagari Extra"/>
+                <w:sz w:val="32"/>
+                <w:szCs w:val="32"/>
+              </w:rPr>
+              <w:t>.</w:t>
+            </w:r>
+            <w:r>
+              <w:rPr>
+                <w:rFonts w:cs="BRH Devanagari Extra"/>
+                <w:szCs w:val="32"/>
+              </w:rPr>
+              <w:t>1</w:t>
+            </w:r>
+            <w:r>
+              <w:rPr>
+                <w:rFonts w:ascii="BRH Devanagari Extra" w:hAnsi="BRH Devanagari Extra" w:cs="BRH Devanagari Extra"/>
+                <w:sz w:val="32"/>
+                <w:szCs w:val="32"/>
+              </w:rPr>
+              <w:t>(</w:t>
+            </w:r>
+            <w:r>
+              <w:rPr>
+                <w:rFonts w:cs="BRH Devanagari Extra"/>
+                <w:szCs w:val="32"/>
+              </w:rPr>
+              <w:t>20</w:t>
+            </w:r>
+            <w:r>
+              <w:rPr>
+                <w:rFonts w:ascii="BRH Devanagari Extra" w:hAnsi="BRH Devanagari Extra" w:cs="BRH Devanagari Extra"/>
+                <w:sz w:val="32"/>
+                <w:szCs w:val="32"/>
+              </w:rPr>
+              <w:t>)- AÉrÉÑþ¹ÉåqÉqÉç |</w:t>
+            </w:r>
+          </w:p>
+          <w:p>
+            <w:pPr>
+              <w:widowControl w:val="0"/>
+              <w:autoSpaceDE w:val="0"/>
+              <w:autoSpaceDN w:val="0"/>
+              <w:adjustRightInd w:val="0"/>
+              <w:spacing w:before="0" w:line="240" w:lineRule="auto"/>
+              <w:rPr>
+                <w:rFonts w:ascii="BRH Devanagari Extra" w:hAnsi="BRH Devanagari Extra" w:cs="BRH Devanagari Extra"/>
+                <w:sz w:val="32"/>
+                <w:szCs w:val="32"/>
+              </w:rPr>
+            </w:pPr>
+            <w:r>
+              <w:rPr>
+                <w:rFonts w:ascii="BRH Devanagari Extra" w:hAnsi="BRH Devanagari Extra" w:cs="BRH Devanagari Extra"/>
+                <w:sz w:val="32"/>
+                <w:szCs w:val="32"/>
+              </w:rPr>
+              <w:t>AÉrÉÑþ¹ÉåqÉ</w:t>
+            </w:r>
+            <w:r>
+              <w:rPr>
+                <w:rFonts w:ascii="BRH Malayalam Extra" w:hAnsi="BRH Malayalam Extra" w:cs="BRH Devanagari Extra"/>
+                <w:szCs w:val="32"/>
+              </w:rPr>
+              <w:t>–</w:t>
+            </w:r>
+            <w:r>
+              <w:rPr>
+                <w:rFonts w:ascii="BRH Devanagari Extra" w:hAnsi="BRH Devanagari Extra" w:cs="BRH Devanagari Extra"/>
+                <w:sz w:val="32"/>
+                <w:szCs w:val="32"/>
+              </w:rPr>
+              <w:t xml:space="preserve">ÍqÉirÉÉrÉÑþÈ - </w:t>
+            </w:r>
+            <w:r>
+              <w:rPr>
+                <w:rFonts w:ascii="BRH Devanagari Extra" w:hAnsi="BRH Devanagari Extra" w:cs="BRH Devanagari Extra"/>
+                <w:sz w:val="32"/>
+                <w:szCs w:val="32"/>
+                <w:highlight w:val="yellow"/>
+              </w:rPr>
+              <w:t>xiÉ</w:t>
+            </w:r>
+            <w:r>
+              <w:rPr>
+                <w:rFonts w:ascii="BRH Devanagari Extra" w:hAnsi="BRH Devanagari Extra" w:cs="BRH Devanagari Extra"/>
+                <w:sz w:val="32"/>
+                <w:szCs w:val="32"/>
+              </w:rPr>
+              <w:t>É</w:t>
+            </w:r>
+            <w:r>
+              <w:rPr>
+                <w:rFonts w:ascii="BRH Malayalam Extra" w:hAnsi="BRH Malayalam Extra" w:cs="BRH Devanagari Extra"/>
+                <w:szCs w:val="32"/>
+              </w:rPr>
+              <w:t>–</w:t>
+            </w:r>
+            <w:r>
+              <w:rPr>
+                <w:rFonts w:ascii="BRH Devanagari Extra" w:hAnsi="BRH Devanagari Extra" w:cs="BRH Devanagari Extra"/>
+                <w:sz w:val="32"/>
+                <w:szCs w:val="32"/>
+              </w:rPr>
+              <w:t>qÉ</w:t>
+            </w:r>
+            <w:r>
+              <w:rPr>
+                <w:rFonts w:ascii="BRH Malayalam Extra" w:hAnsi="BRH Malayalam Extra" w:cs="BRH Devanagari Extra"/>
+                <w:szCs w:val="32"/>
+              </w:rPr>
+              <w:t>–</w:t>
+            </w:r>
+            <w:r>
+              <w:rPr>
+                <w:rFonts w:ascii="BRH Devanagari Extra" w:hAnsi="BRH Devanagari Extra" w:cs="BRH Devanagari Extra"/>
+                <w:sz w:val="32"/>
+                <w:szCs w:val="32"/>
+              </w:rPr>
+              <w:t xml:space="preserve">qÉç | </w:t>
+            </w:r>
+          </w:p>
+        </w:tc>
+        <w:tc>
+          <w:tcPr>
+            <w:tcW w:w="7230" w:type="dxa"/>
+          </w:tcPr>
+          <w:p>
+            <w:pPr>
+              <w:widowControl w:val="0"/>
+              <w:autoSpaceDE w:val="0"/>
+              <w:autoSpaceDN w:val="0"/>
+              <w:adjustRightInd w:val="0"/>
+              <w:spacing w:before="0" w:line="240" w:lineRule="auto"/>
+              <w:rPr>
+                <w:rFonts w:ascii="BRH Devanagari Extra" w:hAnsi="BRH Devanagari Extra" w:cs="BRH Devanagari Extra"/>
+                <w:sz w:val="32"/>
+                <w:szCs w:val="32"/>
+              </w:rPr>
+            </w:pPr>
+            <w:r>
+              <w:rPr>
+                <w:rFonts w:ascii="BRH Devanagari Extra" w:hAnsi="BRH Devanagari Extra" w:cs="BRH Devanagari Extra"/>
+                <w:sz w:val="32"/>
+                <w:szCs w:val="32"/>
+              </w:rPr>
+              <w:t>(</w:t>
+            </w:r>
+            <w:r>
+              <w:rPr>
+                <w:rFonts w:cs="BRH Devanagari Extra"/>
+                <w:szCs w:val="32"/>
+              </w:rPr>
+              <w:t>23</w:t>
+            </w:r>
+            <w:r>
+              <w:rPr>
+                <w:rFonts w:ascii="BRH Devanagari Extra" w:hAnsi="BRH Devanagari Extra" w:cs="BRH Devanagari Extra"/>
+                <w:sz w:val="32"/>
+                <w:szCs w:val="32"/>
+              </w:rPr>
+              <w:t>)</w:t>
+            </w:r>
+            <w:r>
+              <w:rPr>
+                <w:rFonts w:cs="BRH Devanagari Extra"/>
+                <w:szCs w:val="32"/>
+              </w:rPr>
+              <w:t>[P34</w:t>
+            </w:r>
+            <w:r>
+              <w:rPr>
+                <w:rFonts w:ascii="BRH Devanagari Extra" w:hAnsi="BRH Devanagari Extra" w:cs="BRH Devanagari Extra"/>
+                <w:sz w:val="32"/>
+                <w:szCs w:val="32"/>
+              </w:rPr>
+              <w:t xml:space="preserve">] </w:t>
+            </w:r>
+            <w:r>
+              <w:rPr>
+                <w:rFonts w:cs="BRH Devanagari Extra"/>
+                <w:szCs w:val="32"/>
+              </w:rPr>
+              <w:t>7</w:t>
+            </w:r>
+            <w:r>
+              <w:rPr>
+                <w:rFonts w:ascii="BRH Devanagari Extra" w:hAnsi="BRH Devanagari Extra" w:cs="BRH Devanagari Extra"/>
+                <w:sz w:val="32"/>
+                <w:szCs w:val="32"/>
+              </w:rPr>
+              <w:t>.</w:t>
+            </w:r>
+            <w:r>
+              <w:rPr>
+                <w:rFonts w:cs="BRH Devanagari Extra"/>
+                <w:szCs w:val="32"/>
+              </w:rPr>
+              <w:t>4</w:t>
+            </w:r>
+            <w:r>
+              <w:rPr>
+                <w:rFonts w:ascii="BRH Devanagari Extra" w:hAnsi="BRH Devanagari Extra" w:cs="BRH Devanagari Extra"/>
+                <w:sz w:val="32"/>
+                <w:szCs w:val="32"/>
+              </w:rPr>
+              <w:t>.</w:t>
+            </w:r>
+            <w:r>
+              <w:rPr>
+                <w:rFonts w:cs="BRH Devanagari Extra"/>
+                <w:szCs w:val="32"/>
+              </w:rPr>
+              <w:t>11</w:t>
+            </w:r>
+            <w:r>
+              <w:rPr>
+                <w:rFonts w:ascii="BRH Devanagari Extra" w:hAnsi="BRH Devanagari Extra" w:cs="BRH Devanagari Extra"/>
+                <w:sz w:val="32"/>
+                <w:szCs w:val="32"/>
+              </w:rPr>
+              <w:t>.</w:t>
+            </w:r>
+            <w:r>
+              <w:rPr>
+                <w:rFonts w:cs="BRH Devanagari Extra"/>
+                <w:szCs w:val="32"/>
+              </w:rPr>
+              <w:t>1</w:t>
+            </w:r>
+            <w:r>
+              <w:rPr>
+                <w:rFonts w:ascii="BRH Devanagari Extra" w:hAnsi="BRH Devanagari Extra" w:cs="BRH Devanagari Extra"/>
+                <w:sz w:val="32"/>
+                <w:szCs w:val="32"/>
+              </w:rPr>
+              <w:t>(</w:t>
+            </w:r>
+            <w:r>
+              <w:rPr>
+                <w:rFonts w:cs="BRH Devanagari Extra"/>
+                <w:szCs w:val="32"/>
+              </w:rPr>
+              <w:t>20</w:t>
+            </w:r>
+            <w:r>
+              <w:rPr>
+                <w:rFonts w:ascii="BRH Devanagari Extra" w:hAnsi="BRH Devanagari Extra" w:cs="BRH Devanagari Extra"/>
+                <w:sz w:val="32"/>
+                <w:szCs w:val="32"/>
+              </w:rPr>
+              <w:t>)- AÉrÉÑþ¹ÉåqÉqÉç |</w:t>
+            </w:r>
+          </w:p>
+          <w:p>
+            <w:pPr>
+              <w:widowControl w:val="0"/>
+              <w:autoSpaceDE w:val="0"/>
+              <w:autoSpaceDN w:val="0"/>
+              <w:adjustRightInd w:val="0"/>
+              <w:spacing w:before="0" w:line="240" w:lineRule="auto"/>
+              <w:rPr>
+                <w:rFonts w:ascii="BRH Devanagari Extra" w:hAnsi="BRH Devanagari Extra" w:cs="BRH Devanagari Extra"/>
+                <w:sz w:val="32"/>
+                <w:szCs w:val="32"/>
+              </w:rPr>
+            </w:pPr>
+            <w:r>
+              <w:rPr>
+                <w:rFonts w:ascii="BRH Devanagari Extra" w:hAnsi="BRH Devanagari Extra" w:cs="BRH Devanagari Extra"/>
+                <w:sz w:val="32"/>
+                <w:szCs w:val="32"/>
+              </w:rPr>
+              <w:t>AÉrÉÑþ¹ÉåqÉ</w:t>
+            </w:r>
+            <w:r>
+              <w:rPr>
+                <w:rFonts w:ascii="BRH Malayalam Extra" w:hAnsi="BRH Malayalam Extra" w:cs="BRH Devanagari Extra"/>
+                <w:szCs w:val="32"/>
+              </w:rPr>
+              <w:t>–</w:t>
+            </w:r>
+            <w:r>
+              <w:rPr>
+                <w:rFonts w:ascii="BRH Devanagari Extra" w:hAnsi="BRH Devanagari Extra" w:cs="BRH Devanagari Extra"/>
+                <w:sz w:val="32"/>
+                <w:szCs w:val="32"/>
+              </w:rPr>
+              <w:t>ÍqÉirÉÉrÉÑþÈ - xiÉ</w:t>
+            </w:r>
+            <w:r>
+              <w:rPr>
+                <w:rFonts w:ascii="BRH Devanagari Extra" w:hAnsi="BRH Devanagari Extra" w:cs="BRH Devanagari Extra"/>
+                <w:sz w:val="32"/>
+                <w:szCs w:val="32"/>
+                <w:highlight w:val="green"/>
+              </w:rPr>
+              <w:t>É</w:t>
+            </w:r>
+            <w:r>
+              <w:rPr>
+                <w:rFonts w:ascii="BRH Malayalam Extra" w:hAnsi="BRH Malayalam Extra" w:cs="BRH Devanagari Extra"/>
+                <w:szCs w:val="32"/>
+              </w:rPr>
+              <w:t>–</w:t>
+            </w:r>
+            <w:r>
+              <w:rPr>
+                <w:rFonts w:ascii="BRH Devanagari Extra" w:hAnsi="BRH Devanagari Extra" w:cs="BRH Devanagari Extra"/>
+                <w:sz w:val="32"/>
+                <w:szCs w:val="32"/>
+              </w:rPr>
+              <w:t>åqÉ</w:t>
+            </w:r>
+            <w:r>
+              <w:rPr>
+                <w:rFonts w:ascii="BRH Malayalam Extra" w:hAnsi="BRH Malayalam Extra" w:cs="BRH Devanagari Extra"/>
+                <w:szCs w:val="32"/>
+              </w:rPr>
+              <w:t>–</w:t>
+            </w:r>
+            <w:r>
+              <w:rPr>
+                <w:rFonts w:ascii="BRH Devanagari Extra" w:hAnsi="BRH Devanagari Extra" w:cs="BRH Devanagari Extra"/>
+                <w:sz w:val="32"/>
+                <w:szCs w:val="32"/>
+              </w:rPr>
+              <w:t xml:space="preserve">qÉç | </w:t>
+            </w:r>
+          </w:p>
+        </w:tc>
+      </w:tr>
+      <w:tr>
+        <w:trPr>
+          <w:trHeight w:val="4526"/>
+        </w:trPr>
+        <w:tc>
+          <w:tcPr>
+            <w:tcW w:w="7024" w:type="dxa"/>
+          </w:tcPr>
+          <w:p>
+            <w:pPr>
+              <w:widowControl w:val="0"/>
+              <w:autoSpaceDE w:val="0"/>
+              <w:autoSpaceDN w:val="0"/>
+              <w:adjustRightInd w:val="0"/>
+              <w:spacing w:before="0" w:line="240" w:lineRule="auto"/>
+              <w:rPr>
+                <w:rFonts w:ascii="BRH Devanagari Extra" w:hAnsi="BRH Devanagari Extra" w:cs="BRH Devanagari Extra"/>
+                <w:sz w:val="32"/>
+                <w:szCs w:val="32"/>
+              </w:rPr>
+            </w:pPr>
+            <w:r>
+              <w:rPr>
+                <w:rFonts w:ascii="BRH Devanagari Extra" w:hAnsi="BRH Devanagari Extra" w:cs="BRH Devanagari Extra"/>
+                <w:sz w:val="32"/>
+                <w:szCs w:val="32"/>
+              </w:rPr>
+              <w:t>(</w:t>
+            </w:r>
+            <w:r>
+              <w:rPr>
+                <w:rFonts w:cs="BRH Devanagari Extra"/>
+                <w:szCs w:val="32"/>
+              </w:rPr>
+              <w:t>22</w:t>
+            </w:r>
+            <w:r>
+              <w:rPr>
+                <w:rFonts w:ascii="BRH Devanagari Extra" w:hAnsi="BRH Devanagari Extra" w:cs="BRH Devanagari Extra"/>
+                <w:sz w:val="32"/>
+                <w:szCs w:val="32"/>
+              </w:rPr>
+              <w:t>)</w:t>
+            </w:r>
+            <w:r>
+              <w:rPr>
+                <w:rFonts w:cs="BRH Devanagari Extra"/>
+                <w:szCs w:val="32"/>
+              </w:rPr>
+              <w:t>[P36</w:t>
+            </w:r>
+            <w:r>
+              <w:rPr>
+                <w:rFonts w:ascii="BRH Devanagari Extra" w:hAnsi="BRH Devanagari Extra" w:cs="BRH Devanagari Extra"/>
+                <w:sz w:val="32"/>
+                <w:szCs w:val="32"/>
+              </w:rPr>
+              <w:t xml:space="preserve">] </w:t>
+            </w:r>
+            <w:r>
+              <w:rPr>
+                <w:rFonts w:cs="BRH Devanagari Extra"/>
+                <w:szCs w:val="32"/>
+              </w:rPr>
+              <w:t>7</w:t>
+            </w:r>
+            <w:r>
+              <w:rPr>
+                <w:rFonts w:ascii="BRH Devanagari Extra" w:hAnsi="BRH Devanagari Extra" w:cs="BRH Devanagari Extra"/>
+                <w:sz w:val="32"/>
+                <w:szCs w:val="32"/>
+              </w:rPr>
+              <w:t>.</w:t>
+            </w:r>
+            <w:r>
+              <w:rPr>
+                <w:rFonts w:cs="BRH Devanagari Extra"/>
+                <w:szCs w:val="32"/>
+              </w:rPr>
+              <w:t>4</w:t>
+            </w:r>
+            <w:r>
+              <w:rPr>
+                <w:rFonts w:ascii="BRH Devanagari Extra" w:hAnsi="BRH Devanagari Extra" w:cs="BRH Devanagari Extra"/>
+                <w:sz w:val="32"/>
+                <w:szCs w:val="32"/>
+              </w:rPr>
+              <w:t>.</w:t>
+            </w:r>
+            <w:r>
+              <w:rPr>
+                <w:rFonts w:cs="BRH Devanagari Extra"/>
+                <w:szCs w:val="32"/>
+              </w:rPr>
+              <w:t>11</w:t>
+            </w:r>
+            <w:r>
+              <w:rPr>
+                <w:rFonts w:ascii="BRH Devanagari Extra" w:hAnsi="BRH Devanagari Extra" w:cs="BRH Devanagari Extra"/>
+                <w:sz w:val="32"/>
+                <w:szCs w:val="32"/>
+              </w:rPr>
+              <w:t>.</w:t>
+            </w:r>
+            <w:r>
+              <w:rPr>
+                <w:rFonts w:cs="BRH Devanagari Extra"/>
+                <w:szCs w:val="32"/>
+              </w:rPr>
+              <w:t>3</w:t>
+            </w:r>
+            <w:r>
+              <w:rPr>
+                <w:rFonts w:ascii="BRH Devanagari Extra" w:hAnsi="BRH Devanagari Extra" w:cs="BRH Devanagari Extra"/>
+                <w:sz w:val="32"/>
+                <w:szCs w:val="32"/>
+              </w:rPr>
+              <w:t>(</w:t>
+            </w:r>
+            <w:r>
+              <w:rPr>
+                <w:rFonts w:cs="BRH Devanagari Extra"/>
+                <w:szCs w:val="32"/>
+              </w:rPr>
+              <w:t>18</w:t>
+            </w:r>
+            <w:r>
+              <w:rPr>
+                <w:rFonts w:ascii="BRH Devanagari Extra" w:hAnsi="BRH Devanagari Extra" w:cs="BRH Devanagari Extra"/>
+                <w:sz w:val="32"/>
+                <w:szCs w:val="32"/>
+              </w:rPr>
+              <w:t>)- mÉëÌiÉþ | ÌiÉ</w:t>
+            </w:r>
+            <w:r>
+              <w:rPr>
+                <w:rFonts w:ascii="BRH Malayalam Extra" w:hAnsi="BRH Malayalam Extra" w:cs="BRH Devanagari Extra"/>
+                <w:szCs w:val="32"/>
+              </w:rPr>
+              <w:t>–</w:t>
+            </w:r>
+            <w:r>
+              <w:rPr>
+                <w:rFonts w:ascii="BRH Devanagari Extra" w:hAnsi="BRH Devanagari Extra" w:cs="BRH Devanagari Extra"/>
+                <w:sz w:val="32"/>
+                <w:szCs w:val="32"/>
+              </w:rPr>
+              <w:t>¸</w:t>
+            </w:r>
+            <w:r>
+              <w:rPr>
+                <w:rFonts w:ascii="BRH Malayalam Extra" w:hAnsi="BRH Malayalam Extra" w:cs="BRH Devanagari Extra"/>
+                <w:szCs w:val="32"/>
+              </w:rPr>
+              <w:t>–</w:t>
+            </w:r>
+            <w:r>
+              <w:rPr>
+                <w:rFonts w:ascii="BRH Devanagari Extra" w:hAnsi="BRH Devanagari Extra" w:cs="BRH Devanagari Extra"/>
+                <w:sz w:val="32"/>
+                <w:szCs w:val="32"/>
+              </w:rPr>
+              <w:t>ÎliÉ</w:t>
+            </w:r>
+            <w:r>
+              <w:rPr>
+                <w:rFonts w:ascii="BRH Malayalam Extra" w:hAnsi="BRH Malayalam Extra" w:cs="BRH Devanagari Extra"/>
+                <w:szCs w:val="32"/>
+              </w:rPr>
+              <w:t>–</w:t>
+            </w:r>
+            <w:r>
+              <w:rPr>
+                <w:rFonts w:ascii="BRH Devanagari Extra" w:hAnsi="BRH Devanagari Extra" w:cs="BRH Devanagari Extra"/>
+                <w:sz w:val="32"/>
+                <w:szCs w:val="32"/>
+              </w:rPr>
+              <w:t xml:space="preserve"> | E</w:t>
+            </w:r>
+            <w:r>
+              <w:rPr>
+                <w:rFonts w:ascii="BRH Malayalam Extra" w:hAnsi="BRH Malayalam Extra" w:cs="BRH Devanagari Extra"/>
+                <w:szCs w:val="32"/>
+              </w:rPr>
+              <w:t>–</w:t>
+            </w:r>
+            <w:r>
+              <w:rPr>
+                <w:rFonts w:ascii="BRH Devanagari Extra" w:hAnsi="BRH Devanagari Extra" w:cs="BRH Devanagari Extra"/>
+                <w:sz w:val="32"/>
+                <w:szCs w:val="32"/>
+              </w:rPr>
+              <w:t>pÉ</w:t>
+            </w:r>
+            <w:r>
+              <w:rPr>
+                <w:rFonts w:ascii="BRH Malayalam Extra" w:hAnsi="BRH Malayalam Extra" w:cs="BRH Devanagari Extra"/>
+                <w:szCs w:val="32"/>
+              </w:rPr>
+              <w:t>–</w:t>
+            </w:r>
+            <w:r>
+              <w:rPr>
+                <w:rFonts w:ascii="BRH Devanagari Extra" w:hAnsi="BRH Devanagari Extra" w:cs="BRH Devanagari Extra"/>
+                <w:sz w:val="32"/>
+                <w:szCs w:val="32"/>
+              </w:rPr>
+              <w:t>rÉ</w:t>
+            </w:r>
+            <w:r>
+              <w:rPr>
+                <w:rFonts w:ascii="BRH Devanagari Extra" w:hAnsi="BRH Devanagari Extra" w:cs="BRH Devanagari Extra"/>
+                <w:sz w:val="32"/>
+                <w:szCs w:val="32"/>
+                <w:highlight w:val="yellow"/>
+              </w:rPr>
+              <w:t>iÉ</w:t>
+            </w:r>
+            <w:r>
+              <w:rPr>
+                <w:rFonts w:ascii="BRH Devanagari Extra" w:hAnsi="BRH Devanagari Extra" w:cs="BRH Devanagari Extra"/>
+                <w:sz w:val="32"/>
+                <w:szCs w:val="32"/>
+              </w:rPr>
+              <w:t>ÉÿerÉÉåÌiÉwÉÉ |</w:t>
+            </w:r>
+          </w:p>
+          <w:p>
+            <w:pPr>
+              <w:widowControl w:val="0"/>
+              <w:autoSpaceDE w:val="0"/>
+              <w:autoSpaceDN w:val="0"/>
+              <w:adjustRightInd w:val="0"/>
+              <w:spacing w:before="0" w:line="240" w:lineRule="auto"/>
+              <w:rPr>
+                <w:rFonts w:ascii="BRH Devanagari Extra" w:hAnsi="BRH Devanagari Extra" w:cs="BRH Devanagari Extra"/>
+                <w:sz w:val="32"/>
+                <w:szCs w:val="32"/>
+              </w:rPr>
+            </w:pPr>
+            <w:r>
+              <w:rPr>
+                <w:rFonts w:ascii="BRH Devanagari Extra" w:hAnsi="BRH Devanagari Extra" w:cs="BRH Devanagari Extra"/>
+                <w:sz w:val="32"/>
+                <w:szCs w:val="32"/>
+              </w:rPr>
+              <w:t>mÉëÌiÉþ ÌiÉ¸ÎliÉ ÌiÉ¸ÎliÉ</w:t>
+            </w:r>
+            <w:r>
+              <w:rPr>
+                <w:rFonts w:ascii="BRH Malayalam Extra" w:hAnsi="BRH Malayalam Extra" w:cs="BRH Devanagari Extra"/>
+                <w:szCs w:val="32"/>
+              </w:rPr>
+              <w:t>–</w:t>
+            </w:r>
+            <w:r>
+              <w:rPr>
+                <w:rFonts w:ascii="BRH Devanagari Extra" w:hAnsi="BRH Devanagari Extra" w:cs="BRH Devanagari Extra"/>
+                <w:sz w:val="32"/>
+                <w:szCs w:val="32"/>
+              </w:rPr>
+              <w:t xml:space="preserve"> mÉëÌiÉ</w:t>
+            </w:r>
+            <w:r>
+              <w:rPr>
+                <w:rFonts w:ascii="BRH Malayalam Extra" w:hAnsi="BRH Malayalam Extra" w:cs="BRH Devanagari Extra"/>
+                <w:szCs w:val="32"/>
+              </w:rPr>
+              <w:t>–</w:t>
+            </w:r>
+            <w:r>
+              <w:rPr>
+                <w:rFonts w:ascii="BRH Devanagari Extra" w:hAnsi="BRH Devanagari Extra" w:cs="BRH Devanagari Extra"/>
+                <w:sz w:val="32"/>
+                <w:szCs w:val="32"/>
+              </w:rPr>
+              <w:t xml:space="preserve"> mÉëÌiÉþ ÌiÉ¸ lirÉÑpÉ</w:t>
+            </w:r>
+            <w:r>
+              <w:rPr>
+                <w:rFonts w:ascii="BRH Malayalam Extra" w:hAnsi="BRH Malayalam Extra" w:cs="BRH Devanagari Extra"/>
+                <w:szCs w:val="32"/>
+              </w:rPr>
+              <w:t>–</w:t>
+            </w:r>
+            <w:r>
+              <w:rPr>
+                <w:rFonts w:ascii="BRH Devanagari Extra" w:hAnsi="BRH Devanagari Extra" w:cs="BRH Devanagari Extra"/>
+                <w:sz w:val="32"/>
+                <w:szCs w:val="32"/>
+              </w:rPr>
+              <w:t>rÉ</w:t>
+            </w:r>
+            <w:r>
+              <w:rPr>
+                <w:rFonts w:ascii="BRH Devanagari Extra" w:hAnsi="BRH Devanagari Extra" w:cs="BRH Devanagari Extra"/>
+                <w:sz w:val="32"/>
+                <w:szCs w:val="32"/>
+                <w:highlight w:val="yellow"/>
+              </w:rPr>
+              <w:t>iÉ</w:t>
+            </w:r>
+            <w:r>
+              <w:rPr>
+                <w:rFonts w:ascii="BRH Devanagari Extra" w:hAnsi="BRH Devanagari Extra" w:cs="BRH Devanagari Extra"/>
+                <w:sz w:val="32"/>
+                <w:szCs w:val="32"/>
+              </w:rPr>
+              <w:t xml:space="preserve">ÉÿerÉÉåÌiÉ </w:t>
+            </w:r>
+          </w:p>
+          <w:p>
+            <w:pPr>
+              <w:widowControl w:val="0"/>
+              <w:autoSpaceDE w:val="0"/>
+              <w:autoSpaceDN w:val="0"/>
+              <w:adjustRightInd w:val="0"/>
+              <w:spacing w:before="0" w:line="240" w:lineRule="auto"/>
+              <w:rPr>
+                <w:rFonts w:ascii="BRH Devanagari Extra" w:hAnsi="BRH Devanagari Extra" w:cs="BRH Devanagari Extra"/>
+                <w:sz w:val="32"/>
+                <w:szCs w:val="32"/>
+              </w:rPr>
+            </w:pPr>
+            <w:r>
+              <w:rPr>
+                <w:rFonts w:ascii="BRH Devanagari Extra" w:hAnsi="BRH Devanagari Extra" w:cs="BRH Devanagari Extra"/>
+                <w:sz w:val="32"/>
+                <w:szCs w:val="32"/>
+              </w:rPr>
+              <w:t>wÉÉåpÉ</w:t>
+            </w:r>
+            <w:r>
+              <w:rPr>
+                <w:rFonts w:ascii="BRH Malayalam Extra" w:hAnsi="BRH Malayalam Extra" w:cs="BRH Devanagari Extra"/>
+                <w:szCs w:val="32"/>
+              </w:rPr>
+              <w:t>–</w:t>
+            </w:r>
+            <w:r>
+              <w:rPr>
+                <w:rFonts w:ascii="BRH Devanagari Extra" w:hAnsi="BRH Devanagari Extra" w:cs="BRH Devanagari Extra"/>
+                <w:sz w:val="32"/>
+                <w:szCs w:val="32"/>
+              </w:rPr>
+              <w:t>rÉ</w:t>
+            </w:r>
+            <w:r>
+              <w:rPr>
+                <w:rFonts w:ascii="BRH Devanagari Extra" w:hAnsi="BRH Devanagari Extra" w:cs="BRH Devanagari Extra"/>
+                <w:sz w:val="32"/>
+                <w:szCs w:val="32"/>
+                <w:highlight w:val="yellow"/>
+              </w:rPr>
+              <w:t>iÉ</w:t>
+            </w:r>
+            <w:r>
+              <w:rPr>
+                <w:rFonts w:ascii="BRH Devanagari Extra" w:hAnsi="BRH Devanagari Extra" w:cs="BRH Devanagari Extra"/>
+                <w:sz w:val="32"/>
+                <w:szCs w:val="32"/>
+              </w:rPr>
+              <w:t>ÉÿerÉÉåÌiÉwÉÉ ÌiÉ¸ÎliÉ</w:t>
+            </w:r>
+            <w:r>
+              <w:rPr>
+                <w:rFonts w:ascii="BRH Malayalam Extra" w:hAnsi="BRH Malayalam Extra" w:cs="BRH Devanagari Extra"/>
+                <w:szCs w:val="32"/>
+              </w:rPr>
+              <w:t>–</w:t>
+            </w:r>
+            <w:r>
+              <w:rPr>
+                <w:rFonts w:ascii="BRH Devanagari Extra" w:hAnsi="BRH Devanagari Extra" w:cs="BRH Devanagari Extra"/>
+                <w:sz w:val="32"/>
+                <w:szCs w:val="32"/>
+              </w:rPr>
+              <w:t xml:space="preserve"> mÉëÌiÉ</w:t>
+            </w:r>
+            <w:r>
+              <w:rPr>
+                <w:rFonts w:ascii="BRH Malayalam Extra" w:hAnsi="BRH Malayalam Extra" w:cs="BRH Devanagari Extra"/>
+                <w:szCs w:val="32"/>
+              </w:rPr>
+              <w:t>–</w:t>
+            </w:r>
+            <w:r>
+              <w:rPr>
+                <w:rFonts w:ascii="BRH Devanagari Extra" w:hAnsi="BRH Devanagari Extra" w:cs="BRH Devanagari Extra"/>
+                <w:sz w:val="32"/>
+                <w:szCs w:val="32"/>
+              </w:rPr>
+              <w:t xml:space="preserve"> mÉëÌiÉþ ÌiÉ¸ lirÉÑpÉ</w:t>
+            </w:r>
+            <w:r>
+              <w:rPr>
+                <w:rFonts w:ascii="BRH Malayalam Extra" w:hAnsi="BRH Malayalam Extra" w:cs="BRH Devanagari Extra"/>
+                <w:szCs w:val="32"/>
+              </w:rPr>
+              <w:t>–</w:t>
+            </w:r>
+            <w:r>
+              <w:rPr>
+                <w:rFonts w:ascii="BRH Devanagari Extra" w:hAnsi="BRH Devanagari Extra" w:cs="BRH Devanagari Extra"/>
+                <w:sz w:val="32"/>
+                <w:szCs w:val="32"/>
+              </w:rPr>
+              <w:t>rÉ</w:t>
+            </w:r>
+            <w:r>
+              <w:rPr>
+                <w:rFonts w:ascii="BRH Devanagari Extra" w:hAnsi="BRH Devanagari Extra" w:cs="BRH Devanagari Extra"/>
+                <w:sz w:val="32"/>
+                <w:szCs w:val="32"/>
+                <w:highlight w:val="yellow"/>
+              </w:rPr>
+              <w:t>iÉÉ</w:t>
+            </w:r>
+            <w:r>
+              <w:rPr>
+                <w:rFonts w:ascii="BRH Devanagari Extra" w:hAnsi="BRH Devanagari Extra" w:cs="BRH Devanagari Extra"/>
+                <w:sz w:val="32"/>
+                <w:szCs w:val="32"/>
+              </w:rPr>
+              <w:t xml:space="preserve">ÿerÉÉåÌiÉwÉÉ | </w:t>
+            </w:r>
+          </w:p>
+          <w:p>
+            <w:pPr>
+              <w:widowControl w:val="0"/>
+              <w:autoSpaceDE w:val="0"/>
+              <w:autoSpaceDN w:val="0"/>
+              <w:adjustRightInd w:val="0"/>
+              <w:spacing w:before="0" w:line="240" w:lineRule="auto"/>
+              <w:rPr>
+                <w:rFonts w:ascii="BRH Devanagari Extra" w:hAnsi="BRH Devanagari Extra" w:cs="BRH Devanagari Extra"/>
+                <w:sz w:val="32"/>
+                <w:szCs w:val="32"/>
+              </w:rPr>
+            </w:pPr>
+            <w:r>
+              <w:rPr>
+                <w:rFonts w:ascii="BRH Devanagari Extra" w:hAnsi="BRH Devanagari Extra" w:cs="BRH Devanagari Extra"/>
+                <w:sz w:val="32"/>
+                <w:szCs w:val="32"/>
+              </w:rPr>
+              <w:t>(</w:t>
+            </w:r>
+            <w:r>
+              <w:rPr>
+                <w:rFonts w:cs="BRH Devanagari Extra"/>
+                <w:szCs w:val="32"/>
+              </w:rPr>
+              <w:t>23</w:t>
+            </w:r>
+            <w:r>
+              <w:rPr>
+                <w:rFonts w:ascii="BRH Devanagari Extra" w:hAnsi="BRH Devanagari Extra" w:cs="BRH Devanagari Extra"/>
+                <w:sz w:val="32"/>
+                <w:szCs w:val="32"/>
+              </w:rPr>
+              <w:t>)</w:t>
+            </w:r>
+            <w:r>
+              <w:rPr>
+                <w:rFonts w:cs="BRH Devanagari Extra"/>
+                <w:szCs w:val="32"/>
+              </w:rPr>
+              <w:t>[P36</w:t>
+            </w:r>
+            <w:r>
+              <w:rPr>
+                <w:rFonts w:ascii="BRH Devanagari Extra" w:hAnsi="BRH Devanagari Extra" w:cs="BRH Devanagari Extra"/>
+                <w:sz w:val="32"/>
+                <w:szCs w:val="32"/>
+              </w:rPr>
+              <w:t xml:space="preserve">] </w:t>
+            </w:r>
+            <w:r>
+              <w:rPr>
+                <w:rFonts w:cs="BRH Devanagari Extra"/>
+                <w:szCs w:val="32"/>
+              </w:rPr>
+              <w:t>7</w:t>
+            </w:r>
+            <w:r>
+              <w:rPr>
+                <w:rFonts w:ascii="BRH Devanagari Extra" w:hAnsi="BRH Devanagari Extra" w:cs="BRH Devanagari Extra"/>
+                <w:sz w:val="32"/>
+                <w:szCs w:val="32"/>
+              </w:rPr>
+              <w:t>.</w:t>
+            </w:r>
+            <w:r>
+              <w:rPr>
+                <w:rFonts w:cs="BRH Devanagari Extra"/>
+                <w:szCs w:val="32"/>
+              </w:rPr>
+              <w:t>4</w:t>
+            </w:r>
+            <w:r>
+              <w:rPr>
+                <w:rFonts w:ascii="BRH Devanagari Extra" w:hAnsi="BRH Devanagari Extra" w:cs="BRH Devanagari Extra"/>
+                <w:sz w:val="32"/>
+                <w:szCs w:val="32"/>
+              </w:rPr>
+              <w:t>.</w:t>
+            </w:r>
+            <w:r>
+              <w:rPr>
+                <w:rFonts w:cs="BRH Devanagari Extra"/>
+                <w:szCs w:val="32"/>
+              </w:rPr>
+              <w:t>11</w:t>
+            </w:r>
+            <w:r>
+              <w:rPr>
+                <w:rFonts w:ascii="BRH Devanagari Extra" w:hAnsi="BRH Devanagari Extra" w:cs="BRH Devanagari Extra"/>
+                <w:sz w:val="32"/>
+                <w:szCs w:val="32"/>
+              </w:rPr>
+              <w:t>.</w:t>
+            </w:r>
+            <w:r>
+              <w:rPr>
+                <w:rFonts w:cs="BRH Devanagari Extra"/>
+                <w:szCs w:val="32"/>
+              </w:rPr>
+              <w:t>3</w:t>
+            </w:r>
+            <w:r>
+              <w:rPr>
+                <w:rFonts w:ascii="BRH Devanagari Extra" w:hAnsi="BRH Devanagari Extra" w:cs="BRH Devanagari Extra"/>
+                <w:sz w:val="32"/>
+                <w:szCs w:val="32"/>
+              </w:rPr>
+              <w:t>(</w:t>
+            </w:r>
+            <w:r>
+              <w:rPr>
+                <w:rFonts w:cs="BRH Devanagari Extra"/>
+                <w:szCs w:val="32"/>
+              </w:rPr>
+              <w:t>19</w:t>
+            </w:r>
+            <w:r>
+              <w:rPr>
+                <w:rFonts w:ascii="BRH Devanagari Extra" w:hAnsi="BRH Devanagari Extra" w:cs="BRH Devanagari Extra"/>
+                <w:sz w:val="32"/>
+                <w:szCs w:val="32"/>
+              </w:rPr>
+              <w:t>)- ÌiÉ</w:t>
+            </w:r>
+            <w:r>
+              <w:rPr>
+                <w:rFonts w:ascii="BRH Malayalam Extra" w:hAnsi="BRH Malayalam Extra" w:cs="BRH Devanagari Extra"/>
+                <w:szCs w:val="32"/>
+              </w:rPr>
+              <w:t>–</w:t>
+            </w:r>
+            <w:r>
+              <w:rPr>
+                <w:rFonts w:ascii="BRH Devanagari Extra" w:hAnsi="BRH Devanagari Extra" w:cs="BRH Devanagari Extra"/>
+                <w:sz w:val="32"/>
+                <w:szCs w:val="32"/>
+              </w:rPr>
+              <w:t>¸</w:t>
+            </w:r>
+            <w:r>
+              <w:rPr>
+                <w:rFonts w:ascii="BRH Malayalam Extra" w:hAnsi="BRH Malayalam Extra" w:cs="BRH Devanagari Extra"/>
+                <w:szCs w:val="32"/>
+              </w:rPr>
+              <w:t>–</w:t>
+            </w:r>
+            <w:r>
+              <w:rPr>
+                <w:rFonts w:ascii="BRH Devanagari Extra" w:hAnsi="BRH Devanagari Extra" w:cs="BRH Devanagari Extra"/>
+                <w:sz w:val="32"/>
+                <w:szCs w:val="32"/>
+              </w:rPr>
+              <w:t>ÎliÉ</w:t>
+            </w:r>
+            <w:r>
+              <w:rPr>
+                <w:rFonts w:ascii="BRH Malayalam Extra" w:hAnsi="BRH Malayalam Extra" w:cs="BRH Devanagari Extra"/>
+                <w:szCs w:val="32"/>
+              </w:rPr>
+              <w:t>–</w:t>
+            </w:r>
+            <w:r>
+              <w:rPr>
+                <w:rFonts w:ascii="BRH Devanagari Extra" w:hAnsi="BRH Devanagari Extra" w:cs="BRH Devanagari Extra"/>
+                <w:sz w:val="32"/>
+                <w:szCs w:val="32"/>
+              </w:rPr>
+              <w:t xml:space="preserve"> | E</w:t>
+            </w:r>
+            <w:r>
+              <w:rPr>
+                <w:rFonts w:ascii="BRH Malayalam Extra" w:hAnsi="BRH Malayalam Extra" w:cs="BRH Devanagari Extra"/>
+                <w:szCs w:val="32"/>
+              </w:rPr>
+              <w:t>–</w:t>
+            </w:r>
+            <w:r>
+              <w:rPr>
+                <w:rFonts w:ascii="BRH Devanagari Extra" w:hAnsi="BRH Devanagari Extra" w:cs="BRH Devanagari Extra"/>
+                <w:sz w:val="32"/>
+                <w:szCs w:val="32"/>
+              </w:rPr>
+              <w:t>pÉ</w:t>
+            </w:r>
+            <w:r>
+              <w:rPr>
+                <w:rFonts w:ascii="BRH Malayalam Extra" w:hAnsi="BRH Malayalam Extra" w:cs="BRH Devanagari Extra"/>
+                <w:szCs w:val="32"/>
+              </w:rPr>
+              <w:t>–</w:t>
+            </w:r>
+            <w:r>
+              <w:rPr>
+                <w:rFonts w:ascii="BRH Devanagari Extra" w:hAnsi="BRH Devanagari Extra" w:cs="BRH Devanagari Extra"/>
+                <w:sz w:val="32"/>
+                <w:szCs w:val="32"/>
+              </w:rPr>
+              <w:t>rÉ</w:t>
+            </w:r>
+            <w:r>
+              <w:rPr>
+                <w:rFonts w:ascii="BRH Devanagari Extra" w:hAnsi="BRH Devanagari Extra" w:cs="BRH Devanagari Extra"/>
+                <w:sz w:val="32"/>
+                <w:szCs w:val="32"/>
+                <w:highlight w:val="yellow"/>
+              </w:rPr>
+              <w:t>iÉÉ</w:t>
+            </w:r>
+            <w:r>
+              <w:rPr>
+                <w:rFonts w:ascii="BRH Devanagari Extra" w:hAnsi="BRH Devanagari Extra" w:cs="BRH Devanagari Extra"/>
+                <w:sz w:val="32"/>
+                <w:szCs w:val="32"/>
+              </w:rPr>
+              <w:t>ÿerÉÉåÌiÉwÉÉ | rÉ</w:t>
+            </w:r>
+            <w:r>
+              <w:rPr>
+                <w:rFonts w:ascii="BRH Malayalam Extra" w:hAnsi="BRH Malayalam Extra" w:cs="BRH Devanagari Extra"/>
+                <w:szCs w:val="32"/>
+              </w:rPr>
+              <w:t>–</w:t>
+            </w:r>
+            <w:r>
+              <w:rPr>
+                <w:rFonts w:ascii="BRH Devanagari Extra" w:hAnsi="BRH Devanagari Extra" w:cs="BRH Devanagari Extra"/>
+                <w:sz w:val="32"/>
+                <w:szCs w:val="32"/>
+              </w:rPr>
+              <w:t>ÎliÉ</w:t>
+            </w:r>
+            <w:r>
+              <w:rPr>
+                <w:rFonts w:ascii="BRH Malayalam Extra" w:hAnsi="BRH Malayalam Extra" w:cs="BRH Devanagari Extra"/>
+                <w:szCs w:val="32"/>
+              </w:rPr>
+              <w:t>–</w:t>
+            </w:r>
+            <w:r>
+              <w:rPr>
+                <w:rFonts w:ascii="BRH Devanagari Extra" w:hAnsi="BRH Devanagari Extra" w:cs="BRH Devanagari Extra"/>
+                <w:sz w:val="32"/>
+                <w:szCs w:val="32"/>
+              </w:rPr>
+              <w:t xml:space="preserve"> |</w:t>
+            </w:r>
+          </w:p>
+          <w:p>
+            <w:pPr>
+              <w:widowControl w:val="0"/>
+              <w:autoSpaceDE w:val="0"/>
+              <w:autoSpaceDN w:val="0"/>
+              <w:adjustRightInd w:val="0"/>
+              <w:spacing w:before="0" w:line="240" w:lineRule="auto"/>
+              <w:rPr>
+                <w:rFonts w:ascii="BRH Devanagari Extra" w:hAnsi="BRH Devanagari Extra" w:cs="BRH Devanagari Extra"/>
+                <w:sz w:val="32"/>
+                <w:szCs w:val="32"/>
+              </w:rPr>
+            </w:pPr>
+            <w:r>
+              <w:rPr>
+                <w:rFonts w:ascii="BRH Devanagari Extra" w:hAnsi="BRH Devanagari Extra" w:cs="BRH Devanagari Extra"/>
+                <w:sz w:val="32"/>
+                <w:szCs w:val="32"/>
+              </w:rPr>
+              <w:t>ÌiÉ</w:t>
+            </w:r>
+            <w:r>
+              <w:rPr>
+                <w:rFonts w:ascii="BRH Malayalam Extra" w:hAnsi="BRH Malayalam Extra" w:cs="BRH Devanagari Extra"/>
+                <w:szCs w:val="32"/>
+              </w:rPr>
+              <w:t>–</w:t>
+            </w:r>
+            <w:r>
+              <w:rPr>
+                <w:rFonts w:ascii="BRH Devanagari Extra" w:hAnsi="BRH Devanagari Extra" w:cs="BRH Devanagari Extra"/>
+                <w:sz w:val="32"/>
+                <w:szCs w:val="32"/>
+              </w:rPr>
+              <w:t>¸</w:t>
+            </w:r>
+            <w:r>
+              <w:rPr>
+                <w:rFonts w:ascii="BRH Malayalam Extra" w:hAnsi="BRH Malayalam Extra" w:cs="BRH Devanagari Extra"/>
+                <w:szCs w:val="32"/>
+              </w:rPr>
+              <w:t>–</w:t>
+            </w:r>
+            <w:r>
+              <w:rPr>
+                <w:rFonts w:ascii="BRH Devanagari Extra" w:hAnsi="BRH Devanagari Extra" w:cs="BRH Devanagari Extra"/>
+                <w:sz w:val="32"/>
+                <w:szCs w:val="32"/>
+              </w:rPr>
+              <w:t xml:space="preserve"> lirÉÑ</w:t>
+            </w:r>
+            <w:r>
+              <w:rPr>
+                <w:rFonts w:ascii="BRH Malayalam Extra" w:hAnsi="BRH Malayalam Extra" w:cs="BRH Devanagari Extra"/>
+                <w:szCs w:val="32"/>
+              </w:rPr>
+              <w:t>–</w:t>
+            </w:r>
+            <w:r>
+              <w:rPr>
+                <w:rFonts w:ascii="BRH Devanagari Extra" w:hAnsi="BRH Devanagari Extra" w:cs="BRH Devanagari Extra"/>
+                <w:sz w:val="32"/>
+                <w:szCs w:val="32"/>
+              </w:rPr>
+              <w:t>pÉ</w:t>
+            </w:r>
+            <w:r>
+              <w:rPr>
+                <w:rFonts w:ascii="BRH Malayalam Extra" w:hAnsi="BRH Malayalam Extra" w:cs="BRH Devanagari Extra"/>
+                <w:szCs w:val="32"/>
+              </w:rPr>
+              <w:t>–</w:t>
+            </w:r>
+            <w:r>
+              <w:rPr>
+                <w:rFonts w:ascii="BRH Devanagari Extra" w:hAnsi="BRH Devanagari Extra" w:cs="BRH Devanagari Extra"/>
+                <w:sz w:val="32"/>
+                <w:szCs w:val="32"/>
+              </w:rPr>
+              <w:t>rÉ</w:t>
+            </w:r>
+            <w:r>
+              <w:rPr>
+                <w:rFonts w:ascii="BRH Devanagari Extra" w:hAnsi="BRH Devanagari Extra" w:cs="BRH Devanagari Extra"/>
+                <w:sz w:val="32"/>
+                <w:szCs w:val="32"/>
+                <w:highlight w:val="yellow"/>
+              </w:rPr>
+              <w:t>iÉ</w:t>
+            </w:r>
+            <w:r>
+              <w:rPr>
+                <w:rFonts w:ascii="BRH Devanagari Extra" w:hAnsi="BRH Devanagari Extra" w:cs="BRH Devanagari Extra"/>
+                <w:sz w:val="32"/>
+                <w:szCs w:val="32"/>
+              </w:rPr>
+              <w:t>ÉÿerÉÉåÌiÉ wÉÉåpÉ</w:t>
+            </w:r>
+            <w:r>
+              <w:rPr>
+                <w:rFonts w:ascii="BRH Malayalam Extra" w:hAnsi="BRH Malayalam Extra" w:cs="BRH Devanagari Extra"/>
+                <w:szCs w:val="32"/>
+              </w:rPr>
+              <w:t>–</w:t>
+            </w:r>
+            <w:r>
+              <w:rPr>
+                <w:rFonts w:ascii="BRH Devanagari Extra" w:hAnsi="BRH Devanagari Extra" w:cs="BRH Devanagari Extra"/>
+                <w:sz w:val="32"/>
+                <w:szCs w:val="32"/>
+              </w:rPr>
+              <w:t>rÉ</w:t>
+            </w:r>
+            <w:r>
+              <w:rPr>
+                <w:rFonts w:ascii="BRH Devanagari Extra" w:hAnsi="BRH Devanagari Extra" w:cs="BRH Devanagari Extra"/>
+                <w:sz w:val="32"/>
+                <w:szCs w:val="32"/>
+                <w:highlight w:val="yellow"/>
+              </w:rPr>
+              <w:t>iÉ</w:t>
+            </w:r>
+            <w:r>
+              <w:rPr>
+                <w:rFonts w:ascii="BRH Devanagari Extra" w:hAnsi="BRH Devanagari Extra" w:cs="BRH Devanagari Extra"/>
+                <w:sz w:val="32"/>
+                <w:szCs w:val="32"/>
+              </w:rPr>
+              <w:t xml:space="preserve">ÉÿerÉÉåÌiÉwÉÉ ÌiÉ¸ÎliÉ ÌiÉ¸ </w:t>
+            </w:r>
+          </w:p>
+          <w:p>
+            <w:pPr>
+              <w:widowControl w:val="0"/>
+              <w:autoSpaceDE w:val="0"/>
+              <w:autoSpaceDN w:val="0"/>
+              <w:adjustRightInd w:val="0"/>
+              <w:spacing w:before="0" w:line="240" w:lineRule="auto"/>
+              <w:rPr>
+                <w:rFonts w:ascii="BRH Devanagari Extra" w:hAnsi="BRH Devanagari Extra" w:cs="BRH Devanagari Extra"/>
+                <w:sz w:val="32"/>
+                <w:szCs w:val="32"/>
+              </w:rPr>
+            </w:pPr>
+            <w:r>
+              <w:rPr>
+                <w:rFonts w:ascii="BRH Devanagari Extra" w:hAnsi="BRH Devanagari Extra" w:cs="BRH Devanagari Extra"/>
+                <w:sz w:val="32"/>
+                <w:szCs w:val="32"/>
+              </w:rPr>
+              <w:t>lirÉÑpÉ</w:t>
+            </w:r>
+            <w:r>
+              <w:rPr>
+                <w:rFonts w:ascii="BRH Malayalam Extra" w:hAnsi="BRH Malayalam Extra" w:cs="BRH Devanagari Extra"/>
+                <w:szCs w:val="32"/>
+              </w:rPr>
+              <w:t>–</w:t>
+            </w:r>
+            <w:r>
+              <w:rPr>
+                <w:rFonts w:ascii="BRH Devanagari Extra" w:hAnsi="BRH Devanagari Extra" w:cs="BRH Devanagari Extra"/>
+                <w:sz w:val="32"/>
+                <w:szCs w:val="32"/>
+              </w:rPr>
+              <w:t>rÉ</w:t>
+            </w:r>
+            <w:r>
+              <w:rPr>
+                <w:rFonts w:ascii="BRH Devanagari Extra" w:hAnsi="BRH Devanagari Extra" w:cs="BRH Devanagari Extra"/>
+                <w:sz w:val="32"/>
+                <w:szCs w:val="32"/>
+                <w:highlight w:val="yellow"/>
+              </w:rPr>
+              <w:t>iÉ</w:t>
+            </w:r>
+            <w:r>
+              <w:rPr>
+                <w:rFonts w:ascii="BRH Devanagari Extra" w:hAnsi="BRH Devanagari Extra" w:cs="BRH Devanagari Extra"/>
+                <w:sz w:val="32"/>
+                <w:szCs w:val="32"/>
+              </w:rPr>
+              <w:t>ÉÿerÉÉåÌiÉwÉÉ rÉÎliÉ rÉlirÉÑpÉ</w:t>
+            </w:r>
+            <w:r>
+              <w:rPr>
+                <w:rFonts w:ascii="BRH Malayalam Extra" w:hAnsi="BRH Malayalam Extra" w:cs="BRH Devanagari Extra"/>
+                <w:szCs w:val="32"/>
+              </w:rPr>
+              <w:t>–</w:t>
+            </w:r>
+            <w:r>
+              <w:rPr>
+                <w:rFonts w:ascii="BRH Devanagari Extra" w:hAnsi="BRH Devanagari Extra" w:cs="BRH Devanagari Extra"/>
+                <w:sz w:val="32"/>
+                <w:szCs w:val="32"/>
+              </w:rPr>
+              <w:t>rÉ</w:t>
+            </w:r>
+            <w:r>
+              <w:rPr>
+                <w:rFonts w:ascii="BRH Devanagari Extra" w:hAnsi="BRH Devanagari Extra" w:cs="BRH Devanagari Extra"/>
+                <w:sz w:val="32"/>
+                <w:szCs w:val="32"/>
+                <w:highlight w:val="yellow"/>
+              </w:rPr>
+              <w:t>iÉÉ</w:t>
+            </w:r>
+            <w:r>
+              <w:rPr>
+                <w:rFonts w:ascii="BRH Devanagari Extra" w:hAnsi="BRH Devanagari Extra" w:cs="BRH Devanagari Extra"/>
+                <w:sz w:val="32"/>
+                <w:szCs w:val="32"/>
+              </w:rPr>
+              <w:t>ÿerÉÉåÌiÉwÉÉ ÌiÉ¸ÎliÉ ÌiÉ¸ lirÉÑpÉ</w:t>
+            </w:r>
+            <w:r>
+              <w:rPr>
+                <w:rFonts w:ascii="BRH Malayalam Extra" w:hAnsi="BRH Malayalam Extra" w:cs="BRH Devanagari Extra"/>
+                <w:szCs w:val="32"/>
+              </w:rPr>
+              <w:t>–</w:t>
+            </w:r>
+            <w:r>
+              <w:rPr>
+                <w:rFonts w:ascii="BRH Devanagari Extra" w:hAnsi="BRH Devanagari Extra" w:cs="BRH Devanagari Extra"/>
+                <w:sz w:val="32"/>
+                <w:szCs w:val="32"/>
+              </w:rPr>
+              <w:t>rÉ</w:t>
+            </w:r>
+            <w:r>
+              <w:rPr>
+                <w:rFonts w:ascii="BRH Devanagari Extra" w:hAnsi="BRH Devanagari Extra" w:cs="BRH Devanagari Extra"/>
+                <w:sz w:val="32"/>
+                <w:szCs w:val="32"/>
+                <w:highlight w:val="yellow"/>
+              </w:rPr>
+              <w:t>iÉ</w:t>
+            </w:r>
+            <w:r>
+              <w:rPr>
+                <w:rFonts w:ascii="BRH Devanagari Extra" w:hAnsi="BRH Devanagari Extra" w:cs="BRH Devanagari Extra"/>
+                <w:sz w:val="32"/>
+                <w:szCs w:val="32"/>
+              </w:rPr>
+              <w:t xml:space="preserve">ÉÿerÉÉåÌiÉwÉÉ rÉÎliÉ | </w:t>
+            </w:r>
+          </w:p>
+          <w:p>
+            <w:pPr>
+              <w:widowControl w:val="0"/>
+              <w:autoSpaceDE w:val="0"/>
+              <w:autoSpaceDN w:val="0"/>
+              <w:adjustRightInd w:val="0"/>
+              <w:spacing w:before="0" w:line="240" w:lineRule="auto"/>
+              <w:rPr>
+                <w:rFonts w:ascii="BRH Devanagari Extra" w:hAnsi="BRH Devanagari Extra" w:cs="BRH Devanagari Extra"/>
+                <w:sz w:val="32"/>
+                <w:szCs w:val="32"/>
+              </w:rPr>
+            </w:pPr>
+          </w:p>
+          <w:p>
+            <w:pPr>
+              <w:widowControl w:val="0"/>
+              <w:autoSpaceDE w:val="0"/>
+              <w:autoSpaceDN w:val="0"/>
+              <w:adjustRightInd w:val="0"/>
+              <w:spacing w:before="0" w:line="240" w:lineRule="auto"/>
+              <w:rPr>
+                <w:rFonts w:ascii="BRH Devanagari Extra" w:hAnsi="BRH Devanagari Extra" w:cs="BRH Devanagari Extra"/>
+                <w:sz w:val="32"/>
+                <w:szCs w:val="32"/>
+              </w:rPr>
+            </w:pPr>
+            <w:r>
+              <w:rPr>
+                <w:rFonts w:ascii="BRH Devanagari Extra" w:hAnsi="BRH Devanagari Extra" w:cs="BRH Devanagari Extra"/>
+                <w:sz w:val="32"/>
+                <w:szCs w:val="32"/>
+              </w:rPr>
+              <w:lastRenderedPageBreak/>
+              <w:t>(</w:t>
+            </w:r>
+            <w:r>
+              <w:rPr>
+                <w:rFonts w:cs="BRH Devanagari Extra"/>
+                <w:szCs w:val="32"/>
+              </w:rPr>
+              <w:t>24</w:t>
+            </w:r>
+            <w:r>
+              <w:rPr>
+                <w:rFonts w:ascii="BRH Devanagari Extra" w:hAnsi="BRH Devanagari Extra" w:cs="BRH Devanagari Extra"/>
+                <w:sz w:val="32"/>
+                <w:szCs w:val="32"/>
+              </w:rPr>
+              <w:t>)</w:t>
+            </w:r>
+            <w:r>
+              <w:rPr>
+                <w:rFonts w:cs="BRH Devanagari Extra"/>
+                <w:szCs w:val="32"/>
+              </w:rPr>
+              <w:t>[P36</w:t>
+            </w:r>
+            <w:r>
+              <w:rPr>
+                <w:rFonts w:ascii="BRH Devanagari Extra" w:hAnsi="BRH Devanagari Extra" w:cs="BRH Devanagari Extra"/>
+                <w:sz w:val="32"/>
+                <w:szCs w:val="32"/>
+              </w:rPr>
+              <w:t xml:space="preserve">] </w:t>
+            </w:r>
+            <w:r>
+              <w:rPr>
+                <w:rFonts w:cs="BRH Devanagari Extra"/>
+                <w:szCs w:val="32"/>
+              </w:rPr>
+              <w:t>7</w:t>
+            </w:r>
+            <w:r>
+              <w:rPr>
+                <w:rFonts w:ascii="BRH Devanagari Extra" w:hAnsi="BRH Devanagari Extra" w:cs="BRH Devanagari Extra"/>
+                <w:sz w:val="32"/>
+                <w:szCs w:val="32"/>
+              </w:rPr>
+              <w:t>.</w:t>
+            </w:r>
+            <w:r>
+              <w:rPr>
+                <w:rFonts w:cs="BRH Devanagari Extra"/>
+                <w:szCs w:val="32"/>
+              </w:rPr>
+              <w:t>4</w:t>
+            </w:r>
+            <w:r>
+              <w:rPr>
+                <w:rFonts w:ascii="BRH Devanagari Extra" w:hAnsi="BRH Devanagari Extra" w:cs="BRH Devanagari Extra"/>
+                <w:sz w:val="32"/>
+                <w:szCs w:val="32"/>
+              </w:rPr>
+              <w:t>.</w:t>
+            </w:r>
+            <w:r>
+              <w:rPr>
+                <w:rFonts w:cs="BRH Devanagari Extra"/>
+                <w:szCs w:val="32"/>
+              </w:rPr>
+              <w:t>11</w:t>
+            </w:r>
+            <w:r>
+              <w:rPr>
+                <w:rFonts w:ascii="BRH Devanagari Extra" w:hAnsi="BRH Devanagari Extra" w:cs="BRH Devanagari Extra"/>
+                <w:sz w:val="32"/>
+                <w:szCs w:val="32"/>
+              </w:rPr>
+              <w:t>.</w:t>
+            </w:r>
+            <w:r>
+              <w:rPr>
+                <w:rFonts w:cs="BRH Devanagari Extra"/>
+                <w:szCs w:val="32"/>
+              </w:rPr>
+              <w:t>3</w:t>
+            </w:r>
+            <w:r>
+              <w:rPr>
+                <w:rFonts w:ascii="BRH Devanagari Extra" w:hAnsi="BRH Devanagari Extra" w:cs="BRH Devanagari Extra"/>
+                <w:sz w:val="32"/>
+                <w:szCs w:val="32"/>
+              </w:rPr>
+              <w:t>(</w:t>
+            </w:r>
+            <w:r>
+              <w:rPr>
+                <w:rFonts w:cs="BRH Devanagari Extra"/>
+                <w:szCs w:val="32"/>
+              </w:rPr>
+              <w:t>20</w:t>
+            </w:r>
+            <w:r>
+              <w:rPr>
+                <w:rFonts w:ascii="BRH Devanagari Extra" w:hAnsi="BRH Devanagari Extra" w:cs="BRH Devanagari Extra"/>
+                <w:sz w:val="32"/>
+                <w:szCs w:val="32"/>
+              </w:rPr>
+              <w:t>)- E</w:t>
+            </w:r>
+            <w:r>
+              <w:rPr>
+                <w:rFonts w:ascii="BRH Malayalam Extra" w:hAnsi="BRH Malayalam Extra" w:cs="BRH Devanagari Extra"/>
+                <w:szCs w:val="32"/>
+              </w:rPr>
+              <w:t>–</w:t>
+            </w:r>
+            <w:r>
+              <w:rPr>
+                <w:rFonts w:ascii="BRH Devanagari Extra" w:hAnsi="BRH Devanagari Extra" w:cs="BRH Devanagari Extra"/>
+                <w:sz w:val="32"/>
+                <w:szCs w:val="32"/>
+              </w:rPr>
+              <w:t>pÉ</w:t>
+            </w:r>
+            <w:r>
+              <w:rPr>
+                <w:rFonts w:ascii="BRH Malayalam Extra" w:hAnsi="BRH Malayalam Extra" w:cs="BRH Devanagari Extra"/>
+                <w:szCs w:val="32"/>
+              </w:rPr>
+              <w:t>–</w:t>
+            </w:r>
+            <w:r>
+              <w:rPr>
+                <w:rFonts w:ascii="BRH Devanagari Extra" w:hAnsi="BRH Devanagari Extra" w:cs="BRH Devanagari Extra"/>
+                <w:sz w:val="32"/>
+                <w:szCs w:val="32"/>
+              </w:rPr>
+              <w:t>rÉ</w:t>
+            </w:r>
+            <w:r>
+              <w:rPr>
+                <w:rFonts w:ascii="BRH Devanagari Extra" w:hAnsi="BRH Devanagari Extra" w:cs="BRH Devanagari Extra"/>
+                <w:sz w:val="32"/>
+                <w:szCs w:val="32"/>
+                <w:highlight w:val="yellow"/>
+              </w:rPr>
+              <w:t>iÉÉ</w:t>
+            </w:r>
+            <w:r>
+              <w:rPr>
+                <w:rFonts w:ascii="BRH Devanagari Extra" w:hAnsi="BRH Devanagari Extra" w:cs="BRH Devanagari Extra"/>
+                <w:sz w:val="32"/>
+                <w:szCs w:val="32"/>
+              </w:rPr>
+              <w:t>ÿerÉÉåÌiÉwÉÉ | rÉ</w:t>
+            </w:r>
+            <w:r>
+              <w:rPr>
+                <w:rFonts w:ascii="BRH Malayalam Extra" w:hAnsi="BRH Malayalam Extra" w:cs="BRH Devanagari Extra"/>
+                <w:szCs w:val="32"/>
+              </w:rPr>
+              <w:t>–</w:t>
+            </w:r>
+            <w:r>
+              <w:rPr>
+                <w:rFonts w:ascii="BRH Devanagari Extra" w:hAnsi="BRH Devanagari Extra" w:cs="BRH Devanagari Extra"/>
+                <w:sz w:val="32"/>
+                <w:szCs w:val="32"/>
+              </w:rPr>
+              <w:t>ÎliÉ</w:t>
+            </w:r>
+            <w:r>
+              <w:rPr>
+                <w:rFonts w:ascii="BRH Malayalam Extra" w:hAnsi="BRH Malayalam Extra" w:cs="BRH Devanagari Extra"/>
+                <w:szCs w:val="32"/>
+              </w:rPr>
+              <w:t>–</w:t>
+            </w:r>
+            <w:r>
+              <w:rPr>
+                <w:rFonts w:ascii="BRH Devanagari Extra" w:hAnsi="BRH Devanagari Extra" w:cs="BRH Devanagari Extra"/>
+                <w:sz w:val="32"/>
+                <w:szCs w:val="32"/>
+              </w:rPr>
+              <w:t xml:space="preserve"> | </w:t>
+            </w:r>
+          </w:p>
+          <w:p>
+            <w:pPr>
+              <w:widowControl w:val="0"/>
+              <w:autoSpaceDE w:val="0"/>
+              <w:autoSpaceDN w:val="0"/>
+              <w:adjustRightInd w:val="0"/>
+              <w:spacing w:before="0" w:line="240" w:lineRule="auto"/>
+              <w:rPr>
+                <w:rFonts w:ascii="BRH Devanagari Extra" w:hAnsi="BRH Devanagari Extra" w:cs="BRH Devanagari Extra"/>
+                <w:sz w:val="32"/>
+                <w:szCs w:val="32"/>
+              </w:rPr>
+            </w:pPr>
+            <w:r>
+              <w:rPr>
+                <w:rFonts w:ascii="BRH Devanagari Extra" w:hAnsi="BRH Devanagari Extra" w:cs="BRH Devanagari Extra"/>
+                <w:sz w:val="32"/>
+                <w:szCs w:val="32"/>
+              </w:rPr>
+              <w:t>E</w:t>
+            </w:r>
+            <w:r>
+              <w:rPr>
+                <w:rFonts w:ascii="BRH Malayalam Extra" w:hAnsi="BRH Malayalam Extra" w:cs="BRH Devanagari Extra"/>
+                <w:szCs w:val="32"/>
+              </w:rPr>
+              <w:t>–</w:t>
+            </w:r>
+            <w:r>
+              <w:rPr>
+                <w:rFonts w:ascii="BRH Devanagari Extra" w:hAnsi="BRH Devanagari Extra" w:cs="BRH Devanagari Extra"/>
+                <w:sz w:val="32"/>
+                <w:szCs w:val="32"/>
+              </w:rPr>
+              <w:t>pÉ</w:t>
+            </w:r>
+            <w:r>
+              <w:rPr>
+                <w:rFonts w:ascii="BRH Malayalam Extra" w:hAnsi="BRH Malayalam Extra" w:cs="BRH Devanagari Extra"/>
+                <w:szCs w:val="32"/>
+              </w:rPr>
+              <w:t>–</w:t>
+            </w:r>
+            <w:r>
+              <w:rPr>
+                <w:rFonts w:ascii="BRH Devanagari Extra" w:hAnsi="BRH Devanagari Extra" w:cs="BRH Devanagari Extra"/>
+                <w:sz w:val="32"/>
+                <w:szCs w:val="32"/>
+              </w:rPr>
+              <w:t>rÉiÉþÈ |</w:t>
+            </w:r>
+          </w:p>
+          <w:p>
+            <w:pPr>
+              <w:widowControl w:val="0"/>
+              <w:autoSpaceDE w:val="0"/>
+              <w:autoSpaceDN w:val="0"/>
+              <w:adjustRightInd w:val="0"/>
+              <w:spacing w:before="0" w:line="240" w:lineRule="auto"/>
+              <w:rPr>
+                <w:rFonts w:ascii="BRH Devanagari Extra" w:hAnsi="BRH Devanagari Extra" w:cs="BRH Devanagari Extra"/>
+                <w:sz w:val="32"/>
+                <w:szCs w:val="32"/>
+              </w:rPr>
+            </w:pPr>
+            <w:r>
+              <w:rPr>
+                <w:rFonts w:ascii="BRH Devanagari Extra" w:hAnsi="BRH Devanagari Extra" w:cs="BRH Devanagari Extra"/>
+                <w:sz w:val="32"/>
+                <w:szCs w:val="32"/>
+              </w:rPr>
+              <w:t>E</w:t>
+            </w:r>
+            <w:r>
+              <w:rPr>
+                <w:rFonts w:ascii="BRH Malayalam Extra" w:hAnsi="BRH Malayalam Extra" w:cs="BRH Devanagari Extra"/>
+                <w:szCs w:val="32"/>
+              </w:rPr>
+              <w:t>–</w:t>
+            </w:r>
+            <w:r>
+              <w:rPr>
+                <w:rFonts w:ascii="BRH Devanagari Extra" w:hAnsi="BRH Devanagari Extra" w:cs="BRH Devanagari Extra"/>
+                <w:sz w:val="32"/>
+                <w:szCs w:val="32"/>
+              </w:rPr>
+              <w:t>pÉ</w:t>
+            </w:r>
+            <w:r>
+              <w:rPr>
+                <w:rFonts w:ascii="BRH Malayalam Extra" w:hAnsi="BRH Malayalam Extra" w:cs="BRH Devanagari Extra"/>
+                <w:szCs w:val="32"/>
+              </w:rPr>
+              <w:t>–</w:t>
+            </w:r>
+            <w:r>
+              <w:rPr>
+                <w:rFonts w:ascii="BRH Devanagari Extra" w:hAnsi="BRH Devanagari Extra" w:cs="BRH Devanagari Extra"/>
+                <w:sz w:val="32"/>
+                <w:szCs w:val="32"/>
+              </w:rPr>
+              <w:t>rÉ</w:t>
+            </w:r>
+            <w:r>
+              <w:rPr>
+                <w:rFonts w:ascii="BRH Devanagari Extra" w:hAnsi="BRH Devanagari Extra" w:cs="BRH Devanagari Extra"/>
+                <w:sz w:val="32"/>
+                <w:szCs w:val="32"/>
+                <w:highlight w:val="yellow"/>
+              </w:rPr>
+              <w:t>iÉ</w:t>
+            </w:r>
+            <w:r>
+              <w:rPr>
+                <w:rFonts w:ascii="BRH Devanagari Extra" w:hAnsi="BRH Devanagari Extra" w:cs="BRH Devanagari Extra"/>
+                <w:sz w:val="32"/>
+                <w:szCs w:val="32"/>
+              </w:rPr>
+              <w:t>ÉÿerÉÉåÌiÉwÉÉ rÉÎliÉ rÉlirÉÑpÉ</w:t>
+            </w:r>
+            <w:r>
+              <w:rPr>
+                <w:rFonts w:ascii="BRH Malayalam Extra" w:hAnsi="BRH Malayalam Extra" w:cs="BRH Devanagari Extra"/>
+                <w:szCs w:val="32"/>
+              </w:rPr>
+              <w:t>–</w:t>
+            </w:r>
+            <w:r>
+              <w:rPr>
+                <w:rFonts w:ascii="BRH Devanagari Extra" w:hAnsi="BRH Devanagari Extra" w:cs="BRH Devanagari Extra"/>
+                <w:sz w:val="32"/>
+                <w:szCs w:val="32"/>
+              </w:rPr>
+              <w:t>rÉ</w:t>
+            </w:r>
+            <w:r>
+              <w:rPr>
+                <w:rFonts w:ascii="BRH Devanagari Extra" w:hAnsi="BRH Devanagari Extra" w:cs="BRH Devanagari Extra"/>
+                <w:sz w:val="32"/>
+                <w:szCs w:val="32"/>
+                <w:highlight w:val="yellow"/>
+              </w:rPr>
+              <w:t>iÉ</w:t>
+            </w:r>
+            <w:r>
+              <w:rPr>
+                <w:rFonts w:ascii="BRH Devanagari Extra" w:hAnsi="BRH Devanagari Extra" w:cs="BRH Devanagari Extra"/>
+                <w:sz w:val="32"/>
+                <w:szCs w:val="32"/>
+              </w:rPr>
+              <w:t>ÉÿerÉÉåÌiÉ wÉÉåpÉ</w:t>
+            </w:r>
+            <w:r>
+              <w:rPr>
+                <w:rFonts w:ascii="BRH Malayalam Extra" w:hAnsi="BRH Malayalam Extra" w:cs="BRH Devanagari Extra"/>
+                <w:szCs w:val="32"/>
+              </w:rPr>
+              <w:t>–</w:t>
+            </w:r>
+            <w:r>
+              <w:rPr>
+                <w:rFonts w:ascii="BRH Devanagari Extra" w:hAnsi="BRH Devanagari Extra" w:cs="BRH Devanagari Extra"/>
+                <w:sz w:val="32"/>
+                <w:szCs w:val="32"/>
+              </w:rPr>
+              <w:t>rÉ</w:t>
+            </w:r>
+            <w:r>
+              <w:rPr>
+                <w:rFonts w:ascii="BRH Devanagari Extra" w:hAnsi="BRH Devanagari Extra" w:cs="BRH Devanagari Extra"/>
+                <w:sz w:val="32"/>
+                <w:szCs w:val="32"/>
+                <w:highlight w:val="yellow"/>
+              </w:rPr>
+              <w:t>iÉ</w:t>
+            </w:r>
+            <w:r>
+              <w:rPr>
+                <w:rFonts w:ascii="BRH Devanagari Extra" w:hAnsi="BRH Devanagari Extra" w:cs="BRH Devanagari Extra"/>
+                <w:sz w:val="32"/>
+                <w:szCs w:val="32"/>
+              </w:rPr>
+              <w:t>ÉÿerÉÉåÌiÉwÉÉ rÉlirÉÑpÉ</w:t>
+            </w:r>
+            <w:r>
+              <w:rPr>
+                <w:rFonts w:ascii="BRH Malayalam Extra" w:hAnsi="BRH Malayalam Extra" w:cs="BRH Devanagari Extra"/>
+                <w:szCs w:val="32"/>
+              </w:rPr>
+              <w:t>–</w:t>
+            </w:r>
+            <w:r>
+              <w:rPr>
+                <w:rFonts w:ascii="BRH Devanagari Extra" w:hAnsi="BRH Devanagari Extra" w:cs="BRH Devanagari Extra"/>
+                <w:sz w:val="32"/>
+                <w:szCs w:val="32"/>
+              </w:rPr>
+              <w:t>rÉiÉþ EpÉ</w:t>
+            </w:r>
+            <w:r>
+              <w:rPr>
+                <w:rFonts w:ascii="BRH Malayalam Extra" w:hAnsi="BRH Malayalam Extra" w:cs="BRH Devanagari Extra"/>
+                <w:szCs w:val="32"/>
+              </w:rPr>
+              <w:t>–</w:t>
+            </w:r>
+            <w:r>
+              <w:rPr>
+                <w:rFonts w:ascii="BRH Devanagari Extra" w:hAnsi="BRH Devanagari Extra" w:cs="BRH Devanagari Extra"/>
+                <w:sz w:val="32"/>
+                <w:szCs w:val="32"/>
+              </w:rPr>
+              <w:t>rÉiÉÉåþ rÉlirÉÑpÉ</w:t>
+            </w:r>
+            <w:r>
+              <w:rPr>
+                <w:rFonts w:ascii="BRH Malayalam Extra" w:hAnsi="BRH Malayalam Extra" w:cs="BRH Devanagari Extra"/>
+                <w:szCs w:val="32"/>
+              </w:rPr>
+              <w:t>–</w:t>
+            </w:r>
+            <w:r>
+              <w:rPr>
+                <w:rFonts w:ascii="BRH Devanagari Extra" w:hAnsi="BRH Devanagari Extra" w:cs="BRH Devanagari Extra"/>
+                <w:sz w:val="32"/>
+                <w:szCs w:val="32"/>
+              </w:rPr>
+              <w:t>rÉ</w:t>
+            </w:r>
+            <w:r>
+              <w:rPr>
+                <w:rFonts w:ascii="BRH Devanagari Extra" w:hAnsi="BRH Devanagari Extra" w:cs="BRH Devanagari Extra"/>
+                <w:sz w:val="32"/>
+                <w:szCs w:val="32"/>
+                <w:highlight w:val="yellow"/>
+              </w:rPr>
+              <w:t>iÉÉ</w:t>
+            </w:r>
+            <w:r>
+              <w:rPr>
+                <w:rFonts w:ascii="BRH Devanagari Extra" w:hAnsi="BRH Devanagari Extra" w:cs="BRH Devanagari Extra"/>
+                <w:sz w:val="32"/>
+                <w:szCs w:val="32"/>
+              </w:rPr>
+              <w:t>ÿerÉÉåÌiÉ wÉÉåpÉ</w:t>
+            </w:r>
+            <w:r>
+              <w:rPr>
+                <w:rFonts w:ascii="BRH Malayalam Extra" w:hAnsi="BRH Malayalam Extra" w:cs="BRH Devanagari Extra"/>
+                <w:szCs w:val="32"/>
+              </w:rPr>
+              <w:t>–</w:t>
+            </w:r>
+            <w:r>
+              <w:rPr>
+                <w:rFonts w:ascii="BRH Devanagari Extra" w:hAnsi="BRH Devanagari Extra" w:cs="BRH Devanagari Extra"/>
+                <w:sz w:val="32"/>
+                <w:szCs w:val="32"/>
+              </w:rPr>
+              <w:t>rÉ</w:t>
+            </w:r>
+            <w:r>
+              <w:rPr>
+                <w:rFonts w:ascii="BRH Devanagari Extra" w:hAnsi="BRH Devanagari Extra" w:cs="BRH Devanagari Extra"/>
+                <w:sz w:val="32"/>
+                <w:szCs w:val="32"/>
+                <w:highlight w:val="yellow"/>
+              </w:rPr>
+              <w:t>iÉÉ</w:t>
+            </w:r>
+            <w:r>
+              <w:rPr>
+                <w:rFonts w:ascii="BRH Devanagari Extra" w:hAnsi="BRH Devanagari Extra" w:cs="BRH Devanagari Extra"/>
+                <w:sz w:val="32"/>
+                <w:szCs w:val="32"/>
+              </w:rPr>
+              <w:t>ÿerÉÉåÌiÉwÉÉ rÉlirÉÑpÉ</w:t>
+            </w:r>
+            <w:r>
+              <w:rPr>
+                <w:rFonts w:ascii="BRH Malayalam Extra" w:hAnsi="BRH Malayalam Extra" w:cs="BRH Devanagari Extra"/>
+                <w:szCs w:val="32"/>
+              </w:rPr>
+              <w:t>–</w:t>
+            </w:r>
+            <w:r>
+              <w:rPr>
+                <w:rFonts w:ascii="BRH Devanagari Extra" w:hAnsi="BRH Devanagari Extra" w:cs="BRH Devanagari Extra"/>
+                <w:sz w:val="32"/>
+                <w:szCs w:val="32"/>
+              </w:rPr>
+              <w:t xml:space="preserve">rÉiÉþÈ | </w:t>
+            </w:r>
+          </w:p>
+          <w:p>
+            <w:pPr>
+              <w:widowControl w:val="0"/>
+              <w:autoSpaceDE w:val="0"/>
+              <w:autoSpaceDN w:val="0"/>
+              <w:adjustRightInd w:val="0"/>
+              <w:spacing w:before="0" w:line="240" w:lineRule="auto"/>
+              <w:rPr>
+                <w:rFonts w:ascii="BRH Devanagari Extra" w:hAnsi="BRH Devanagari Extra" w:cs="BRH Devanagari Extra"/>
+                <w:sz w:val="32"/>
+                <w:szCs w:val="32"/>
+              </w:rPr>
+            </w:pPr>
+            <w:r>
+              <w:rPr>
+                <w:rFonts w:ascii="BRH Devanagari Extra" w:hAnsi="BRH Devanagari Extra" w:cs="BRH Devanagari Extra"/>
+                <w:sz w:val="32"/>
+                <w:szCs w:val="32"/>
+              </w:rPr>
+              <w:t>(</w:t>
+            </w:r>
+            <w:r>
+              <w:rPr>
+                <w:rFonts w:cs="BRH Devanagari Extra"/>
+                <w:szCs w:val="32"/>
+              </w:rPr>
+              <w:t>25</w:t>
+            </w:r>
+            <w:r>
+              <w:rPr>
+                <w:rFonts w:ascii="BRH Devanagari Extra" w:hAnsi="BRH Devanagari Extra" w:cs="BRH Devanagari Extra"/>
+                <w:sz w:val="32"/>
+                <w:szCs w:val="32"/>
+              </w:rPr>
+              <w:t>)</w:t>
+            </w:r>
+            <w:r>
+              <w:rPr>
+                <w:rFonts w:cs="BRH Devanagari Extra"/>
+                <w:szCs w:val="32"/>
+              </w:rPr>
+              <w:t>[P36</w:t>
+            </w:r>
+            <w:r>
+              <w:rPr>
+                <w:rFonts w:ascii="BRH Devanagari Extra" w:hAnsi="BRH Devanagari Extra" w:cs="BRH Devanagari Extra"/>
+                <w:sz w:val="32"/>
+                <w:szCs w:val="32"/>
+              </w:rPr>
+              <w:t xml:space="preserve">] </w:t>
+            </w:r>
+            <w:r>
+              <w:rPr>
+                <w:rFonts w:cs="BRH Devanagari Extra"/>
+                <w:szCs w:val="32"/>
+              </w:rPr>
+              <w:t>7</w:t>
+            </w:r>
+            <w:r>
+              <w:rPr>
+                <w:rFonts w:ascii="BRH Devanagari Extra" w:hAnsi="BRH Devanagari Extra" w:cs="BRH Devanagari Extra"/>
+                <w:sz w:val="32"/>
+                <w:szCs w:val="32"/>
+              </w:rPr>
+              <w:t>.</w:t>
+            </w:r>
+            <w:r>
+              <w:rPr>
+                <w:rFonts w:cs="BRH Devanagari Extra"/>
+                <w:szCs w:val="32"/>
+              </w:rPr>
+              <w:t>4</w:t>
+            </w:r>
+            <w:r>
+              <w:rPr>
+                <w:rFonts w:ascii="BRH Devanagari Extra" w:hAnsi="BRH Devanagari Extra" w:cs="BRH Devanagari Extra"/>
+                <w:sz w:val="32"/>
+                <w:szCs w:val="32"/>
+              </w:rPr>
+              <w:t>.</w:t>
+            </w:r>
+            <w:r>
+              <w:rPr>
+                <w:rFonts w:cs="BRH Devanagari Extra"/>
+                <w:szCs w:val="32"/>
+              </w:rPr>
+              <w:t>11</w:t>
+            </w:r>
+            <w:r>
+              <w:rPr>
+                <w:rFonts w:ascii="BRH Devanagari Extra" w:hAnsi="BRH Devanagari Extra" w:cs="BRH Devanagari Extra"/>
+                <w:sz w:val="32"/>
+                <w:szCs w:val="32"/>
+              </w:rPr>
+              <w:t>.</w:t>
+            </w:r>
+            <w:r>
+              <w:rPr>
+                <w:rFonts w:cs="BRH Devanagari Extra"/>
+                <w:szCs w:val="32"/>
+              </w:rPr>
+              <w:t>3</w:t>
+            </w:r>
+            <w:r>
+              <w:rPr>
+                <w:rFonts w:ascii="BRH Devanagari Extra" w:hAnsi="BRH Devanagari Extra" w:cs="BRH Devanagari Extra"/>
+                <w:sz w:val="32"/>
+                <w:szCs w:val="32"/>
+              </w:rPr>
+              <w:t>(</w:t>
+            </w:r>
+            <w:r>
+              <w:rPr>
+                <w:rFonts w:cs="BRH Devanagari Extra"/>
+                <w:szCs w:val="32"/>
+              </w:rPr>
+              <w:t>20</w:t>
+            </w:r>
+            <w:r>
+              <w:rPr>
+                <w:rFonts w:ascii="BRH Devanagari Extra" w:hAnsi="BRH Devanagari Extra" w:cs="BRH Devanagari Extra"/>
+                <w:sz w:val="32"/>
+                <w:szCs w:val="32"/>
+              </w:rPr>
+              <w:t>)- E</w:t>
+            </w:r>
+            <w:r>
+              <w:rPr>
+                <w:rFonts w:ascii="BRH Malayalam Extra" w:hAnsi="BRH Malayalam Extra" w:cs="BRH Devanagari Extra"/>
+                <w:szCs w:val="32"/>
+              </w:rPr>
+              <w:t>–</w:t>
+            </w:r>
+            <w:r>
+              <w:rPr>
+                <w:rFonts w:ascii="BRH Devanagari Extra" w:hAnsi="BRH Devanagari Extra" w:cs="BRH Devanagari Extra"/>
+                <w:sz w:val="32"/>
+                <w:szCs w:val="32"/>
+              </w:rPr>
+              <w:t>pÉ</w:t>
+            </w:r>
+            <w:r>
+              <w:rPr>
+                <w:rFonts w:ascii="BRH Malayalam Extra" w:hAnsi="BRH Malayalam Extra" w:cs="BRH Devanagari Extra"/>
+                <w:szCs w:val="32"/>
+              </w:rPr>
+              <w:t>–</w:t>
+            </w:r>
+            <w:r>
+              <w:rPr>
+                <w:rFonts w:ascii="BRH Devanagari Extra" w:hAnsi="BRH Devanagari Extra" w:cs="BRH Devanagari Extra"/>
+                <w:sz w:val="32"/>
+                <w:szCs w:val="32"/>
+              </w:rPr>
+              <w:t>rÉ</w:t>
+            </w:r>
+            <w:r>
+              <w:rPr>
+                <w:rFonts w:ascii="BRH Devanagari Extra" w:hAnsi="BRH Devanagari Extra" w:cs="BRH Devanagari Extra"/>
+                <w:sz w:val="32"/>
+                <w:szCs w:val="32"/>
+                <w:highlight w:val="yellow"/>
+              </w:rPr>
+              <w:t>iÉ</w:t>
+            </w:r>
+            <w:r>
+              <w:rPr>
+                <w:rFonts w:ascii="BRH Devanagari Extra" w:hAnsi="BRH Devanagari Extra" w:cs="BRH Devanagari Extra"/>
+                <w:sz w:val="32"/>
+                <w:szCs w:val="32"/>
+              </w:rPr>
+              <w:t>ÉÿerÉÉåÌiÉwÉÉ |</w:t>
+            </w:r>
+          </w:p>
+          <w:p>
+            <w:pPr>
+              <w:widowControl w:val="0"/>
+              <w:autoSpaceDE w:val="0"/>
+              <w:autoSpaceDN w:val="0"/>
+              <w:adjustRightInd w:val="0"/>
+              <w:spacing w:before="0" w:line="240" w:lineRule="auto"/>
+              <w:rPr>
+                <w:rFonts w:ascii="BRH Devanagari Extra" w:hAnsi="BRH Devanagari Extra" w:cs="BRH Devanagari Extra"/>
+                <w:sz w:val="32"/>
+                <w:szCs w:val="32"/>
+              </w:rPr>
+            </w:pPr>
+            <w:r>
+              <w:rPr>
+                <w:rFonts w:ascii="BRH Devanagari Extra" w:hAnsi="BRH Devanagari Extra" w:cs="BRH Devanagari Extra"/>
+                <w:sz w:val="32"/>
+                <w:szCs w:val="32"/>
+              </w:rPr>
+              <w:t>E</w:t>
+            </w:r>
+            <w:r>
+              <w:rPr>
+                <w:rFonts w:ascii="BRH Malayalam Extra" w:hAnsi="BRH Malayalam Extra" w:cs="BRH Devanagari Extra"/>
+                <w:szCs w:val="32"/>
+              </w:rPr>
+              <w:t>–</w:t>
+            </w:r>
+            <w:r>
+              <w:rPr>
+                <w:rFonts w:ascii="BRH Devanagari Extra" w:hAnsi="BRH Devanagari Extra" w:cs="BRH Devanagari Extra"/>
+                <w:sz w:val="32"/>
+                <w:szCs w:val="32"/>
+              </w:rPr>
+              <w:t>pÉ</w:t>
+            </w:r>
+            <w:r>
+              <w:rPr>
+                <w:rFonts w:ascii="BRH Malayalam Extra" w:hAnsi="BRH Malayalam Extra" w:cs="BRH Devanagari Extra"/>
+                <w:szCs w:val="32"/>
+              </w:rPr>
+              <w:t>–</w:t>
+            </w:r>
+            <w:r>
+              <w:rPr>
+                <w:rFonts w:ascii="BRH Devanagari Extra" w:hAnsi="BRH Devanagari Extra" w:cs="BRH Devanagari Extra"/>
+                <w:sz w:val="32"/>
+                <w:szCs w:val="32"/>
+              </w:rPr>
+              <w:t>rÉ</w:t>
+            </w:r>
+            <w:r>
+              <w:rPr>
+                <w:rFonts w:ascii="BRH Devanagari Extra" w:hAnsi="BRH Devanagari Extra" w:cs="BRH Devanagari Extra"/>
+                <w:sz w:val="32"/>
+                <w:szCs w:val="32"/>
+                <w:highlight w:val="yellow"/>
+              </w:rPr>
+              <w:t>iÉÉ</w:t>
+            </w:r>
+            <w:r>
+              <w:rPr>
+                <w:rFonts w:ascii="BRH Devanagari Extra" w:hAnsi="BRH Devanagari Extra" w:cs="BRH Devanagari Extra"/>
+                <w:sz w:val="32"/>
+                <w:szCs w:val="32"/>
+              </w:rPr>
+              <w:t>ÿerÉÉåÌiÉ</w:t>
+            </w:r>
+            <w:r>
+              <w:rPr>
+                <w:rFonts w:ascii="BRH Malayalam Extra" w:hAnsi="BRH Malayalam Extra" w:cs="BRH Devanagari Extra"/>
+                <w:szCs w:val="32"/>
+              </w:rPr>
+              <w:t>–</w:t>
+            </w:r>
+            <w:r>
+              <w:rPr>
+                <w:rFonts w:ascii="BRH Devanagari Extra" w:hAnsi="BRH Devanagari Extra" w:cs="BRH Devanagari Extra"/>
+                <w:sz w:val="32"/>
+                <w:szCs w:val="32"/>
+              </w:rPr>
+              <w:t>wÉåirÉÑþpÉ</w:t>
+            </w:r>
+            <w:r>
+              <w:rPr>
+                <w:rFonts w:ascii="BRH Malayalam Extra" w:hAnsi="BRH Malayalam Extra" w:cs="BRH Devanagari Extra"/>
+                <w:szCs w:val="32"/>
+              </w:rPr>
+              <w:t>–</w:t>
+            </w:r>
+            <w:r>
+              <w:rPr>
+                <w:rFonts w:ascii="BRH Devanagari Extra" w:hAnsi="BRH Devanagari Extra" w:cs="BRH Devanagari Extra"/>
+                <w:sz w:val="32"/>
+                <w:szCs w:val="32"/>
+              </w:rPr>
+              <w:t>rÉiÉþÈ - erÉÉå</w:t>
+            </w:r>
+            <w:r>
+              <w:rPr>
+                <w:rFonts w:ascii="BRH Malayalam Extra" w:hAnsi="BRH Malayalam Extra" w:cs="BRH Devanagari Extra"/>
+                <w:szCs w:val="32"/>
+              </w:rPr>
+              <w:t>–</w:t>
+            </w:r>
+            <w:r>
+              <w:rPr>
+                <w:rFonts w:ascii="BRH Devanagari Extra" w:hAnsi="BRH Devanagari Extra" w:cs="BRH Devanagari Extra"/>
+                <w:sz w:val="32"/>
+                <w:szCs w:val="32"/>
+              </w:rPr>
+              <w:t>ÌiÉ</w:t>
+            </w:r>
+            <w:r>
+              <w:rPr>
+                <w:rFonts w:ascii="BRH Malayalam Extra" w:hAnsi="BRH Malayalam Extra" w:cs="BRH Devanagari Extra"/>
+                <w:szCs w:val="32"/>
+              </w:rPr>
+              <w:t>–</w:t>
+            </w:r>
+            <w:r>
+              <w:rPr>
+                <w:rFonts w:ascii="BRH Devanagari Extra" w:hAnsi="BRH Devanagari Extra" w:cs="BRH Devanagari Extra"/>
+                <w:sz w:val="32"/>
+                <w:szCs w:val="32"/>
+              </w:rPr>
+              <w:t>wÉÉ</w:t>
+            </w:r>
+            <w:r>
+              <w:rPr>
+                <w:rFonts w:ascii="BRH Malayalam Extra" w:hAnsi="BRH Malayalam Extra" w:cs="BRH Devanagari Extra"/>
+                <w:szCs w:val="32"/>
+              </w:rPr>
+              <w:t>–</w:t>
+            </w:r>
+            <w:r>
+              <w:rPr>
+                <w:rFonts w:ascii="BRH Devanagari Extra" w:hAnsi="BRH Devanagari Extra" w:cs="BRH Devanagari Extra"/>
+                <w:sz w:val="32"/>
+                <w:szCs w:val="32"/>
+              </w:rPr>
+              <w:t xml:space="preserve"> | </w:t>
+            </w:r>
+          </w:p>
+        </w:tc>
+        <w:tc>
+          <w:tcPr>
+            <w:tcW w:w="7230" w:type="dxa"/>
+          </w:tcPr>
+          <w:p>
+            <w:pPr>
+              <w:widowControl w:val="0"/>
+              <w:autoSpaceDE w:val="0"/>
+              <w:autoSpaceDN w:val="0"/>
+              <w:adjustRightInd w:val="0"/>
+              <w:spacing w:before="0" w:line="240" w:lineRule="auto"/>
+              <w:rPr>
+                <w:rFonts w:ascii="BRH Devanagari Extra" w:hAnsi="BRH Devanagari Extra" w:cs="BRH Devanagari Extra"/>
+                <w:sz w:val="32"/>
+                <w:szCs w:val="32"/>
+              </w:rPr>
+            </w:pPr>
+            <w:r>
+              <w:rPr>
+                <w:rFonts w:ascii="BRH Devanagari Extra" w:hAnsi="BRH Devanagari Extra" w:cs="BRH Devanagari Extra"/>
+                <w:sz w:val="32"/>
+                <w:szCs w:val="32"/>
+              </w:rPr>
+              <w:lastRenderedPageBreak/>
+              <w:t>(</w:t>
+            </w:r>
+            <w:r>
+              <w:rPr>
+                <w:rFonts w:cs="BRH Devanagari Extra"/>
+                <w:szCs w:val="32"/>
+              </w:rPr>
+              <w:t>22</w:t>
+            </w:r>
+            <w:r>
+              <w:rPr>
+                <w:rFonts w:ascii="BRH Devanagari Extra" w:hAnsi="BRH Devanagari Extra" w:cs="BRH Devanagari Extra"/>
+                <w:sz w:val="32"/>
+                <w:szCs w:val="32"/>
+              </w:rPr>
+              <w:t>)</w:t>
+            </w:r>
+            <w:r>
+              <w:rPr>
+                <w:rFonts w:cs="BRH Devanagari Extra"/>
+                <w:szCs w:val="32"/>
+              </w:rPr>
+              <w:t>[P36</w:t>
+            </w:r>
+            <w:r>
+              <w:rPr>
+                <w:rFonts w:ascii="BRH Devanagari Extra" w:hAnsi="BRH Devanagari Extra" w:cs="BRH Devanagari Extra"/>
+                <w:sz w:val="32"/>
+                <w:szCs w:val="32"/>
+              </w:rPr>
+              <w:t xml:space="preserve">] </w:t>
+            </w:r>
+            <w:r>
+              <w:rPr>
+                <w:rFonts w:cs="BRH Devanagari Extra"/>
+                <w:szCs w:val="32"/>
+              </w:rPr>
+              <w:t>7</w:t>
+            </w:r>
+            <w:r>
+              <w:rPr>
+                <w:rFonts w:ascii="BRH Devanagari Extra" w:hAnsi="BRH Devanagari Extra" w:cs="BRH Devanagari Extra"/>
+                <w:sz w:val="32"/>
+                <w:szCs w:val="32"/>
+              </w:rPr>
+              <w:t>.</w:t>
+            </w:r>
+            <w:r>
+              <w:rPr>
+                <w:rFonts w:cs="BRH Devanagari Extra"/>
+                <w:szCs w:val="32"/>
+              </w:rPr>
+              <w:t>4</w:t>
+            </w:r>
+            <w:r>
+              <w:rPr>
+                <w:rFonts w:ascii="BRH Devanagari Extra" w:hAnsi="BRH Devanagari Extra" w:cs="BRH Devanagari Extra"/>
+                <w:sz w:val="32"/>
+                <w:szCs w:val="32"/>
+              </w:rPr>
+              <w:t>.</w:t>
+            </w:r>
+            <w:r>
+              <w:rPr>
+                <w:rFonts w:cs="BRH Devanagari Extra"/>
+                <w:szCs w:val="32"/>
+              </w:rPr>
+              <w:t>11</w:t>
+            </w:r>
+            <w:r>
+              <w:rPr>
+                <w:rFonts w:ascii="BRH Devanagari Extra" w:hAnsi="BRH Devanagari Extra" w:cs="BRH Devanagari Extra"/>
+                <w:sz w:val="32"/>
+                <w:szCs w:val="32"/>
+              </w:rPr>
+              <w:t>.</w:t>
+            </w:r>
+            <w:r>
+              <w:rPr>
+                <w:rFonts w:cs="BRH Devanagari Extra"/>
+                <w:szCs w:val="32"/>
+              </w:rPr>
+              <w:t>3</w:t>
+            </w:r>
+            <w:r>
+              <w:rPr>
+                <w:rFonts w:ascii="BRH Devanagari Extra" w:hAnsi="BRH Devanagari Extra" w:cs="BRH Devanagari Extra"/>
+                <w:sz w:val="32"/>
+                <w:szCs w:val="32"/>
+              </w:rPr>
+              <w:t>(</w:t>
+            </w:r>
+            <w:r>
+              <w:rPr>
+                <w:rFonts w:cs="BRH Devanagari Extra"/>
+                <w:szCs w:val="32"/>
+              </w:rPr>
+              <w:t>18</w:t>
+            </w:r>
+            <w:r>
+              <w:rPr>
+                <w:rFonts w:ascii="BRH Devanagari Extra" w:hAnsi="BRH Devanagari Extra" w:cs="BRH Devanagari Extra"/>
+                <w:sz w:val="32"/>
+                <w:szCs w:val="32"/>
+              </w:rPr>
+              <w:t>)- mÉëÌiÉþ | ÌiÉ</w:t>
+            </w:r>
+            <w:r>
+              <w:rPr>
+                <w:rFonts w:ascii="BRH Malayalam Extra" w:hAnsi="BRH Malayalam Extra" w:cs="BRH Devanagari Extra"/>
+                <w:szCs w:val="32"/>
+              </w:rPr>
+              <w:t>–</w:t>
+            </w:r>
+            <w:r>
+              <w:rPr>
+                <w:rFonts w:ascii="BRH Devanagari Extra" w:hAnsi="BRH Devanagari Extra" w:cs="BRH Devanagari Extra"/>
+                <w:sz w:val="32"/>
+                <w:szCs w:val="32"/>
+              </w:rPr>
+              <w:t>¸</w:t>
+            </w:r>
+            <w:r>
+              <w:rPr>
+                <w:rFonts w:ascii="BRH Malayalam Extra" w:hAnsi="BRH Malayalam Extra" w:cs="BRH Devanagari Extra"/>
+                <w:szCs w:val="32"/>
+              </w:rPr>
+              <w:t>–</w:t>
+            </w:r>
+            <w:r>
+              <w:rPr>
+                <w:rFonts w:ascii="BRH Devanagari Extra" w:hAnsi="BRH Devanagari Extra" w:cs="BRH Devanagari Extra"/>
+                <w:sz w:val="32"/>
+                <w:szCs w:val="32"/>
+              </w:rPr>
+              <w:t>ÎliÉ</w:t>
+            </w:r>
+            <w:r>
+              <w:rPr>
+                <w:rFonts w:ascii="BRH Malayalam Extra" w:hAnsi="BRH Malayalam Extra" w:cs="BRH Devanagari Extra"/>
+                <w:szCs w:val="32"/>
+              </w:rPr>
+              <w:t>–</w:t>
+            </w:r>
+            <w:r>
+              <w:rPr>
+                <w:rFonts w:ascii="BRH Devanagari Extra" w:hAnsi="BRH Devanagari Extra" w:cs="BRH Devanagari Extra"/>
+                <w:sz w:val="32"/>
+                <w:szCs w:val="32"/>
+              </w:rPr>
+              <w:t xml:space="preserve"> | E</w:t>
+            </w:r>
+            <w:r>
+              <w:rPr>
+                <w:rFonts w:ascii="BRH Malayalam Extra" w:hAnsi="BRH Malayalam Extra" w:cs="BRH Devanagari Extra"/>
+                <w:szCs w:val="32"/>
+              </w:rPr>
+              <w:t>–</w:t>
+            </w:r>
+            <w:r>
+              <w:rPr>
+                <w:rFonts w:ascii="BRH Devanagari Extra" w:hAnsi="BRH Devanagari Extra" w:cs="BRH Devanagari Extra"/>
+                <w:sz w:val="32"/>
+                <w:szCs w:val="32"/>
+              </w:rPr>
+              <w:t>pÉ</w:t>
+            </w:r>
+            <w:r>
+              <w:rPr>
+                <w:rFonts w:ascii="BRH Malayalam Extra" w:hAnsi="BRH Malayalam Extra" w:cs="BRH Devanagari Extra"/>
+                <w:szCs w:val="32"/>
+              </w:rPr>
+              <w:t>–</w:t>
+            </w:r>
+            <w:r>
+              <w:rPr>
+                <w:rFonts w:ascii="BRH Devanagari Extra" w:hAnsi="BRH Devanagari Extra" w:cs="BRH Devanagari Extra"/>
+                <w:sz w:val="32"/>
+                <w:szCs w:val="32"/>
+              </w:rPr>
+              <w:t>rÉ</w:t>
+            </w:r>
+            <w:r>
+              <w:rPr>
+                <w:rFonts w:ascii="BRH Devanagari Extra" w:hAnsi="BRH Devanagari Extra" w:cs="BRH Devanagari Extra"/>
+                <w:sz w:val="32"/>
+                <w:szCs w:val="32"/>
+                <w:highlight w:val="green"/>
+              </w:rPr>
+              <w:t>iÉÉ</w:t>
+            </w:r>
+            <w:r>
+              <w:rPr>
+                <w:rFonts w:ascii="BRH Devanagari Extra" w:hAnsi="BRH Devanagari Extra" w:cs="BRH Devanagari Extra"/>
+                <w:sz w:val="32"/>
+                <w:szCs w:val="32"/>
+              </w:rPr>
+              <w:t>åÿerÉÉåÌiÉwÉÉ |</w:t>
+            </w:r>
+          </w:p>
+          <w:p>
+            <w:pPr>
+              <w:widowControl w:val="0"/>
+              <w:autoSpaceDE w:val="0"/>
+              <w:autoSpaceDN w:val="0"/>
+              <w:adjustRightInd w:val="0"/>
+              <w:spacing w:before="0" w:line="240" w:lineRule="auto"/>
+              <w:rPr>
+                <w:rFonts w:ascii="BRH Devanagari Extra" w:hAnsi="BRH Devanagari Extra" w:cs="BRH Devanagari Extra"/>
+                <w:sz w:val="32"/>
+                <w:szCs w:val="32"/>
+              </w:rPr>
+            </w:pPr>
+            <w:r>
+              <w:rPr>
+                <w:rFonts w:ascii="BRH Devanagari Extra" w:hAnsi="BRH Devanagari Extra" w:cs="BRH Devanagari Extra"/>
+                <w:sz w:val="32"/>
+                <w:szCs w:val="32"/>
+              </w:rPr>
+              <w:t>mÉëÌiÉþ ÌiÉ¸ÎliÉ ÌiÉ¸ÎliÉ</w:t>
+            </w:r>
+            <w:r>
+              <w:rPr>
+                <w:rFonts w:ascii="BRH Malayalam Extra" w:hAnsi="BRH Malayalam Extra" w:cs="BRH Devanagari Extra"/>
+                <w:szCs w:val="32"/>
+              </w:rPr>
+              <w:t>–</w:t>
+            </w:r>
+            <w:r>
+              <w:rPr>
+                <w:rFonts w:ascii="BRH Devanagari Extra" w:hAnsi="BRH Devanagari Extra" w:cs="BRH Devanagari Extra"/>
+                <w:sz w:val="32"/>
+                <w:szCs w:val="32"/>
+              </w:rPr>
+              <w:t xml:space="preserve"> mÉëÌiÉ</w:t>
+            </w:r>
+            <w:r>
+              <w:rPr>
+                <w:rFonts w:ascii="BRH Malayalam Extra" w:hAnsi="BRH Malayalam Extra" w:cs="BRH Devanagari Extra"/>
+                <w:szCs w:val="32"/>
+              </w:rPr>
+              <w:t>–</w:t>
+            </w:r>
+            <w:r>
+              <w:rPr>
+                <w:rFonts w:ascii="BRH Devanagari Extra" w:hAnsi="BRH Devanagari Extra" w:cs="BRH Devanagari Extra"/>
+                <w:sz w:val="32"/>
+                <w:szCs w:val="32"/>
+              </w:rPr>
+              <w:t xml:space="preserve"> mÉëÌiÉþ ÌiÉ¸ lirÉÑpÉ</w:t>
+            </w:r>
+            <w:r>
+              <w:rPr>
+                <w:rFonts w:ascii="BRH Malayalam Extra" w:hAnsi="BRH Malayalam Extra" w:cs="BRH Devanagari Extra"/>
+                <w:szCs w:val="32"/>
+              </w:rPr>
+              <w:t>–</w:t>
+            </w:r>
+            <w:r>
+              <w:rPr>
+                <w:rFonts w:ascii="BRH Devanagari Extra" w:hAnsi="BRH Devanagari Extra" w:cs="BRH Devanagari Extra"/>
+                <w:sz w:val="32"/>
+                <w:szCs w:val="32"/>
+              </w:rPr>
+              <w:t>rÉ</w:t>
+            </w:r>
+            <w:r>
+              <w:rPr>
+                <w:rFonts w:ascii="BRH Devanagari Extra" w:hAnsi="BRH Devanagari Extra" w:cs="BRH Devanagari Extra"/>
+                <w:sz w:val="32"/>
+                <w:szCs w:val="32"/>
+                <w:highlight w:val="green"/>
+              </w:rPr>
+              <w:t>iÉÉ</w:t>
+            </w:r>
+            <w:r>
+              <w:rPr>
+                <w:rFonts w:ascii="BRH Devanagari Extra" w:hAnsi="BRH Devanagari Extra" w:cs="BRH Devanagari Extra"/>
+                <w:sz w:val="32"/>
+                <w:szCs w:val="32"/>
+              </w:rPr>
+              <w:t xml:space="preserve">åÿerÉÉåÌiÉ </w:t>
+            </w:r>
+          </w:p>
+          <w:p>
+            <w:pPr>
+              <w:widowControl w:val="0"/>
+              <w:autoSpaceDE w:val="0"/>
+              <w:autoSpaceDN w:val="0"/>
+              <w:adjustRightInd w:val="0"/>
+              <w:spacing w:before="0" w:line="240" w:lineRule="auto"/>
+              <w:rPr>
+                <w:rFonts w:ascii="BRH Devanagari Extra" w:hAnsi="BRH Devanagari Extra" w:cs="BRH Devanagari Extra"/>
+                <w:sz w:val="32"/>
+                <w:szCs w:val="32"/>
+              </w:rPr>
+            </w:pPr>
+            <w:r>
+              <w:rPr>
+                <w:rFonts w:ascii="BRH Devanagari Extra" w:hAnsi="BRH Devanagari Extra" w:cs="BRH Devanagari Extra"/>
+                <w:sz w:val="32"/>
+                <w:szCs w:val="32"/>
+              </w:rPr>
+              <w:t>wÉÉåpÉ</w:t>
+            </w:r>
+            <w:r>
+              <w:rPr>
+                <w:rFonts w:ascii="BRH Malayalam Extra" w:hAnsi="BRH Malayalam Extra" w:cs="BRH Devanagari Extra"/>
+                <w:szCs w:val="32"/>
+              </w:rPr>
+              <w:t>–</w:t>
+            </w:r>
+            <w:r>
+              <w:rPr>
+                <w:rFonts w:ascii="BRH Devanagari Extra" w:hAnsi="BRH Devanagari Extra" w:cs="BRH Devanagari Extra"/>
+                <w:sz w:val="32"/>
+                <w:szCs w:val="32"/>
+              </w:rPr>
+              <w:t>rÉ</w:t>
+            </w:r>
+            <w:r>
+              <w:rPr>
+                <w:rFonts w:ascii="BRH Devanagari Extra" w:hAnsi="BRH Devanagari Extra" w:cs="BRH Devanagari Extra"/>
+                <w:sz w:val="32"/>
+                <w:szCs w:val="32"/>
+                <w:highlight w:val="green"/>
+              </w:rPr>
+              <w:t>iÉ</w:t>
+            </w:r>
+            <w:r>
+              <w:rPr>
+                <w:rFonts w:ascii="BRH Devanagari Extra" w:hAnsi="BRH Devanagari Extra" w:cs="BRH Devanagari Extra"/>
+                <w:sz w:val="32"/>
+                <w:szCs w:val="32"/>
+              </w:rPr>
+              <w:t>ÉåÿerÉÉåÌiÉwÉÉ ÌiÉ¸ÎliÉ</w:t>
+            </w:r>
+            <w:r>
+              <w:rPr>
+                <w:rFonts w:ascii="BRH Malayalam Extra" w:hAnsi="BRH Malayalam Extra" w:cs="BRH Devanagari Extra"/>
+                <w:szCs w:val="32"/>
+              </w:rPr>
+              <w:t>–</w:t>
+            </w:r>
+            <w:r>
+              <w:rPr>
+                <w:rFonts w:ascii="BRH Devanagari Extra" w:hAnsi="BRH Devanagari Extra" w:cs="BRH Devanagari Extra"/>
+                <w:sz w:val="32"/>
+                <w:szCs w:val="32"/>
+              </w:rPr>
+              <w:t xml:space="preserve"> mÉëÌiÉ</w:t>
+            </w:r>
+            <w:r>
+              <w:rPr>
+                <w:rFonts w:ascii="BRH Malayalam Extra" w:hAnsi="BRH Malayalam Extra" w:cs="BRH Devanagari Extra"/>
+                <w:szCs w:val="32"/>
+              </w:rPr>
+              <w:t>–</w:t>
+            </w:r>
+            <w:r>
+              <w:rPr>
+                <w:rFonts w:ascii="BRH Devanagari Extra" w:hAnsi="BRH Devanagari Extra" w:cs="BRH Devanagari Extra"/>
+                <w:sz w:val="32"/>
+                <w:szCs w:val="32"/>
+              </w:rPr>
+              <w:t xml:space="preserve"> mÉëÌiÉþ ÌiÉ¸ lirÉÑpÉ</w:t>
+            </w:r>
+            <w:r>
+              <w:rPr>
+                <w:rFonts w:ascii="BRH Malayalam Extra" w:hAnsi="BRH Malayalam Extra" w:cs="BRH Devanagari Extra"/>
+                <w:szCs w:val="32"/>
+              </w:rPr>
+              <w:t>–</w:t>
+            </w:r>
+            <w:r>
+              <w:rPr>
+                <w:rFonts w:ascii="BRH Devanagari Extra" w:hAnsi="BRH Devanagari Extra" w:cs="BRH Devanagari Extra"/>
+                <w:sz w:val="32"/>
+                <w:szCs w:val="32"/>
+              </w:rPr>
+              <w:t>r</w:t>
+            </w:r>
+            <w:r>
+              <w:rPr>
+                <w:rFonts w:ascii="BRH Devanagari Extra" w:hAnsi="BRH Devanagari Extra" w:cs="BRH Devanagari Extra"/>
+                <w:sz w:val="32"/>
+                <w:szCs w:val="32"/>
+                <w:highlight w:val="green"/>
+              </w:rPr>
+              <w:t>ÉiÉ</w:t>
+            </w:r>
+            <w:r>
+              <w:rPr>
+                <w:rFonts w:ascii="BRH Devanagari Extra" w:hAnsi="BRH Devanagari Extra" w:cs="BRH Devanagari Extra"/>
+                <w:sz w:val="32"/>
+                <w:szCs w:val="32"/>
+              </w:rPr>
+              <w:t xml:space="preserve">ÉåÿerÉÉåÌiÉwÉÉ | </w:t>
+            </w:r>
+          </w:p>
+          <w:p>
+            <w:pPr>
+              <w:widowControl w:val="0"/>
+              <w:autoSpaceDE w:val="0"/>
+              <w:autoSpaceDN w:val="0"/>
+              <w:adjustRightInd w:val="0"/>
+              <w:spacing w:before="0" w:line="240" w:lineRule="auto"/>
+              <w:rPr>
+                <w:rFonts w:ascii="BRH Devanagari Extra" w:hAnsi="BRH Devanagari Extra" w:cs="BRH Devanagari Extra"/>
+                <w:sz w:val="32"/>
+                <w:szCs w:val="32"/>
+              </w:rPr>
+            </w:pPr>
+            <w:r>
+              <w:rPr>
+                <w:rFonts w:ascii="BRH Devanagari Extra" w:hAnsi="BRH Devanagari Extra" w:cs="BRH Devanagari Extra"/>
+                <w:sz w:val="32"/>
+                <w:szCs w:val="32"/>
+              </w:rPr>
+              <w:t>(</w:t>
+            </w:r>
+            <w:r>
+              <w:rPr>
+                <w:rFonts w:cs="BRH Devanagari Extra"/>
+                <w:szCs w:val="32"/>
+              </w:rPr>
+              <w:t>23</w:t>
+            </w:r>
+            <w:r>
+              <w:rPr>
+                <w:rFonts w:ascii="BRH Devanagari Extra" w:hAnsi="BRH Devanagari Extra" w:cs="BRH Devanagari Extra"/>
+                <w:sz w:val="32"/>
+                <w:szCs w:val="32"/>
+              </w:rPr>
+              <w:t>)</w:t>
+            </w:r>
+            <w:r>
+              <w:rPr>
+                <w:rFonts w:cs="BRH Devanagari Extra"/>
+                <w:szCs w:val="32"/>
+              </w:rPr>
+              <w:t>[P36</w:t>
+            </w:r>
+            <w:r>
+              <w:rPr>
+                <w:rFonts w:ascii="BRH Devanagari Extra" w:hAnsi="BRH Devanagari Extra" w:cs="BRH Devanagari Extra"/>
+                <w:sz w:val="32"/>
+                <w:szCs w:val="32"/>
+              </w:rPr>
+              <w:t xml:space="preserve">] </w:t>
+            </w:r>
+            <w:r>
+              <w:rPr>
+                <w:rFonts w:cs="BRH Devanagari Extra"/>
+                <w:szCs w:val="32"/>
+              </w:rPr>
+              <w:t>7</w:t>
+            </w:r>
+            <w:r>
+              <w:rPr>
+                <w:rFonts w:ascii="BRH Devanagari Extra" w:hAnsi="BRH Devanagari Extra" w:cs="BRH Devanagari Extra"/>
+                <w:sz w:val="32"/>
+                <w:szCs w:val="32"/>
+              </w:rPr>
+              <w:t>.</w:t>
+            </w:r>
+            <w:r>
+              <w:rPr>
+                <w:rFonts w:cs="BRH Devanagari Extra"/>
+                <w:szCs w:val="32"/>
+              </w:rPr>
+              <w:t>4</w:t>
+            </w:r>
+            <w:r>
+              <w:rPr>
+                <w:rFonts w:ascii="BRH Devanagari Extra" w:hAnsi="BRH Devanagari Extra" w:cs="BRH Devanagari Extra"/>
+                <w:sz w:val="32"/>
+                <w:szCs w:val="32"/>
+              </w:rPr>
+              <w:t>.</w:t>
+            </w:r>
+            <w:r>
+              <w:rPr>
+                <w:rFonts w:cs="BRH Devanagari Extra"/>
+                <w:szCs w:val="32"/>
+              </w:rPr>
+              <w:t>11</w:t>
+            </w:r>
+            <w:r>
+              <w:rPr>
+                <w:rFonts w:ascii="BRH Devanagari Extra" w:hAnsi="BRH Devanagari Extra" w:cs="BRH Devanagari Extra"/>
+                <w:sz w:val="32"/>
+                <w:szCs w:val="32"/>
+              </w:rPr>
+              <w:t>.</w:t>
+            </w:r>
+            <w:r>
+              <w:rPr>
+                <w:rFonts w:cs="BRH Devanagari Extra"/>
+                <w:szCs w:val="32"/>
+              </w:rPr>
+              <w:t>3</w:t>
+            </w:r>
+            <w:r>
+              <w:rPr>
+                <w:rFonts w:ascii="BRH Devanagari Extra" w:hAnsi="BRH Devanagari Extra" w:cs="BRH Devanagari Extra"/>
+                <w:sz w:val="32"/>
+                <w:szCs w:val="32"/>
+              </w:rPr>
+              <w:t>(</w:t>
+            </w:r>
+            <w:r>
+              <w:rPr>
+                <w:rFonts w:cs="BRH Devanagari Extra"/>
+                <w:szCs w:val="32"/>
+              </w:rPr>
+              <w:t>19</w:t>
+            </w:r>
+            <w:r>
+              <w:rPr>
+                <w:rFonts w:ascii="BRH Devanagari Extra" w:hAnsi="BRH Devanagari Extra" w:cs="BRH Devanagari Extra"/>
+                <w:sz w:val="32"/>
+                <w:szCs w:val="32"/>
+              </w:rPr>
+              <w:t>)- ÌiÉ</w:t>
+            </w:r>
+            <w:r>
+              <w:rPr>
+                <w:rFonts w:ascii="BRH Malayalam Extra" w:hAnsi="BRH Malayalam Extra" w:cs="BRH Devanagari Extra"/>
+                <w:szCs w:val="32"/>
+              </w:rPr>
+              <w:t>–</w:t>
+            </w:r>
+            <w:r>
+              <w:rPr>
+                <w:rFonts w:ascii="BRH Devanagari Extra" w:hAnsi="BRH Devanagari Extra" w:cs="BRH Devanagari Extra"/>
+                <w:sz w:val="32"/>
+                <w:szCs w:val="32"/>
+              </w:rPr>
+              <w:t>¸</w:t>
+            </w:r>
+            <w:r>
+              <w:rPr>
+                <w:rFonts w:ascii="BRH Malayalam Extra" w:hAnsi="BRH Malayalam Extra" w:cs="BRH Devanagari Extra"/>
+                <w:szCs w:val="32"/>
+              </w:rPr>
+              <w:t>–</w:t>
+            </w:r>
+            <w:r>
+              <w:rPr>
+                <w:rFonts w:ascii="BRH Devanagari Extra" w:hAnsi="BRH Devanagari Extra" w:cs="BRH Devanagari Extra"/>
+                <w:sz w:val="32"/>
+                <w:szCs w:val="32"/>
+              </w:rPr>
+              <w:t>ÎliÉ</w:t>
+            </w:r>
+            <w:r>
+              <w:rPr>
+                <w:rFonts w:ascii="BRH Malayalam Extra" w:hAnsi="BRH Malayalam Extra" w:cs="BRH Devanagari Extra"/>
+                <w:szCs w:val="32"/>
+              </w:rPr>
+              <w:t>–</w:t>
+            </w:r>
+            <w:r>
+              <w:rPr>
+                <w:rFonts w:ascii="BRH Devanagari Extra" w:hAnsi="BRH Devanagari Extra" w:cs="BRH Devanagari Extra"/>
+                <w:sz w:val="32"/>
+                <w:szCs w:val="32"/>
+              </w:rPr>
+              <w:t xml:space="preserve"> | E</w:t>
+            </w:r>
+            <w:r>
+              <w:rPr>
+                <w:rFonts w:ascii="BRH Malayalam Extra" w:hAnsi="BRH Malayalam Extra" w:cs="BRH Devanagari Extra"/>
+                <w:szCs w:val="32"/>
+              </w:rPr>
+              <w:t>–</w:t>
+            </w:r>
+            <w:r>
+              <w:rPr>
+                <w:rFonts w:ascii="BRH Devanagari Extra" w:hAnsi="BRH Devanagari Extra" w:cs="BRH Devanagari Extra"/>
+                <w:sz w:val="32"/>
+                <w:szCs w:val="32"/>
+              </w:rPr>
+              <w:t>pÉ</w:t>
+            </w:r>
+            <w:r>
+              <w:rPr>
+                <w:rFonts w:ascii="BRH Malayalam Extra" w:hAnsi="BRH Malayalam Extra" w:cs="BRH Devanagari Extra"/>
+                <w:szCs w:val="32"/>
+              </w:rPr>
+              <w:t>–</w:t>
+            </w:r>
+            <w:r>
+              <w:rPr>
+                <w:rFonts w:ascii="BRH Devanagari Extra" w:hAnsi="BRH Devanagari Extra" w:cs="BRH Devanagari Extra"/>
+                <w:sz w:val="32"/>
+                <w:szCs w:val="32"/>
+              </w:rPr>
+              <w:t>rÉ</w:t>
+            </w:r>
+            <w:r>
+              <w:rPr>
+                <w:rFonts w:ascii="BRH Devanagari Extra" w:hAnsi="BRH Devanagari Extra" w:cs="BRH Devanagari Extra"/>
+                <w:sz w:val="32"/>
+                <w:szCs w:val="32"/>
+                <w:highlight w:val="green"/>
+              </w:rPr>
+              <w:t>iÉÉ</w:t>
+            </w:r>
+            <w:r>
+              <w:rPr>
+                <w:rFonts w:ascii="BRH Devanagari Extra" w:hAnsi="BRH Devanagari Extra" w:cs="BRH Devanagari Extra"/>
+                <w:sz w:val="32"/>
+                <w:szCs w:val="32"/>
+              </w:rPr>
+              <w:t>åÿerÉÉåÌiÉwÉÉ | rÉ</w:t>
+            </w:r>
+            <w:r>
+              <w:rPr>
+                <w:rFonts w:ascii="BRH Malayalam Extra" w:hAnsi="BRH Malayalam Extra" w:cs="BRH Devanagari Extra"/>
+                <w:szCs w:val="32"/>
+              </w:rPr>
+              <w:t>–</w:t>
+            </w:r>
+            <w:r>
+              <w:rPr>
+                <w:rFonts w:ascii="BRH Devanagari Extra" w:hAnsi="BRH Devanagari Extra" w:cs="BRH Devanagari Extra"/>
+                <w:sz w:val="32"/>
+                <w:szCs w:val="32"/>
+              </w:rPr>
+              <w:t>ÎliÉ</w:t>
+            </w:r>
+            <w:r>
+              <w:rPr>
+                <w:rFonts w:ascii="BRH Malayalam Extra" w:hAnsi="BRH Malayalam Extra" w:cs="BRH Devanagari Extra"/>
+                <w:szCs w:val="32"/>
+              </w:rPr>
+              <w:t>–</w:t>
+            </w:r>
+            <w:r>
+              <w:rPr>
+                <w:rFonts w:ascii="BRH Devanagari Extra" w:hAnsi="BRH Devanagari Extra" w:cs="BRH Devanagari Extra"/>
+                <w:sz w:val="32"/>
+                <w:szCs w:val="32"/>
+              </w:rPr>
+              <w:t xml:space="preserve"> |</w:t>
+            </w:r>
+          </w:p>
+          <w:p>
+            <w:pPr>
+              <w:widowControl w:val="0"/>
+              <w:autoSpaceDE w:val="0"/>
+              <w:autoSpaceDN w:val="0"/>
+              <w:adjustRightInd w:val="0"/>
+              <w:spacing w:before="0" w:line="240" w:lineRule="auto"/>
+              <w:rPr>
+                <w:rFonts w:ascii="BRH Devanagari Extra" w:hAnsi="BRH Devanagari Extra" w:cs="BRH Devanagari Extra"/>
+                <w:sz w:val="32"/>
+                <w:szCs w:val="32"/>
+              </w:rPr>
+            </w:pPr>
+            <w:r>
+              <w:rPr>
+                <w:rFonts w:ascii="BRH Devanagari Extra" w:hAnsi="BRH Devanagari Extra" w:cs="BRH Devanagari Extra"/>
+                <w:sz w:val="32"/>
+                <w:szCs w:val="32"/>
+              </w:rPr>
+              <w:t>ÌiÉ</w:t>
+            </w:r>
+            <w:r>
+              <w:rPr>
+                <w:rFonts w:ascii="BRH Malayalam Extra" w:hAnsi="BRH Malayalam Extra" w:cs="BRH Devanagari Extra"/>
+                <w:szCs w:val="32"/>
+              </w:rPr>
+              <w:t>–</w:t>
+            </w:r>
+            <w:r>
+              <w:rPr>
+                <w:rFonts w:ascii="BRH Devanagari Extra" w:hAnsi="BRH Devanagari Extra" w:cs="BRH Devanagari Extra"/>
+                <w:sz w:val="32"/>
+                <w:szCs w:val="32"/>
+              </w:rPr>
+              <w:t>¸</w:t>
+            </w:r>
+            <w:r>
+              <w:rPr>
+                <w:rFonts w:ascii="BRH Malayalam Extra" w:hAnsi="BRH Malayalam Extra" w:cs="BRH Devanagari Extra"/>
+                <w:szCs w:val="32"/>
+              </w:rPr>
+              <w:t>–</w:t>
+            </w:r>
+            <w:r>
+              <w:rPr>
+                <w:rFonts w:ascii="BRH Devanagari Extra" w:hAnsi="BRH Devanagari Extra" w:cs="BRH Devanagari Extra"/>
+                <w:sz w:val="32"/>
+                <w:szCs w:val="32"/>
+              </w:rPr>
+              <w:t xml:space="preserve"> lirÉÑ</w:t>
+            </w:r>
+            <w:r>
+              <w:rPr>
+                <w:rFonts w:ascii="BRH Malayalam Extra" w:hAnsi="BRH Malayalam Extra" w:cs="BRH Devanagari Extra"/>
+                <w:szCs w:val="32"/>
+              </w:rPr>
+              <w:t>–</w:t>
+            </w:r>
+            <w:r>
+              <w:rPr>
+                <w:rFonts w:ascii="BRH Devanagari Extra" w:hAnsi="BRH Devanagari Extra" w:cs="BRH Devanagari Extra"/>
+                <w:sz w:val="32"/>
+                <w:szCs w:val="32"/>
+              </w:rPr>
+              <w:t>pÉ</w:t>
+            </w:r>
+            <w:r>
+              <w:rPr>
+                <w:rFonts w:ascii="BRH Malayalam Extra" w:hAnsi="BRH Malayalam Extra" w:cs="BRH Devanagari Extra"/>
+                <w:szCs w:val="32"/>
+              </w:rPr>
+              <w:t>–</w:t>
+            </w:r>
+            <w:r>
+              <w:rPr>
+                <w:rFonts w:ascii="BRH Devanagari Extra" w:hAnsi="BRH Devanagari Extra" w:cs="BRH Devanagari Extra"/>
+                <w:sz w:val="32"/>
+                <w:szCs w:val="32"/>
+              </w:rPr>
+              <w:t>rÉ</w:t>
+            </w:r>
+            <w:r>
+              <w:rPr>
+                <w:rFonts w:ascii="BRH Devanagari Extra" w:hAnsi="BRH Devanagari Extra" w:cs="BRH Devanagari Extra"/>
+                <w:sz w:val="32"/>
+                <w:szCs w:val="32"/>
+                <w:highlight w:val="green"/>
+              </w:rPr>
+              <w:t>iÉ</w:t>
+            </w:r>
+            <w:r>
+              <w:rPr>
+                <w:rFonts w:ascii="BRH Devanagari Extra" w:hAnsi="BRH Devanagari Extra" w:cs="BRH Devanagari Extra"/>
+                <w:sz w:val="32"/>
+                <w:szCs w:val="32"/>
+              </w:rPr>
+              <w:t>ÉåÿerÉÉåÌiÉ wÉÉåpÉ</w:t>
+            </w:r>
+            <w:r>
+              <w:rPr>
+                <w:rFonts w:ascii="BRH Malayalam Extra" w:hAnsi="BRH Malayalam Extra" w:cs="BRH Devanagari Extra"/>
+                <w:szCs w:val="32"/>
+              </w:rPr>
+              <w:t>–</w:t>
+            </w:r>
+            <w:r>
+              <w:rPr>
+                <w:rFonts w:ascii="BRH Devanagari Extra" w:hAnsi="BRH Devanagari Extra" w:cs="BRH Devanagari Extra"/>
+                <w:sz w:val="32"/>
+                <w:szCs w:val="32"/>
+              </w:rPr>
+              <w:t>rÉ</w:t>
+            </w:r>
+            <w:r>
+              <w:rPr>
+                <w:rFonts w:ascii="BRH Devanagari Extra" w:hAnsi="BRH Devanagari Extra" w:cs="BRH Devanagari Extra"/>
+                <w:sz w:val="32"/>
+                <w:szCs w:val="32"/>
+                <w:highlight w:val="green"/>
+              </w:rPr>
+              <w:t>iÉÉ</w:t>
+            </w:r>
+            <w:r>
+              <w:rPr>
+                <w:rFonts w:ascii="BRH Devanagari Extra" w:hAnsi="BRH Devanagari Extra" w:cs="BRH Devanagari Extra"/>
+                <w:sz w:val="32"/>
+                <w:szCs w:val="32"/>
+              </w:rPr>
+              <w:t xml:space="preserve">åÿerÉÉåÌiÉwÉÉ ÌiÉ¸ÎliÉ ÌiÉ¸ </w:t>
+            </w:r>
+          </w:p>
+          <w:p>
+            <w:pPr>
+              <w:widowControl w:val="0"/>
+              <w:autoSpaceDE w:val="0"/>
+              <w:autoSpaceDN w:val="0"/>
+              <w:adjustRightInd w:val="0"/>
+              <w:spacing w:before="0" w:line="240" w:lineRule="auto"/>
+              <w:rPr>
+                <w:rFonts w:ascii="BRH Devanagari Extra" w:hAnsi="BRH Devanagari Extra" w:cs="BRH Devanagari Extra"/>
+                <w:sz w:val="32"/>
+                <w:szCs w:val="32"/>
+              </w:rPr>
+            </w:pPr>
+            <w:r>
+              <w:rPr>
+                <w:rFonts w:ascii="BRH Devanagari Extra" w:hAnsi="BRH Devanagari Extra" w:cs="BRH Devanagari Extra"/>
+                <w:sz w:val="32"/>
+                <w:szCs w:val="32"/>
+              </w:rPr>
+              <w:t>lirÉÑpÉ</w:t>
+            </w:r>
+            <w:r>
+              <w:rPr>
+                <w:rFonts w:ascii="BRH Malayalam Extra" w:hAnsi="BRH Malayalam Extra" w:cs="BRH Devanagari Extra"/>
+                <w:szCs w:val="32"/>
+              </w:rPr>
+              <w:t>–</w:t>
+            </w:r>
+            <w:r>
+              <w:rPr>
+                <w:rFonts w:ascii="BRH Devanagari Extra" w:hAnsi="BRH Devanagari Extra" w:cs="BRH Devanagari Extra"/>
+                <w:sz w:val="32"/>
+                <w:szCs w:val="32"/>
+              </w:rPr>
+              <w:t>rÉ</w:t>
+            </w:r>
+            <w:r>
+              <w:rPr>
+                <w:rFonts w:ascii="BRH Devanagari Extra" w:hAnsi="BRH Devanagari Extra" w:cs="BRH Devanagari Extra"/>
+                <w:sz w:val="32"/>
+                <w:szCs w:val="32"/>
+                <w:highlight w:val="green"/>
+              </w:rPr>
+              <w:t>iÉ</w:t>
+            </w:r>
+            <w:r>
+              <w:rPr>
+                <w:rFonts w:ascii="BRH Devanagari Extra" w:hAnsi="BRH Devanagari Extra" w:cs="BRH Devanagari Extra"/>
+                <w:sz w:val="32"/>
+                <w:szCs w:val="32"/>
+              </w:rPr>
+              <w:t>ÉåÿerÉÉåÌiÉwÉÉ rÉÎliÉ rÉlirÉÑpÉ</w:t>
+            </w:r>
+            <w:r>
+              <w:rPr>
+                <w:rFonts w:ascii="BRH Malayalam Extra" w:hAnsi="BRH Malayalam Extra" w:cs="BRH Devanagari Extra"/>
+                <w:szCs w:val="32"/>
+              </w:rPr>
+              <w:t>–</w:t>
+            </w:r>
+            <w:r>
+              <w:rPr>
+                <w:rFonts w:ascii="BRH Devanagari Extra" w:hAnsi="BRH Devanagari Extra" w:cs="BRH Devanagari Extra"/>
+                <w:sz w:val="32"/>
+                <w:szCs w:val="32"/>
+              </w:rPr>
+              <w:t>rÉ</w:t>
+            </w:r>
+            <w:r>
+              <w:rPr>
+                <w:rFonts w:ascii="BRH Devanagari Extra" w:hAnsi="BRH Devanagari Extra" w:cs="BRH Devanagari Extra"/>
+                <w:sz w:val="32"/>
+                <w:szCs w:val="32"/>
+                <w:highlight w:val="green"/>
+              </w:rPr>
+              <w:t>iÉ</w:t>
+            </w:r>
+            <w:r>
+              <w:rPr>
+                <w:rFonts w:ascii="BRH Devanagari Extra" w:hAnsi="BRH Devanagari Extra" w:cs="BRH Devanagari Extra"/>
+                <w:sz w:val="32"/>
+                <w:szCs w:val="32"/>
+              </w:rPr>
+              <w:t xml:space="preserve">ÉåÿerÉÉåÌiÉwÉÉ ÌiÉ¸ÎliÉ ÌiÉ¸ </w:t>
+            </w:r>
+          </w:p>
+          <w:p>
+            <w:pPr>
+              <w:widowControl w:val="0"/>
+              <w:autoSpaceDE w:val="0"/>
+              <w:autoSpaceDN w:val="0"/>
+              <w:adjustRightInd w:val="0"/>
+              <w:spacing w:before="0" w:line="240" w:lineRule="auto"/>
+              <w:rPr>
+                <w:rFonts w:ascii="BRH Devanagari Extra" w:hAnsi="BRH Devanagari Extra" w:cs="BRH Devanagari Extra"/>
+                <w:sz w:val="32"/>
+                <w:szCs w:val="32"/>
+              </w:rPr>
+            </w:pPr>
+            <w:r>
+              <w:rPr>
+                <w:rFonts w:ascii="BRH Devanagari Extra" w:hAnsi="BRH Devanagari Extra" w:cs="BRH Devanagari Extra"/>
+                <w:sz w:val="32"/>
+                <w:szCs w:val="32"/>
+              </w:rPr>
+              <w:t>lirÉÑpÉ</w:t>
+            </w:r>
+            <w:r>
+              <w:rPr>
+                <w:rFonts w:ascii="BRH Malayalam Extra" w:hAnsi="BRH Malayalam Extra" w:cs="BRH Devanagari Extra"/>
+                <w:szCs w:val="32"/>
+              </w:rPr>
+              <w:t>–</w:t>
+            </w:r>
+            <w:r>
+              <w:rPr>
+                <w:rFonts w:ascii="BRH Devanagari Extra" w:hAnsi="BRH Devanagari Extra" w:cs="BRH Devanagari Extra"/>
+                <w:sz w:val="32"/>
+                <w:szCs w:val="32"/>
+              </w:rPr>
+              <w:t>rÉ</w:t>
+            </w:r>
+            <w:r>
+              <w:rPr>
+                <w:rFonts w:ascii="BRH Devanagari Extra" w:hAnsi="BRH Devanagari Extra" w:cs="BRH Devanagari Extra"/>
+                <w:sz w:val="32"/>
+                <w:szCs w:val="32"/>
+                <w:highlight w:val="green"/>
+              </w:rPr>
+              <w:t>iÉ</w:t>
+            </w:r>
+            <w:r>
+              <w:rPr>
+                <w:rFonts w:ascii="BRH Devanagari Extra" w:hAnsi="BRH Devanagari Extra" w:cs="BRH Devanagari Extra"/>
+                <w:sz w:val="32"/>
+                <w:szCs w:val="32"/>
+              </w:rPr>
+              <w:t xml:space="preserve">ÉÿåerÉÉåÌiÉwÉÉ rÉÎliÉ | </w:t>
+            </w:r>
+          </w:p>
+          <w:p>
+            <w:pPr>
+              <w:widowControl w:val="0"/>
+              <w:autoSpaceDE w:val="0"/>
+              <w:autoSpaceDN w:val="0"/>
+              <w:adjustRightInd w:val="0"/>
+              <w:spacing w:before="0" w:line="240" w:lineRule="auto"/>
+              <w:rPr>
+                <w:rFonts w:ascii="BRH Devanagari Extra" w:hAnsi="BRH Devanagari Extra" w:cs="BRH Devanagari Extra"/>
+                <w:sz w:val="32"/>
+                <w:szCs w:val="32"/>
+              </w:rPr>
+            </w:pPr>
+          </w:p>
+          <w:p>
+            <w:pPr>
+              <w:widowControl w:val="0"/>
+              <w:autoSpaceDE w:val="0"/>
+              <w:autoSpaceDN w:val="0"/>
+              <w:adjustRightInd w:val="0"/>
+              <w:spacing w:before="0" w:line="240" w:lineRule="auto"/>
+              <w:rPr>
+                <w:rFonts w:ascii="BRH Devanagari Extra" w:hAnsi="BRH Devanagari Extra" w:cs="BRH Devanagari Extra"/>
+                <w:sz w:val="32"/>
+                <w:szCs w:val="32"/>
+              </w:rPr>
+            </w:pPr>
+            <w:r>
+              <w:rPr>
+                <w:rFonts w:ascii="BRH Devanagari Extra" w:hAnsi="BRH Devanagari Extra" w:cs="BRH Devanagari Extra"/>
+                <w:sz w:val="32"/>
+                <w:szCs w:val="32"/>
+              </w:rPr>
+              <w:lastRenderedPageBreak/>
+              <w:t>(</w:t>
+            </w:r>
+            <w:r>
+              <w:rPr>
+                <w:rFonts w:cs="BRH Devanagari Extra"/>
+                <w:szCs w:val="32"/>
+              </w:rPr>
+              <w:t>24</w:t>
+            </w:r>
+            <w:r>
+              <w:rPr>
+                <w:rFonts w:ascii="BRH Devanagari Extra" w:hAnsi="BRH Devanagari Extra" w:cs="BRH Devanagari Extra"/>
+                <w:sz w:val="32"/>
+                <w:szCs w:val="32"/>
+              </w:rPr>
+              <w:t>)</w:t>
+            </w:r>
+            <w:r>
+              <w:rPr>
+                <w:rFonts w:cs="BRH Devanagari Extra"/>
+                <w:szCs w:val="32"/>
+              </w:rPr>
+              <w:t>[P36</w:t>
+            </w:r>
+            <w:r>
+              <w:rPr>
+                <w:rFonts w:ascii="BRH Devanagari Extra" w:hAnsi="BRH Devanagari Extra" w:cs="BRH Devanagari Extra"/>
+                <w:sz w:val="32"/>
+                <w:szCs w:val="32"/>
+              </w:rPr>
+              <w:t xml:space="preserve">] </w:t>
+            </w:r>
+            <w:r>
+              <w:rPr>
+                <w:rFonts w:cs="BRH Devanagari Extra"/>
+                <w:szCs w:val="32"/>
+              </w:rPr>
+              <w:t>7</w:t>
+            </w:r>
+            <w:r>
+              <w:rPr>
+                <w:rFonts w:ascii="BRH Devanagari Extra" w:hAnsi="BRH Devanagari Extra" w:cs="BRH Devanagari Extra"/>
+                <w:sz w:val="32"/>
+                <w:szCs w:val="32"/>
+              </w:rPr>
+              <w:t>.</w:t>
+            </w:r>
+            <w:r>
+              <w:rPr>
+                <w:rFonts w:cs="BRH Devanagari Extra"/>
+                <w:szCs w:val="32"/>
+              </w:rPr>
+              <w:t>4</w:t>
+            </w:r>
+            <w:r>
+              <w:rPr>
+                <w:rFonts w:ascii="BRH Devanagari Extra" w:hAnsi="BRH Devanagari Extra" w:cs="BRH Devanagari Extra"/>
+                <w:sz w:val="32"/>
+                <w:szCs w:val="32"/>
+              </w:rPr>
+              <w:t>.</w:t>
+            </w:r>
+            <w:r>
+              <w:rPr>
+                <w:rFonts w:cs="BRH Devanagari Extra"/>
+                <w:szCs w:val="32"/>
+              </w:rPr>
+              <w:t>11</w:t>
+            </w:r>
+            <w:r>
+              <w:rPr>
+                <w:rFonts w:ascii="BRH Devanagari Extra" w:hAnsi="BRH Devanagari Extra" w:cs="BRH Devanagari Extra"/>
+                <w:sz w:val="32"/>
+                <w:szCs w:val="32"/>
+              </w:rPr>
+              <w:t>.</w:t>
+            </w:r>
+            <w:r>
+              <w:rPr>
+                <w:rFonts w:cs="BRH Devanagari Extra"/>
+                <w:szCs w:val="32"/>
+              </w:rPr>
+              <w:t>3</w:t>
+            </w:r>
+            <w:r>
+              <w:rPr>
+                <w:rFonts w:ascii="BRH Devanagari Extra" w:hAnsi="BRH Devanagari Extra" w:cs="BRH Devanagari Extra"/>
+                <w:sz w:val="32"/>
+                <w:szCs w:val="32"/>
+              </w:rPr>
+              <w:t>(</w:t>
+            </w:r>
+            <w:r>
+              <w:rPr>
+                <w:rFonts w:cs="BRH Devanagari Extra"/>
+                <w:szCs w:val="32"/>
+              </w:rPr>
+              <w:t>20</w:t>
+            </w:r>
+            <w:r>
+              <w:rPr>
+                <w:rFonts w:ascii="BRH Devanagari Extra" w:hAnsi="BRH Devanagari Extra" w:cs="BRH Devanagari Extra"/>
+                <w:sz w:val="32"/>
+                <w:szCs w:val="32"/>
+              </w:rPr>
+              <w:t>)- E</w:t>
+            </w:r>
+            <w:r>
+              <w:rPr>
+                <w:rFonts w:ascii="BRH Malayalam Extra" w:hAnsi="BRH Malayalam Extra" w:cs="BRH Devanagari Extra"/>
+                <w:szCs w:val="32"/>
+              </w:rPr>
+              <w:t>–</w:t>
+            </w:r>
+            <w:r>
+              <w:rPr>
+                <w:rFonts w:ascii="BRH Devanagari Extra" w:hAnsi="BRH Devanagari Extra" w:cs="BRH Devanagari Extra"/>
+                <w:sz w:val="32"/>
+                <w:szCs w:val="32"/>
+              </w:rPr>
+              <w:t>pÉ</w:t>
+            </w:r>
+            <w:r>
+              <w:rPr>
+                <w:rFonts w:ascii="BRH Malayalam Extra" w:hAnsi="BRH Malayalam Extra" w:cs="BRH Devanagari Extra"/>
+                <w:szCs w:val="32"/>
+              </w:rPr>
+              <w:t>–</w:t>
+            </w:r>
+            <w:r>
+              <w:rPr>
+                <w:rFonts w:ascii="BRH Devanagari Extra" w:hAnsi="BRH Devanagari Extra" w:cs="BRH Devanagari Extra"/>
+                <w:sz w:val="32"/>
+                <w:szCs w:val="32"/>
+              </w:rPr>
+              <w:t>rÉiÉÉåÿerÉÉåÌiÉwÉÉ | rÉ</w:t>
+            </w:r>
+            <w:r>
+              <w:rPr>
+                <w:rFonts w:ascii="BRH Malayalam Extra" w:hAnsi="BRH Malayalam Extra" w:cs="BRH Devanagari Extra"/>
+                <w:szCs w:val="32"/>
+              </w:rPr>
+              <w:t>–</w:t>
+            </w:r>
+            <w:r>
+              <w:rPr>
+                <w:rFonts w:ascii="BRH Devanagari Extra" w:hAnsi="BRH Devanagari Extra" w:cs="BRH Devanagari Extra"/>
+                <w:sz w:val="32"/>
+                <w:szCs w:val="32"/>
+              </w:rPr>
+              <w:t>ÎliÉ</w:t>
+            </w:r>
+            <w:r>
+              <w:rPr>
+                <w:rFonts w:ascii="BRH Malayalam Extra" w:hAnsi="BRH Malayalam Extra" w:cs="BRH Devanagari Extra"/>
+                <w:szCs w:val="32"/>
+              </w:rPr>
+              <w:t>–</w:t>
+            </w:r>
+            <w:r>
+              <w:rPr>
+                <w:rFonts w:ascii="BRH Devanagari Extra" w:hAnsi="BRH Devanagari Extra" w:cs="BRH Devanagari Extra"/>
+                <w:sz w:val="32"/>
+                <w:szCs w:val="32"/>
+              </w:rPr>
+              <w:t xml:space="preserve"> | </w:t>
+            </w:r>
+          </w:p>
+          <w:p>
+            <w:pPr>
+              <w:widowControl w:val="0"/>
+              <w:autoSpaceDE w:val="0"/>
+              <w:autoSpaceDN w:val="0"/>
+              <w:adjustRightInd w:val="0"/>
+              <w:spacing w:before="0" w:line="240" w:lineRule="auto"/>
+              <w:rPr>
+                <w:rFonts w:ascii="BRH Devanagari Extra" w:hAnsi="BRH Devanagari Extra" w:cs="BRH Devanagari Extra"/>
+                <w:sz w:val="32"/>
+                <w:szCs w:val="32"/>
+              </w:rPr>
+            </w:pPr>
+            <w:r>
+              <w:rPr>
+                <w:rFonts w:ascii="BRH Devanagari Extra" w:hAnsi="BRH Devanagari Extra" w:cs="BRH Devanagari Extra"/>
+                <w:sz w:val="32"/>
+                <w:szCs w:val="32"/>
+              </w:rPr>
+              <w:t>E</w:t>
+            </w:r>
+            <w:r>
+              <w:rPr>
+                <w:rFonts w:ascii="BRH Malayalam Extra" w:hAnsi="BRH Malayalam Extra" w:cs="BRH Devanagari Extra"/>
+                <w:szCs w:val="32"/>
+              </w:rPr>
+              <w:t>–</w:t>
+            </w:r>
+            <w:r>
+              <w:rPr>
+                <w:rFonts w:ascii="BRH Devanagari Extra" w:hAnsi="BRH Devanagari Extra" w:cs="BRH Devanagari Extra"/>
+                <w:sz w:val="32"/>
+                <w:szCs w:val="32"/>
+              </w:rPr>
+              <w:t>pÉ</w:t>
+            </w:r>
+            <w:r>
+              <w:rPr>
+                <w:rFonts w:ascii="BRH Malayalam Extra" w:hAnsi="BRH Malayalam Extra" w:cs="BRH Devanagari Extra"/>
+                <w:szCs w:val="32"/>
+              </w:rPr>
+              <w:t>–</w:t>
+            </w:r>
+            <w:r>
+              <w:rPr>
+                <w:rFonts w:ascii="BRH Devanagari Extra" w:hAnsi="BRH Devanagari Extra" w:cs="BRH Devanagari Extra"/>
+                <w:sz w:val="32"/>
+                <w:szCs w:val="32"/>
+              </w:rPr>
+              <w:t>rÉiÉþÈ |</w:t>
+            </w:r>
+          </w:p>
+          <w:p>
+            <w:pPr>
+              <w:widowControl w:val="0"/>
+              <w:autoSpaceDE w:val="0"/>
+              <w:autoSpaceDN w:val="0"/>
+              <w:adjustRightInd w:val="0"/>
+              <w:spacing w:before="0" w:line="240" w:lineRule="auto"/>
+              <w:rPr>
+                <w:rFonts w:ascii="BRH Devanagari Extra" w:hAnsi="BRH Devanagari Extra" w:cs="BRH Devanagari Extra"/>
+                <w:sz w:val="32"/>
+                <w:szCs w:val="32"/>
+              </w:rPr>
+            </w:pPr>
+            <w:r>
+              <w:rPr>
+                <w:rFonts w:ascii="BRH Devanagari Extra" w:hAnsi="BRH Devanagari Extra" w:cs="BRH Devanagari Extra"/>
+                <w:sz w:val="32"/>
+                <w:szCs w:val="32"/>
+              </w:rPr>
+              <w:t>E</w:t>
+            </w:r>
+            <w:r>
+              <w:rPr>
+                <w:rFonts w:ascii="BRH Malayalam Extra" w:hAnsi="BRH Malayalam Extra" w:cs="BRH Devanagari Extra"/>
+                <w:szCs w:val="32"/>
+              </w:rPr>
+              <w:t>–</w:t>
+            </w:r>
+            <w:r>
+              <w:rPr>
+                <w:rFonts w:ascii="BRH Devanagari Extra" w:hAnsi="BRH Devanagari Extra" w:cs="BRH Devanagari Extra"/>
+                <w:sz w:val="32"/>
+                <w:szCs w:val="32"/>
+              </w:rPr>
+              <w:t>pÉ</w:t>
+            </w:r>
+            <w:r>
+              <w:rPr>
+                <w:rFonts w:ascii="BRH Malayalam Extra" w:hAnsi="BRH Malayalam Extra" w:cs="BRH Devanagari Extra"/>
+                <w:szCs w:val="32"/>
+              </w:rPr>
+              <w:t>–</w:t>
+            </w:r>
+            <w:r>
+              <w:rPr>
+                <w:rFonts w:ascii="BRH Devanagari Extra" w:hAnsi="BRH Devanagari Extra" w:cs="BRH Devanagari Extra"/>
+                <w:sz w:val="32"/>
+                <w:szCs w:val="32"/>
+              </w:rPr>
+              <w:t>rÉ</w:t>
+            </w:r>
+            <w:r>
+              <w:rPr>
+                <w:rFonts w:ascii="BRH Devanagari Extra" w:hAnsi="BRH Devanagari Extra" w:cs="BRH Devanagari Extra"/>
+                <w:sz w:val="32"/>
+                <w:szCs w:val="32"/>
+                <w:highlight w:val="green"/>
+              </w:rPr>
+              <w:t>iÉ</w:t>
+            </w:r>
+            <w:r>
+              <w:rPr>
+                <w:rFonts w:ascii="BRH Devanagari Extra" w:hAnsi="BRH Devanagari Extra" w:cs="BRH Devanagari Extra"/>
+                <w:sz w:val="32"/>
+                <w:szCs w:val="32"/>
+              </w:rPr>
+              <w:t>ÉÿåerÉÉåÌiÉwÉÉ rÉÎliÉ rÉlirÉÑpÉ</w:t>
+            </w:r>
+            <w:r>
+              <w:rPr>
+                <w:rFonts w:ascii="BRH Malayalam Extra" w:hAnsi="BRH Malayalam Extra" w:cs="BRH Devanagari Extra"/>
+                <w:szCs w:val="32"/>
+              </w:rPr>
+              <w:t>–</w:t>
+            </w:r>
+            <w:r>
+              <w:rPr>
+                <w:rFonts w:ascii="BRH Devanagari Extra" w:hAnsi="BRH Devanagari Extra" w:cs="BRH Devanagari Extra"/>
+                <w:sz w:val="32"/>
+                <w:szCs w:val="32"/>
+              </w:rPr>
+              <w:t>rÉ</w:t>
+            </w:r>
+            <w:r>
+              <w:rPr>
+                <w:rFonts w:ascii="BRH Devanagari Extra" w:hAnsi="BRH Devanagari Extra" w:cs="BRH Devanagari Extra"/>
+                <w:sz w:val="32"/>
+                <w:szCs w:val="32"/>
+                <w:highlight w:val="green"/>
+              </w:rPr>
+              <w:t>iÉÉ</w:t>
+            </w:r>
+            <w:r>
+              <w:rPr>
+                <w:rFonts w:ascii="BRH Devanagari Extra" w:hAnsi="BRH Devanagari Extra" w:cs="BRH Devanagari Extra"/>
+                <w:sz w:val="32"/>
+                <w:szCs w:val="32"/>
+              </w:rPr>
+              <w:t>ÿåerÉÉåÌiÉ wÉÉåpÉ</w:t>
+            </w:r>
+            <w:r>
+              <w:rPr>
+                <w:rFonts w:ascii="BRH Malayalam Extra" w:hAnsi="BRH Malayalam Extra" w:cs="BRH Devanagari Extra"/>
+                <w:szCs w:val="32"/>
+              </w:rPr>
+              <w:t>–</w:t>
+            </w:r>
+            <w:r>
+              <w:rPr>
+                <w:rFonts w:ascii="BRH Devanagari Extra" w:hAnsi="BRH Devanagari Extra" w:cs="BRH Devanagari Extra"/>
+                <w:sz w:val="32"/>
+                <w:szCs w:val="32"/>
+              </w:rPr>
+              <w:t>rÉ</w:t>
+            </w:r>
+            <w:r>
+              <w:rPr>
+                <w:rFonts w:ascii="BRH Devanagari Extra" w:hAnsi="BRH Devanagari Extra" w:cs="BRH Devanagari Extra"/>
+                <w:sz w:val="32"/>
+                <w:szCs w:val="32"/>
+                <w:highlight w:val="green"/>
+              </w:rPr>
+              <w:t>iÉÉÿ</w:t>
+            </w:r>
+            <w:r>
+              <w:rPr>
+                <w:rFonts w:ascii="BRH Devanagari Extra" w:hAnsi="BRH Devanagari Extra" w:cs="BRH Devanagari Extra"/>
+                <w:sz w:val="32"/>
+                <w:szCs w:val="32"/>
+              </w:rPr>
+              <w:t>åerÉÉåÌiÉwÉÉ rÉlirÉÑpÉ</w:t>
+            </w:r>
+            <w:r>
+              <w:rPr>
+                <w:rFonts w:ascii="BRH Malayalam Extra" w:hAnsi="BRH Malayalam Extra" w:cs="BRH Devanagari Extra"/>
+                <w:szCs w:val="32"/>
+              </w:rPr>
+              <w:t>–</w:t>
+            </w:r>
+            <w:r>
+              <w:rPr>
+                <w:rFonts w:ascii="BRH Devanagari Extra" w:hAnsi="BRH Devanagari Extra" w:cs="BRH Devanagari Extra"/>
+                <w:sz w:val="32"/>
+                <w:szCs w:val="32"/>
+              </w:rPr>
+              <w:t>rÉiÉþ EpÉ</w:t>
+            </w:r>
+            <w:r>
+              <w:rPr>
+                <w:rFonts w:ascii="BRH Malayalam Extra" w:hAnsi="BRH Malayalam Extra" w:cs="BRH Devanagari Extra"/>
+                <w:szCs w:val="32"/>
+              </w:rPr>
+              <w:t>–</w:t>
+            </w:r>
+            <w:r>
+              <w:rPr>
+                <w:rFonts w:ascii="BRH Devanagari Extra" w:hAnsi="BRH Devanagari Extra" w:cs="BRH Devanagari Extra"/>
+                <w:sz w:val="32"/>
+                <w:szCs w:val="32"/>
+              </w:rPr>
+              <w:t>rÉiÉÉåþ rÉlirÉÑpÉ</w:t>
+            </w:r>
+            <w:r>
+              <w:rPr>
+                <w:rFonts w:ascii="BRH Malayalam Extra" w:hAnsi="BRH Malayalam Extra" w:cs="BRH Devanagari Extra"/>
+                <w:szCs w:val="32"/>
+              </w:rPr>
+              <w:t>–</w:t>
+            </w:r>
+            <w:r>
+              <w:rPr>
+                <w:rFonts w:ascii="BRH Devanagari Extra" w:hAnsi="BRH Devanagari Extra" w:cs="BRH Devanagari Extra"/>
+                <w:sz w:val="32"/>
+                <w:szCs w:val="32"/>
+              </w:rPr>
+              <w:t>rÉ</w:t>
+            </w:r>
+            <w:r>
+              <w:rPr>
+                <w:rFonts w:ascii="BRH Devanagari Extra" w:hAnsi="BRH Devanagari Extra" w:cs="BRH Devanagari Extra"/>
+                <w:sz w:val="32"/>
+                <w:szCs w:val="32"/>
+                <w:highlight w:val="green"/>
+              </w:rPr>
+              <w:t>iÉÉåÿ</w:t>
+            </w:r>
+            <w:r>
+              <w:rPr>
+                <w:rFonts w:ascii="BRH Devanagari Extra" w:hAnsi="BRH Devanagari Extra" w:cs="BRH Devanagari Extra"/>
+                <w:sz w:val="32"/>
+                <w:szCs w:val="32"/>
+              </w:rPr>
+              <w:t>erÉÉåÌiÉ wÉÉåpÉ</w:t>
+            </w:r>
+            <w:r>
+              <w:rPr>
+                <w:rFonts w:ascii="BRH Malayalam Extra" w:hAnsi="BRH Malayalam Extra" w:cs="BRH Devanagari Extra"/>
+                <w:szCs w:val="32"/>
+              </w:rPr>
+              <w:t>–</w:t>
+            </w:r>
+            <w:r>
+              <w:rPr>
+                <w:rFonts w:ascii="BRH Devanagari Extra" w:hAnsi="BRH Devanagari Extra" w:cs="BRH Devanagari Extra"/>
+                <w:sz w:val="32"/>
+                <w:szCs w:val="32"/>
+              </w:rPr>
+              <w:t>rÉ</w:t>
+            </w:r>
+            <w:r>
+              <w:rPr>
+                <w:rFonts w:ascii="BRH Devanagari Extra" w:hAnsi="BRH Devanagari Extra" w:cs="BRH Devanagari Extra"/>
+                <w:sz w:val="32"/>
+                <w:szCs w:val="32"/>
+                <w:highlight w:val="green"/>
+              </w:rPr>
+              <w:t>iÉÉå</w:t>
+            </w:r>
+            <w:r>
+              <w:rPr>
+                <w:rFonts w:ascii="BRH Devanagari Extra" w:hAnsi="BRH Devanagari Extra" w:cs="BRH Devanagari Extra"/>
+                <w:sz w:val="32"/>
+                <w:szCs w:val="32"/>
+              </w:rPr>
+              <w:t xml:space="preserve">ÿerÉÉåÌiÉwÉÉ </w:t>
+            </w:r>
+          </w:p>
+          <w:p>
+            <w:pPr>
+              <w:widowControl w:val="0"/>
+              <w:autoSpaceDE w:val="0"/>
+              <w:autoSpaceDN w:val="0"/>
+              <w:adjustRightInd w:val="0"/>
+              <w:spacing w:before="0" w:line="240" w:lineRule="auto"/>
+              <w:rPr>
+                <w:rFonts w:ascii="BRH Devanagari Extra" w:hAnsi="BRH Devanagari Extra" w:cs="BRH Devanagari Extra"/>
+                <w:sz w:val="32"/>
+                <w:szCs w:val="32"/>
+              </w:rPr>
+            </w:pPr>
+            <w:r>
+              <w:rPr>
+                <w:rFonts w:ascii="BRH Devanagari Extra" w:hAnsi="BRH Devanagari Extra" w:cs="BRH Devanagari Extra"/>
+                <w:sz w:val="32"/>
+                <w:szCs w:val="32"/>
+              </w:rPr>
+              <w:t>rÉlirÉÑpÉ</w:t>
+            </w:r>
+            <w:r>
+              <w:rPr>
+                <w:rFonts w:ascii="BRH Malayalam Extra" w:hAnsi="BRH Malayalam Extra" w:cs="BRH Devanagari Extra"/>
+                <w:szCs w:val="32"/>
+              </w:rPr>
+              <w:t>–</w:t>
+            </w:r>
+            <w:r>
+              <w:rPr>
+                <w:rFonts w:ascii="BRH Devanagari Extra" w:hAnsi="BRH Devanagari Extra" w:cs="BRH Devanagari Extra"/>
+                <w:sz w:val="32"/>
+                <w:szCs w:val="32"/>
+              </w:rPr>
+              <w:t xml:space="preserve">rÉiÉþÈ | </w:t>
+            </w:r>
+          </w:p>
+          <w:p>
+            <w:pPr>
+              <w:widowControl w:val="0"/>
+              <w:autoSpaceDE w:val="0"/>
+              <w:autoSpaceDN w:val="0"/>
+              <w:adjustRightInd w:val="0"/>
+              <w:spacing w:before="0" w:line="240" w:lineRule="auto"/>
+              <w:rPr>
+                <w:rFonts w:ascii="BRH Devanagari Extra" w:hAnsi="BRH Devanagari Extra" w:cs="BRH Devanagari Extra"/>
+                <w:sz w:val="32"/>
+                <w:szCs w:val="32"/>
+              </w:rPr>
+            </w:pPr>
+            <w:r>
+              <w:rPr>
+                <w:rFonts w:ascii="BRH Devanagari Extra" w:hAnsi="BRH Devanagari Extra" w:cs="BRH Devanagari Extra"/>
+                <w:sz w:val="32"/>
+                <w:szCs w:val="32"/>
+              </w:rPr>
+              <w:t>(</w:t>
+            </w:r>
+            <w:r>
+              <w:rPr>
+                <w:rFonts w:cs="BRH Devanagari Extra"/>
+                <w:szCs w:val="32"/>
+              </w:rPr>
+              <w:t>25</w:t>
+            </w:r>
+            <w:r>
+              <w:rPr>
+                <w:rFonts w:ascii="BRH Devanagari Extra" w:hAnsi="BRH Devanagari Extra" w:cs="BRH Devanagari Extra"/>
+                <w:sz w:val="32"/>
+                <w:szCs w:val="32"/>
+              </w:rPr>
+              <w:t>)</w:t>
+            </w:r>
+            <w:r>
+              <w:rPr>
+                <w:rFonts w:cs="BRH Devanagari Extra"/>
+                <w:szCs w:val="32"/>
+              </w:rPr>
+              <w:t>[P36</w:t>
+            </w:r>
+            <w:r>
+              <w:rPr>
+                <w:rFonts w:ascii="BRH Devanagari Extra" w:hAnsi="BRH Devanagari Extra" w:cs="BRH Devanagari Extra"/>
+                <w:sz w:val="32"/>
+                <w:szCs w:val="32"/>
+              </w:rPr>
+              <w:t xml:space="preserve">] </w:t>
+            </w:r>
+            <w:r>
+              <w:rPr>
+                <w:rFonts w:cs="BRH Devanagari Extra"/>
+                <w:szCs w:val="32"/>
+              </w:rPr>
+              <w:t>7</w:t>
+            </w:r>
+            <w:r>
+              <w:rPr>
+                <w:rFonts w:ascii="BRH Devanagari Extra" w:hAnsi="BRH Devanagari Extra" w:cs="BRH Devanagari Extra"/>
+                <w:sz w:val="32"/>
+                <w:szCs w:val="32"/>
+              </w:rPr>
+              <w:t>.</w:t>
+            </w:r>
+            <w:r>
+              <w:rPr>
+                <w:rFonts w:cs="BRH Devanagari Extra"/>
+                <w:szCs w:val="32"/>
+              </w:rPr>
+              <w:t>4</w:t>
+            </w:r>
+            <w:r>
+              <w:rPr>
+                <w:rFonts w:ascii="BRH Devanagari Extra" w:hAnsi="BRH Devanagari Extra" w:cs="BRH Devanagari Extra"/>
+                <w:sz w:val="32"/>
+                <w:szCs w:val="32"/>
+              </w:rPr>
+              <w:t>.</w:t>
+            </w:r>
+            <w:r>
+              <w:rPr>
+                <w:rFonts w:cs="BRH Devanagari Extra"/>
+                <w:szCs w:val="32"/>
+              </w:rPr>
+              <w:t>11</w:t>
+            </w:r>
+            <w:r>
+              <w:rPr>
+                <w:rFonts w:ascii="BRH Devanagari Extra" w:hAnsi="BRH Devanagari Extra" w:cs="BRH Devanagari Extra"/>
+                <w:sz w:val="32"/>
+                <w:szCs w:val="32"/>
+              </w:rPr>
+              <w:t>.</w:t>
+            </w:r>
+            <w:r>
+              <w:rPr>
+                <w:rFonts w:cs="BRH Devanagari Extra"/>
+                <w:szCs w:val="32"/>
+              </w:rPr>
+              <w:t>3</w:t>
+            </w:r>
+            <w:r>
+              <w:rPr>
+                <w:rFonts w:ascii="BRH Devanagari Extra" w:hAnsi="BRH Devanagari Extra" w:cs="BRH Devanagari Extra"/>
+                <w:sz w:val="32"/>
+                <w:szCs w:val="32"/>
+              </w:rPr>
+              <w:t>(</w:t>
+            </w:r>
+            <w:r>
+              <w:rPr>
+                <w:rFonts w:cs="BRH Devanagari Extra"/>
+                <w:szCs w:val="32"/>
+              </w:rPr>
+              <w:t>20</w:t>
+            </w:r>
+            <w:r>
+              <w:rPr>
+                <w:rFonts w:ascii="BRH Devanagari Extra" w:hAnsi="BRH Devanagari Extra" w:cs="BRH Devanagari Extra"/>
+                <w:sz w:val="32"/>
+                <w:szCs w:val="32"/>
+              </w:rPr>
+              <w:t>)- E</w:t>
+            </w:r>
+            <w:r>
+              <w:rPr>
+                <w:rFonts w:ascii="BRH Malayalam Extra" w:hAnsi="BRH Malayalam Extra" w:cs="BRH Devanagari Extra"/>
+                <w:szCs w:val="32"/>
+              </w:rPr>
+              <w:t>–</w:t>
+            </w:r>
+            <w:r>
+              <w:rPr>
+                <w:rFonts w:ascii="BRH Devanagari Extra" w:hAnsi="BRH Devanagari Extra" w:cs="BRH Devanagari Extra"/>
+                <w:sz w:val="32"/>
+                <w:szCs w:val="32"/>
+              </w:rPr>
+              <w:t>pÉ</w:t>
+            </w:r>
+            <w:r>
+              <w:rPr>
+                <w:rFonts w:ascii="BRH Malayalam Extra" w:hAnsi="BRH Malayalam Extra" w:cs="BRH Devanagari Extra"/>
+                <w:szCs w:val="32"/>
+              </w:rPr>
+              <w:t>–</w:t>
+            </w:r>
+            <w:r>
+              <w:rPr>
+                <w:rFonts w:ascii="BRH Devanagari Extra" w:hAnsi="BRH Devanagari Extra" w:cs="BRH Devanagari Extra"/>
+                <w:sz w:val="32"/>
+                <w:szCs w:val="32"/>
+              </w:rPr>
+              <w:t>rÉ</w:t>
+            </w:r>
+            <w:r>
+              <w:rPr>
+                <w:rFonts w:ascii="BRH Devanagari Extra" w:hAnsi="BRH Devanagari Extra" w:cs="BRH Devanagari Extra"/>
+                <w:sz w:val="32"/>
+                <w:szCs w:val="32"/>
+                <w:highlight w:val="green"/>
+              </w:rPr>
+              <w:t>iÉÉåÿ</w:t>
+            </w:r>
+            <w:r>
+              <w:rPr>
+                <w:rFonts w:ascii="BRH Devanagari Extra" w:hAnsi="BRH Devanagari Extra" w:cs="BRH Devanagari Extra"/>
+                <w:sz w:val="32"/>
+                <w:szCs w:val="32"/>
+              </w:rPr>
+              <w:t>erÉÉåÌiÉwÉÉ |</w:t>
+            </w:r>
+          </w:p>
+          <w:p>
+            <w:pPr>
+              <w:widowControl w:val="0"/>
+              <w:autoSpaceDE w:val="0"/>
+              <w:autoSpaceDN w:val="0"/>
+              <w:adjustRightInd w:val="0"/>
+              <w:spacing w:before="0" w:line="240" w:lineRule="auto"/>
+              <w:rPr>
+                <w:rFonts w:ascii="BRH Devanagari Extra" w:hAnsi="BRH Devanagari Extra" w:cs="BRH Devanagari Extra"/>
+                <w:sz w:val="32"/>
+                <w:szCs w:val="32"/>
+              </w:rPr>
+            </w:pPr>
+            <w:r>
+              <w:rPr>
+                <w:rFonts w:ascii="BRH Devanagari Extra" w:hAnsi="BRH Devanagari Extra" w:cs="BRH Devanagari Extra"/>
+                <w:sz w:val="32"/>
+                <w:szCs w:val="32"/>
+              </w:rPr>
+              <w:t>E</w:t>
+            </w:r>
+            <w:r>
+              <w:rPr>
+                <w:rFonts w:ascii="BRH Malayalam Extra" w:hAnsi="BRH Malayalam Extra" w:cs="BRH Devanagari Extra"/>
+                <w:szCs w:val="32"/>
+              </w:rPr>
+              <w:t>–</w:t>
+            </w:r>
+            <w:r>
+              <w:rPr>
+                <w:rFonts w:ascii="BRH Devanagari Extra" w:hAnsi="BRH Devanagari Extra" w:cs="BRH Devanagari Extra"/>
+                <w:sz w:val="32"/>
+                <w:szCs w:val="32"/>
+              </w:rPr>
+              <w:t>pÉ</w:t>
+            </w:r>
+            <w:r>
+              <w:rPr>
+                <w:rFonts w:ascii="BRH Malayalam Extra" w:hAnsi="BRH Malayalam Extra" w:cs="BRH Devanagari Extra"/>
+                <w:szCs w:val="32"/>
+              </w:rPr>
+              <w:t>–</w:t>
+            </w:r>
+            <w:r>
+              <w:rPr>
+                <w:rFonts w:ascii="BRH Devanagari Extra" w:hAnsi="BRH Devanagari Extra" w:cs="BRH Devanagari Extra"/>
+                <w:sz w:val="32"/>
+                <w:szCs w:val="32"/>
+              </w:rPr>
+              <w:t>rÉ</w:t>
+            </w:r>
+            <w:r>
+              <w:rPr>
+                <w:rFonts w:ascii="BRH Devanagari Extra" w:hAnsi="BRH Devanagari Extra" w:cs="BRH Devanagari Extra"/>
+                <w:sz w:val="32"/>
+                <w:szCs w:val="32"/>
+                <w:highlight w:val="green"/>
+              </w:rPr>
+              <w:t>iÉÉå</w:t>
+            </w:r>
+            <w:r>
+              <w:rPr>
+                <w:rFonts w:ascii="BRH Devanagari Extra" w:hAnsi="BRH Devanagari Extra" w:cs="BRH Devanagari Extra"/>
+                <w:sz w:val="32"/>
+                <w:szCs w:val="32"/>
+              </w:rPr>
+              <w:t>ÿerÉÉåÌiÉ</w:t>
+            </w:r>
+            <w:r>
+              <w:rPr>
+                <w:rFonts w:ascii="BRH Malayalam Extra" w:hAnsi="BRH Malayalam Extra" w:cs="BRH Devanagari Extra"/>
+                <w:szCs w:val="32"/>
+              </w:rPr>
+              <w:t>–</w:t>
+            </w:r>
+            <w:r>
+              <w:rPr>
+                <w:rFonts w:ascii="BRH Devanagari Extra" w:hAnsi="BRH Devanagari Extra" w:cs="BRH Devanagari Extra"/>
+                <w:sz w:val="32"/>
+                <w:szCs w:val="32"/>
+              </w:rPr>
+              <w:t>wÉåirÉÑþpÉ</w:t>
+            </w:r>
+            <w:r>
+              <w:rPr>
+                <w:rFonts w:ascii="BRH Malayalam Extra" w:hAnsi="BRH Malayalam Extra" w:cs="BRH Devanagari Extra"/>
+                <w:szCs w:val="32"/>
+              </w:rPr>
+              <w:t>–</w:t>
+            </w:r>
+            <w:r>
+              <w:rPr>
+                <w:rFonts w:ascii="BRH Devanagari Extra" w:hAnsi="BRH Devanagari Extra" w:cs="BRH Devanagari Extra"/>
+                <w:sz w:val="32"/>
+                <w:szCs w:val="32"/>
+              </w:rPr>
+              <w:t>rÉiÉþÈ - erÉÉå</w:t>
+            </w:r>
+            <w:r>
+              <w:rPr>
+                <w:rFonts w:ascii="BRH Malayalam Extra" w:hAnsi="BRH Malayalam Extra" w:cs="BRH Devanagari Extra"/>
+                <w:szCs w:val="32"/>
+              </w:rPr>
+              <w:t>–</w:t>
+            </w:r>
+            <w:r>
+              <w:rPr>
+                <w:rFonts w:ascii="BRH Devanagari Extra" w:hAnsi="BRH Devanagari Extra" w:cs="BRH Devanagari Extra"/>
+                <w:sz w:val="32"/>
+                <w:szCs w:val="32"/>
+              </w:rPr>
+              <w:t>ÌiÉ</w:t>
+            </w:r>
+            <w:r>
+              <w:rPr>
+                <w:rFonts w:ascii="BRH Malayalam Extra" w:hAnsi="BRH Malayalam Extra" w:cs="BRH Devanagari Extra"/>
+                <w:szCs w:val="32"/>
+              </w:rPr>
+              <w:t>–</w:t>
+            </w:r>
+            <w:r>
+              <w:rPr>
+                <w:rFonts w:ascii="BRH Devanagari Extra" w:hAnsi="BRH Devanagari Extra" w:cs="BRH Devanagari Extra"/>
+                <w:sz w:val="32"/>
+                <w:szCs w:val="32"/>
+              </w:rPr>
+              <w:t>wÉÉ</w:t>
+            </w:r>
+            <w:r>
+              <w:rPr>
+                <w:rFonts w:ascii="BRH Malayalam Extra" w:hAnsi="BRH Malayalam Extra" w:cs="BRH Devanagari Extra"/>
+                <w:szCs w:val="32"/>
+              </w:rPr>
+              <w:t>–</w:t>
+            </w:r>
+            <w:r>
+              <w:rPr>
+                <w:rFonts w:ascii="BRH Devanagari Extra" w:hAnsi="BRH Devanagari Extra" w:cs="BRH Devanagari Extra"/>
+                <w:sz w:val="32"/>
+                <w:szCs w:val="32"/>
+              </w:rPr>
+              <w:t xml:space="preserve"> | </w:t>
             </w:r>
           </w:p>
         </w:tc>
@@ -966,7 +7877,6 @@
               <w:spacing w:before="0" w:line="240" w:lineRule="auto"/>
               <w:rPr>
                 <w:rFonts w:ascii="BRH Devanagari Extra" w:hAnsi="BRH Devanagari Extra" w:cs="BRH Devanagari Extra"/>
-                <w:color w:val="000000"/>
                 <w:sz w:val="32"/>
                 <w:szCs w:val="32"/>
               </w:rPr>
@@ -974,17 +7884,15 @@
             <w:r>
               <w:rPr>
                 <w:rFonts w:ascii="BRH Devanagari Extra" w:hAnsi="BRH Devanagari Extra" w:cs="BRH Devanagari Extra"/>
-                <w:color w:val="000000"/>
-                <w:sz w:val="32"/>
-                <w:szCs w:val="32"/>
-              </w:rPr>
+                <w:sz w:val="32"/>
+                <w:szCs w:val="32"/>
+              </w:rPr>
+              <w:lastRenderedPageBreak/>
               <w:t>(</w:t>
             </w:r>
-            <w:proofErr w:type="gramStart"/>
-            <w:r>
-              <w:rPr>
-                <w:rFonts w:cs="BRH Devanagari Extra"/>
-                <w:color w:val="000000"/>
+            <w:r>
+              <w:rPr>
+                <w:rFonts w:cs="BRH Devanagari Extra"/>
                 <w:szCs w:val="32"/>
               </w:rPr>
               <w:t>45</w:t>
@@ -992,7 +7900,6 @@
             <w:r>
               <w:rPr>
                 <w:rFonts w:ascii="BRH Devanagari Extra" w:hAnsi="BRH Devanagari Extra" w:cs="BRH Devanagari Extra"/>
-                <w:color w:val="000000"/>
                 <w:sz w:val="32"/>
                 <w:szCs w:val="32"/>
               </w:rPr>
@@ -1001,24 +7908,13 @@
             <w:r>
               <w:rPr>
                 <w:rFonts w:cs="BRH Devanagari Extra"/>
-                <w:color w:val="000000"/>
-                <w:szCs w:val="32"/>
-              </w:rPr>
-              <w:t>[</w:t>
-            </w:r>
-            <w:proofErr w:type="gramEnd"/>
-            <w:r>
-              <w:rPr>
-                <w:rFonts w:cs="BRH Devanagari Extra"/>
-                <w:color w:val="000000"/>
-                <w:szCs w:val="32"/>
-              </w:rPr>
-              <w:t>P41</w:t>
-            </w:r>
-            <w:r>
-              <w:rPr>
-                <w:rFonts w:ascii="BRH Devanagari Extra" w:hAnsi="BRH Devanagari Extra" w:cs="BRH Devanagari Extra"/>
-                <w:color w:val="000000"/>
+                <w:szCs w:val="32"/>
+              </w:rPr>
+              <w:t>[P41</w:t>
+            </w:r>
+            <w:r>
+              <w:rPr>
+                <w:rFonts w:ascii="BRH Devanagari Extra" w:hAnsi="BRH Devanagari Extra" w:cs="BRH Devanagari Extra"/>
                 <w:sz w:val="32"/>
                 <w:szCs w:val="32"/>
               </w:rPr>
@@ -1027,7 +7923,6 @@
             <w:r>
               <w:rPr>
                 <w:rFonts w:cs="BRH Devanagari Extra"/>
-                <w:color w:val="000000"/>
                 <w:szCs w:val="32"/>
               </w:rPr>
               <w:t>7</w:t>
@@ -1035,7 +7930,6 @@
             <w:r>
               <w:rPr>
                 <w:rFonts w:ascii="BRH Devanagari Extra" w:hAnsi="BRH Devanagari Extra" w:cs="BRH Devanagari Extra"/>
-                <w:color w:val="000000"/>
                 <w:sz w:val="32"/>
                 <w:szCs w:val="32"/>
               </w:rPr>
@@ -1044,7 +7938,6 @@
             <w:r>
               <w:rPr>
                 <w:rFonts w:cs="BRH Devanagari Extra"/>
-                <w:color w:val="000000"/>
                 <w:szCs w:val="32"/>
               </w:rPr>
               <w:t>4</w:t>
@@ -1052,7 +7945,6 @@
             <w:r>
               <w:rPr>
                 <w:rFonts w:ascii="BRH Devanagari Extra" w:hAnsi="BRH Devanagari Extra" w:cs="BRH Devanagari Extra"/>
-                <w:color w:val="000000"/>
                 <w:sz w:val="32"/>
                 <w:szCs w:val="32"/>
               </w:rPr>
@@ -1061,7 +7953,6 @@
             <w:r>
               <w:rPr>
                 <w:rFonts w:cs="BRH Devanagari Extra"/>
-                <w:color w:val="000000"/>
                 <w:szCs w:val="32"/>
               </w:rPr>
               <w:t>15</w:t>
@@ -1069,7 +7960,6 @@
             <w:r>
               <w:rPr>
                 <w:rFonts w:ascii="BRH Devanagari Extra" w:hAnsi="BRH Devanagari Extra" w:cs="BRH Devanagari Extra"/>
-                <w:color w:val="000000"/>
                 <w:sz w:val="32"/>
                 <w:szCs w:val="32"/>
               </w:rPr>
@@ -1078,7 +7968,6 @@
             <w:r>
               <w:rPr>
                 <w:rFonts w:cs="BRH Devanagari Extra"/>
-                <w:color w:val="000000"/>
                 <w:szCs w:val="32"/>
               </w:rPr>
               <w:t>1</w:t>
@@ -1086,7 +7975,6 @@
             <w:r>
               <w:rPr>
                 <w:rFonts w:ascii="BRH Devanagari Extra" w:hAnsi="BRH Devanagari Extra" w:cs="BRH Devanagari Extra"/>
-                <w:color w:val="000000"/>
                 <w:sz w:val="32"/>
                 <w:szCs w:val="32"/>
               </w:rPr>
@@ -1095,7 +7983,6 @@
             <w:r>
               <w:rPr>
                 <w:rFonts w:cs="BRH Devanagari Extra"/>
-                <w:color w:val="000000"/>
                 <w:szCs w:val="32"/>
               </w:rPr>
               <w:t>42</w:t>
@@ -1103,7 +7990,6 @@
             <w:r>
               <w:rPr>
                 <w:rFonts w:ascii="BRH Devanagari Extra" w:hAnsi="BRH Devanagari Extra" w:cs="BRH Devanagari Extra"/>
-                <w:color w:val="000000"/>
                 <w:sz w:val="32"/>
                 <w:szCs w:val="32"/>
               </w:rPr>
@@ -1112,15 +7998,13 @@
             <w:r>
               <w:rPr>
                 <w:rFonts w:ascii="BRH Malayalam Extra" w:hAnsi="BRH Malayalam Extra" w:cs="BRH Devanagari Extra"/>
-                <w:color w:val="000000"/>
-                <w:szCs w:val="32"/>
-              </w:rPr>
-              <w:t>–</w:t>
-            </w:r>
-            <w:r>
-              <w:rPr>
-                <w:rFonts w:ascii="BRH Devanagari Extra" w:hAnsi="BRH Devanagari Extra" w:cs="BRH Devanagari Extra"/>
-                <w:color w:val="000000"/>
+                <w:szCs w:val="32"/>
+              </w:rPr>
+              <w:t>–</w:t>
+            </w:r>
+            <w:r>
+              <w:rPr>
+                <w:rFonts w:ascii="BRH Devanagari Extra" w:hAnsi="BRH Devanagari Extra" w:cs="BRH Devanagari Extra"/>
                 <w:sz w:val="32"/>
                 <w:szCs w:val="32"/>
               </w:rPr>
@@ -1136,7 +8020,6 @@
               <w:spacing w:before="0" w:line="240" w:lineRule="auto"/>
               <w:rPr>
                 <w:rFonts w:ascii="BRH Devanagari Extra" w:hAnsi="BRH Devanagari Extra" w:cs="BRH Devanagari Extra"/>
-                <w:color w:val="000000"/>
                 <w:sz w:val="32"/>
                 <w:szCs w:val="32"/>
               </w:rPr>
@@ -1144,7 +8027,6 @@
             <w:r>
               <w:rPr>
                 <w:rFonts w:ascii="BRH Devanagari Extra" w:hAnsi="BRH Devanagari Extra" w:cs="BRH Devanagari Extra"/>
-                <w:color w:val="000000"/>
                 <w:sz w:val="32"/>
                 <w:szCs w:val="32"/>
               </w:rPr>
@@ -1153,7 +8035,6 @@
             <w:r>
               <w:rPr>
                 <w:rFonts w:ascii="BRH Devanagari Extra" w:hAnsi="BRH Devanagari Extra" w:cs="BRH Devanagari Extra"/>
-                <w:color w:val="000000"/>
                 <w:sz w:val="32"/>
                 <w:szCs w:val="32"/>
                 <w:highlight w:val="yellow"/>
@@ -1163,15 +8044,13 @@
             <w:r>
               <w:rPr>
                 <w:rFonts w:ascii="BRH Malayalam Extra" w:hAnsi="BRH Malayalam Extra" w:cs="BRH Devanagari Extra"/>
-                <w:color w:val="000000"/>
-                <w:szCs w:val="32"/>
-              </w:rPr>
-              <w:t>–</w:t>
-            </w:r>
-            <w:r>
-              <w:rPr>
-                <w:rFonts w:ascii="BRH Devanagari Extra" w:hAnsi="BRH Devanagari Extra" w:cs="BRH Devanagari Extra"/>
-                <w:color w:val="000000"/>
+                <w:szCs w:val="32"/>
+              </w:rPr>
+              <w:t>–</w:t>
+            </w:r>
+            <w:r>
+              <w:rPr>
+                <w:rFonts w:ascii="BRH Devanagari Extra" w:hAnsi="BRH Devanagari Extra" w:cs="BRH Devanagari Extra"/>
                 <w:sz w:val="32"/>
                 <w:szCs w:val="32"/>
               </w:rPr>
@@ -1180,15 +8059,13 @@
             <w:r>
               <w:rPr>
                 <w:rFonts w:ascii="BRH Malayalam Extra" w:hAnsi="BRH Malayalam Extra" w:cs="BRH Devanagari Extra"/>
-                <w:color w:val="000000"/>
-                <w:szCs w:val="32"/>
-              </w:rPr>
-              <w:t>–</w:t>
-            </w:r>
-            <w:r>
-              <w:rPr>
-                <w:rFonts w:ascii="BRH Devanagari Extra" w:hAnsi="BRH Devanagari Extra" w:cs="BRH Devanagari Extra"/>
-                <w:color w:val="000000"/>
+                <w:szCs w:val="32"/>
+              </w:rPr>
+              <w:t>–</w:t>
+            </w:r>
+            <w:r>
+              <w:rPr>
+                <w:rFonts w:ascii="BRH Devanagari Extra" w:hAnsi="BRH Devanagari Extra" w:cs="BRH Devanagari Extra"/>
                 <w:sz w:val="32"/>
                 <w:szCs w:val="32"/>
               </w:rPr>
@@ -1197,7 +8074,6 @@
             <w:r>
               <w:rPr>
                 <w:rFonts w:ascii="BRH Devanagari Extra" w:hAnsi="BRH Devanagari Extra" w:cs="BRH Devanagari Extra"/>
-                <w:color w:val="000000"/>
                 <w:sz w:val="32"/>
                 <w:szCs w:val="32"/>
                 <w:highlight w:val="yellow"/>
@@ -1207,15 +8083,13 @@
             <w:r>
               <w:rPr>
                 <w:rFonts w:ascii="BRH Malayalam Extra" w:hAnsi="BRH Malayalam Extra" w:cs="BRH Devanagari Extra"/>
-                <w:color w:val="000000"/>
-                <w:szCs w:val="32"/>
-              </w:rPr>
-              <w:t>–</w:t>
-            </w:r>
-            <w:r>
-              <w:rPr>
-                <w:rFonts w:ascii="BRH Devanagari Extra" w:hAnsi="BRH Devanagari Extra" w:cs="BRH Devanagari Extra"/>
-                <w:color w:val="000000"/>
+                <w:szCs w:val="32"/>
+              </w:rPr>
+              <w:t>–</w:t>
+            </w:r>
+            <w:r>
+              <w:rPr>
+                <w:rFonts w:ascii="BRH Devanagari Extra" w:hAnsi="BRH Devanagari Extra" w:cs="BRH Devanagari Extra"/>
                 <w:sz w:val="32"/>
                 <w:szCs w:val="32"/>
               </w:rPr>
@@ -1224,15 +8098,13 @@
             <w:r>
               <w:rPr>
                 <w:rFonts w:ascii="BRH Malayalam Extra" w:hAnsi="BRH Malayalam Extra" w:cs="BRH Devanagari Extra"/>
-                <w:color w:val="000000"/>
-                <w:szCs w:val="32"/>
-              </w:rPr>
-              <w:t>–</w:t>
-            </w:r>
-            <w:r>
-              <w:rPr>
-                <w:rFonts w:ascii="BRH Devanagari Extra" w:hAnsi="BRH Devanagari Extra" w:cs="BRH Devanagari Extra"/>
-                <w:color w:val="000000"/>
+                <w:szCs w:val="32"/>
+              </w:rPr>
+              <w:t>–</w:t>
+            </w:r>
+            <w:r>
+              <w:rPr>
+                <w:rFonts w:ascii="BRH Devanagari Extra" w:hAnsi="BRH Devanagari Extra" w:cs="BRH Devanagari Extra"/>
                 <w:sz w:val="32"/>
                 <w:szCs w:val="32"/>
               </w:rPr>
@@ -1241,15 +8113,13 @@
             <w:r>
               <w:rPr>
                 <w:rFonts w:ascii="BRH Malayalam Extra" w:hAnsi="BRH Malayalam Extra" w:cs="BRH Devanagari Extra"/>
-                <w:color w:val="000000"/>
-                <w:szCs w:val="32"/>
-              </w:rPr>
-              <w:t>–</w:t>
-            </w:r>
-            <w:r>
-              <w:rPr>
-                <w:rFonts w:ascii="BRH Devanagari Extra" w:hAnsi="BRH Devanagari Extra" w:cs="BRH Devanagari Extra"/>
-                <w:color w:val="000000"/>
+                <w:szCs w:val="32"/>
+              </w:rPr>
+              <w:t>–</w:t>
+            </w:r>
+            <w:r>
+              <w:rPr>
+                <w:rFonts w:ascii="BRH Devanagari Extra" w:hAnsi="BRH Devanagari Extra" w:cs="BRH Devanagari Extra"/>
                 <w:sz w:val="32"/>
                 <w:szCs w:val="32"/>
               </w:rPr>
@@ -1258,7 +8128,6 @@
             <w:r>
               <w:rPr>
                 <w:rFonts w:ascii="BRH Devanagari Extra" w:hAnsi="BRH Devanagari Extra" w:cs="BRH Devanagari Extra"/>
-                <w:color w:val="000000"/>
                 <w:sz w:val="26"/>
                 <w:szCs w:val="32"/>
               </w:rPr>
@@ -1267,7 +8136,6 @@
             <w:r>
               <w:rPr>
                 <w:rFonts w:ascii="BRH Devanagari Extra" w:hAnsi="BRH Devanagari Extra" w:cs="BRH Devanagari Extra"/>
-                <w:color w:val="000000"/>
                 <w:sz w:val="32"/>
                 <w:szCs w:val="32"/>
               </w:rPr>
@@ -1276,15 +8144,13 @@
             <w:r>
               <w:rPr>
                 <w:rFonts w:ascii="BRH Malayalam Extra" w:hAnsi="BRH Malayalam Extra" w:cs="BRH Devanagari Extra"/>
-                <w:color w:val="000000"/>
-                <w:szCs w:val="32"/>
-              </w:rPr>
-              <w:t>–</w:t>
-            </w:r>
-            <w:r>
-              <w:rPr>
-                <w:rFonts w:ascii="BRH Devanagari Extra" w:hAnsi="BRH Devanagari Extra" w:cs="BRH Devanagari Extra"/>
-                <w:color w:val="000000"/>
+                <w:szCs w:val="32"/>
+              </w:rPr>
+              <w:t>–</w:t>
+            </w:r>
+            <w:r>
+              <w:rPr>
+                <w:rFonts w:ascii="BRH Devanagari Extra" w:hAnsi="BRH Devanagari Extra" w:cs="BRH Devanagari Extra"/>
                 <w:sz w:val="32"/>
                 <w:szCs w:val="32"/>
               </w:rPr>
@@ -1306,7 +8172,6 @@
             <w:r>
               <w:rPr>
                 <w:rFonts w:ascii="BRH Devanagari Extra" w:hAnsi="BRH Devanagari Extra" w:cs="BRH Devanagari Extra"/>
-                <w:color w:val="000000"/>
                 <w:sz w:val="32"/>
                 <w:szCs w:val="32"/>
               </w:rPr>
@@ -1315,7 +8180,6 @@
             <w:r>
               <w:rPr>
                 <w:rFonts w:ascii="BRH Devanagari Extra" w:hAnsi="BRH Devanagari Extra" w:cs="BRH Devanagari Extra"/>
-                <w:color w:val="000000"/>
                 <w:sz w:val="32"/>
                 <w:szCs w:val="32"/>
                 <w:highlight w:val="yellow"/>
@@ -1325,15 +8189,13 @@
             <w:r>
               <w:rPr>
                 <w:rFonts w:ascii="BRH Malayalam Extra" w:hAnsi="BRH Malayalam Extra" w:cs="BRH Devanagari Extra"/>
-                <w:color w:val="000000"/>
-                <w:szCs w:val="32"/>
-              </w:rPr>
-              <w:t>–</w:t>
-            </w:r>
-            <w:r>
-              <w:rPr>
-                <w:rFonts w:ascii="BRH Devanagari Extra" w:hAnsi="BRH Devanagari Extra" w:cs="BRH Devanagari Extra"/>
-                <w:color w:val="000000"/>
+                <w:szCs w:val="32"/>
+              </w:rPr>
+              <w:t>–</w:t>
+            </w:r>
+            <w:r>
+              <w:rPr>
+                <w:rFonts w:ascii="BRH Devanagari Extra" w:hAnsi="BRH Devanagari Extra" w:cs="BRH Devanagari Extra"/>
                 <w:sz w:val="32"/>
                 <w:szCs w:val="32"/>
               </w:rPr>
@@ -1342,15 +8204,13 @@
             <w:r>
               <w:rPr>
                 <w:rFonts w:ascii="BRH Malayalam Extra" w:hAnsi="BRH Malayalam Extra" w:cs="BRH Devanagari Extra"/>
-                <w:color w:val="000000"/>
-                <w:szCs w:val="32"/>
-              </w:rPr>
-              <w:t>–</w:t>
-            </w:r>
-            <w:r>
-              <w:rPr>
-                <w:rFonts w:ascii="BRH Devanagari Extra" w:hAnsi="BRH Devanagari Extra" w:cs="BRH Devanagari Extra"/>
-                <w:color w:val="000000"/>
+                <w:szCs w:val="32"/>
+              </w:rPr>
+              <w:t>–</w:t>
+            </w:r>
+            <w:r>
+              <w:rPr>
+                <w:rFonts w:ascii="BRH Devanagari Extra" w:hAnsi="BRH Devanagari Extra" w:cs="BRH Devanagari Extra"/>
                 <w:sz w:val="32"/>
                 <w:szCs w:val="32"/>
               </w:rPr>
@@ -1371,7 +8231,6 @@
               <w:spacing w:before="0" w:line="240" w:lineRule="auto"/>
               <w:rPr>
                 <w:rFonts w:ascii="BRH Devanagari Extra" w:hAnsi="BRH Devanagari Extra" w:cs="BRH Devanagari Extra"/>
-                <w:color w:val="000000"/>
                 <w:sz w:val="32"/>
                 <w:szCs w:val="32"/>
               </w:rPr>
@@ -1379,17 +8238,14 @@
             <w:r>
               <w:rPr>
                 <w:rFonts w:ascii="BRH Devanagari Extra" w:hAnsi="BRH Devanagari Extra" w:cs="BRH Devanagari Extra"/>
-                <w:color w:val="000000"/>
                 <w:sz w:val="32"/>
                 <w:szCs w:val="32"/>
               </w:rPr>
               <w:t>(</w:t>
             </w:r>
-            <w:proofErr w:type="gramStart"/>
-            <w:r>
-              <w:rPr>
-                <w:rFonts w:cs="BRH Devanagari Extra"/>
-                <w:color w:val="000000"/>
+            <w:r>
+              <w:rPr>
+                <w:rFonts w:cs="BRH Devanagari Extra"/>
                 <w:szCs w:val="32"/>
               </w:rPr>
               <w:t>45</w:t>
@@ -1397,7 +8253,6 @@
             <w:r>
               <w:rPr>
                 <w:rFonts w:ascii="BRH Devanagari Extra" w:hAnsi="BRH Devanagari Extra" w:cs="BRH Devanagari Extra"/>
-                <w:color w:val="000000"/>
                 <w:sz w:val="32"/>
                 <w:szCs w:val="32"/>
               </w:rPr>
@@ -1406,24 +8261,13 @@
             <w:r>
               <w:rPr>
                 <w:rFonts w:cs="BRH Devanagari Extra"/>
-                <w:color w:val="000000"/>
-                <w:szCs w:val="32"/>
-              </w:rPr>
-              <w:t>[</w:t>
-            </w:r>
-            <w:proofErr w:type="gramEnd"/>
-            <w:r>
-              <w:rPr>
-                <w:rFonts w:cs="BRH Devanagari Extra"/>
-                <w:color w:val="000000"/>
-                <w:szCs w:val="32"/>
-              </w:rPr>
-              <w:t>P41</w:t>
-            </w:r>
-            <w:r>
-              <w:rPr>
-                <w:rFonts w:ascii="BRH Devanagari Extra" w:hAnsi="BRH Devanagari Extra" w:cs="BRH Devanagari Extra"/>
-                <w:color w:val="000000"/>
+                <w:szCs w:val="32"/>
+              </w:rPr>
+              <w:t>[P41</w:t>
+            </w:r>
+            <w:r>
+              <w:rPr>
+                <w:rFonts w:ascii="BRH Devanagari Extra" w:hAnsi="BRH Devanagari Extra" w:cs="BRH Devanagari Extra"/>
                 <w:sz w:val="32"/>
                 <w:szCs w:val="32"/>
               </w:rPr>
@@ -1432,7 +8276,6 @@
             <w:r>
               <w:rPr>
                 <w:rFonts w:cs="BRH Devanagari Extra"/>
-                <w:color w:val="000000"/>
                 <w:szCs w:val="32"/>
               </w:rPr>
               <w:t>7</w:t>
@@ -1440,7 +8283,6 @@
             <w:r>
               <w:rPr>
                 <w:rFonts w:ascii="BRH Devanagari Extra" w:hAnsi="BRH Devanagari Extra" w:cs="BRH Devanagari Extra"/>
-                <w:color w:val="000000"/>
                 <w:sz w:val="32"/>
                 <w:szCs w:val="32"/>
               </w:rPr>
@@ -1449,7 +8291,6 @@
             <w:r>
               <w:rPr>
                 <w:rFonts w:cs="BRH Devanagari Extra"/>
-                <w:color w:val="000000"/>
                 <w:szCs w:val="32"/>
               </w:rPr>
               <w:t>4</w:t>
@@ -1457,7 +8298,6 @@
             <w:r>
               <w:rPr>
                 <w:rFonts w:ascii="BRH Devanagari Extra" w:hAnsi="BRH Devanagari Extra" w:cs="BRH Devanagari Extra"/>
-                <w:color w:val="000000"/>
                 <w:sz w:val="32"/>
                 <w:szCs w:val="32"/>
               </w:rPr>
@@ -1466,7 +8306,6 @@
             <w:r>
               <w:rPr>
                 <w:rFonts w:cs="BRH Devanagari Extra"/>
-                <w:color w:val="000000"/>
                 <w:szCs w:val="32"/>
               </w:rPr>
               <w:t>15</w:t>
@@ -1474,7 +8313,6 @@
             <w:r>
               <w:rPr>
                 <w:rFonts w:ascii="BRH Devanagari Extra" w:hAnsi="BRH Devanagari Extra" w:cs="BRH Devanagari Extra"/>
-                <w:color w:val="000000"/>
                 <w:sz w:val="32"/>
                 <w:szCs w:val="32"/>
               </w:rPr>
@@ -1483,7 +8321,6 @@
             <w:r>
               <w:rPr>
                 <w:rFonts w:cs="BRH Devanagari Extra"/>
-                <w:color w:val="000000"/>
                 <w:szCs w:val="32"/>
               </w:rPr>
               <w:t>1</w:t>
@@ -1491,7 +8328,6 @@
             <w:r>
               <w:rPr>
                 <w:rFonts w:ascii="BRH Devanagari Extra" w:hAnsi="BRH Devanagari Extra" w:cs="BRH Devanagari Extra"/>
-                <w:color w:val="000000"/>
                 <w:sz w:val="32"/>
                 <w:szCs w:val="32"/>
               </w:rPr>
@@ -1500,7 +8336,6 @@
             <w:r>
               <w:rPr>
                 <w:rFonts w:cs="BRH Devanagari Extra"/>
-                <w:color w:val="000000"/>
                 <w:szCs w:val="32"/>
               </w:rPr>
               <w:t>42</w:t>
@@ -1508,7 +8343,6 @@
             <w:r>
               <w:rPr>
                 <w:rFonts w:ascii="BRH Devanagari Extra" w:hAnsi="BRH Devanagari Extra" w:cs="BRH Devanagari Extra"/>
-                <w:color w:val="000000"/>
                 <w:sz w:val="32"/>
                 <w:szCs w:val="32"/>
               </w:rPr>
@@ -1517,15 +8351,13 @@
             <w:r>
               <w:rPr>
                 <w:rFonts w:ascii="BRH Malayalam Extra" w:hAnsi="BRH Malayalam Extra" w:cs="BRH Devanagari Extra"/>
-                <w:color w:val="000000"/>
-                <w:szCs w:val="32"/>
-              </w:rPr>
-              <w:t>–</w:t>
-            </w:r>
-            <w:r>
-              <w:rPr>
-                <w:rFonts w:ascii="BRH Devanagari Extra" w:hAnsi="BRH Devanagari Extra" w:cs="BRH Devanagari Extra"/>
-                <w:color w:val="000000"/>
+                <w:szCs w:val="32"/>
+              </w:rPr>
+              <w:t>–</w:t>
+            </w:r>
+            <w:r>
+              <w:rPr>
+                <w:rFonts w:ascii="BRH Devanagari Extra" w:hAnsi="BRH Devanagari Extra" w:cs="BRH Devanagari Extra"/>
                 <w:sz w:val="32"/>
                 <w:szCs w:val="32"/>
               </w:rPr>
@@ -1541,7 +8373,6 @@
               <w:spacing w:before="0" w:line="240" w:lineRule="auto"/>
               <w:rPr>
                 <w:rFonts w:ascii="BRH Devanagari Extra" w:hAnsi="BRH Devanagari Extra" w:cs="BRH Devanagari Extra"/>
-                <w:color w:val="000000"/>
                 <w:sz w:val="32"/>
                 <w:szCs w:val="32"/>
               </w:rPr>
@@ -1549,7 +8380,6 @@
             <w:r>
               <w:rPr>
                 <w:rFonts w:ascii="BRH Devanagari Extra" w:hAnsi="BRH Devanagari Extra" w:cs="BRH Devanagari Extra"/>
-                <w:color w:val="000000"/>
                 <w:sz w:val="32"/>
                 <w:szCs w:val="32"/>
               </w:rPr>
@@ -1558,7 +8388,6 @@
             <w:r>
               <w:rPr>
                 <w:rFonts w:ascii="BRH Devanagari Extra" w:hAnsi="BRH Devanagari Extra" w:cs="BRH Devanagari Extra"/>
-                <w:color w:val="000000"/>
                 <w:sz w:val="32"/>
                 <w:szCs w:val="32"/>
                 <w:highlight w:val="green"/>
@@ -1568,15 +8397,13 @@
             <w:r>
               <w:rPr>
                 <w:rFonts w:ascii="BRH Malayalam Extra" w:hAnsi="BRH Malayalam Extra" w:cs="BRH Devanagari Extra"/>
-                <w:color w:val="000000"/>
-                <w:szCs w:val="32"/>
-              </w:rPr>
-              <w:t>–</w:t>
-            </w:r>
-            <w:r>
-              <w:rPr>
-                <w:rFonts w:ascii="BRH Devanagari Extra" w:hAnsi="BRH Devanagari Extra" w:cs="BRH Devanagari Extra"/>
-                <w:color w:val="000000"/>
+                <w:szCs w:val="32"/>
+              </w:rPr>
+              <w:t>–</w:t>
+            </w:r>
+            <w:r>
+              <w:rPr>
+                <w:rFonts w:ascii="BRH Devanagari Extra" w:hAnsi="BRH Devanagari Extra" w:cs="BRH Devanagari Extra"/>
                 <w:sz w:val="32"/>
                 <w:szCs w:val="32"/>
               </w:rPr>
@@ -1585,15 +8412,13 @@
             <w:r>
               <w:rPr>
                 <w:rFonts w:ascii="BRH Malayalam Extra" w:hAnsi="BRH Malayalam Extra" w:cs="BRH Devanagari Extra"/>
-                <w:color w:val="000000"/>
-                <w:szCs w:val="32"/>
-              </w:rPr>
-              <w:t>–</w:t>
-            </w:r>
-            <w:r>
-              <w:rPr>
-                <w:rFonts w:ascii="BRH Devanagari Extra" w:hAnsi="BRH Devanagari Extra" w:cs="BRH Devanagari Extra"/>
-                <w:color w:val="000000"/>
+                <w:szCs w:val="32"/>
+              </w:rPr>
+              <w:t>–</w:t>
+            </w:r>
+            <w:r>
+              <w:rPr>
+                <w:rFonts w:ascii="BRH Devanagari Extra" w:hAnsi="BRH Devanagari Extra" w:cs="BRH Devanagari Extra"/>
                 <w:sz w:val="32"/>
                 <w:szCs w:val="32"/>
               </w:rPr>
@@ -1602,7 +8427,6 @@
             <w:r>
               <w:rPr>
                 <w:rFonts w:ascii="BRH Devanagari Extra" w:hAnsi="BRH Devanagari Extra" w:cs="BRH Devanagari Extra"/>
-                <w:color w:val="000000"/>
                 <w:sz w:val="32"/>
                 <w:szCs w:val="32"/>
                 <w:highlight w:val="green"/>
@@ -1612,15 +8436,13 @@
             <w:r>
               <w:rPr>
                 <w:rFonts w:ascii="BRH Malayalam Extra" w:hAnsi="BRH Malayalam Extra" w:cs="BRH Devanagari Extra"/>
-                <w:color w:val="000000"/>
-                <w:szCs w:val="32"/>
-              </w:rPr>
-              <w:t>–</w:t>
-            </w:r>
-            <w:r>
-              <w:rPr>
-                <w:rFonts w:ascii="BRH Devanagari Extra" w:hAnsi="BRH Devanagari Extra" w:cs="BRH Devanagari Extra"/>
-                <w:color w:val="000000"/>
+                <w:szCs w:val="32"/>
+              </w:rPr>
+              <w:t>–</w:t>
+            </w:r>
+            <w:r>
+              <w:rPr>
+                <w:rFonts w:ascii="BRH Devanagari Extra" w:hAnsi="BRH Devanagari Extra" w:cs="BRH Devanagari Extra"/>
                 <w:sz w:val="32"/>
                 <w:szCs w:val="32"/>
               </w:rPr>
@@ -1629,15 +8451,13 @@
             <w:r>
               <w:rPr>
                 <w:rFonts w:ascii="BRH Malayalam Extra" w:hAnsi="BRH Malayalam Extra" w:cs="BRH Devanagari Extra"/>
-                <w:color w:val="000000"/>
-                <w:szCs w:val="32"/>
-              </w:rPr>
-              <w:t>–</w:t>
-            </w:r>
-            <w:r>
-              <w:rPr>
-                <w:rFonts w:ascii="BRH Devanagari Extra" w:hAnsi="BRH Devanagari Extra" w:cs="BRH Devanagari Extra"/>
-                <w:color w:val="000000"/>
+                <w:szCs w:val="32"/>
+              </w:rPr>
+              <w:t>–</w:t>
+            </w:r>
+            <w:r>
+              <w:rPr>
+                <w:rFonts w:ascii="BRH Devanagari Extra" w:hAnsi="BRH Devanagari Extra" w:cs="BRH Devanagari Extra"/>
                 <w:sz w:val="32"/>
                 <w:szCs w:val="32"/>
               </w:rPr>
@@ -1646,15 +8466,13 @@
             <w:r>
               <w:rPr>
                 <w:rFonts w:ascii="BRH Malayalam Extra" w:hAnsi="BRH Malayalam Extra" w:cs="BRH Devanagari Extra"/>
-                <w:color w:val="000000"/>
-                <w:szCs w:val="32"/>
-              </w:rPr>
-              <w:t>–</w:t>
-            </w:r>
-            <w:r>
-              <w:rPr>
-                <w:rFonts w:ascii="BRH Devanagari Extra" w:hAnsi="BRH Devanagari Extra" w:cs="BRH Devanagari Extra"/>
-                <w:color w:val="000000"/>
+                <w:szCs w:val="32"/>
+              </w:rPr>
+              <w:t>–</w:t>
+            </w:r>
+            <w:r>
+              <w:rPr>
+                <w:rFonts w:ascii="BRH Devanagari Extra" w:hAnsi="BRH Devanagari Extra" w:cs="BRH Devanagari Extra"/>
                 <w:sz w:val="32"/>
                 <w:szCs w:val="32"/>
               </w:rPr>
@@ -1663,7 +8481,6 @@
             <w:r>
               <w:rPr>
                 <w:rFonts w:ascii="BRH Devanagari Extra" w:hAnsi="BRH Devanagari Extra" w:cs="BRH Devanagari Extra"/>
-                <w:color w:val="000000"/>
                 <w:sz w:val="26"/>
                 <w:szCs w:val="32"/>
               </w:rPr>
@@ -1672,7 +8489,6 @@
             <w:r>
               <w:rPr>
                 <w:rFonts w:ascii="BRH Devanagari Extra" w:hAnsi="BRH Devanagari Extra" w:cs="BRH Devanagari Extra"/>
-                <w:color w:val="000000"/>
                 <w:sz w:val="32"/>
                 <w:szCs w:val="32"/>
               </w:rPr>
@@ -1681,15 +8497,13 @@
             <w:r>
               <w:rPr>
                 <w:rFonts w:ascii="BRH Malayalam Extra" w:hAnsi="BRH Malayalam Extra" w:cs="BRH Devanagari Extra"/>
-                <w:color w:val="000000"/>
-                <w:szCs w:val="32"/>
-              </w:rPr>
-              <w:t>–</w:t>
-            </w:r>
-            <w:r>
-              <w:rPr>
-                <w:rFonts w:ascii="BRH Devanagari Extra" w:hAnsi="BRH Devanagari Extra" w:cs="BRH Devanagari Extra"/>
-                <w:color w:val="000000"/>
+                <w:szCs w:val="32"/>
+              </w:rPr>
+              <w:t>–</w:t>
+            </w:r>
+            <w:r>
+              <w:rPr>
+                <w:rFonts w:ascii="BRH Devanagari Extra" w:hAnsi="BRH Devanagari Extra" w:cs="BRH Devanagari Extra"/>
                 <w:sz w:val="32"/>
                 <w:szCs w:val="32"/>
               </w:rPr>
@@ -1705,14 +8519,12 @@
               <w:spacing w:before="0" w:line="240" w:lineRule="auto"/>
               <w:rPr>
                 <w:rFonts w:cs="BRH Malayalam Extra"/>
-                <w:color w:val="000000"/>
                 <w:szCs w:val="40"/>
               </w:rPr>
             </w:pPr>
             <w:r>
               <w:rPr>
                 <w:rFonts w:ascii="BRH Devanagari Extra" w:hAnsi="BRH Devanagari Extra" w:cs="BRH Devanagari Extra"/>
-                <w:color w:val="000000"/>
                 <w:sz w:val="32"/>
                 <w:szCs w:val="32"/>
               </w:rPr>
@@ -1721,7 +8533,6 @@
             <w:r>
               <w:rPr>
                 <w:rFonts w:ascii="BRH Devanagari Extra" w:hAnsi="BRH Devanagari Extra" w:cs="BRH Devanagari Extra"/>
-                <w:color w:val="000000"/>
                 <w:sz w:val="32"/>
                 <w:szCs w:val="32"/>
                 <w:highlight w:val="green"/>
@@ -1731,7 +8542,6 @@
             <w:r>
               <w:rPr>
                 <w:rFonts w:ascii="BRH Malayalam Extra" w:hAnsi="BRH Malayalam Extra" w:cs="BRH Devanagari Extra"/>
-                <w:color w:val="000000"/>
                 <w:szCs w:val="32"/>
                 <w:highlight w:val="green"/>
               </w:rPr>
@@ -1740,7 +8550,6 @@
             <w:r>
               <w:rPr>
                 <w:rFonts w:ascii="BRH Devanagari Extra" w:hAnsi="BRH Devanagari Extra" w:cs="BRH Devanagari Extra"/>
-                <w:color w:val="000000"/>
                 <w:sz w:val="32"/>
                 <w:szCs w:val="32"/>
                 <w:highlight w:val="green"/>
@@ -1750,7 +8559,6 @@
             <w:r>
               <w:rPr>
                 <w:rFonts w:ascii="BRH Devanagari Extra" w:hAnsi="BRH Devanagari Extra" w:cs="BRH Devanagari Extra"/>
-                <w:color w:val="000000"/>
                 <w:sz w:val="32"/>
                 <w:szCs w:val="32"/>
               </w:rPr>
@@ -1759,62 +8567,18 @@
             <w:r>
               <w:rPr>
                 <w:rFonts w:ascii="BRH Malayalam Extra" w:hAnsi="BRH Malayalam Extra" w:cs="BRH Devanagari Extra"/>
-                <w:color w:val="000000"/>
-                <w:szCs w:val="32"/>
-              </w:rPr>
-              <w:t>–</w:t>
-            </w:r>
-            <w:r>
-              <w:rPr>
-                <w:rFonts w:ascii="BRH Devanagari Extra" w:hAnsi="BRH Devanagari Extra" w:cs="BRH Devanagari Extra"/>
-                <w:color w:val="000000"/>
+                <w:szCs w:val="32"/>
+              </w:rPr>
+              <w:t>–</w:t>
+            </w:r>
+            <w:r>
+              <w:rPr>
+                <w:rFonts w:ascii="BRH Devanagari Extra" w:hAnsi="BRH Devanagari Extra" w:cs="BRH Devanagari Extra"/>
                 <w:sz w:val="32"/>
                 <w:szCs w:val="32"/>
               </w:rPr>
               <w:t xml:space="preserve">§ÉqÉç | </w:t>
             </w:r>
-          </w:p>
-        </w:tc>
-      </w:tr>
-      <w:tr>
-        <w:trPr>
-          <w:trHeight w:val="540"/>
-        </w:trPr>
-        <w:tc>
-          <w:tcPr>
-            <w:tcW w:w="7024" w:type="dxa"/>
-          </w:tcPr>
-          <w:p>
-            <w:pPr>
-              <w:widowControl w:val="0"/>
-              <w:autoSpaceDE w:val="0"/>
-              <w:autoSpaceDN w:val="0"/>
-              <w:adjustRightInd w:val="0"/>
-              <w:spacing w:before="0" w:line="240" w:lineRule="auto"/>
-              <w:rPr>
-                <w:rFonts w:cs="BRH Malayalam Extra"/>
-                <w:szCs w:val="40"/>
-              </w:rPr>
-            </w:pPr>
-          </w:p>
-        </w:tc>
-        <w:tc>
-          <w:tcPr>
-            <w:tcW w:w="7230" w:type="dxa"/>
-          </w:tcPr>
-          <w:p>
-            <w:pPr>
-              <w:widowControl w:val="0"/>
-              <w:autoSpaceDE w:val="0"/>
-              <w:autoSpaceDN w:val="0"/>
-              <w:adjustRightInd w:val="0"/>
-              <w:spacing w:before="0" w:line="240" w:lineRule="auto"/>
-              <w:rPr>
-                <w:rFonts w:cs="BRH Malayalam Extra"/>
-                <w:color w:val="000000"/>
-                <w:szCs w:val="40"/>
-              </w:rPr>
-            </w:pPr>
           </w:p>
         </w:tc>
       </w:tr>
@@ -1851,6 +8615,84 @@
           <w:bCs/>
           <w:sz w:val="28"/>
           <w:szCs w:val="32"/>
+        </w:rPr>
+      </w:pPr>
+    </w:p>
+    <w:p>
+      <w:pPr>
+        <w:spacing w:before="0" w:line="240" w:lineRule="auto"/>
+        <w:jc w:val="center"/>
+        <w:rPr>
+          <w:b/>
+          <w:bCs/>
+          <w:sz w:val="32"/>
+          <w:szCs w:val="32"/>
+          <w:u w:val="single"/>
+        </w:rPr>
+      </w:pPr>
+    </w:p>
+    <w:p>
+      <w:pPr>
+        <w:spacing w:before="0" w:line="240" w:lineRule="auto"/>
+        <w:jc w:val="center"/>
+        <w:rPr>
+          <w:b/>
+          <w:bCs/>
+          <w:sz w:val="32"/>
+          <w:szCs w:val="32"/>
+          <w:u w:val="single"/>
+        </w:rPr>
+      </w:pPr>
+    </w:p>
+    <w:p>
+      <w:pPr>
+        <w:spacing w:before="0" w:line="240" w:lineRule="auto"/>
+        <w:jc w:val="center"/>
+        <w:rPr>
+          <w:b/>
+          <w:bCs/>
+          <w:sz w:val="32"/>
+          <w:szCs w:val="32"/>
+          <w:u w:val="single"/>
+        </w:rPr>
+      </w:pPr>
+    </w:p>
+    <w:p>
+      <w:pPr>
+        <w:spacing w:before="0" w:line="240" w:lineRule="auto"/>
+        <w:jc w:val="center"/>
+        <w:rPr>
+          <w:b/>
+          <w:bCs/>
+          <w:sz w:val="32"/>
+          <w:szCs w:val="32"/>
+          <w:u w:val="single"/>
+        </w:rPr>
+      </w:pPr>
+    </w:p>
+    <w:p>
+      <w:pPr>
+        <w:spacing w:before="0" w:line="240" w:lineRule="auto"/>
+        <w:jc w:val="center"/>
+        <w:rPr>
+          <w:b/>
+          <w:bCs/>
+          <w:sz w:val="32"/>
+          <w:szCs w:val="32"/>
+          <w:u w:val="single"/>
+        </w:rPr>
+      </w:pPr>
+    </w:p>
+    <w:p>
+      <w:pPr>
+        <w:spacing w:before="0" w:line="240" w:lineRule="auto"/>
+        <w:jc w:val="center"/>
+        <w:rPr>
+          <w:b/>
+          <w:bCs/>
+          <w:sz w:val="32"/>
+          <w:szCs w:val="32"/>
+          <w:u w:val="single"/>
         </w:rPr>
       </w:pPr>
     </w:p>
